--- a/zht/docx/047.content.docx
+++ b/zht/docx/047.content.docx
@@ -149,27 +149,7 @@
         <w:rPr>
           <w:lang w:val="zh_TW" w:bidi="zh_TW"/>
         </w:rPr>
-        <w:t>he</w:t>
-      </w:r>
-      <w:r>
-        <w:rPr>
-          <w:lang w:val="zh_TW" w:bidi="zh_TW"/>
-        </w:rPr>
-      </w:r>
-    </w:p>
-    <w:p>
-      <w:pPr/>
-      <w:r>
-        <w:rPr>
-          <w:lang w:val="zh_TW" w:bidi="zh_TW"/>
-        </w:rPr>
-      </w:r>
-      <w:r>
-        <w:rPr>
-          <w:i/>
-          <w:lang w:val="zh_TW" w:bidi="zh_TW"/>
-        </w:rPr>
-        <w:t>和撒那</w:t>
+        <w:t>gui</w:t>
       </w:r>
       <w:r>
         <w:rPr>
@@ -232,7 +212,7 @@
         <w:rPr>
           <w:lang w:val="zh_TW" w:bidi="zh_TW"/>
         </w:rPr>
-        <w:t>和撒那</w:t>
+        <w:t>歸信</w:t>
       </w:r>
       <w:r>
         <w:rPr>
@@ -251,25 +231,18 @@
         <w:rPr>
           <w:lang w:val="zh_TW" w:bidi="zh_TW"/>
         </w:rPr>
-        <w:t>希伯來文的意思是「拯救」。它來自</w:t>
-      </w:r>
-      <w:hyperlink r:id="rId13">
-        <w:r>
-          <w:rPr>
-            <w:lang w:val="zh_TW" w:bidi="zh_TW"/>
-          </w:rPr>
-          <w:rPr>
-            <w:color w:val="0000EE"/>
-            <w:u w:val="single"/>
-          </w:rPr>
-          <w:t>詩篇一一八篇25節</w:t>
-        </w:r>
-      </w:hyperlink>
-      <w:r>
-        <w:rPr>
-          <w:lang w:val="zh_TW" w:bidi="zh_TW"/>
-        </w:rPr>
-        <w:t>：「耶和華啊，求你拯救！」</w:t>
+        <w:t>一個人在生活和思想上的徹底改變。對基督徒來說，這意味著從忽視神的生活方式轉變為順服基督的生活方式。歸信是悔改的結果。</w:t>
+      </w:r>
+    </w:p>
+    <w:p>
+      <w:pPr>
+        <w:pStyle w:val="Heading3"/>
+      </w:pPr>
+      <w:r>
+        <w:rPr>
+          <w:lang w:val="zh_TW" w:bidi="zh_TW"/>
+        </w:rPr>
+        <w:t>舊約中的歸信</w:t>
       </w:r>
     </w:p>
     <w:p>
@@ -279,6 +252,30 @@
           <w:lang w:val="zh_TW" w:bidi="zh_TW"/>
         </w:rPr>
       </w:r>
+      <w:r>
+        <w:rPr>
+          <w:lang w:val="zh_TW" w:bidi="zh_TW"/>
+        </w:rPr>
+        <w:t>在舊約中，歸信基本上是從以前的生活方式，轉向或歸回以色列的神耶和華。以色列經常需要歸回他們的神（</w:t>
+      </w:r>
+      <w:hyperlink r:id="rId13">
+        <w:r>
+          <w:rPr>
+            <w:lang w:val="zh_TW" w:bidi="zh_TW"/>
+          </w:rPr>
+          <w:rPr>
+            <w:color w:val="0000EE"/>
+            <w:u w:val="single"/>
+          </w:rPr>
+          <w:t>申4:30</w:t>
+        </w:r>
+      </w:hyperlink>
+      <w:r>
+        <w:rPr>
+          <w:lang w:val="zh_TW" w:bidi="zh_TW"/>
+        </w:rPr>
+        <w:t>），無論是個人（</w:t>
+      </w:r>
       <w:hyperlink r:id="rId14">
         <w:r>
           <w:rPr>
@@ -288,32 +285,14 @@
             <w:color w:val="0000EE"/>
             <w:u w:val="single"/>
           </w:rPr>
-          <w:t>詩篇一一八篇</w:t>
-        </w:r>
-      </w:hyperlink>
-      <w:r>
-        <w:rPr>
-          <w:lang w:val="zh_TW" w:bidi="zh_TW"/>
-        </w:rPr>
-        <w:t>是一首表達信靠耶和華幫助的詩歌。當人需要神的幫助時，就會這樣說。整首詩篇是「讚美詩」（Hallel）的一部分，是猶太人在重要節日中吟唱的詩歌。第</w:t>
-      </w:r>
-      <w:hyperlink r:id="rId13">
-        <w:r>
-          <w:rPr>
-            <w:lang w:val="zh_TW" w:bidi="zh_TW"/>
-          </w:rPr>
-          <w:rPr>
-            <w:color w:val="0000EE"/>
-            <w:u w:val="single"/>
-          </w:rPr>
-          <w:t>25</w:t>
-        </w:r>
-      </w:hyperlink>
-      <w:r>
-        <w:rPr>
-          <w:lang w:val="zh_TW" w:bidi="zh_TW"/>
-        </w:rPr>
-        <w:t>節在住棚節中被使用，當經文被誦讀時，人們會揮動番石榴樹、柳樹和棕樹的枝條。此外，在其它慶典中，人們也可能以揮動枝條的方式來表達喜樂。例如，在</w:t>
+          <w:t>詩51篇</w:t>
+        </w:r>
+      </w:hyperlink>
+      <w:r>
+        <w:rPr>
+          <w:lang w:val="zh_TW" w:bidi="zh_TW"/>
+        </w:rPr>
+        <w:t>）還是整個民族（</w:t>
       </w:r>
       <w:hyperlink r:id="rId15">
         <w:r>
@@ -324,14 +303,187 @@
             <w:color w:val="0000EE"/>
             <w:u w:val="single"/>
           </w:rPr>
-          <w:t>馬加比二書十章6至7節</w:t>
-        </w:r>
-      </w:hyperlink>
-      <w:r>
-        <w:rPr>
-          <w:lang w:val="zh_TW" w:bidi="zh_TW"/>
-        </w:rPr>
-        <w:t>記載中，人們在為了使聖殿恢復聖潔而舉行的儀式上，也揮動枝條。</w:t>
+          <w:t>耶4:1</w:t>
+        </w:r>
+      </w:hyperlink>
+      <w:r>
+        <w:rPr>
+          <w:lang w:val="zh_TW" w:bidi="zh_TW"/>
+        </w:rPr>
+        <w:t>）。其它列國需要初次轉向神（</w:t>
+      </w:r>
+      <w:hyperlink r:id="rId16">
+        <w:r>
+          <w:rPr>
+            <w:lang w:val="zh_TW" w:bidi="zh_TW"/>
+          </w:rPr>
+          <w:rPr>
+            <w:color w:val="0000EE"/>
+            <w:u w:val="single"/>
+          </w:rPr>
+          <w:t>詩22:27</w:t>
+        </w:r>
+      </w:hyperlink>
+      <w:r>
+        <w:rPr>
+          <w:lang w:val="zh_TW" w:bidi="zh_TW"/>
+        </w:rPr>
+        <w:t>）。其特徵是遠離邪惡的行為（</w:t>
+      </w:r>
+      <w:hyperlink r:id="rId17">
+        <w:r>
+          <w:rPr>
+            <w:lang w:val="zh_TW" w:bidi="zh_TW"/>
+          </w:rPr>
+          <w:rPr>
+            <w:color w:val="0000EE"/>
+            <w:u w:val="single"/>
+          </w:rPr>
+          <w:t>耶26:3</w:t>
+        </w:r>
+      </w:hyperlink>
+      <w:r>
+        <w:rPr>
+          <w:lang w:val="zh_TW" w:bidi="zh_TW"/>
+        </w:rPr>
+        <w:t>，</w:t>
+      </w:r>
+      <w:hyperlink r:id="rId18">
+        <w:r>
+          <w:rPr>
+            <w:lang w:val="zh_TW" w:bidi="zh_TW"/>
+          </w:rPr>
+          <w:rPr>
+            <w:color w:val="0000EE"/>
+            <w:u w:val="single"/>
+          </w:rPr>
+          <w:t>36:3</w:t>
+        </w:r>
+      </w:hyperlink>
+      <w:r>
+        <w:rPr>
+          <w:lang w:val="zh_TW" w:bidi="zh_TW"/>
+        </w:rPr>
+        <w:t>；</w:t>
+      </w:r>
+      <w:hyperlink r:id="rId19">
+        <w:r>
+          <w:rPr>
+            <w:lang w:val="zh_TW" w:bidi="zh_TW"/>
+          </w:rPr>
+          <w:rPr>
+            <w:color w:val="0000EE"/>
+            <w:u w:val="single"/>
+          </w:rPr>
+          <w:t>結18:21、27</w:t>
+        </w:r>
+      </w:hyperlink>
+      <w:r>
+        <w:rPr>
+          <w:lang w:val="zh_TW" w:bidi="zh_TW"/>
+        </w:rPr>
+        <w:t>，</w:t>
+      </w:r>
+      <w:hyperlink r:id="rId20">
+        <w:r>
+          <w:rPr>
+            <w:lang w:val="zh_TW" w:bidi="zh_TW"/>
+          </w:rPr>
+          <w:rPr>
+            <w:color w:val="0000EE"/>
+            <w:u w:val="single"/>
+          </w:rPr>
+          <w:t>33:9、11</w:t>
+        </w:r>
+      </w:hyperlink>
+      <w:r>
+        <w:rPr>
+          <w:lang w:val="zh_TW" w:bidi="zh_TW"/>
+        </w:rPr>
+        <w:t>）。歸信是從對神不忠的生活轉向對神順服的生活（</w:t>
+      </w:r>
+      <w:hyperlink r:id="rId21">
+        <w:r>
+          <w:rPr>
+            <w:lang w:val="zh_TW" w:bidi="zh_TW"/>
+          </w:rPr>
+          <w:rPr>
+            <w:color w:val="0000EE"/>
+            <w:u w:val="single"/>
+          </w:rPr>
+          <w:t>賽10:20–21</w:t>
+        </w:r>
+      </w:hyperlink>
+      <w:r>
+        <w:rPr>
+          <w:lang w:val="zh_TW" w:bidi="zh_TW"/>
+        </w:rPr>
+        <w:t>，</w:t>
+      </w:r>
+      <w:hyperlink r:id="rId22">
+        <w:r>
+          <w:rPr>
+            <w:lang w:val="zh_TW" w:bidi="zh_TW"/>
+          </w:rPr>
+          <w:rPr>
+            <w:color w:val="0000EE"/>
+            <w:u w:val="single"/>
+          </w:rPr>
+          <w:t>14:2</w:t>
+        </w:r>
+      </w:hyperlink>
+      <w:r>
+        <w:rPr>
+          <w:lang w:val="zh_TW" w:bidi="zh_TW"/>
+        </w:rPr>
+        <w:t>；</w:t>
+      </w:r>
+      <w:hyperlink r:id="rId23">
+        <w:r>
+          <w:rPr>
+            <w:lang w:val="zh_TW" w:bidi="zh_TW"/>
+          </w:rPr>
+          <w:rPr>
+            <w:color w:val="0000EE"/>
+            <w:u w:val="single"/>
+          </w:rPr>
+          <w:t>耶34:15</w:t>
+        </w:r>
+      </w:hyperlink>
+      <w:r>
+        <w:rPr>
+          <w:lang w:val="zh_TW" w:bidi="zh_TW"/>
+        </w:rPr>
+        <w:t>；</w:t>
+      </w:r>
+      <w:hyperlink r:id="rId24">
+        <w:r>
+          <w:rPr>
+            <w:lang w:val="zh_TW" w:bidi="zh_TW"/>
+          </w:rPr>
+          <w:rPr>
+            <w:color w:val="0000EE"/>
+            <w:u w:val="single"/>
+          </w:rPr>
+          <w:t>何14:4</w:t>
+        </w:r>
+      </w:hyperlink>
+      <w:r>
+        <w:rPr>
+          <w:lang w:val="zh_TW" w:bidi="zh_TW"/>
+        </w:rPr>
+        <w:t>）。歸信意味著內心方向的改變，並在生活方式上表現出來。</w:t>
+      </w:r>
+    </w:p>
+    <w:p>
+      <w:pPr>
+        <w:pStyle w:val="Heading3"/>
+      </w:pPr>
+      <w:r>
+        <w:rPr>
+          <w:lang w:val="zh_TW" w:bidi="zh_TW"/>
+        </w:rPr>
+        <w:t>新約中的歸信</w:t>
       </w:r>
     </w:p>
     <w:p>
@@ -345,67 +497,187 @@
         <w:rPr>
           <w:lang w:val="zh_TW" w:bidi="zh_TW"/>
         </w:rPr>
-        <w:t>當耶穌進入耶路撒冷時，群眾高喊「和散那」（</w:t>
-      </w:r>
-      <w:hyperlink r:id="rId16">
-        <w:r>
-          <w:rPr>
-            <w:lang w:val="zh_TW" w:bidi="zh_TW"/>
-          </w:rPr>
-          <w:rPr>
-            <w:color w:val="0000EE"/>
-            <w:u w:val="single"/>
-          </w:rPr>
-          <w:t>太21:9；</w:t>
-        </w:r>
-      </w:hyperlink>
-      <w:hyperlink r:id="rId17">
-        <w:r>
-          <w:rPr>
-            <w:lang w:val="zh_TW" w:bidi="zh_TW"/>
-          </w:rPr>
-          <w:rPr>
-            <w:color w:val="0000EE"/>
-            <w:u w:val="single"/>
-          </w:rPr>
-          <w:t>可11:9–10；</w:t>
-        </w:r>
-      </w:hyperlink>
-      <w:hyperlink r:id="rId18">
-        <w:r>
-          <w:rPr>
-            <w:lang w:val="zh_TW" w:bidi="zh_TW"/>
-          </w:rPr>
-          <w:rPr>
-            <w:color w:val="0000EE"/>
-            <w:u w:val="single"/>
-          </w:rPr>
-          <w:t>約12:13</w:t>
-        </w:r>
-      </w:hyperlink>
-      <w:r>
-        <w:rPr>
-          <w:lang w:val="zh_TW" w:bidi="zh_TW"/>
-        </w:rPr>
-        <w:t>）。然後他們說：「奉耶和華名來的是應當稱頌的！」（</w:t>
-      </w:r>
-      <w:hyperlink r:id="rId19">
-        <w:r>
-          <w:rPr>
-            <w:lang w:val="zh_TW" w:bidi="zh_TW"/>
-          </w:rPr>
-          <w:rPr>
-            <w:color w:val="0000EE"/>
-            <w:u w:val="single"/>
-          </w:rPr>
-          <w:t>詩118:26</w:t>
-        </w:r>
-      </w:hyperlink>
-      <w:r>
-        <w:rPr>
-          <w:lang w:val="zh_TW" w:bidi="zh_TW"/>
-        </w:rPr>
-        <w:t>）。這表明群眾正在迎接耶穌為彌賽亞（神所揀選的救主）。</w:t>
+        <w:t>在新約中，施洗約翰首先呼籲歸信（</w:t>
+      </w:r>
+      <w:hyperlink r:id="rId25">
+        <w:r>
+          <w:rPr>
+            <w:lang w:val="zh_TW" w:bidi="zh_TW"/>
+          </w:rPr>
+          <w:rPr>
+            <w:color w:val="0000EE"/>
+            <w:u w:val="single"/>
+          </w:rPr>
+          <w:t>太3:2</w:t>
+        </w:r>
+      </w:hyperlink>
+      <w:r>
+        <w:rPr>
+          <w:lang w:val="zh_TW" w:bidi="zh_TW"/>
+        </w:rPr>
+        <w:t>；</w:t>
+      </w:r>
+      <w:hyperlink r:id="rId26">
+        <w:r>
+          <w:rPr>
+            <w:lang w:val="zh_TW" w:bidi="zh_TW"/>
+          </w:rPr>
+          <w:rPr>
+            <w:color w:val="0000EE"/>
+            <w:u w:val="single"/>
+          </w:rPr>
+          <w:t>可1:4</w:t>
+        </w:r>
+      </w:hyperlink>
+      <w:r>
+        <w:rPr>
+          <w:lang w:val="zh_TW" w:bidi="zh_TW"/>
+        </w:rPr>
+        <w:t>；</w:t>
+      </w:r>
+      <w:hyperlink r:id="rId27">
+        <w:r>
+          <w:rPr>
+            <w:lang w:val="zh_TW" w:bidi="zh_TW"/>
+          </w:rPr>
+          <w:rPr>
+            <w:color w:val="0000EE"/>
+            <w:u w:val="single"/>
+          </w:rPr>
+          <w:t>路3:3</w:t>
+        </w:r>
+      </w:hyperlink>
+      <w:r>
+        <w:rPr>
+          <w:lang w:val="zh_TW" w:bidi="zh_TW"/>
+        </w:rPr>
+        <w:t>），他發出先知的呼籲，要求人們改變心意（這是此希臘文詞語的根本含義），因為神的國近了。這種生命的改變必須包括行為的改變，以證明其真實性（</w:t>
+      </w:r>
+      <w:hyperlink r:id="rId28">
+        <w:r>
+          <w:rPr>
+            <w:lang w:val="zh_TW" w:bidi="zh_TW"/>
+          </w:rPr>
+          <w:rPr>
+            <w:color w:val="0000EE"/>
+            <w:u w:val="single"/>
+          </w:rPr>
+          <w:t>太3:8</w:t>
+        </w:r>
+      </w:hyperlink>
+      <w:r>
+        <w:rPr>
+          <w:lang w:val="zh_TW" w:bidi="zh_TW"/>
+        </w:rPr>
+        <w:t>；</w:t>
+      </w:r>
+      <w:hyperlink r:id="rId29">
+        <w:r>
+          <w:rPr>
+            <w:lang w:val="zh_TW" w:bidi="zh_TW"/>
+          </w:rPr>
+          <w:rPr>
+            <w:color w:val="0000EE"/>
+            <w:u w:val="single"/>
+          </w:rPr>
+          <w:t>路3:8</w:t>
+        </w:r>
+      </w:hyperlink>
+      <w:r>
+        <w:rPr>
+          <w:lang w:val="zh_TW" w:bidi="zh_TW"/>
+        </w:rPr>
+        <w:t>）。耶穌也傳講同樣的信息（</w:t>
+      </w:r>
+      <w:hyperlink r:id="rId30">
+        <w:r>
+          <w:rPr>
+            <w:lang w:val="zh_TW" w:bidi="zh_TW"/>
+          </w:rPr>
+          <w:rPr>
+            <w:color w:val="0000EE"/>
+            <w:u w:val="single"/>
+          </w:rPr>
+          <w:t>太4:17</w:t>
+        </w:r>
+      </w:hyperlink>
+      <w:r>
+        <w:rPr>
+          <w:lang w:val="zh_TW" w:bidi="zh_TW"/>
+        </w:rPr>
+        <w:t>；</w:t>
+      </w:r>
+      <w:hyperlink r:id="rId31">
+        <w:r>
+          <w:rPr>
+            <w:lang w:val="zh_TW" w:bidi="zh_TW"/>
+          </w:rPr>
+          <w:rPr>
+            <w:color w:val="0000EE"/>
+            <w:u w:val="single"/>
+          </w:rPr>
+          <w:t>可1:15</w:t>
+        </w:r>
+      </w:hyperlink>
+      <w:r>
+        <w:rPr>
+          <w:lang w:val="zh_TW" w:bidi="zh_TW"/>
+        </w:rPr>
+        <w:t>）。祂還說，由於神的國度已經在祂身上到來，順服祂是歸信好消息的一部分。然而，這也可能是壞消息，因為如果不做出這種徹底的改變，就會被定罪（</w:t>
+      </w:r>
+      <w:hyperlink r:id="rId32">
+        <w:r>
+          <w:rPr>
+            <w:lang w:val="zh_TW" w:bidi="zh_TW"/>
+          </w:rPr>
+          <w:rPr>
+            <w:color w:val="0000EE"/>
+            <w:u w:val="single"/>
+          </w:rPr>
+          <w:t>太11:20</w:t>
+        </w:r>
+      </w:hyperlink>
+      <w:r>
+        <w:rPr>
+          <w:lang w:val="zh_TW" w:bidi="zh_TW"/>
+        </w:rPr>
+        <w:t>；</w:t>
+      </w:r>
+      <w:hyperlink r:id="rId33">
+        <w:r>
+          <w:rPr>
+            <w:lang w:val="zh_TW" w:bidi="zh_TW"/>
+          </w:rPr>
+          <w:rPr>
+            <w:color w:val="0000EE"/>
+            <w:u w:val="single"/>
+          </w:rPr>
+          <w:t>路13:3–5</w:t>
+        </w:r>
+      </w:hyperlink>
+      <w:r>
+        <w:rPr>
+          <w:lang w:val="zh_TW" w:bidi="zh_TW"/>
+        </w:rPr>
+        <w:t>）。歸信是徹底的，但也是簡單的。它要求我們像小孩子一樣全然委身，而不是像成人的算計和自我保護（</w:t>
+      </w:r>
+      <w:hyperlink r:id="rId34">
+        <w:r>
+          <w:rPr>
+            <w:lang w:val="zh_TW" w:bidi="zh_TW"/>
+          </w:rPr>
+          <w:rPr>
+            <w:color w:val="0000EE"/>
+            <w:u w:val="single"/>
+          </w:rPr>
+          <w:t>太18:3</w:t>
+        </w:r>
+      </w:hyperlink>
+      <w:r>
+        <w:rPr>
+          <w:lang w:val="zh_TW" w:bidi="zh_TW"/>
+        </w:rPr>
+        <w:t>）。成人謹慎、自我保護的態度，與孩子的簡單、真誠信任和開放的態度，形成對比。</w:t>
       </w:r>
     </w:p>
     <w:p>
@@ -419,7 +691,169 @@
         <w:rPr>
           <w:lang w:val="zh_TW" w:bidi="zh_TW"/>
         </w:rPr>
-        <w:t>在耶穌之前，人們就已認為「奉耶和華名來的是應當稱頌的」這句話指向彌賽亞。也可能「和散那」一詞本身就帶有關於彌賽亞的含義。</w:t>
+        <w:t>除了四福音書和使徒行傳，歸信在新約中並不常見。當它在使徒行傳中使用時，歸信</w:t>
+      </w:r>
+    </w:p>
+    <w:p>
+      <w:pPr>
+        <w:pStyle w:val="ListBullet"/>
+        <w:spacing w:line="240" w:lineRule="auto"/>
+        <w:ind w:left="720"/>
+      </w:pPr>
+      <w:r>
+        <w:rPr>
+          <w:lang w:val="zh_TW" w:bidi="zh_TW"/>
+        </w:rPr>
+      </w:r>
+      <w:r>
+        <w:rPr>
+          <w:lang w:val="zh_TW" w:bidi="zh_TW"/>
+        </w:rPr>
+        <w:t>構成福音講道中最重要的部分——形成委身的呼召（</w:t>
+      </w:r>
+      <w:hyperlink r:id="rId35">
+        <w:r>
+          <w:rPr>
+            <w:lang w:val="zh_TW" w:bidi="zh_TW"/>
+          </w:rPr>
+          <w:rPr>
+            <w:color w:val="0000EE"/>
+            <w:u w:val="single"/>
+          </w:rPr>
+          <w:t>2:38</w:t>
+        </w:r>
+      </w:hyperlink>
+      <w:r>
+        <w:rPr>
+          <w:lang w:val="zh_TW" w:bidi="zh_TW"/>
+        </w:rPr>
+        <w:t>，</w:t>
+      </w:r>
+      <w:hyperlink r:id="rId36">
+        <w:r>
+          <w:rPr>
+            <w:lang w:val="zh_TW" w:bidi="zh_TW"/>
+          </w:rPr>
+          <w:rPr>
+            <w:color w:val="0000EE"/>
+            <w:u w:val="single"/>
+          </w:rPr>
+          <w:t>3:19</w:t>
+        </w:r>
+      </w:hyperlink>
+      <w:r>
+        <w:rPr>
+          <w:lang w:val="zh_TW" w:bidi="zh_TW"/>
+        </w:rPr>
+        <w:t>，</w:t>
+      </w:r>
+      <w:hyperlink r:id="rId37">
+        <w:r>
+          <w:rPr>
+            <w:lang w:val="zh_TW" w:bidi="zh_TW"/>
+          </w:rPr>
+          <w:rPr>
+            <w:color w:val="0000EE"/>
+            <w:u w:val="single"/>
+          </w:rPr>
+          <w:t>8:22</w:t>
+        </w:r>
+      </w:hyperlink>
+      <w:r>
+        <w:rPr>
+          <w:lang w:val="zh_TW" w:bidi="zh_TW"/>
+        </w:rPr>
+        <w:t>），</w:t>
+      </w:r>
+    </w:p>
+    <w:p>
+      <w:pPr>
+        <w:pStyle w:val="ListBullet"/>
+        <w:spacing w:line="240" w:lineRule="auto"/>
+        <w:ind w:left="720"/>
+      </w:pPr>
+      <w:r>
+        <w:rPr>
+          <w:lang w:val="zh_TW" w:bidi="zh_TW"/>
+        </w:rPr>
+      </w:r>
+      <w:r>
+        <w:rPr>
+          <w:lang w:val="zh_TW" w:bidi="zh_TW"/>
+        </w:rPr>
+        <w:t>描述新基督徒對主的委身（</w:t>
+      </w:r>
+      <w:hyperlink r:id="rId38">
+        <w:r>
+          <w:rPr>
+            <w:lang w:val="zh_TW" w:bidi="zh_TW"/>
+          </w:rPr>
+          <w:rPr>
+            <w:color w:val="0000EE"/>
+            <w:u w:val="single"/>
+          </w:rPr>
+          <w:t>9:35</w:t>
+        </w:r>
+      </w:hyperlink>
+      <w:r>
+        <w:rPr>
+          <w:lang w:val="zh_TW" w:bidi="zh_TW"/>
+        </w:rPr>
+        <w:t>，</w:t>
+      </w:r>
+      <w:hyperlink r:id="rId39">
+        <w:r>
+          <w:rPr>
+            <w:lang w:val="zh_TW" w:bidi="zh_TW"/>
+          </w:rPr>
+          <w:rPr>
+            <w:color w:val="0000EE"/>
+            <w:u w:val="single"/>
+          </w:rPr>
+          <w:t>11:21</w:t>
+        </w:r>
+      </w:hyperlink>
+      <w:r>
+        <w:rPr>
+          <w:lang w:val="zh_TW" w:bidi="zh_TW"/>
+        </w:rPr>
+        <w:t>），以及</w:t>
+      </w:r>
+    </w:p>
+    <w:p>
+      <w:pPr>
+        <w:pStyle w:val="ListBullet"/>
+        <w:spacing w:line="240" w:lineRule="auto"/>
+        <w:ind w:left="720"/>
+      </w:pPr>
+      <w:r>
+        <w:rPr>
+          <w:lang w:val="zh_TW" w:bidi="zh_TW"/>
+        </w:rPr>
+      </w:r>
+      <w:r>
+        <w:rPr>
+          <w:lang w:val="zh_TW" w:bidi="zh_TW"/>
+        </w:rPr>
+        <w:t>描繪生命從黑暗轉向光明的改變（</w:t>
+      </w:r>
+      <w:hyperlink r:id="rId40">
+        <w:r>
+          <w:rPr>
+            <w:lang w:val="zh_TW" w:bidi="zh_TW"/>
+          </w:rPr>
+          <w:rPr>
+            <w:color w:val="0000EE"/>
+            <w:u w:val="single"/>
+          </w:rPr>
+          <w:t>26:18–20</w:t>
+        </w:r>
+      </w:hyperlink>
+      <w:r>
+        <w:rPr>
+          <w:lang w:val="zh_TW" w:bidi="zh_TW"/>
+        </w:rPr>
+        <w:t>）。</w:t>
       </w:r>
     </w:p>
     <w:p>
@@ -433,61 +867,151 @@
         <w:rPr>
           <w:lang w:val="zh_TW" w:bidi="zh_TW"/>
         </w:rPr>
-        <w:t>耶穌進入耶路撒冷時，群眾的其他稱呼也支持這一觀點。在</w:t>
-      </w:r>
-      <w:hyperlink r:id="rId16">
-        <w:r>
-          <w:rPr>
-            <w:lang w:val="zh_TW" w:bidi="zh_TW"/>
-          </w:rPr>
-          <w:rPr>
-            <w:color w:val="0000EE"/>
-            <w:u w:val="single"/>
-          </w:rPr>
-          <w:t>馬太福音二十章9節</w:t>
-        </w:r>
-      </w:hyperlink>
-      <w:r>
-        <w:rPr>
-          <w:lang w:val="zh_TW" w:bidi="zh_TW"/>
-        </w:rPr>
-        <w:t>中，耶穌被稱為「大衛的子孫」；在</w:t>
-      </w:r>
-      <w:hyperlink r:id="rId20">
-        <w:r>
-          <w:rPr>
-            <w:lang w:val="zh_TW" w:bidi="zh_TW"/>
-          </w:rPr>
-          <w:rPr>
-            <w:color w:val="0000EE"/>
-            <w:u w:val="single"/>
-          </w:rPr>
-          <w:t>馬可福音十一章10節</w:t>
-        </w:r>
-      </w:hyperlink>
-      <w:r>
-        <w:rPr>
-          <w:lang w:val="zh_TW" w:bidi="zh_TW"/>
-        </w:rPr>
-        <w:t>中，提到了「我祖大衛之國」。在</w:t>
-      </w:r>
-      <w:hyperlink r:id="rId18">
-        <w:r>
-          <w:rPr>
-            <w:lang w:val="zh_TW" w:bidi="zh_TW"/>
-          </w:rPr>
-          <w:rPr>
-            <w:color w:val="0000EE"/>
-            <w:u w:val="single"/>
-          </w:rPr>
-          <w:t>約翰福音十二章13節</w:t>
-        </w:r>
-      </w:hyperlink>
-      <w:r>
-        <w:rPr>
-          <w:lang w:val="zh_TW" w:bidi="zh_TW"/>
-        </w:rPr>
-        <w:t>中，耶穌被稱為「以色列王」。這些稱呼都表明群眾相信耶穌是彌賽亞。</w:t>
+        <w:t>在提到歸信時，後來的福音書作者則</w:t>
+      </w:r>
+    </w:p>
+    <w:p>
+      <w:pPr>
+        <w:pStyle w:val="ListBullet"/>
+        <w:spacing w:line="240" w:lineRule="auto"/>
+        <w:ind w:left="720"/>
+      </w:pPr>
+      <w:r>
+        <w:rPr>
+          <w:lang w:val="zh_TW" w:bidi="zh_TW"/>
+        </w:rPr>
+      </w:r>
+      <w:r>
+        <w:rPr>
+          <w:lang w:val="zh_TW" w:bidi="zh_TW"/>
+        </w:rPr>
+        <w:t>回顧歸信經歷（</w:t>
+      </w:r>
+      <w:hyperlink r:id="rId41">
+        <w:r>
+          <w:rPr>
+            <w:lang w:val="zh_TW" w:bidi="zh_TW"/>
+          </w:rPr>
+          <w:rPr>
+            <w:color w:val="0000EE"/>
+            <w:u w:val="single"/>
+          </w:rPr>
+          <w:t>林書3:16</w:t>
+        </w:r>
+      </w:hyperlink>
+      <w:r>
+        <w:rPr>
+          <w:lang w:val="zh_TW" w:bidi="zh_TW"/>
+        </w:rPr>
+        <w:t>），</w:t>
+      </w:r>
+    </w:p>
+    <w:p>
+      <w:pPr>
+        <w:pStyle w:val="ListBullet"/>
+        <w:spacing w:line="240" w:lineRule="auto"/>
+        <w:ind w:left="720"/>
+      </w:pPr>
+      <w:r>
+        <w:rPr>
+          <w:lang w:val="zh_TW" w:bidi="zh_TW"/>
+        </w:rPr>
+      </w:r>
+      <w:r>
+        <w:rPr>
+          <w:lang w:val="zh_TW" w:bidi="zh_TW"/>
+        </w:rPr>
+        <w:t>擔心基督徒轉向異教或猶太教（</w:t>
+      </w:r>
+      <w:hyperlink r:id="rId42">
+        <w:r>
+          <w:rPr>
+            <w:lang w:val="zh_TW" w:bidi="zh_TW"/>
+          </w:rPr>
+          <w:rPr>
+            <w:color w:val="0000EE"/>
+            <w:u w:val="single"/>
+          </w:rPr>
+          <w:t>加4:9</w:t>
+        </w:r>
+      </w:hyperlink>
+      <w:r>
+        <w:rPr>
+          <w:lang w:val="zh_TW" w:bidi="zh_TW"/>
+        </w:rPr>
+        <w:t>），以及</w:t>
+      </w:r>
+    </w:p>
+    <w:p>
+      <w:pPr>
+        <w:pStyle w:val="ListBullet"/>
+        <w:spacing w:line="240" w:lineRule="auto"/>
+        <w:ind w:left="720"/>
+      </w:pPr>
+      <w:r>
+        <w:rPr>
+          <w:lang w:val="zh_TW" w:bidi="zh_TW"/>
+        </w:rPr>
+      </w:r>
+      <w:r>
+        <w:rPr>
+          <w:lang w:val="zh_TW" w:bidi="zh_TW"/>
+        </w:rPr>
+        <w:t>呼籲那些離開信仰並面臨審判危險的基督徒，重新歸信（</w:t>
+      </w:r>
+      <w:hyperlink r:id="rId43">
+        <w:r>
+          <w:rPr>
+            <w:lang w:val="zh_TW" w:bidi="zh_TW"/>
+          </w:rPr>
+          <w:rPr>
+            <w:color w:val="0000EE"/>
+            <w:u w:val="single"/>
+          </w:rPr>
+          <w:t>雅5:19–20</w:t>
+        </w:r>
+      </w:hyperlink>
+      <w:r>
+        <w:rPr>
+          <w:lang w:val="zh_TW" w:bidi="zh_TW"/>
+        </w:rPr>
+        <w:t>；</w:t>
+      </w:r>
+      <w:hyperlink r:id="rId44">
+        <w:r>
+          <w:rPr>
+            <w:lang w:val="zh_TW" w:bidi="zh_TW"/>
+          </w:rPr>
+          <w:rPr>
+            <w:color w:val="0000EE"/>
+            <w:u w:val="single"/>
+          </w:rPr>
+          <w:t>啟2:5、16、22</w:t>
+        </w:r>
+      </w:hyperlink>
+      <w:r>
+        <w:rPr>
+          <w:lang w:val="zh_TW" w:bidi="zh_TW"/>
+        </w:rPr>
+        <w:t>，</w:t>
+      </w:r>
+      <w:hyperlink r:id="rId45">
+        <w:r>
+          <w:rPr>
+            <w:lang w:val="zh_TW" w:bidi="zh_TW"/>
+          </w:rPr>
+          <w:rPr>
+            <w:color w:val="0000EE"/>
+            <w:u w:val="single"/>
+          </w:rPr>
+          <w:t>3:19</w:t>
+        </w:r>
+      </w:hyperlink>
+      <w:r>
+        <w:rPr>
+          <w:lang w:val="zh_TW" w:bidi="zh_TW"/>
+        </w:rPr>
+        <w:t>）。</w:t>
       </w:r>
     </w:p>
     <w:p>
@@ -501,7 +1025,289 @@
         <w:rPr>
           <w:lang w:val="zh_TW" w:bidi="zh_TW"/>
         </w:rPr>
-        <w:t>當群眾高喊「和散那」時，我們不必認為他們是在期待脫離羅馬的統治。他們可能並不清楚耶穌會如何拯救他們。我們所能確定的是，他們相信耶穌是神所差派來拯救他們的。如果這種讚美中沒有耶穌認為是正確敬拜的元素，祂大概也不會接受。直到耶穌死而復活後，人們才真正明白耶穌作為彌賽亞的真意。</w:t>
+        <w:t>正如舊約以及約翰和耶穌的宣講，歸信包含三個要素。</w:t>
+      </w:r>
+    </w:p>
+    <w:p>
+      <w:pPr>
+        <w:pStyle w:val="ListNumber"/>
+        <w:numPr>
+          <w:ilvl w:val="0"/>
+          <w:numId w:val="14"/>
+        </w:numPr>
+        <w:spacing w:line="240" w:lineRule="auto"/>
+        <w:ind w:left="720"/>
+      </w:pPr>
+      <w:r>
+        <w:rPr>
+          <w:lang w:val="zh_TW" w:bidi="zh_TW"/>
+        </w:rPr>
+      </w:r>
+      <w:r>
+        <w:rPr>
+          <w:lang w:val="zh_TW" w:bidi="zh_TW"/>
+        </w:rPr>
+        <w:t>歸信是</w:t>
+      </w:r>
+      <w:r>
+        <w:rPr>
+          <w:i/>
+          <w:lang w:val="zh_TW" w:bidi="zh_TW"/>
+        </w:rPr>
+        <w:t>從</w:t>
+      </w:r>
+      <w:r>
+        <w:rPr>
+          <w:lang w:val="zh_TW" w:bidi="zh_TW"/>
+        </w:rPr>
+        <w:t>某些事物中轉離，包括具體的罪、假神或僅僅是為自己而活的生活（</w:t>
+      </w:r>
+      <w:hyperlink r:id="rId46">
+        <w:r>
+          <w:rPr>
+            <w:lang w:val="zh_TW" w:bidi="zh_TW"/>
+          </w:rPr>
+          <w:rPr>
+            <w:color w:val="0000EE"/>
+            <w:u w:val="single"/>
+          </w:rPr>
+          <w:t>帖前1:9</w:t>
+        </w:r>
+      </w:hyperlink>
+      <w:r>
+        <w:rPr>
+          <w:lang w:val="zh_TW" w:bidi="zh_TW"/>
+        </w:rPr>
+        <w:t>；</w:t>
+      </w:r>
+      <w:hyperlink r:id="rId47">
+        <w:r>
+          <w:rPr>
+            <w:lang w:val="zh_TW" w:bidi="zh_TW"/>
+          </w:rPr>
+          <w:rPr>
+            <w:color w:val="0000EE"/>
+            <w:u w:val="single"/>
+          </w:rPr>
+          <w:t>啟9:20–21</w:t>
+        </w:r>
+      </w:hyperlink>
+      <w:r>
+        <w:rPr>
+          <w:lang w:val="zh_TW" w:bidi="zh_TW"/>
+        </w:rPr>
+        <w:t>，</w:t>
+      </w:r>
+      <w:hyperlink r:id="rId48">
+        <w:r>
+          <w:rPr>
+            <w:lang w:val="zh_TW" w:bidi="zh_TW"/>
+          </w:rPr>
+          <w:rPr>
+            <w:color w:val="0000EE"/>
+            <w:u w:val="single"/>
+          </w:rPr>
+          <w:t>16:11</w:t>
+        </w:r>
+      </w:hyperlink>
+      <w:r>
+        <w:rPr>
+          <w:lang w:val="zh_TW" w:bidi="zh_TW"/>
+        </w:rPr>
+        <w:t>）。</w:t>
+      </w:r>
+    </w:p>
+    <w:p>
+      <w:pPr>
+        <w:pStyle w:val="ListNumber"/>
+        <w:spacing w:line="240" w:lineRule="auto"/>
+        <w:ind w:left="720"/>
+      </w:pPr>
+      <w:r>
+        <w:rPr>
+          <w:lang w:val="zh_TW" w:bidi="zh_TW"/>
+        </w:rPr>
+      </w:r>
+      <w:r>
+        <w:rPr>
+          <w:lang w:val="zh_TW" w:bidi="zh_TW"/>
+        </w:rPr>
+        <w:t>歸信是神的旨意，也是祂在世界上恩典工作的結果（</w:t>
+      </w:r>
+      <w:hyperlink r:id="rId49">
+        <w:r>
+          <w:rPr>
+            <w:lang w:val="zh_TW" w:bidi="zh_TW"/>
+          </w:rPr>
+          <w:rPr>
+            <w:color w:val="0000EE"/>
+            <w:u w:val="single"/>
+          </w:rPr>
+          <w:t>徒11:18</w:t>
+        </w:r>
+      </w:hyperlink>
+      <w:r>
+        <w:rPr>
+          <w:lang w:val="zh_TW" w:bidi="zh_TW"/>
+        </w:rPr>
+        <w:t>；</w:t>
+      </w:r>
+      <w:hyperlink r:id="rId50">
+        <w:r>
+          <w:rPr>
+            <w:lang w:val="zh_TW" w:bidi="zh_TW"/>
+          </w:rPr>
+          <w:rPr>
+            <w:color w:val="0000EE"/>
+            <w:u w:val="single"/>
+          </w:rPr>
+          <w:t>羅2:4</w:t>
+        </w:r>
+      </w:hyperlink>
+      <w:r>
+        <w:rPr>
+          <w:lang w:val="zh_TW" w:bidi="zh_TW"/>
+        </w:rPr>
+        <w:t>；</w:t>
+      </w:r>
+      <w:hyperlink r:id="rId51">
+        <w:r>
+          <w:rPr>
+            <w:lang w:val="zh_TW" w:bidi="zh_TW"/>
+          </w:rPr>
+          <w:rPr>
+            <w:color w:val="0000EE"/>
+            <w:u w:val="single"/>
+          </w:rPr>
+          <w:t>林後7:10</w:t>
+        </w:r>
+      </w:hyperlink>
+      <w:r>
+        <w:rPr>
+          <w:lang w:val="zh_TW" w:bidi="zh_TW"/>
+        </w:rPr>
+        <w:t>；</w:t>
+      </w:r>
+      <w:hyperlink r:id="rId52">
+        <w:r>
+          <w:rPr>
+            <w:lang w:val="zh_TW" w:bidi="zh_TW"/>
+          </w:rPr>
+          <w:rPr>
+            <w:color w:val="0000EE"/>
+            <w:u w:val="single"/>
+          </w:rPr>
+          <w:t>提後2:25</w:t>
+        </w:r>
+      </w:hyperlink>
+      <w:r>
+        <w:rPr>
+          <w:lang w:val="zh_TW" w:bidi="zh_TW"/>
+        </w:rPr>
+        <w:t>；</w:t>
+      </w:r>
+      <w:hyperlink r:id="rId53">
+        <w:r>
+          <w:rPr>
+            <w:lang w:val="zh_TW" w:bidi="zh_TW"/>
+          </w:rPr>
+          <w:rPr>
+            <w:color w:val="0000EE"/>
+            <w:u w:val="single"/>
+          </w:rPr>
+          <w:t>彼後3:9</w:t>
+        </w:r>
+      </w:hyperlink>
+      <w:r>
+        <w:rPr>
+          <w:lang w:val="zh_TW" w:bidi="zh_TW"/>
+        </w:rPr>
+        <w:t>）。</w:t>
+      </w:r>
+    </w:p>
+    <w:p>
+      <w:pPr>
+        <w:pStyle w:val="ListNumber"/>
+        <w:spacing w:line="240" w:lineRule="auto"/>
+        <w:ind w:left="720"/>
+      </w:pPr>
+      <w:r>
+        <w:rPr>
+          <w:lang w:val="zh_TW" w:bidi="zh_TW"/>
+        </w:rPr>
+      </w:r>
+      <w:r>
+        <w:rPr>
+          <w:lang w:val="zh_TW" w:bidi="zh_TW"/>
+        </w:rPr>
+        <w:t>歸信是轉</w:t>
+      </w:r>
+      <w:r>
+        <w:rPr>
+          <w:i/>
+          <w:lang w:val="zh_TW" w:bidi="zh_TW"/>
+        </w:rPr>
+        <w:t>向</w:t>
+      </w:r>
+      <w:r>
+        <w:rPr>
+          <w:lang w:val="zh_TW" w:bidi="zh_TW"/>
+        </w:rPr>
+        <w:t>某人，即將整個生命委身給神，歸向耶穌基督（</w:t>
+      </w:r>
+      <w:hyperlink r:id="rId54">
+        <w:r>
+          <w:rPr>
+            <w:lang w:val="zh_TW" w:bidi="zh_TW"/>
+          </w:rPr>
+          <w:rPr>
+            <w:color w:val="0000EE"/>
+            <w:u w:val="single"/>
+          </w:rPr>
+          <w:t>徒14:15</w:t>
+        </w:r>
+      </w:hyperlink>
+      <w:r>
+        <w:rPr>
+          <w:lang w:val="zh_TW" w:bidi="zh_TW"/>
+        </w:rPr>
+        <w:t>；</w:t>
+      </w:r>
+      <w:hyperlink r:id="rId46">
+        <w:r>
+          <w:rPr>
+            <w:lang w:val="zh_TW" w:bidi="zh_TW"/>
+          </w:rPr>
+          <w:rPr>
+            <w:color w:val="0000EE"/>
+            <w:u w:val="single"/>
+          </w:rPr>
+          <w:t>帖前1:9</w:t>
+        </w:r>
+      </w:hyperlink>
+      <w:r>
+        <w:rPr>
+          <w:lang w:val="zh_TW" w:bidi="zh_TW"/>
+        </w:rPr>
+        <w:t>；</w:t>
+      </w:r>
+      <w:hyperlink r:id="rId55">
+        <w:r>
+          <w:rPr>
+            <w:lang w:val="zh_TW" w:bidi="zh_TW"/>
+          </w:rPr>
+          <w:rPr>
+            <w:color w:val="0000EE"/>
+            <w:u w:val="single"/>
+          </w:rPr>
+          <w:t>彼前2:25</w:t>
+        </w:r>
+      </w:hyperlink>
+      <w:r>
+        <w:rPr>
+          <w:lang w:val="zh_TW" w:bidi="zh_TW"/>
+        </w:rPr>
+        <w:t>）。</w:t>
       </w:r>
     </w:p>
     <w:p>
@@ -513,6 +1319,20 @@
       </w:r>
       <w:r>
         <w:rPr>
+          <w:lang w:val="zh_TW" w:bidi="zh_TW"/>
+        </w:rPr>
+        <w:t>因此，無論是卓越的還是不起眼的，瞬間的還是逐漸的，情緒激動的還是平靜的，這是一個徹底的重新定位，是個人將他或她的全部忠誠，徹底轉移到神身上的改變。</w:t>
+      </w:r>
+    </w:p>
+    <w:p>
+      <w:pPr/>
+      <w:r>
+        <w:rPr>
+          <w:lang w:val="zh_TW" w:bidi="zh_TW"/>
+        </w:rPr>
+      </w:r>
+      <w:r>
+        <w:rPr>
           <w:i/>
           <w:lang w:val="zh_TW" w:bidi="zh_TW"/>
         </w:rPr>
@@ -528,19 +1348,958 @@
         <w:rPr>
           <w:lang w:val="zh_TW" w:bidi="zh_TW"/>
         </w:rPr>
-        <w:t>讚美詩；</w:t>
-      </w:r>
-      <w:r>
-        <w:rPr>
-          <w:lang w:val="zh_TW" w:bidi="zh_TW"/>
-        </w:rPr>
-        <w:t>哈利路亞；</w:t>
-      </w:r>
-      <w:r>
-        <w:rPr>
-          <w:lang w:val="zh_TW" w:bidi="zh_TW"/>
-        </w:rPr>
-        <w:t>彌賽亞</w:t>
+        <w:t>信心</w:t>
+      </w:r>
+      <w:r>
+        <w:rPr>
+          <w:lang w:val="zh_TW" w:bidi="zh_TW"/>
+        </w:rPr>
+        <w:t>；</w:t>
+      </w:r>
+      <w:r>
+        <w:rPr>
+          <w:lang w:val="zh_TW" w:bidi="zh_TW"/>
+        </w:rPr>
+        <w:t>恩典</w:t>
+      </w:r>
+      <w:r>
+        <w:rPr>
+          <w:lang w:val="zh_TW" w:bidi="zh_TW"/>
+        </w:rPr>
+        <w:t>；</w:t>
+      </w:r>
+      <w:r>
+        <w:rPr>
+          <w:lang w:val="zh_TW" w:bidi="zh_TW"/>
+        </w:rPr>
+        <w:t>稱義，被稱義</w:t>
+      </w:r>
+      <w:r>
+        <w:rPr>
+          <w:lang w:val="zh_TW" w:bidi="zh_TW"/>
+        </w:rPr>
+        <w:t>；</w:t>
+      </w:r>
+      <w:r>
+        <w:rPr>
+          <w:lang w:val="zh_TW" w:bidi="zh_TW"/>
+        </w:rPr>
+        <w:t>悔改</w:t>
+      </w:r>
+      <w:r>
+        <w:rPr>
+          <w:lang w:val="zh_TW" w:bidi="zh_TW"/>
+        </w:rPr>
+        <w:t>；</w:t>
+      </w:r>
+      <w:r>
+        <w:rPr>
+          <w:lang w:val="zh_TW" w:bidi="zh_TW"/>
+        </w:rPr>
+        <w:t>成聖</w:t>
+      </w:r>
+      <w:r>
+        <w:rPr>
+          <w:lang w:val="zh_TW" w:bidi="zh_TW"/>
+        </w:rPr>
+        <w:t>。</w:t>
+      </w:r>
+      <w:r>
+        <w:rPr>
+          <w:lang w:val="zh_TW" w:bidi="zh_TW"/>
+        </w:rPr>
+      </w:r>
+      <w:r>
+        <w:rPr>
+          <w:lang w:val="zh_TW" w:bidi="zh_TW"/>
+        </w:rPr>
+      </w:r>
+    </w:p>
+    <w:p>
+      <w:pPr/>
+      <w:r>
+        <w:rPr>
+          <w:lang w:val="zh_TW" w:bidi="zh_TW"/>
+        </w:rPr>
+      </w:r>
+    </w:p>
+    <w:p>
+      <w:pPr>
+        <w:pStyle w:val="Heading2"/>
+      </w:pPr>
+      <w:r>
+        <w:rPr>
+          <w:lang w:val="zh_TW" w:bidi="zh_TW"/>
+        </w:rPr>
+        <w:t>鬼</w:t>
+      </w:r>
+      <w:r>
+        <w:rPr>
+          <w:lang w:val="zh_TW" w:bidi="zh_TW"/>
+        </w:rPr>
+      </w:r>
+    </w:p>
+    <w:p>
+      <w:pPr/>
+      <w:r>
+        <w:rPr>
+          <w:lang w:val="zh_TW" w:bidi="zh_TW"/>
+        </w:rPr>
+      </w:r>
+      <w:r>
+        <w:rPr>
+          <w:lang w:val="zh_TW" w:bidi="zh_TW"/>
+        </w:rPr>
+        <w:t>在撒但的領導下悖逆神的墮落天使。鬼活動（demonism）是指鬼的作為，而鬼論（demonology）是研究鬼及其活動，以了解敵人的策略（</w:t>
+      </w:r>
+      <w:hyperlink r:id="rId56">
+        <w:r>
+          <w:rPr>
+            <w:lang w:val="zh_TW" w:bidi="zh_TW"/>
+          </w:rPr>
+          <w:rPr>
+            <w:color w:val="0000EE"/>
+            <w:u w:val="single"/>
+          </w:rPr>
+          <w:t>林後2:11</w:t>
+        </w:r>
+      </w:hyperlink>
+      <w:r>
+        <w:rPr>
+          <w:lang w:val="zh_TW" w:bidi="zh_TW"/>
+        </w:rPr>
+        <w:t>），以便正確行使制伏祂們的權柄（</w:t>
+      </w:r>
+      <w:hyperlink r:id="rId57">
+        <w:r>
+          <w:rPr>
+            <w:lang w:val="zh_TW" w:bidi="zh_TW"/>
+          </w:rPr>
+          <w:rPr>
+            <w:color w:val="0000EE"/>
+            <w:u w:val="single"/>
+          </w:rPr>
+          <w:t>路10:19</w:t>
+        </w:r>
+      </w:hyperlink>
+      <w:r>
+        <w:rPr>
+          <w:lang w:val="zh_TW" w:bidi="zh_TW"/>
+        </w:rPr>
+        <w:t>）。</w:t>
+      </w:r>
+    </w:p>
+    <w:p>
+      <w:pPr>
+        <w:pStyle w:val="Heading3"/>
+      </w:pPr>
+      <w:r>
+        <w:rPr>
+          <w:lang w:val="zh_TW" w:bidi="zh_TW"/>
+        </w:rPr>
+        <w:t>鬼是誰</w:t>
+      </w:r>
+    </w:p>
+    <w:p>
+      <w:pPr/>
+      <w:r>
+        <w:rPr>
+          <w:lang w:val="zh_TW" w:bidi="zh_TW"/>
+        </w:rPr>
+      </w:r>
+      <w:r>
+        <w:rPr>
+          <w:lang w:val="zh_TW" w:bidi="zh_TW"/>
+        </w:rPr>
+        <w:t>英文單詞demon源自希臘文daimon</w:t>
+      </w:r>
+      <w:r>
+        <w:rPr>
+          <w:i/>
+          <w:lang w:val="zh_TW" w:bidi="zh_TW"/>
+        </w:rPr>
+        <w:t>，</w:t>
+      </w:r>
+      <w:r>
+        <w:rPr>
+          <w:lang w:val="zh_TW" w:bidi="zh_TW"/>
+        </w:rPr>
+        <w:t>其基本意思是「神明，神祇」（即假神、鬼；參</w:t>
+      </w:r>
+      <w:hyperlink r:id="rId58">
+        <w:r>
+          <w:rPr>
+            <w:lang w:val="zh_TW" w:bidi="zh_TW"/>
+          </w:rPr>
+          <w:rPr>
+            <w:color w:val="0000EE"/>
+            <w:u w:val="single"/>
+          </w:rPr>
+          <w:t>林前10:20</w:t>
+        </w:r>
+      </w:hyperlink>
+      <w:r>
+        <w:rPr>
+          <w:lang w:val="zh_TW" w:bidi="zh_TW"/>
+        </w:rPr>
+        <w:t>）。獨一真神以外的任何神祇都是與神對立的靈，因此，這樣的靈是邪靈，也就是鬼。demon這個詞未出現在某些英譯本中，有些英譯本將daimon錯譯為devil（魔鬼）。聖經中只有一個魔鬼（希臘文diabolos），牠有許多不同的名字、頭銜和稱號。牠是所有其他鬼的首領或統治者，其他鬼都服從牠。</w:t>
+      </w:r>
+    </w:p>
+    <w:p>
+      <w:pPr/>
+      <w:r>
+        <w:rPr>
+          <w:lang w:val="zh_TW" w:bidi="zh_TW"/>
+        </w:rPr>
+      </w:r>
+      <w:r>
+        <w:rPr>
+          <w:lang w:val="zh_TW" w:bidi="zh_TW"/>
+        </w:rPr>
+        <w:t>聖經中常使用「靈」來指鬼魔，並帶有描述性的短語，如「惡鬼（evil spirit）」（</w:t>
+      </w:r>
+      <w:hyperlink r:id="rId59">
+        <w:r>
+          <w:rPr>
+            <w:lang w:val="zh_TW" w:bidi="zh_TW"/>
+          </w:rPr>
+          <w:rPr>
+            <w:color w:val="0000EE"/>
+            <w:u w:val="single"/>
+          </w:rPr>
+          <w:t>徒19:12–13</w:t>
+        </w:r>
+      </w:hyperlink>
+      <w:r>
+        <w:rPr>
+          <w:lang w:val="zh_TW" w:bidi="zh_TW"/>
+        </w:rPr>
+        <w:t>）、「污鬼（unclean spirit）」（</w:t>
+      </w:r>
+      <w:hyperlink r:id="rId60">
+        <w:r>
+          <w:rPr>
+            <w:lang w:val="zh_TW" w:bidi="zh_TW"/>
+          </w:rPr>
+          <w:rPr>
+            <w:color w:val="0000EE"/>
+            <w:u w:val="single"/>
+          </w:rPr>
+          <w:t>太10:1</w:t>
+        </w:r>
+      </w:hyperlink>
+      <w:r>
+        <w:rPr>
+          <w:lang w:val="zh_TW" w:bidi="zh_TW"/>
+        </w:rPr>
+        <w:t>；</w:t>
+      </w:r>
+      <w:hyperlink r:id="rId61">
+        <w:r>
+          <w:rPr>
+            <w:lang w:val="zh_TW" w:bidi="zh_TW"/>
+          </w:rPr>
+          <w:rPr>
+            <w:color w:val="0000EE"/>
+            <w:u w:val="single"/>
+          </w:rPr>
+          <w:t>可1:23、26</w:t>
+        </w:r>
+      </w:hyperlink>
+      <w:r>
+        <w:rPr>
+          <w:lang w:val="zh_TW" w:bidi="zh_TW"/>
+        </w:rPr>
+        <w:t>；</w:t>
+      </w:r>
+      <w:hyperlink r:id="rId62">
+        <w:r>
+          <w:rPr>
+            <w:lang w:val="zh_TW" w:bidi="zh_TW"/>
+          </w:rPr>
+          <w:rPr>
+            <w:color w:val="0000EE"/>
+            <w:u w:val="single"/>
+          </w:rPr>
+          <w:t>徒5:16</w:t>
+        </w:r>
+      </w:hyperlink>
+      <w:r>
+        <w:rPr>
+          <w:lang w:val="zh_TW" w:bidi="zh_TW"/>
+        </w:rPr>
+        <w:t>）、「疾病的靈（spirit of infirmity，和合本譯為鬼）」（</w:t>
+      </w:r>
+      <w:hyperlink r:id="rId63">
+        <w:r>
+          <w:rPr>
+            <w:lang w:val="zh_TW" w:bidi="zh_TW"/>
+          </w:rPr>
+          <w:rPr>
+            <w:color w:val="0000EE"/>
+            <w:u w:val="single"/>
+          </w:rPr>
+          <w:t>路13:11</w:t>
+        </w:r>
+      </w:hyperlink>
+      <w:r>
+        <w:rPr>
+          <w:lang w:val="zh_TW" w:bidi="zh_TW"/>
+        </w:rPr>
+        <w:t>）、「聾啞的鬼（dumb and deaf spirit）」（</w:t>
+      </w:r>
+      <w:hyperlink r:id="rId64">
+        <w:r>
+          <w:rPr>
+            <w:lang w:val="zh_TW" w:bidi="zh_TW"/>
+          </w:rPr>
+          <w:rPr>
+            <w:color w:val="0000EE"/>
+            <w:u w:val="single"/>
+          </w:rPr>
+          <w:t>可9:25</w:t>
+        </w:r>
+      </w:hyperlink>
+      <w:r>
+        <w:rPr>
+          <w:lang w:val="zh_TW" w:bidi="zh_TW"/>
+        </w:rPr>
+        <w:t>）。靈可以根據其具體角色或功能來命名，如謀殺的靈、自殺的靈、情慾的靈、憂鬱的靈、恐懼的靈、說謊的靈等，這些都與各種違背神的罪惡或態度相關聯。</w:t>
+      </w:r>
+    </w:p>
+    <w:p>
+      <w:pPr/>
+      <w:r>
+        <w:rPr>
+          <w:lang w:val="zh_TW" w:bidi="zh_TW"/>
+        </w:rPr>
+      </w:r>
+      <w:r>
+        <w:rPr>
+          <w:lang w:val="zh_TW" w:bidi="zh_TW"/>
+        </w:rPr>
+        <w:t>在希伯來文舊約中沒有「鬼（demon）」這個詞，但出現了「惡魔（evil spirit）」的說法（</w:t>
+      </w:r>
+      <w:hyperlink r:id="rId65">
+        <w:r>
+          <w:rPr>
+            <w:lang w:val="zh_TW" w:bidi="zh_TW"/>
+          </w:rPr>
+          <w:rPr>
+            <w:color w:val="0000EE"/>
+            <w:u w:val="single"/>
+          </w:rPr>
+          <w:t>士9:23</w:t>
+        </w:r>
+      </w:hyperlink>
+      <w:r>
+        <w:rPr>
+          <w:lang w:val="zh_TW" w:bidi="zh_TW"/>
+        </w:rPr>
+        <w:t>；</w:t>
+      </w:r>
+      <w:hyperlink r:id="rId66">
+        <w:r>
+          <w:rPr>
+            <w:lang w:val="zh_TW" w:bidi="zh_TW"/>
+          </w:rPr>
+          <w:rPr>
+            <w:color w:val="0000EE"/>
+            <w:u w:val="single"/>
+          </w:rPr>
+          <w:t>撒上16:14–23</w:t>
+        </w:r>
+      </w:hyperlink>
+      <w:r>
+        <w:rPr>
+          <w:lang w:val="zh_TW" w:bidi="zh_TW"/>
+        </w:rPr>
+        <w:t>，</w:t>
+      </w:r>
+      <w:hyperlink r:id="rId67">
+        <w:r>
+          <w:rPr>
+            <w:lang w:val="zh_TW" w:bidi="zh_TW"/>
+          </w:rPr>
+          <w:rPr>
+            <w:color w:val="0000EE"/>
+            <w:u w:val="single"/>
+          </w:rPr>
+          <w:t>18:10，</w:t>
+        </w:r>
+      </w:hyperlink>
+      <w:hyperlink r:id="rId68">
+        <w:r>
+          <w:rPr>
+            <w:lang w:val="zh_TW" w:bidi="zh_TW"/>
+          </w:rPr>
+          <w:rPr>
+            <w:color w:val="0000EE"/>
+            <w:u w:val="single"/>
+          </w:rPr>
+          <w:t>19:9</w:t>
+        </w:r>
+      </w:hyperlink>
+      <w:r>
+        <w:rPr>
+          <w:lang w:val="zh_TW" w:bidi="zh_TW"/>
+        </w:rPr>
+        <w:t>）。在一些英譯本中，有提到「謊言的靈」（</w:t>
+      </w:r>
+      <w:hyperlink r:id="rId69">
+        <w:r>
+          <w:rPr>
+            <w:lang w:val="zh_TW" w:bidi="zh_TW"/>
+          </w:rPr>
+          <w:rPr>
+            <w:color w:val="0000EE"/>
+            <w:u w:val="single"/>
+          </w:rPr>
+          <w:t>王上22:22–23</w:t>
+        </w:r>
+      </w:hyperlink>
+      <w:r>
+        <w:rPr>
+          <w:lang w:val="zh_TW" w:bidi="zh_TW"/>
+        </w:rPr>
+        <w:t>；</w:t>
+      </w:r>
+      <w:hyperlink r:id="rId70">
+        <w:r>
+          <w:rPr>
+            <w:lang w:val="zh_TW" w:bidi="zh_TW"/>
+          </w:rPr>
+          <w:rPr>
+            <w:color w:val="0000EE"/>
+            <w:u w:val="single"/>
+          </w:rPr>
+          <w:t>代下18:20–22</w:t>
+        </w:r>
+      </w:hyperlink>
+      <w:r>
+        <w:rPr>
+          <w:lang w:val="zh_TW" w:bidi="zh_TW"/>
+        </w:rPr>
+        <w:t>）、「交鬼的」（</w:t>
+      </w:r>
+      <w:hyperlink r:id="rId71">
+        <w:r>
+          <w:rPr>
+            <w:lang w:val="zh_TW" w:bidi="zh_TW"/>
+          </w:rPr>
+          <w:rPr>
+            <w:color w:val="0000EE"/>
+            <w:u w:val="single"/>
+          </w:rPr>
+          <w:t>代上10:13</w:t>
+        </w:r>
+      </w:hyperlink>
+      <w:r>
+        <w:rPr>
+          <w:lang w:val="zh_TW" w:bidi="zh_TW"/>
+        </w:rPr>
+        <w:t>；</w:t>
+      </w:r>
+      <w:hyperlink r:id="rId72">
+        <w:r>
+          <w:rPr>
+            <w:lang w:val="zh_TW" w:bidi="zh_TW"/>
+          </w:rPr>
+          <w:rPr>
+            <w:color w:val="0000EE"/>
+            <w:u w:val="single"/>
+          </w:rPr>
+          <w:t>代下33:6</w:t>
+        </w:r>
+      </w:hyperlink>
+      <w:r>
+        <w:rPr>
+          <w:lang w:val="zh_TW" w:bidi="zh_TW"/>
+        </w:rPr>
+        <w:t>）、「乖謬的靈」（</w:t>
+      </w:r>
+      <w:hyperlink r:id="rId73">
+        <w:r>
+          <w:rPr>
+            <w:lang w:val="zh_TW" w:bidi="zh_TW"/>
+          </w:rPr>
+          <w:rPr>
+            <w:color w:val="0000EE"/>
+            <w:u w:val="single"/>
+          </w:rPr>
+          <w:t>賽19:14</w:t>
+        </w:r>
+      </w:hyperlink>
+      <w:r>
+        <w:rPr>
+          <w:lang w:val="zh_TW" w:bidi="zh_TW"/>
+        </w:rPr>
+        <w:t>）、「沉睡的靈」（</w:t>
+      </w:r>
+      <w:hyperlink r:id="rId74">
+        <w:r>
+          <w:rPr>
+            <w:lang w:val="zh_TW" w:bidi="zh_TW"/>
+          </w:rPr>
+          <w:rPr>
+            <w:color w:val="0000EE"/>
+            <w:u w:val="single"/>
+          </w:rPr>
+          <w:t>賽29:10</w:t>
+        </w:r>
+      </w:hyperlink>
+      <w:r>
+        <w:rPr>
+          <w:lang w:val="zh_TW" w:bidi="zh_TW"/>
+        </w:rPr>
+        <w:t>）、和「淫心」（</w:t>
+      </w:r>
+      <w:hyperlink r:id="rId75">
+        <w:r>
+          <w:rPr>
+            <w:lang w:val="zh_TW" w:bidi="zh_TW"/>
+          </w:rPr>
+          <w:rPr>
+            <w:color w:val="0000EE"/>
+            <w:u w:val="single"/>
+          </w:rPr>
+          <w:t>何4:12</w:t>
+        </w:r>
+      </w:hyperlink>
+      <w:r>
+        <w:rPr>
+          <w:lang w:val="zh_TW" w:bidi="zh_TW"/>
+        </w:rPr>
+        <w:t>；</w:t>
+      </w:r>
+      <w:hyperlink r:id="rId76">
+        <w:r>
+          <w:rPr>
+            <w:lang w:val="zh_TW" w:bidi="zh_TW"/>
+          </w:rPr>
+          <w:rPr>
+            <w:color w:val="0000EE"/>
+            <w:u w:val="single"/>
+          </w:rPr>
+          <w:t>何5:4</w:t>
+        </w:r>
+      </w:hyperlink>
+      <w:r>
+        <w:rPr>
+          <w:lang w:val="zh_TW" w:bidi="zh_TW"/>
+        </w:rPr>
+        <w:t>）。</w:t>
+      </w:r>
+    </w:p>
+    <w:p>
+      <w:pPr/>
+      <w:r>
+        <w:rPr>
+          <w:lang w:val="zh_TW" w:bidi="zh_TW"/>
+        </w:rPr>
+      </w:r>
+      <w:r>
+        <w:rPr>
+          <w:lang w:val="zh_TW" w:bidi="zh_TW"/>
+        </w:rPr>
+        <w:t>舊約中，提到一個具體的強大的鬼是「波斯國的魔君」，牠阻擋天使加百列向但以理傳遞信息，因此天使米迦勒來幫助加百列（</w:t>
+      </w:r>
+      <w:hyperlink r:id="rId77">
+        <w:r>
+          <w:rPr>
+            <w:lang w:val="zh_TW" w:bidi="zh_TW"/>
+          </w:rPr>
+          <w:rPr>
+            <w:color w:val="0000EE"/>
+            <w:u w:val="single"/>
+          </w:rPr>
+          <w:t>但10:13</w:t>
+        </w:r>
+      </w:hyperlink>
+      <w:r>
+        <w:rPr>
+          <w:lang w:val="zh_TW" w:bidi="zh_TW"/>
+        </w:rPr>
+        <w:t>）。</w:t>
+      </w:r>
+    </w:p>
+    <w:p>
+      <w:pPr/>
+      <w:r>
+        <w:rPr>
+          <w:lang w:val="zh_TW" w:bidi="zh_TW"/>
+        </w:rPr>
+      </w:r>
+      <w:r>
+        <w:rPr>
+          <w:lang w:val="zh_TW" w:bidi="zh_TW"/>
+        </w:rPr>
+        <w:t>鬼的數量不詳，但似乎非常龐大，甚至無法計算。根據</w:t>
+      </w:r>
+      <w:hyperlink r:id="rId78">
+        <w:r>
+          <w:rPr>
+            <w:lang w:val="zh_TW" w:bidi="zh_TW"/>
+          </w:rPr>
+          <w:rPr>
+            <w:color w:val="0000EE"/>
+            <w:u w:val="single"/>
+          </w:rPr>
+          <w:t>啟示錄十二章4節</w:t>
+        </w:r>
+      </w:hyperlink>
+      <w:r>
+        <w:rPr>
+          <w:lang w:val="zh_TW" w:bidi="zh_TW"/>
+        </w:rPr>
+        <w:t>可以推斷出有三分之一的天使被撒但引誘叛離，這意味著天軍的數量是撒但勢力的兩倍。</w:t>
+      </w:r>
+      <w:hyperlink r:id="rId79">
+        <w:r>
+          <w:rPr>
+            <w:lang w:val="zh_TW" w:bidi="zh_TW"/>
+          </w:rPr>
+          <w:rPr>
+            <w:color w:val="0000EE"/>
+            <w:u w:val="single"/>
+          </w:rPr>
+          <w:t>以弗所書六章12節</w:t>
+        </w:r>
+      </w:hyperlink>
+      <w:r>
+        <w:rPr>
+          <w:lang w:val="zh_TW" w:bidi="zh_TW"/>
+        </w:rPr>
+        <w:t>暗示鬼的等級或階級：「執政的」、「掌權的」、「管轄這幽暗世界的」，「以及天空屬靈氣的惡魔爭戰」。</w:t>
+      </w:r>
+    </w:p>
+    <w:p>
+      <w:pPr/>
+      <w:r>
+        <w:rPr>
+          <w:lang w:val="zh_TW" w:bidi="zh_TW"/>
+        </w:rPr>
+      </w:r>
+      <w:r>
+        <w:rPr>
+          <w:lang w:val="zh_TW" w:bidi="zh_TW"/>
+        </w:rPr>
+        <w:t>鬼是被造之物——有個性、不死，且無法與神和好。與人類相比，鬼有極大的力量，但與神相比則力量渺小。神已賜給我們權柄，讓我們奉耶穌的名能使鬼魔順服，正如祂們必須順服主一樣。</w:t>
+      </w:r>
+    </w:p>
+    <w:p>
+      <w:pPr>
+        <w:pStyle w:val="Heading3"/>
+      </w:pPr>
+      <w:r>
+        <w:rPr>
+          <w:lang w:val="zh_TW" w:bidi="zh_TW"/>
+        </w:rPr>
+        <w:t>鬼的作為</w:t>
+      </w:r>
+    </w:p>
+    <w:p>
+      <w:pPr/>
+      <w:r>
+        <w:rPr>
+          <w:lang w:val="zh_TW" w:bidi="zh_TW"/>
+        </w:rPr>
+      </w:r>
+      <w:r>
+        <w:rPr>
+          <w:lang w:val="zh_TW" w:bidi="zh_TW"/>
+        </w:rPr>
+        <w:t>天使受造是為了敬拜、讚美神，服事祂，並作為神的使者。聖經說，他們是「服役的靈、奉差遣為那將要承受救恩的人效力」（</w:t>
+      </w:r>
+      <w:hyperlink r:id="rId80">
+        <w:r>
+          <w:rPr>
+            <w:lang w:val="zh_TW" w:bidi="zh_TW"/>
+          </w:rPr>
+          <w:rPr>
+            <w:color w:val="0000EE"/>
+            <w:u w:val="single"/>
+          </w:rPr>
+          <w:t>來1:14</w:t>
+        </w:r>
+      </w:hyperlink>
+      <w:r>
+        <w:rPr>
+          <w:lang w:val="zh_TW" w:bidi="zh_TW"/>
+        </w:rPr>
+        <w:t>）。墮落的天使有類似的職能，但有不同的主人，牠們效忠於魔鬼，牠們的忠誠出於對撒但的恐懼和錯誤的認知。牠們渴望與人類合作，但其目的是實行撒但的計謀，反對神。牠們引誘、欺騙和迷惑人，以致使牠們走向永遠的滅亡。鬼與神為敵的同時，也攻擊、壓制、阻礙並控告神的子民。</w:t>
+      </w:r>
+    </w:p>
+    <w:p>
+      <w:pPr/>
+      <w:r>
+        <w:rPr>
+          <w:lang w:val="zh_TW" w:bidi="zh_TW"/>
+        </w:rPr>
+      </w:r>
+      <w:r>
+        <w:rPr>
+          <w:lang w:val="zh_TW" w:bidi="zh_TW"/>
+        </w:rPr>
+        <w:t>由於撒但不是無所不在的，所以牠使用牠的鬼的勢力來執行牠的意志。例如，在撒種的比喻中（</w:t>
+      </w:r>
+      <w:hyperlink r:id="rId81">
+        <w:r>
+          <w:rPr>
+            <w:lang w:val="zh_TW" w:bidi="zh_TW"/>
+          </w:rPr>
+          <w:rPr>
+            <w:color w:val="0000EE"/>
+            <w:u w:val="single"/>
+          </w:rPr>
+          <w:t>太13:3–9</w:t>
+        </w:r>
+      </w:hyperlink>
+      <w:r>
+        <w:rPr>
+          <w:lang w:val="zh_TW" w:bidi="zh_TW"/>
+        </w:rPr>
+        <w:t>；</w:t>
+      </w:r>
+      <w:hyperlink r:id="rId82">
+        <w:r>
+          <w:rPr>
+            <w:lang w:val="zh_TW" w:bidi="zh_TW"/>
+          </w:rPr>
+          <w:rPr>
+            <w:color w:val="0000EE"/>
+            <w:u w:val="single"/>
+          </w:rPr>
+          <w:t>可4:1–20</w:t>
+        </w:r>
+      </w:hyperlink>
+      <w:r>
+        <w:rPr>
+          <w:lang w:val="zh_TW" w:bidi="zh_TW"/>
+        </w:rPr>
+        <w:t>；</w:t>
+      </w:r>
+      <w:hyperlink r:id="rId83">
+        <w:r>
+          <w:rPr>
+            <w:lang w:val="zh_TW" w:bidi="zh_TW"/>
+          </w:rPr>
+          <w:rPr>
+            <w:color w:val="0000EE"/>
+            <w:u w:val="single"/>
+          </w:rPr>
+          <w:t>路8:4–15</w:t>
+        </w:r>
+      </w:hyperlink>
+      <w:r>
+        <w:rPr>
+          <w:lang w:val="zh_TW" w:bidi="zh_TW"/>
+        </w:rPr>
+        <w:t>），撒但將神的道奪去，使之無法扎根（</w:t>
+      </w:r>
+      <w:hyperlink r:id="rId84">
+        <w:r>
+          <w:rPr>
+            <w:lang w:val="zh_TW" w:bidi="zh_TW"/>
+          </w:rPr>
+          <w:rPr>
+            <w:color w:val="0000EE"/>
+            <w:u w:val="single"/>
+          </w:rPr>
+          <w:t>可4:15</w:t>
+        </w:r>
+      </w:hyperlink>
+      <w:r>
+        <w:rPr>
+          <w:lang w:val="zh_TW" w:bidi="zh_TW"/>
+        </w:rPr>
+        <w:t>）。撒但藉著逼迫，使一些人在未真正委身之前就跌倒（見</w:t>
+      </w:r>
+      <w:hyperlink r:id="rId85">
+        <w:r>
+          <w:rPr>
+            <w:lang w:val="zh_TW" w:bidi="zh_TW"/>
+          </w:rPr>
+          <w:rPr>
+            <w:color w:val="0000EE"/>
+            <w:u w:val="single"/>
+          </w:rPr>
+          <w:t>17</w:t>
+        </w:r>
+      </w:hyperlink>
+      <w:r>
+        <w:rPr>
+          <w:lang w:val="zh_TW" w:bidi="zh_TW"/>
+        </w:rPr>
+        <w:t>節）。又因世上的思慮、財富的迷惑以及對物質的追求，撒但使神的道窒息，以致果子很少，甚至沒有果子（</w:t>
+      </w:r>
+      <w:hyperlink r:id="rId86">
+        <w:r>
+          <w:rPr>
+            <w:lang w:val="zh_TW" w:bidi="zh_TW"/>
+          </w:rPr>
+          <w:rPr>
+            <w:color w:val="0000EE"/>
+            <w:u w:val="single"/>
+          </w:rPr>
+          <w:t>19</w:t>
+        </w:r>
+      </w:hyperlink>
+      <w:r>
+        <w:rPr>
+          <w:lang w:val="zh_TW" w:bidi="zh_TW"/>
+        </w:rPr>
+        <w:t>節）。</w:t>
+      </w:r>
+    </w:p>
+    <w:p>
+      <w:pPr/>
+      <w:r>
+        <w:rPr>
+          <w:lang w:val="zh_TW" w:bidi="zh_TW"/>
+        </w:rPr>
+      </w:r>
+      <w:r>
+        <w:rPr>
+          <w:lang w:val="zh_TW" w:bidi="zh_TW"/>
+        </w:rPr>
+        <w:t>基本上，鬼的行事模式遵循撒但在對夏娃的三重引誘中的模式：（1）牠們否認神話語的真理性，並挑戰神的話語；（2）牠們否認死亡的現實（通常牠們會用輪迴等說法取而代之）；（3）他們利用人類的虛榮和驕傲，說人也可以像神或成為神（</w:t>
+      </w:r>
+      <w:hyperlink r:id="rId87">
+        <w:r>
+          <w:rPr>
+            <w:lang w:val="zh_TW" w:bidi="zh_TW"/>
+          </w:rPr>
+          <w:rPr>
+            <w:color w:val="0000EE"/>
+            <w:u w:val="single"/>
+          </w:rPr>
+          <w:t>創3:1–5</w:t>
+        </w:r>
+      </w:hyperlink>
+      <w:r>
+        <w:rPr>
+          <w:lang w:val="zh_TW" w:bidi="zh_TW"/>
+        </w:rPr>
+        <w:t>）。這些也是大多數異端和假宗教的基本方法和教義。</w:t>
+      </w:r>
+    </w:p>
+    <w:p>
+      <w:pPr>
+        <w:pStyle w:val="Heading3"/>
+      </w:pPr>
+      <w:r>
+        <w:rPr>
+          <w:lang w:val="zh_TW" w:bidi="zh_TW"/>
+        </w:rPr>
+        <w:t>鬼的最終命運</w:t>
+      </w:r>
+    </w:p>
+    <w:p>
+      <w:pPr/>
+      <w:r>
+        <w:rPr>
+          <w:lang w:val="zh_TW" w:bidi="zh_TW"/>
+        </w:rPr>
+      </w:r>
+      <w:r>
+        <w:rPr>
+          <w:lang w:val="zh_TW" w:bidi="zh_TW"/>
+        </w:rPr>
+        <w:t>關於犯罪的天使，經上記載，神「把他們丟在地獄，交在黑暗坑中，等候審判」（</w:t>
+      </w:r>
+      <w:hyperlink r:id="rId88">
+        <w:r>
+          <w:rPr>
+            <w:lang w:val="zh_TW" w:bidi="zh_TW"/>
+          </w:rPr>
+          <w:rPr>
+            <w:color w:val="0000EE"/>
+            <w:u w:val="single"/>
+          </w:rPr>
+          <w:t>彼後2:4</w:t>
+        </w:r>
+      </w:hyperlink>
+      <w:r>
+        <w:rPr>
+          <w:lang w:val="zh_TW" w:bidi="zh_TW"/>
+        </w:rPr>
+        <w:t>）。主耶穌談到那為魔鬼和牠的使者所預備的永火，人類中的被咒詛者也將進入其中（</w:t>
+      </w:r>
+      <w:hyperlink r:id="rId89">
+        <w:r>
+          <w:rPr>
+            <w:lang w:val="zh_TW" w:bidi="zh_TW"/>
+          </w:rPr>
+          <w:rPr>
+            <w:color w:val="0000EE"/>
+            <w:u w:val="single"/>
+          </w:rPr>
+          <w:t>太25:41</w:t>
+        </w:r>
+      </w:hyperlink>
+      <w:r>
+        <w:rPr>
+          <w:lang w:val="zh_TW" w:bidi="zh_TW"/>
+        </w:rPr>
+        <w:t>）。最終，撒但及其勢力將被扔進火湖（</w:t>
+      </w:r>
+      <w:hyperlink r:id="rId90">
+        <w:r>
+          <w:rPr>
+            <w:lang w:val="zh_TW" w:bidi="zh_TW"/>
+          </w:rPr>
+          <w:rPr>
+            <w:color w:val="0000EE"/>
+            <w:u w:val="single"/>
+          </w:rPr>
+          <w:t>啟20:10</w:t>
+        </w:r>
+      </w:hyperlink>
+      <w:r>
+        <w:rPr>
+          <w:lang w:val="zh_TW" w:bidi="zh_TW"/>
+        </w:rPr>
+        <w:t>），那裡也是所有名字未寫在生命冊上的人永遠受痛苦的地方（</w:t>
+      </w:r>
+      <w:hyperlink r:id="rId91">
+        <w:r>
+          <w:rPr>
+            <w:lang w:val="zh_TW" w:bidi="zh_TW"/>
+          </w:rPr>
+          <w:rPr>
+            <w:color w:val="0000EE"/>
+            <w:u w:val="single"/>
+          </w:rPr>
+          <w:t>12–15</w:t>
+        </w:r>
+      </w:hyperlink>
+      <w:r>
+        <w:rPr>
+          <w:lang w:val="zh_TW" w:bidi="zh_TW"/>
+        </w:rPr>
+        <w:t>節）。</w:t>
+      </w:r>
+    </w:p>
+    <w:p>
+      <w:pPr/>
+      <w:r>
+        <w:rPr>
+          <w:lang w:val="zh_TW" w:bidi="zh_TW"/>
+        </w:rPr>
+      </w:r>
+      <w:r>
+        <w:rPr>
+          <w:i/>
+          <w:lang w:val="zh_TW" w:bidi="zh_TW"/>
+        </w:rPr>
+        <w:t>另見</w:t>
+      </w:r>
+      <w:r>
+        <w:rPr>
+          <w:lang w:val="zh_TW" w:bidi="zh_TW"/>
+        </w:rPr>
+        <w:t>被鬼附</w:t>
       </w:r>
       <w:r>
         <w:rPr>
@@ -2448,6 +4207,12 @@
   </w:num>
   <w:num w:numId="13" w16cid:durableId="592781308">
     <w:abstractNumId w:val="11"/>
+  </w:num>
+  <w:num w:numId="14">
+    <w:abstractNumId w:val="3"/>
+    <w:lvlOverride w:ilvl="0">
+      <w:startOverride w:val="1"/>
+    </w:lvlOverride>
   </w:num>
   <w:numIdMacAtCleanup w:val="10"/>
 </w:numbering>

--- a/zht/docx/047.content.docx
+++ b/zht/docx/047.content.docx
@@ -19,7 +19,7 @@
         <w:rPr>
           <w:lang w:val="zh_TW" w:bidi="zh_TW"/>
         </w:rPr>
-        <w:t>Resource: 聖經詞典 (Tyndale)</w:t>
+        <w:t>Resource: Tyndale Open Bible Dictionary</w:t>
       </w:r>
       <w:r>
         <w:rPr>
@@ -112,7 +112,7 @@
         <w:rPr>
           <w:lang w:val="zh_TW" w:bidi="zh_TW"/>
         </w:rPr>
-        <w:t>聖經詞典 (Tyndale)</w:t>
+        <w:t>Tyndale Open Bible Dictionary</w:t>
       </w:r>
     </w:p>
     <w:p>
@@ -149,7 +149,7 @@
         <w:rPr>
           <w:lang w:val="zh_TW" w:bidi="zh_TW"/>
         </w:rPr>
-        <w:t>gui</w:t>
+        <w:t>gu</w:t>
       </w:r>
       <w:r>
         <w:rPr>
@@ -212,7 +212,7 @@
         <w:rPr>
           <w:lang w:val="zh_TW" w:bidi="zh_TW"/>
         </w:rPr>
-        <w:t>歸信</w:t>
+        <w:t>古實（地名）</w:t>
       </w:r>
       <w:r>
         <w:rPr>
@@ -231,18 +231,7 @@
         <w:rPr>
           <w:lang w:val="zh_TW" w:bidi="zh_TW"/>
         </w:rPr>
-        <w:t>一個人在生活和思想上的徹底改變。對基督徒來說，這意味著從忽視神的生活方式轉變為順服基督的生活方式。歸信是悔改的結果。</w:t>
-      </w:r>
-    </w:p>
-    <w:p>
-      <w:pPr>
-        <w:pStyle w:val="Heading3"/>
-      </w:pPr>
-      <w:r>
-        <w:rPr>
-          <w:lang w:val="zh_TW" w:bidi="zh_TW"/>
-        </w:rPr>
-        <w:t>舊約中的歸信</w:t>
+        <w:t>古實這名稱出現在埃及文、亞喀得文（Akkadian）及希伯來文的文獻中，是用來指位於埃及以南、尼羅河上游沿岸的諸國。較狹義地說，古實是指尼羅河第二與第四瀑布（大急流）之間的地區，大致相當於現今蘇丹的北部，這一帶在古代也被稱為努比亞（Nubia）。</w:t>
       </w:r>
     </w:p>
     <w:p>
@@ -256,223 +245,7 @@
         <w:rPr>
           <w:lang w:val="zh_TW" w:bidi="zh_TW"/>
         </w:rPr>
-        <w:t>在舊約中，歸信基本上是從以前的生活方式，轉向或歸回以色列的神耶和華。以色列經常需要歸回他們的神（</w:t>
-      </w:r>
-      <w:hyperlink r:id="rId13">
-        <w:r>
-          <w:rPr>
-            <w:lang w:val="zh_TW" w:bidi="zh_TW"/>
-          </w:rPr>
-          <w:rPr>
-            <w:color w:val="0000EE"/>
-            <w:u w:val="single"/>
-          </w:rPr>
-          <w:t>申4:30</w:t>
-        </w:r>
-      </w:hyperlink>
-      <w:r>
-        <w:rPr>
-          <w:lang w:val="zh_TW" w:bidi="zh_TW"/>
-        </w:rPr>
-        <w:t>），無論是個人（</w:t>
-      </w:r>
-      <w:hyperlink r:id="rId14">
-        <w:r>
-          <w:rPr>
-            <w:lang w:val="zh_TW" w:bidi="zh_TW"/>
-          </w:rPr>
-          <w:rPr>
-            <w:color w:val="0000EE"/>
-            <w:u w:val="single"/>
-          </w:rPr>
-          <w:t>詩51篇</w:t>
-        </w:r>
-      </w:hyperlink>
-      <w:r>
-        <w:rPr>
-          <w:lang w:val="zh_TW" w:bidi="zh_TW"/>
-        </w:rPr>
-        <w:t>）還是整個民族（</w:t>
-      </w:r>
-      <w:hyperlink r:id="rId15">
-        <w:r>
-          <w:rPr>
-            <w:lang w:val="zh_TW" w:bidi="zh_TW"/>
-          </w:rPr>
-          <w:rPr>
-            <w:color w:val="0000EE"/>
-            <w:u w:val="single"/>
-          </w:rPr>
-          <w:t>耶4:1</w:t>
-        </w:r>
-      </w:hyperlink>
-      <w:r>
-        <w:rPr>
-          <w:lang w:val="zh_TW" w:bidi="zh_TW"/>
-        </w:rPr>
-        <w:t>）。其它列國需要初次轉向神（</w:t>
-      </w:r>
-      <w:hyperlink r:id="rId16">
-        <w:r>
-          <w:rPr>
-            <w:lang w:val="zh_TW" w:bidi="zh_TW"/>
-          </w:rPr>
-          <w:rPr>
-            <w:color w:val="0000EE"/>
-            <w:u w:val="single"/>
-          </w:rPr>
-          <w:t>詩22:27</w:t>
-        </w:r>
-      </w:hyperlink>
-      <w:r>
-        <w:rPr>
-          <w:lang w:val="zh_TW" w:bidi="zh_TW"/>
-        </w:rPr>
-        <w:t>）。其特徵是遠離邪惡的行為（</w:t>
-      </w:r>
-      <w:hyperlink r:id="rId17">
-        <w:r>
-          <w:rPr>
-            <w:lang w:val="zh_TW" w:bidi="zh_TW"/>
-          </w:rPr>
-          <w:rPr>
-            <w:color w:val="0000EE"/>
-            <w:u w:val="single"/>
-          </w:rPr>
-          <w:t>耶26:3</w:t>
-        </w:r>
-      </w:hyperlink>
-      <w:r>
-        <w:rPr>
-          <w:lang w:val="zh_TW" w:bidi="zh_TW"/>
-        </w:rPr>
-        <w:t>，</w:t>
-      </w:r>
-      <w:hyperlink r:id="rId18">
-        <w:r>
-          <w:rPr>
-            <w:lang w:val="zh_TW" w:bidi="zh_TW"/>
-          </w:rPr>
-          <w:rPr>
-            <w:color w:val="0000EE"/>
-            <w:u w:val="single"/>
-          </w:rPr>
-          <w:t>36:3</w:t>
-        </w:r>
-      </w:hyperlink>
-      <w:r>
-        <w:rPr>
-          <w:lang w:val="zh_TW" w:bidi="zh_TW"/>
-        </w:rPr>
-        <w:t>；</w:t>
-      </w:r>
-      <w:hyperlink r:id="rId19">
-        <w:r>
-          <w:rPr>
-            <w:lang w:val="zh_TW" w:bidi="zh_TW"/>
-          </w:rPr>
-          <w:rPr>
-            <w:color w:val="0000EE"/>
-            <w:u w:val="single"/>
-          </w:rPr>
-          <w:t>結18:21、27</w:t>
-        </w:r>
-      </w:hyperlink>
-      <w:r>
-        <w:rPr>
-          <w:lang w:val="zh_TW" w:bidi="zh_TW"/>
-        </w:rPr>
-        <w:t>，</w:t>
-      </w:r>
-      <w:hyperlink r:id="rId20">
-        <w:r>
-          <w:rPr>
-            <w:lang w:val="zh_TW" w:bidi="zh_TW"/>
-          </w:rPr>
-          <w:rPr>
-            <w:color w:val="0000EE"/>
-            <w:u w:val="single"/>
-          </w:rPr>
-          <w:t>33:9、11</w:t>
-        </w:r>
-      </w:hyperlink>
-      <w:r>
-        <w:rPr>
-          <w:lang w:val="zh_TW" w:bidi="zh_TW"/>
-        </w:rPr>
-        <w:t>）。歸信是從對神不忠的生活轉向對神順服的生活（</w:t>
-      </w:r>
-      <w:hyperlink r:id="rId21">
-        <w:r>
-          <w:rPr>
-            <w:lang w:val="zh_TW" w:bidi="zh_TW"/>
-          </w:rPr>
-          <w:rPr>
-            <w:color w:val="0000EE"/>
-            <w:u w:val="single"/>
-          </w:rPr>
-          <w:t>賽10:20–21</w:t>
-        </w:r>
-      </w:hyperlink>
-      <w:r>
-        <w:rPr>
-          <w:lang w:val="zh_TW" w:bidi="zh_TW"/>
-        </w:rPr>
-        <w:t>，</w:t>
-      </w:r>
-      <w:hyperlink r:id="rId22">
-        <w:r>
-          <w:rPr>
-            <w:lang w:val="zh_TW" w:bidi="zh_TW"/>
-          </w:rPr>
-          <w:rPr>
-            <w:color w:val="0000EE"/>
-            <w:u w:val="single"/>
-          </w:rPr>
-          <w:t>14:2</w:t>
-        </w:r>
-      </w:hyperlink>
-      <w:r>
-        <w:rPr>
-          <w:lang w:val="zh_TW" w:bidi="zh_TW"/>
-        </w:rPr>
-        <w:t>；</w:t>
-      </w:r>
-      <w:hyperlink r:id="rId23">
-        <w:r>
-          <w:rPr>
-            <w:lang w:val="zh_TW" w:bidi="zh_TW"/>
-          </w:rPr>
-          <w:rPr>
-            <w:color w:val="0000EE"/>
-            <w:u w:val="single"/>
-          </w:rPr>
-          <w:t>耶34:15</w:t>
-        </w:r>
-      </w:hyperlink>
-      <w:r>
-        <w:rPr>
-          <w:lang w:val="zh_TW" w:bidi="zh_TW"/>
-        </w:rPr>
-        <w:t>；</w:t>
-      </w:r>
-      <w:hyperlink r:id="rId24">
-        <w:r>
-          <w:rPr>
-            <w:lang w:val="zh_TW" w:bidi="zh_TW"/>
-          </w:rPr>
-          <w:rPr>
-            <w:color w:val="0000EE"/>
-            <w:u w:val="single"/>
-          </w:rPr>
-          <w:t>何14:4</w:t>
-        </w:r>
-      </w:hyperlink>
-      <w:r>
-        <w:rPr>
-          <w:lang w:val="zh_TW" w:bidi="zh_TW"/>
-        </w:rPr>
-        <w:t>）。歸信意味著內心方向的改變，並在生活方式上表現出來。</w:t>
+        <w:t>舊約聖經一般採用這個較狹義的用法。希臘人稱此地為衣索匹亞，這名稱後來成為今日衣索匹亞之名的由來（現代的衣索匹亞位於更南、更東的地區）。</w:t>
       </w:r>
     </w:p>
     <w:p>
@@ -483,7 +256,7 @@
         <w:rPr>
           <w:lang w:val="zh_TW" w:bidi="zh_TW"/>
         </w:rPr>
-        <w:t>新約中的歸信</w:t>
+        <w:t>創世記中的古實</w:t>
       </w:r>
     </w:p>
     <w:p>
@@ -497,9 +270,9 @@
         <w:rPr>
           <w:lang w:val="zh_TW" w:bidi="zh_TW"/>
         </w:rPr>
-        <w:t>在新約中，施洗約翰首先呼籲歸信（</w:t>
-      </w:r>
-      <w:hyperlink r:id="rId25">
+        <w:t>「古實」在創世記中的意思並不十分明確。在伊甸園的記述中，古實似乎位於美索不達米亞（</w:t>
+      </w:r>
+      <w:hyperlink r:id="rId13">
         <w:r>
           <w:rPr>
             <w:lang w:val="zh_TW" w:bidi="zh_TW"/>
@@ -508,16 +281,16 @@
             <w:color w:val="0000EE"/>
             <w:u w:val="single"/>
           </w:rPr>
-          <w:t>太3:2</w:t>
+          <w:t>創2:13</w:t>
         </w:r>
       </w:hyperlink>
       <w:r>
         <w:rPr>
           <w:lang w:val="zh_TW" w:bidi="zh_TW"/>
         </w:rPr>
-        <w:t>；</w:t>
-      </w:r>
-      <w:hyperlink r:id="rId26">
+        <w:t>），也就是底格里斯河與幼發拉底河流域（</w:t>
+      </w:r>
+      <w:hyperlink r:id="rId14">
         <w:r>
           <w:rPr>
             <w:lang w:val="zh_TW" w:bidi="zh_TW"/>
@@ -526,158 +299,14 @@
             <w:color w:val="0000EE"/>
             <w:u w:val="single"/>
           </w:rPr>
-          <w:t>可1:4</w:t>
+          <w:t>14</w:t>
         </w:r>
       </w:hyperlink>
       <w:r>
         <w:rPr>
           <w:lang w:val="zh_TW" w:bidi="zh_TW"/>
         </w:rPr>
-        <w:t>；</w:t>
-      </w:r>
-      <w:hyperlink r:id="rId27">
-        <w:r>
-          <w:rPr>
-            <w:lang w:val="zh_TW" w:bidi="zh_TW"/>
-          </w:rPr>
-          <w:rPr>
-            <w:color w:val="0000EE"/>
-            <w:u w:val="single"/>
-          </w:rPr>
-          <w:t>路3:3</w:t>
-        </w:r>
-      </w:hyperlink>
-      <w:r>
-        <w:rPr>
-          <w:lang w:val="zh_TW" w:bidi="zh_TW"/>
-        </w:rPr>
-        <w:t>），他發出先知的呼籲，要求人們改變心意（這是此希臘文詞語的根本含義），因為神的國近了。這種生命的改變必須包括行為的改變，以證明其真實性（</w:t>
-      </w:r>
-      <w:hyperlink r:id="rId28">
-        <w:r>
-          <w:rPr>
-            <w:lang w:val="zh_TW" w:bidi="zh_TW"/>
-          </w:rPr>
-          <w:rPr>
-            <w:color w:val="0000EE"/>
-            <w:u w:val="single"/>
-          </w:rPr>
-          <w:t>太3:8</w:t>
-        </w:r>
-      </w:hyperlink>
-      <w:r>
-        <w:rPr>
-          <w:lang w:val="zh_TW" w:bidi="zh_TW"/>
-        </w:rPr>
-        <w:t>；</w:t>
-      </w:r>
-      <w:hyperlink r:id="rId29">
-        <w:r>
-          <w:rPr>
-            <w:lang w:val="zh_TW" w:bidi="zh_TW"/>
-          </w:rPr>
-          <w:rPr>
-            <w:color w:val="0000EE"/>
-            <w:u w:val="single"/>
-          </w:rPr>
-          <w:t>路3:8</w:t>
-        </w:r>
-      </w:hyperlink>
-      <w:r>
-        <w:rPr>
-          <w:lang w:val="zh_TW" w:bidi="zh_TW"/>
-        </w:rPr>
-        <w:t>）。耶穌也傳講同樣的信息（</w:t>
-      </w:r>
-      <w:hyperlink r:id="rId30">
-        <w:r>
-          <w:rPr>
-            <w:lang w:val="zh_TW" w:bidi="zh_TW"/>
-          </w:rPr>
-          <w:rPr>
-            <w:color w:val="0000EE"/>
-            <w:u w:val="single"/>
-          </w:rPr>
-          <w:t>太4:17</w:t>
-        </w:r>
-      </w:hyperlink>
-      <w:r>
-        <w:rPr>
-          <w:lang w:val="zh_TW" w:bidi="zh_TW"/>
-        </w:rPr>
-        <w:t>；</w:t>
-      </w:r>
-      <w:hyperlink r:id="rId31">
-        <w:r>
-          <w:rPr>
-            <w:lang w:val="zh_TW" w:bidi="zh_TW"/>
-          </w:rPr>
-          <w:rPr>
-            <w:color w:val="0000EE"/>
-            <w:u w:val="single"/>
-          </w:rPr>
-          <w:t>可1:15</w:t>
-        </w:r>
-      </w:hyperlink>
-      <w:r>
-        <w:rPr>
-          <w:lang w:val="zh_TW" w:bidi="zh_TW"/>
-        </w:rPr>
-        <w:t>）。祂還說，由於神的國度已經在祂身上到來，順服祂是歸信好消息的一部分。然而，這也可能是壞消息，因為如果不做出這種徹底的改變，就會被定罪（</w:t>
-      </w:r>
-      <w:hyperlink r:id="rId32">
-        <w:r>
-          <w:rPr>
-            <w:lang w:val="zh_TW" w:bidi="zh_TW"/>
-          </w:rPr>
-          <w:rPr>
-            <w:color w:val="0000EE"/>
-            <w:u w:val="single"/>
-          </w:rPr>
-          <w:t>太11:20</w:t>
-        </w:r>
-      </w:hyperlink>
-      <w:r>
-        <w:rPr>
-          <w:lang w:val="zh_TW" w:bidi="zh_TW"/>
-        </w:rPr>
-        <w:t>；</w:t>
-      </w:r>
-      <w:hyperlink r:id="rId33">
-        <w:r>
-          <w:rPr>
-            <w:lang w:val="zh_TW" w:bidi="zh_TW"/>
-          </w:rPr>
-          <w:rPr>
-            <w:color w:val="0000EE"/>
-            <w:u w:val="single"/>
-          </w:rPr>
-          <w:t>路13:3–5</w:t>
-        </w:r>
-      </w:hyperlink>
-      <w:r>
-        <w:rPr>
-          <w:lang w:val="zh_TW" w:bidi="zh_TW"/>
-        </w:rPr>
-        <w:t>）。歸信是徹底的，但也是簡單的。它要求我們像小孩子一樣全然委身，而不是像成人的算計和自我保護（</w:t>
-      </w:r>
-      <w:hyperlink r:id="rId34">
-        <w:r>
-          <w:rPr>
-            <w:lang w:val="zh_TW" w:bidi="zh_TW"/>
-          </w:rPr>
-          <w:rPr>
-            <w:color w:val="0000EE"/>
-            <w:u w:val="single"/>
-          </w:rPr>
-          <w:t>太18:3</w:t>
-        </w:r>
-      </w:hyperlink>
-      <w:r>
-        <w:rPr>
-          <w:lang w:val="zh_TW" w:bidi="zh_TW"/>
-        </w:rPr>
-        <w:t>）。成人謹慎、自我保護的態度，與孩子的簡單、真誠信任和開放的態度，形成對比。</w:t>
+        <w:t>節）。這裡所說的「古實」可能就是加瑟（Kassite，又稱哥西安〔Cossaean〕），加瑟是公元前十二世紀以前統治美索不達米亞約五百年的巴比倫統治者的名稱。</w:t>
       </w:r>
     </w:p>
     <w:p>
@@ -691,169 +320,108 @@
         <w:rPr>
           <w:lang w:val="zh_TW" w:bidi="zh_TW"/>
         </w:rPr>
-        <w:t>除了四福音書和使徒行傳，歸信在新約中並不常見。當它在使徒行傳中使用時，歸信</w:t>
+        <w:t>因此，</w:t>
+      </w:r>
+      <w:hyperlink r:id="rId15">
+        <w:r>
+          <w:rPr>
+            <w:lang w:val="zh_TW" w:bidi="zh_TW"/>
+          </w:rPr>
+          <w:rPr>
+            <w:color w:val="0000EE"/>
+            <w:u w:val="single"/>
+          </w:rPr>
+          <w:t>創世記十章6至8節</w:t>
+        </w:r>
+      </w:hyperlink>
+      <w:r>
+        <w:rPr>
+          <w:lang w:val="zh_TW" w:bidi="zh_TW"/>
+        </w:rPr>
+        <w:t>中提到的古實可能是指兩個不同的地區：努比亞（</w:t>
+      </w:r>
+      <w:hyperlink r:id="rId16">
+        <w:r>
+          <w:rPr>
+            <w:lang w:val="zh_TW" w:bidi="zh_TW"/>
+          </w:rPr>
+          <w:rPr>
+            <w:color w:val="0000EE"/>
+            <w:u w:val="single"/>
+          </w:rPr>
+          <w:t>6–7</w:t>
+        </w:r>
+      </w:hyperlink>
+      <w:r>
+        <w:rPr>
+          <w:lang w:val="zh_TW" w:bidi="zh_TW"/>
+        </w:rPr>
+        <w:t>節）和美索不達米亞（</w:t>
+      </w:r>
+      <w:hyperlink r:id="rId17">
+        <w:r>
+          <w:rPr>
+            <w:lang w:val="zh_TW" w:bidi="zh_TW"/>
+          </w:rPr>
+          <w:rPr>
+            <w:color w:val="0000EE"/>
+            <w:u w:val="single"/>
+          </w:rPr>
+          <w:t>9–12</w:t>
+        </w:r>
+      </w:hyperlink>
+      <w:r>
+        <w:rPr>
+          <w:lang w:val="zh_TW" w:bidi="zh_TW"/>
+        </w:rPr>
+        <w:t>節）。另一種可能是，</w:t>
+      </w:r>
+      <w:hyperlink r:id="rId13">
+        <w:r>
+          <w:rPr>
+            <w:lang w:val="zh_TW" w:bidi="zh_TW"/>
+          </w:rPr>
+          <w:rPr>
+            <w:color w:val="0000EE"/>
+            <w:u w:val="single"/>
+          </w:rPr>
+          <w:t>創世記二章13節</w:t>
+        </w:r>
+      </w:hyperlink>
+      <w:r>
+        <w:rPr>
+          <w:lang w:val="zh_TW" w:bidi="zh_TW"/>
+        </w:rPr>
+        <w:t>和</w:t>
+      </w:r>
+      <w:hyperlink r:id="rId18">
+        <w:r>
+          <w:rPr>
+            <w:lang w:val="zh_TW" w:bidi="zh_TW"/>
+          </w:rPr>
+          <w:rPr>
+            <w:color w:val="0000EE"/>
+            <w:u w:val="single"/>
+          </w:rPr>
+          <w:t>十章8節</w:t>
+        </w:r>
+      </w:hyperlink>
+      <w:r>
+        <w:rPr>
+          <w:lang w:val="zh_TW" w:bidi="zh_TW"/>
+        </w:rPr>
+        <w:t>中的古實可能是基士（Kish），這是美索不達米亞的一座城，傳統上視之為洪水之後第一個蘇美王朝的所在地。</w:t>
       </w:r>
     </w:p>
     <w:p>
       <w:pPr>
-        <w:pStyle w:val="ListBullet"/>
-        <w:spacing w:line="240" w:lineRule="auto"/>
-        <w:ind w:left="720"/>
-      </w:pPr>
-      <w:r>
-        <w:rPr>
-          <w:lang w:val="zh_TW" w:bidi="zh_TW"/>
-        </w:rPr>
-      </w:r>
-      <w:r>
-        <w:rPr>
-          <w:lang w:val="zh_TW" w:bidi="zh_TW"/>
-        </w:rPr>
-        <w:t>構成福音講道中最重要的部分——形成委身的呼召（</w:t>
-      </w:r>
-      <w:hyperlink r:id="rId35">
-        <w:r>
-          <w:rPr>
-            <w:lang w:val="zh_TW" w:bidi="zh_TW"/>
-          </w:rPr>
-          <w:rPr>
-            <w:color w:val="0000EE"/>
-            <w:u w:val="single"/>
-          </w:rPr>
-          <w:t>2:38</w:t>
-        </w:r>
-      </w:hyperlink>
-      <w:r>
-        <w:rPr>
-          <w:lang w:val="zh_TW" w:bidi="zh_TW"/>
-        </w:rPr>
-        <w:t>，</w:t>
-      </w:r>
-      <w:hyperlink r:id="rId36">
-        <w:r>
-          <w:rPr>
-            <w:lang w:val="zh_TW" w:bidi="zh_TW"/>
-          </w:rPr>
-          <w:rPr>
-            <w:color w:val="0000EE"/>
-            <w:u w:val="single"/>
-          </w:rPr>
-          <w:t>3:19</w:t>
-        </w:r>
-      </w:hyperlink>
-      <w:r>
-        <w:rPr>
-          <w:lang w:val="zh_TW" w:bidi="zh_TW"/>
-        </w:rPr>
-        <w:t>，</w:t>
-      </w:r>
-      <w:hyperlink r:id="rId37">
-        <w:r>
-          <w:rPr>
-            <w:lang w:val="zh_TW" w:bidi="zh_TW"/>
-          </w:rPr>
-          <w:rPr>
-            <w:color w:val="0000EE"/>
-            <w:u w:val="single"/>
-          </w:rPr>
-          <w:t>8:22</w:t>
-        </w:r>
-      </w:hyperlink>
-      <w:r>
-        <w:rPr>
-          <w:lang w:val="zh_TW" w:bidi="zh_TW"/>
-        </w:rPr>
-        <w:t>），</w:t>
-      </w:r>
-    </w:p>
-    <w:p>
-      <w:pPr>
-        <w:pStyle w:val="ListBullet"/>
-        <w:spacing w:line="240" w:lineRule="auto"/>
-        <w:ind w:left="720"/>
-      </w:pPr>
-      <w:r>
-        <w:rPr>
-          <w:lang w:val="zh_TW" w:bidi="zh_TW"/>
-        </w:rPr>
-      </w:r>
-      <w:r>
-        <w:rPr>
-          <w:lang w:val="zh_TW" w:bidi="zh_TW"/>
-        </w:rPr>
-        <w:t>描述新基督徒對主的委身（</w:t>
-      </w:r>
-      <w:hyperlink r:id="rId38">
-        <w:r>
-          <w:rPr>
-            <w:lang w:val="zh_TW" w:bidi="zh_TW"/>
-          </w:rPr>
-          <w:rPr>
-            <w:color w:val="0000EE"/>
-            <w:u w:val="single"/>
-          </w:rPr>
-          <w:t>9:35</w:t>
-        </w:r>
-      </w:hyperlink>
-      <w:r>
-        <w:rPr>
-          <w:lang w:val="zh_TW" w:bidi="zh_TW"/>
-        </w:rPr>
-        <w:t>，</w:t>
-      </w:r>
-      <w:hyperlink r:id="rId39">
-        <w:r>
-          <w:rPr>
-            <w:lang w:val="zh_TW" w:bidi="zh_TW"/>
-          </w:rPr>
-          <w:rPr>
-            <w:color w:val="0000EE"/>
-            <w:u w:val="single"/>
-          </w:rPr>
-          <w:t>11:21</w:t>
-        </w:r>
-      </w:hyperlink>
-      <w:r>
-        <w:rPr>
-          <w:lang w:val="zh_TW" w:bidi="zh_TW"/>
-        </w:rPr>
-        <w:t>），以及</w:t>
-      </w:r>
-    </w:p>
-    <w:p>
-      <w:pPr>
-        <w:pStyle w:val="ListBullet"/>
-        <w:spacing w:line="240" w:lineRule="auto"/>
-        <w:ind w:left="720"/>
-      </w:pPr>
-      <w:r>
-        <w:rPr>
-          <w:lang w:val="zh_TW" w:bidi="zh_TW"/>
-        </w:rPr>
-      </w:r>
-      <w:r>
-        <w:rPr>
-          <w:lang w:val="zh_TW" w:bidi="zh_TW"/>
-        </w:rPr>
-        <w:t>描繪生命從黑暗轉向光明的改變（</w:t>
-      </w:r>
-      <w:hyperlink r:id="rId40">
-        <w:r>
-          <w:rPr>
-            <w:lang w:val="zh_TW" w:bidi="zh_TW"/>
-          </w:rPr>
-          <w:rPr>
-            <w:color w:val="0000EE"/>
-            <w:u w:val="single"/>
-          </w:rPr>
-          <w:t>26:18–20</w:t>
-        </w:r>
-      </w:hyperlink>
-      <w:r>
-        <w:rPr>
-          <w:lang w:val="zh_TW" w:bidi="zh_TW"/>
-        </w:rPr>
-        <w:t>）。</w:t>
+        <w:pStyle w:val="Heading3"/>
+      </w:pPr>
+      <w:r>
+        <w:rPr>
+          <w:lang w:val="zh_TW" w:bidi="zh_TW"/>
+        </w:rPr>
+        <w:t>聖經中的古實人</w:t>
       </w:r>
     </w:p>
     <w:p>
@@ -867,27 +435,9 @@
         <w:rPr>
           <w:lang w:val="zh_TW" w:bidi="zh_TW"/>
         </w:rPr>
-        <w:t>在提到歸信時，後來的福音書作者則</w:t>
-      </w:r>
-    </w:p>
-    <w:p>
-      <w:pPr>
-        <w:pStyle w:val="ListBullet"/>
-        <w:spacing w:line="240" w:lineRule="auto"/>
-        <w:ind w:left="720"/>
-      </w:pPr>
-      <w:r>
-        <w:rPr>
-          <w:lang w:val="zh_TW" w:bidi="zh_TW"/>
-        </w:rPr>
-      </w:r>
-      <w:r>
-        <w:rPr>
-          <w:lang w:val="zh_TW" w:bidi="zh_TW"/>
-        </w:rPr>
-        <w:t>回顧歸信經歷（</w:t>
-      </w:r>
-      <w:hyperlink r:id="rId41">
+        <w:t>關於「古實人」一詞的意義，聖經中較少出現混淆。除了</w:t>
+      </w:r>
+      <w:hyperlink r:id="rId19">
         <w:r>
           <w:rPr>
             <w:lang w:val="zh_TW" w:bidi="zh_TW"/>
@@ -896,122 +446,14 @@
             <w:color w:val="0000EE"/>
             <w:u w:val="single"/>
           </w:rPr>
-          <w:t>林書3:16</w:t>
+          <w:t>民數記十二章1節</w:t>
         </w:r>
       </w:hyperlink>
       <w:r>
         <w:rPr>
           <w:lang w:val="zh_TW" w:bidi="zh_TW"/>
         </w:rPr>
-        <w:t>），</w:t>
-      </w:r>
-    </w:p>
-    <w:p>
-      <w:pPr>
-        <w:pStyle w:val="ListBullet"/>
-        <w:spacing w:line="240" w:lineRule="auto"/>
-        <w:ind w:left="720"/>
-      </w:pPr>
-      <w:r>
-        <w:rPr>
-          <w:lang w:val="zh_TW" w:bidi="zh_TW"/>
-        </w:rPr>
-      </w:r>
-      <w:r>
-        <w:rPr>
-          <w:lang w:val="zh_TW" w:bidi="zh_TW"/>
-        </w:rPr>
-        <w:t>擔心基督徒轉向異教或猶太教（</w:t>
-      </w:r>
-      <w:hyperlink r:id="rId42">
-        <w:r>
-          <w:rPr>
-            <w:lang w:val="zh_TW" w:bidi="zh_TW"/>
-          </w:rPr>
-          <w:rPr>
-            <w:color w:val="0000EE"/>
-            <w:u w:val="single"/>
-          </w:rPr>
-          <w:t>加4:9</w:t>
-        </w:r>
-      </w:hyperlink>
-      <w:r>
-        <w:rPr>
-          <w:lang w:val="zh_TW" w:bidi="zh_TW"/>
-        </w:rPr>
-        <w:t>），以及</w:t>
-      </w:r>
-    </w:p>
-    <w:p>
-      <w:pPr>
-        <w:pStyle w:val="ListBullet"/>
-        <w:spacing w:line="240" w:lineRule="auto"/>
-        <w:ind w:left="720"/>
-      </w:pPr>
-      <w:r>
-        <w:rPr>
-          <w:lang w:val="zh_TW" w:bidi="zh_TW"/>
-        </w:rPr>
-      </w:r>
-      <w:r>
-        <w:rPr>
-          <w:lang w:val="zh_TW" w:bidi="zh_TW"/>
-        </w:rPr>
-        <w:t>呼籲那些離開信仰並面臨審判危險的基督徒，重新歸信（</w:t>
-      </w:r>
-      <w:hyperlink r:id="rId43">
-        <w:r>
-          <w:rPr>
-            <w:lang w:val="zh_TW" w:bidi="zh_TW"/>
-          </w:rPr>
-          <w:rPr>
-            <w:color w:val="0000EE"/>
-            <w:u w:val="single"/>
-          </w:rPr>
-          <w:t>雅5:19–20</w:t>
-        </w:r>
-      </w:hyperlink>
-      <w:r>
-        <w:rPr>
-          <w:lang w:val="zh_TW" w:bidi="zh_TW"/>
-        </w:rPr>
-        <w:t>；</w:t>
-      </w:r>
-      <w:hyperlink r:id="rId44">
-        <w:r>
-          <w:rPr>
-            <w:lang w:val="zh_TW" w:bidi="zh_TW"/>
-          </w:rPr>
-          <w:rPr>
-            <w:color w:val="0000EE"/>
-            <w:u w:val="single"/>
-          </w:rPr>
-          <w:t>啟2:5、16、22</w:t>
-        </w:r>
-      </w:hyperlink>
-      <w:r>
-        <w:rPr>
-          <w:lang w:val="zh_TW" w:bidi="zh_TW"/>
-        </w:rPr>
-        <w:t>，</w:t>
-      </w:r>
-      <w:hyperlink r:id="rId45">
-        <w:r>
-          <w:rPr>
-            <w:lang w:val="zh_TW" w:bidi="zh_TW"/>
-          </w:rPr>
-          <w:rPr>
-            <w:color w:val="0000EE"/>
-            <w:u w:val="single"/>
-          </w:rPr>
-          <w:t>3:19</w:t>
-        </w:r>
-      </w:hyperlink>
-      <w:r>
-        <w:rPr>
-          <w:lang w:val="zh_TW" w:bidi="zh_TW"/>
-        </w:rPr>
-        <w:t>）。</w:t>
+        <w:t>可能是一個例外之外，古實人通常指努比亞（非洲的古實）的居民。</w:t>
       </w:r>
     </w:p>
     <w:p>
@@ -1025,7 +467,57 @@
         <w:rPr>
           <w:lang w:val="zh_TW" w:bidi="zh_TW"/>
         </w:rPr>
-        <w:t>正如舊約以及約翰和耶穌的宣講，歸信包含三個要素。</w:t>
+        <w:t>大衛王的元帥約押派去向大衛報告押沙龍戰敗消息的第一位使者，就是一位古實人（</w:t>
+      </w:r>
+      <w:hyperlink r:id="rId20">
+        <w:r>
+          <w:rPr>
+            <w:lang w:val="zh_TW" w:bidi="zh_TW"/>
+          </w:rPr>
+          <w:rPr>
+            <w:color w:val="0000EE"/>
+            <w:u w:val="single"/>
+          </w:rPr>
+          <w:t>撒下18:21–32</w:t>
+        </w:r>
+      </w:hyperlink>
+      <w:r>
+        <w:rPr>
+          <w:lang w:val="zh_TW" w:bidi="zh_TW"/>
+        </w:rPr>
+        <w:t>）。從經文可見，這位使者是外邦人，因為他不知道捷徑，傳遞消息也沒有顧及大衛的感受。有些譯本將這個希伯來字詞譯作人名「古示」（Cushi），但多數學者認為這並不正確。大多數英文聖經在其它地方出現「古實（Cush）」或「古實人（Cushite）」時，都譯為「衣索匹亞（Ethiopia）」或「衣索匹亞人（Ethiopians）」。</w:t>
+      </w:r>
+    </w:p>
+    <w:p>
+      <w:pPr/>
+      <w:r>
+        <w:rPr>
+          <w:lang w:val="zh_TW" w:bidi="zh_TW"/>
+        </w:rPr>
+      </w:r>
+      <w:r>
+        <w:rPr>
+          <w:lang w:val="zh_TW" w:bidi="zh_TW"/>
+        </w:rPr>
+        <w:t>摩西曾娶一位被稱為古實女子的妻子（</w:t>
+      </w:r>
+      <w:hyperlink r:id="rId19">
+        <w:r>
+          <w:rPr>
+            <w:lang w:val="zh_TW" w:bidi="zh_TW"/>
+          </w:rPr>
+          <w:rPr>
+            <w:color w:val="0000EE"/>
+            <w:u w:val="single"/>
+          </w:rPr>
+          <w:t>民12:1</w:t>
+        </w:r>
+      </w:hyperlink>
+      <w:r>
+        <w:rPr>
+          <w:lang w:val="zh_TW" w:bidi="zh_TW"/>
+        </w:rPr>
+        <w:t>）。這個稱呼有幾種可能的理解：</w:t>
       </w:r>
     </w:p>
     <w:p>
@@ -1047,74 +539,7 @@
         <w:rPr>
           <w:lang w:val="zh_TW" w:bidi="zh_TW"/>
         </w:rPr>
-        <w:t>歸信是</w:t>
-      </w:r>
-      <w:r>
-        <w:rPr>
-          <w:i/>
-          <w:lang w:val="zh_TW" w:bidi="zh_TW"/>
-        </w:rPr>
-        <w:t>從</w:t>
-      </w:r>
-      <w:r>
-        <w:rPr>
-          <w:lang w:val="zh_TW" w:bidi="zh_TW"/>
-        </w:rPr>
-        <w:t>某些事物中轉離，包括具體的罪、假神或僅僅是為自己而活的生活（</w:t>
-      </w:r>
-      <w:hyperlink r:id="rId46">
-        <w:r>
-          <w:rPr>
-            <w:lang w:val="zh_TW" w:bidi="zh_TW"/>
-          </w:rPr>
-          <w:rPr>
-            <w:color w:val="0000EE"/>
-            <w:u w:val="single"/>
-          </w:rPr>
-          <w:t>帖前1:9</w:t>
-        </w:r>
-      </w:hyperlink>
-      <w:r>
-        <w:rPr>
-          <w:lang w:val="zh_TW" w:bidi="zh_TW"/>
-        </w:rPr>
-        <w:t>；</w:t>
-      </w:r>
-      <w:hyperlink r:id="rId47">
-        <w:r>
-          <w:rPr>
-            <w:lang w:val="zh_TW" w:bidi="zh_TW"/>
-          </w:rPr>
-          <w:rPr>
-            <w:color w:val="0000EE"/>
-            <w:u w:val="single"/>
-          </w:rPr>
-          <w:t>啟9:20–21</w:t>
-        </w:r>
-      </w:hyperlink>
-      <w:r>
-        <w:rPr>
-          <w:lang w:val="zh_TW" w:bidi="zh_TW"/>
-        </w:rPr>
-        <w:t>，</w:t>
-      </w:r>
-      <w:hyperlink r:id="rId48">
-        <w:r>
-          <w:rPr>
-            <w:lang w:val="zh_TW" w:bidi="zh_TW"/>
-          </w:rPr>
-          <w:rPr>
-            <w:color w:val="0000EE"/>
-            <w:u w:val="single"/>
-          </w:rPr>
-          <w:t>16:11</w:t>
-        </w:r>
-      </w:hyperlink>
-      <w:r>
-        <w:rPr>
-          <w:lang w:val="zh_TW" w:bidi="zh_TW"/>
-        </w:rPr>
-        <w:t>）。</w:t>
+        <w:t>她可能來自努比亞，若是如此，她應是摩西的第二任妻子，並非西坡拉。</w:t>
       </w:r>
     </w:p>
     <w:p>
@@ -1132,97 +557,7 @@
         <w:rPr>
           <w:lang w:val="zh_TW" w:bidi="zh_TW"/>
         </w:rPr>
-        <w:t>歸信是神的旨意，也是祂在世界上恩典工作的結果（</w:t>
-      </w:r>
-      <w:hyperlink r:id="rId49">
-        <w:r>
-          <w:rPr>
-            <w:lang w:val="zh_TW" w:bidi="zh_TW"/>
-          </w:rPr>
-          <w:rPr>
-            <w:color w:val="0000EE"/>
-            <w:u w:val="single"/>
-          </w:rPr>
-          <w:t>徒11:18</w:t>
-        </w:r>
-      </w:hyperlink>
-      <w:r>
-        <w:rPr>
-          <w:lang w:val="zh_TW" w:bidi="zh_TW"/>
-        </w:rPr>
-        <w:t>；</w:t>
-      </w:r>
-      <w:hyperlink r:id="rId50">
-        <w:r>
-          <w:rPr>
-            <w:lang w:val="zh_TW" w:bidi="zh_TW"/>
-          </w:rPr>
-          <w:rPr>
-            <w:color w:val="0000EE"/>
-            <w:u w:val="single"/>
-          </w:rPr>
-          <w:t>羅2:4</w:t>
-        </w:r>
-      </w:hyperlink>
-      <w:r>
-        <w:rPr>
-          <w:lang w:val="zh_TW" w:bidi="zh_TW"/>
-        </w:rPr>
-        <w:t>；</w:t>
-      </w:r>
-      <w:hyperlink r:id="rId51">
-        <w:r>
-          <w:rPr>
-            <w:lang w:val="zh_TW" w:bidi="zh_TW"/>
-          </w:rPr>
-          <w:rPr>
-            <w:color w:val="0000EE"/>
-            <w:u w:val="single"/>
-          </w:rPr>
-          <w:t>林後7:10</w:t>
-        </w:r>
-      </w:hyperlink>
-      <w:r>
-        <w:rPr>
-          <w:lang w:val="zh_TW" w:bidi="zh_TW"/>
-        </w:rPr>
-        <w:t>；</w:t>
-      </w:r>
-      <w:hyperlink r:id="rId52">
-        <w:r>
-          <w:rPr>
-            <w:lang w:val="zh_TW" w:bidi="zh_TW"/>
-          </w:rPr>
-          <w:rPr>
-            <w:color w:val="0000EE"/>
-            <w:u w:val="single"/>
-          </w:rPr>
-          <w:t>提後2:25</w:t>
-        </w:r>
-      </w:hyperlink>
-      <w:r>
-        <w:rPr>
-          <w:lang w:val="zh_TW" w:bidi="zh_TW"/>
-        </w:rPr>
-        <w:t>；</w:t>
-      </w:r>
-      <w:hyperlink r:id="rId53">
-        <w:r>
-          <w:rPr>
-            <w:lang w:val="zh_TW" w:bidi="zh_TW"/>
-          </w:rPr>
-          <w:rPr>
-            <w:color w:val="0000EE"/>
-            <w:u w:val="single"/>
-          </w:rPr>
-          <w:t>彼後3:9</w:t>
-        </w:r>
-      </w:hyperlink>
-      <w:r>
-        <w:rPr>
-          <w:lang w:val="zh_TW" w:bidi="zh_TW"/>
-        </w:rPr>
-        <w:t>）。</w:t>
+        <w:t>她可能來自古珊，因此可能是米甸女子，也就是西坡拉本人。</w:t>
       </w:r>
     </w:p>
     <w:p>
@@ -1240,74 +575,7 @@
         <w:rPr>
           <w:lang w:val="zh_TW" w:bidi="zh_TW"/>
         </w:rPr>
-        <w:t>歸信是轉</w:t>
-      </w:r>
-      <w:r>
-        <w:rPr>
-          <w:i/>
-          <w:lang w:val="zh_TW" w:bidi="zh_TW"/>
-        </w:rPr>
-        <w:t>向</w:t>
-      </w:r>
-      <w:r>
-        <w:rPr>
-          <w:lang w:val="zh_TW" w:bidi="zh_TW"/>
-        </w:rPr>
-        <w:t>某人，即將整個生命委身給神，歸向耶穌基督（</w:t>
-      </w:r>
-      <w:hyperlink r:id="rId54">
-        <w:r>
-          <w:rPr>
-            <w:lang w:val="zh_TW" w:bidi="zh_TW"/>
-          </w:rPr>
-          <w:rPr>
-            <w:color w:val="0000EE"/>
-            <w:u w:val="single"/>
-          </w:rPr>
-          <w:t>徒14:15</w:t>
-        </w:r>
-      </w:hyperlink>
-      <w:r>
-        <w:rPr>
-          <w:lang w:val="zh_TW" w:bidi="zh_TW"/>
-        </w:rPr>
-        <w:t>；</w:t>
-      </w:r>
-      <w:hyperlink r:id="rId46">
-        <w:r>
-          <w:rPr>
-            <w:lang w:val="zh_TW" w:bidi="zh_TW"/>
-          </w:rPr>
-          <w:rPr>
-            <w:color w:val="0000EE"/>
-            <w:u w:val="single"/>
-          </w:rPr>
-          <w:t>帖前1:9</w:t>
-        </w:r>
-      </w:hyperlink>
-      <w:r>
-        <w:rPr>
-          <w:lang w:val="zh_TW" w:bidi="zh_TW"/>
-        </w:rPr>
-        <w:t>；</w:t>
-      </w:r>
-      <w:hyperlink r:id="rId55">
-        <w:r>
-          <w:rPr>
-            <w:lang w:val="zh_TW" w:bidi="zh_TW"/>
-          </w:rPr>
-          <w:rPr>
-            <w:color w:val="0000EE"/>
-            <w:u w:val="single"/>
-          </w:rPr>
-          <w:t>彼前2:25</w:t>
-        </w:r>
-      </w:hyperlink>
-      <w:r>
-        <w:rPr>
-          <w:lang w:val="zh_TW" w:bidi="zh_TW"/>
-        </w:rPr>
-        <w:t>）。</w:t>
+        <w:t>這個稱呼可能只是指她膚色較深、出身外族，不一定特指西坡拉。</w:t>
       </w:r>
     </w:p>
     <w:p>
@@ -1319,9 +587,56 @@
       </w:r>
       <w:r>
         <w:rPr>
-          <w:lang w:val="zh_TW" w:bidi="zh_TW"/>
-        </w:rPr>
-        <w:t>因此，無論是卓越的還是不起眼的，瞬間的還是逐漸的，情緒激動的還是平靜的，這是一個徹底的重新定位，是個人將他或她的全部忠誠，徹底轉移到神身上的改變。</w:t>
+          <w:i/>
+          <w:lang w:val="zh_TW" w:bidi="zh_TW"/>
+        </w:rPr>
+        <w:t>另見</w:t>
+      </w:r>
+      <w:r>
+        <w:rPr>
+          <w:lang w:val="zh_TW" w:bidi="zh_TW"/>
+        </w:rPr>
+        <w:t>古珊</w:t>
+      </w:r>
+      <w:r>
+        <w:rPr>
+          <w:lang w:val="zh_TW" w:bidi="zh_TW"/>
+        </w:rPr>
+        <w:t>；</w:t>
+      </w:r>
+      <w:r>
+        <w:rPr>
+          <w:lang w:val="zh_TW" w:bidi="zh_TW"/>
+        </w:rPr>
+        <w:t>古示 #1</w:t>
+      </w:r>
+      <w:r>
+        <w:rPr>
+          <w:lang w:val="zh_TW" w:bidi="zh_TW"/>
+        </w:rPr>
+        <w:t>；</w:t>
+      </w:r>
+      <w:r>
+        <w:rPr>
+          <w:lang w:val="zh_TW" w:bidi="zh_TW"/>
+        </w:rPr>
+        <w:t>衣索匹亞</w:t>
+      </w:r>
+      <w:r>
+        <w:rPr>
+          <w:lang w:val="zh_TW" w:bidi="zh_TW"/>
+        </w:rPr>
+        <w:t>。</w:t>
+      </w:r>
+      <w:r>
+        <w:rPr>
+          <w:lang w:val="zh_TW" w:bidi="zh_TW"/>
+        </w:rPr>
+      </w:r>
+      <w:r>
+        <w:rPr>
+          <w:lang w:val="zh_TW" w:bidi="zh_TW"/>
+        </w:rPr>
       </w:r>
     </w:p>
     <w:p>
@@ -1331,83 +646,16 @@
           <w:lang w:val="zh_TW" w:bidi="zh_TW"/>
         </w:rPr>
       </w:r>
-      <w:r>
-        <w:rPr>
-          <w:i/>
-          <w:lang w:val="zh_TW" w:bidi="zh_TW"/>
-        </w:rPr>
-        <w:t>另見</w:t>
-      </w:r>
-      <w:r>
-        <w:rPr>
-          <w:lang w:val="zh_TW" w:bidi="zh_TW"/>
-        </w:rPr>
-        <w:t xml:space="preserve"> </w:t>
-      </w:r>
-      <w:r>
-        <w:rPr>
-          <w:lang w:val="zh_TW" w:bidi="zh_TW"/>
-        </w:rPr>
-        <w:t>信心</w:t>
-      </w:r>
-      <w:r>
-        <w:rPr>
-          <w:lang w:val="zh_TW" w:bidi="zh_TW"/>
-        </w:rPr>
-        <w:t>；</w:t>
-      </w:r>
-      <w:r>
-        <w:rPr>
-          <w:lang w:val="zh_TW" w:bidi="zh_TW"/>
-        </w:rPr>
-        <w:t>恩典</w:t>
-      </w:r>
-      <w:r>
-        <w:rPr>
-          <w:lang w:val="zh_TW" w:bidi="zh_TW"/>
-        </w:rPr>
-        <w:t>；</w:t>
-      </w:r>
-      <w:r>
-        <w:rPr>
-          <w:lang w:val="zh_TW" w:bidi="zh_TW"/>
-        </w:rPr>
-        <w:t>稱義，被稱義</w:t>
-      </w:r>
-      <w:r>
-        <w:rPr>
-          <w:lang w:val="zh_TW" w:bidi="zh_TW"/>
-        </w:rPr>
-        <w:t>；</w:t>
-      </w:r>
-      <w:r>
-        <w:rPr>
-          <w:lang w:val="zh_TW" w:bidi="zh_TW"/>
-        </w:rPr>
-        <w:t>悔改</w:t>
-      </w:r>
-      <w:r>
-        <w:rPr>
-          <w:lang w:val="zh_TW" w:bidi="zh_TW"/>
-        </w:rPr>
-        <w:t>；</w:t>
-      </w:r>
-      <w:r>
-        <w:rPr>
-          <w:lang w:val="zh_TW" w:bidi="zh_TW"/>
-        </w:rPr>
-        <w:t>成聖</w:t>
-      </w:r>
-      <w:r>
-        <w:rPr>
-          <w:lang w:val="zh_TW" w:bidi="zh_TW"/>
-        </w:rPr>
-        <w:t>。</w:t>
-      </w:r>
-      <w:r>
-        <w:rPr>
-          <w:lang w:val="zh_TW" w:bidi="zh_TW"/>
-        </w:rPr>
+    </w:p>
+    <w:p>
+      <w:pPr>
+        <w:pStyle w:val="Heading2"/>
+      </w:pPr>
+      <w:r>
+        <w:rPr>
+          <w:lang w:val="zh_TW" w:bidi="zh_TW"/>
+        </w:rPr>
+        <w:t>骨頭</w:t>
       </w:r>
       <w:r>
         <w:rPr>
@@ -1422,21 +670,11 @@
           <w:lang w:val="zh_TW" w:bidi="zh_TW"/>
         </w:rPr>
       </w:r>
-    </w:p>
-    <w:p>
-      <w:pPr>
-        <w:pStyle w:val="Heading2"/>
-      </w:pPr>
-      <w:r>
-        <w:rPr>
-          <w:lang w:val="zh_TW" w:bidi="zh_TW"/>
-        </w:rPr>
-        <w:t>鬼</w:t>
-      </w:r>
-      <w:r>
-        <w:rPr>
-          <w:lang w:val="zh_TW" w:bidi="zh_TW"/>
-        </w:rPr>
+      <w:r>
+        <w:rPr>
+          <w:lang w:val="zh_TW" w:bidi="zh_TW"/>
+        </w:rPr>
+        <w:t>骨頭是構成人與動物骨架的堅硬部分。人或動物死後，即使身體的軟組織腐壞，骨頭仍能長久保持原形。因此，人們往往把骨頭與死亡聯想在一起。</w:t>
       </w:r>
     </w:p>
     <w:p>
@@ -1450,9 +688,9 @@
         <w:rPr>
           <w:lang w:val="zh_TW" w:bidi="zh_TW"/>
         </w:rPr>
-        <w:t>在撒但的領導下悖逆神的墮落天使。鬼活動（demonism）是指鬼的作為，而鬼論（demonology）是研究鬼及其活動，以了解敵人的策略（</w:t>
-      </w:r>
-      <w:hyperlink r:id="rId56">
+        <w:t>古代以色列人認為，以尊重的方式安葬死者是極為重要的（</w:t>
+      </w:r>
+      <w:hyperlink r:id="rId21">
         <w:r>
           <w:rPr>
             <w:lang w:val="zh_TW" w:bidi="zh_TW"/>
@@ -1461,16 +699,16 @@
             <w:color w:val="0000EE"/>
             <w:u w:val="single"/>
           </w:rPr>
-          <w:t>林後2:11</w:t>
+          <w:t>創50:25</w:t>
         </w:r>
       </w:hyperlink>
       <w:r>
         <w:rPr>
           <w:lang w:val="zh_TW" w:bidi="zh_TW"/>
         </w:rPr>
-        <w:t>），以便正確行使制伏祂們的權柄（</w:t>
-      </w:r>
-      <w:hyperlink r:id="rId57">
+        <w:t>；</w:t>
+      </w:r>
+      <w:hyperlink r:id="rId22">
         <w:r>
           <w:rPr>
             <w:lang w:val="zh_TW" w:bidi="zh_TW"/>
@@ -1479,25 +717,68 @@
             <w:color w:val="0000EE"/>
             <w:u w:val="single"/>
           </w:rPr>
-          <w:t>路10:19</w:t>
+          <w:t>撒上31:11–13</w:t>
         </w:r>
       </w:hyperlink>
       <w:r>
         <w:rPr>
           <w:lang w:val="zh_TW" w:bidi="zh_TW"/>
         </w:rPr>
+        <w:t>；</w:t>
+      </w:r>
+      <w:hyperlink r:id="rId23">
+        <w:r>
+          <w:rPr>
+            <w:lang w:val="zh_TW" w:bidi="zh_TW"/>
+          </w:rPr>
+          <w:rPr>
+            <w:color w:val="0000EE"/>
+            <w:u w:val="single"/>
+          </w:rPr>
+          <w:t>王下23:14–18</w:t>
+        </w:r>
+      </w:hyperlink>
+      <w:r>
+        <w:rPr>
+          <w:lang w:val="zh_TW" w:bidi="zh_TW"/>
+        </w:rPr>
+        <w:t>；</w:t>
+      </w:r>
+      <w:hyperlink r:id="rId24">
+        <w:r>
+          <w:rPr>
+            <w:lang w:val="zh_TW" w:bidi="zh_TW"/>
+          </w:rPr>
+          <w:rPr>
+            <w:color w:val="0000EE"/>
+            <w:u w:val="single"/>
+          </w:rPr>
+          <w:t>結39:14–16</w:t>
+        </w:r>
+      </w:hyperlink>
+      <w:r>
+        <w:rPr>
+          <w:lang w:val="zh_TW" w:bidi="zh_TW"/>
+        </w:rPr>
+        <w:t>；</w:t>
+      </w:r>
+      <w:hyperlink r:id="rId25">
+        <w:r>
+          <w:rPr>
+            <w:lang w:val="zh_TW" w:bidi="zh_TW"/>
+          </w:rPr>
+          <w:rPr>
+            <w:color w:val="0000EE"/>
+            <w:u w:val="single"/>
+          </w:rPr>
+          <w:t>摩2:1</w:t>
+        </w:r>
+      </w:hyperlink>
+      <w:r>
+        <w:rPr>
+          <w:lang w:val="zh_TW" w:bidi="zh_TW"/>
+        </w:rPr>
         <w:t>）。</w:t>
-      </w:r>
-    </w:p>
-    <w:p>
-      <w:pPr>
-        <w:pStyle w:val="Heading3"/>
-      </w:pPr>
-      <w:r>
-        <w:rPr>
-          <w:lang w:val="zh_TW" w:bidi="zh_TW"/>
-        </w:rPr>
-        <w:t>鬼是誰</w:t>
       </w:r>
     </w:p>
     <w:p>
@@ -1511,22 +792,9 @@
         <w:rPr>
           <w:lang w:val="zh_TW" w:bidi="zh_TW"/>
         </w:rPr>
-        <w:t>英文單詞demon源自希臘文daimon</w:t>
-      </w:r>
-      <w:r>
-        <w:rPr>
-          <w:i/>
-          <w:lang w:val="zh_TW" w:bidi="zh_TW"/>
-        </w:rPr>
-        <w:t>，</w:t>
-      </w:r>
-      <w:r>
-        <w:rPr>
-          <w:lang w:val="zh_TW" w:bidi="zh_TW"/>
-        </w:rPr>
-        <w:t>其基本意思是「神明，神祇」（即假神、鬼；參</w:t>
-      </w:r>
-      <w:hyperlink r:id="rId58">
+        <w:t>在以西結書中，神讓先知看見一個充滿枯骨的平原。這些骨頭代表失去盼望的以色列民，但神應許要賜下祂的靈，使祂的百姓重新得著生命，就像使這些死去的骨頭再生一般（</w:t>
+      </w:r>
+      <w:hyperlink r:id="rId26">
         <w:r>
           <w:rPr>
             <w:lang w:val="zh_TW" w:bidi="zh_TW"/>
@@ -1535,14 +803,32 @@
             <w:color w:val="0000EE"/>
             <w:u w:val="single"/>
           </w:rPr>
-          <w:t>林前10:20</w:t>
+          <w:t>結37:1–14</w:t>
         </w:r>
       </w:hyperlink>
       <w:r>
         <w:rPr>
           <w:lang w:val="zh_TW" w:bidi="zh_TW"/>
         </w:rPr>
-        <w:t>）。獨一真神以外的任何神祇都是與神對立的靈，因此，這樣的靈是邪靈，也就是鬼。demon這個詞未出現在某些英譯本中，有些英譯本將daimon錯譯為devil（魔鬼）。聖經中只有一個魔鬼（希臘文diabolos），牠有許多不同的名字、頭銜和稱號。牠是所有其他鬼的首領或統治者，其他鬼都服從牠。</w:t>
+        <w:t>）。其實，在活著的身體裡，骨頭是有生命的組織。以西結也寫到斷骨可以痊癒（</w:t>
+      </w:r>
+      <w:hyperlink r:id="rId27">
+        <w:r>
+          <w:rPr>
+            <w:lang w:val="zh_TW" w:bidi="zh_TW"/>
+          </w:rPr>
+          <w:rPr>
+            <w:color w:val="0000EE"/>
+            <w:u w:val="single"/>
+          </w:rPr>
+          <w:t>結30:21</w:t>
+        </w:r>
+      </w:hyperlink>
+      <w:r>
+        <w:rPr>
+          <w:lang w:val="zh_TW" w:bidi="zh_TW"/>
+        </w:rPr>
+        <w:t>）。</w:t>
       </w:r>
     </w:p>
     <w:p>
@@ -1556,9 +842,9 @@
         <w:rPr>
           <w:lang w:val="zh_TW" w:bidi="zh_TW"/>
         </w:rPr>
-        <w:t>聖經中常使用「靈」來指鬼魔，並帶有描述性的短語，如「惡鬼（evil spirit）」（</w:t>
-      </w:r>
-      <w:hyperlink r:id="rId59">
+        <w:t>以色列人守逾越節時，必須獻上一隻毫無殘疾的羊羔，其中一項要求是羊羔的骨頭一根也不可折斷（</w:t>
+      </w:r>
+      <w:hyperlink r:id="rId28">
         <w:r>
           <w:rPr>
             <w:lang w:val="zh_TW" w:bidi="zh_TW"/>
@@ -1567,16 +853,16 @@
             <w:color w:val="0000EE"/>
             <w:u w:val="single"/>
           </w:rPr>
-          <w:t>徒19:12–13</w:t>
+          <w:t>出12:46</w:t>
         </w:r>
       </w:hyperlink>
       <w:r>
         <w:rPr>
           <w:lang w:val="zh_TW" w:bidi="zh_TW"/>
         </w:rPr>
-        <w:t>）、「污鬼（unclean spirit）」（</w:t>
-      </w:r>
-      <w:hyperlink r:id="rId60">
+        <w:t>；</w:t>
+      </w:r>
+      <w:hyperlink r:id="rId29">
         <w:r>
           <w:rPr>
             <w:lang w:val="zh_TW" w:bidi="zh_TW"/>
@@ -1585,16 +871,16 @@
             <w:color w:val="0000EE"/>
             <w:u w:val="single"/>
           </w:rPr>
-          <w:t>太10:1</w:t>
+          <w:t>民9:11–12</w:t>
         </w:r>
       </w:hyperlink>
       <w:r>
         <w:rPr>
           <w:lang w:val="zh_TW" w:bidi="zh_TW"/>
         </w:rPr>
-        <w:t>；</w:t>
-      </w:r>
-      <w:hyperlink r:id="rId61">
+        <w:t>）。這項律例在新約聖經中具有特別的意義。羅馬兵丁通常會打斷被釘十字架之人的腿，使其更快死亡，但當耶穌被釘十字架時，他們並沒有打斷祂的腿。這正應驗了舊約聖經中關於耶穌的話——祂被稱為「神的羔羊」（</w:t>
+      </w:r>
+      <w:hyperlink r:id="rId30">
         <w:r>
           <w:rPr>
             <w:lang w:val="zh_TW" w:bidi="zh_TW"/>
@@ -1603,7 +889,7 @@
             <w:color w:val="0000EE"/>
             <w:u w:val="single"/>
           </w:rPr>
-          <w:t>可1:23、26</w:t>
+          <w:t>詩34:20</w:t>
         </w:r>
       </w:hyperlink>
       <w:r>
@@ -1612,7 +898,7 @@
         </w:rPr>
         <w:t>；</w:t>
       </w:r>
-      <w:hyperlink r:id="rId62">
+      <w:hyperlink r:id="rId31">
         <w:r>
           <w:rPr>
             <w:lang w:val="zh_TW" w:bidi="zh_TW"/>
@@ -1621,16 +907,10 @@
             <w:color w:val="0000EE"/>
             <w:u w:val="single"/>
           </w:rPr>
-          <w:t>徒5:16</w:t>
+          <w:t>約1:36，</w:t>
         </w:r>
       </w:hyperlink>
-      <w:r>
-        <w:rPr>
-          <w:lang w:val="zh_TW" w:bidi="zh_TW"/>
-        </w:rPr>
-        <w:t>）、「疾病的靈（spirit of infirmity，和合本譯為鬼）」（</w:t>
-      </w:r>
-      <w:hyperlink r:id="rId63">
+      <w:hyperlink r:id="rId32">
         <w:r>
           <w:rPr>
             <w:lang w:val="zh_TW" w:bidi="zh_TW"/>
@@ -1639,32 +919,14 @@
             <w:color w:val="0000EE"/>
             <w:u w:val="single"/>
           </w:rPr>
-          <w:t>路13:11</w:t>
+          <w:t>約19:30–37</w:t>
         </w:r>
       </w:hyperlink>
       <w:r>
         <w:rPr>
           <w:lang w:val="zh_TW" w:bidi="zh_TW"/>
         </w:rPr>
-        <w:t>）、「聾啞的鬼（dumb and deaf spirit）」（</w:t>
-      </w:r>
-      <w:hyperlink r:id="rId64">
-        <w:r>
-          <w:rPr>
-            <w:lang w:val="zh_TW" w:bidi="zh_TW"/>
-          </w:rPr>
-          <w:rPr>
-            <w:color w:val="0000EE"/>
-            <w:u w:val="single"/>
-          </w:rPr>
-          <w:t>可9:25</w:t>
-        </w:r>
-      </w:hyperlink>
-      <w:r>
-        <w:rPr>
-          <w:lang w:val="zh_TW" w:bidi="zh_TW"/>
-        </w:rPr>
-        <w:t>）。靈可以根據其具體角色或功能來命名，如謀殺的靈、自殺的靈、情慾的靈、憂鬱的靈、恐懼的靈、說謊的靈等，這些都與各種違背神的罪惡或態度相關聯。</w:t>
+        <w:t>）。</w:t>
       </w:r>
     </w:p>
     <w:p>
@@ -1678,9 +940,9 @@
         <w:rPr>
           <w:lang w:val="zh_TW" w:bidi="zh_TW"/>
         </w:rPr>
-        <w:t>在希伯來文舊約中沒有「鬼（demon）」這個詞，但出現了「惡魔（evil spirit）」的說法（</w:t>
-      </w:r>
-      <w:hyperlink r:id="rId65">
+        <w:t>在聖經的某些地方，人們會以骨頭來表達強烈的情感（</w:t>
+      </w:r>
+      <w:hyperlink r:id="rId33">
         <w:r>
           <w:rPr>
             <w:lang w:val="zh_TW" w:bidi="zh_TW"/>
@@ -1689,16 +951,16 @@
             <w:color w:val="0000EE"/>
             <w:u w:val="single"/>
           </w:rPr>
-          <w:t>士9:23</w:t>
+          <w:t>伯2:5</w:t>
         </w:r>
       </w:hyperlink>
       <w:r>
         <w:rPr>
           <w:lang w:val="zh_TW" w:bidi="zh_TW"/>
         </w:rPr>
-        <w:t>；</w:t>
-      </w:r>
-      <w:hyperlink r:id="rId66">
+        <w:t>，</w:t>
+      </w:r>
+      <w:hyperlink r:id="rId34">
         <w:r>
           <w:rPr>
             <w:lang w:val="zh_TW" w:bidi="zh_TW"/>
@@ -1707,7 +969,7 @@
             <w:color w:val="0000EE"/>
             <w:u w:val="single"/>
           </w:rPr>
-          <w:t>撒上16:14–23</w:t>
+          <w:t>19:20</w:t>
         </w:r>
       </w:hyperlink>
       <w:r>
@@ -1716,7 +978,7 @@
         </w:rPr>
         <w:t>，</w:t>
       </w:r>
-      <w:hyperlink r:id="rId67">
+      <w:hyperlink r:id="rId35">
         <w:r>
           <w:rPr>
             <w:lang w:val="zh_TW" w:bidi="zh_TW"/>
@@ -1725,10 +987,16 @@
             <w:color w:val="0000EE"/>
             <w:u w:val="single"/>
           </w:rPr>
-          <w:t>18:10，</w:t>
+          <w:t>30:30</w:t>
         </w:r>
       </w:hyperlink>
-      <w:hyperlink r:id="rId68">
+      <w:r>
+        <w:rPr>
+          <w:lang w:val="zh_TW" w:bidi="zh_TW"/>
+        </w:rPr>
+        <w:t>）。聖經也使用「骨肉」這個片語來表明人之間的親屬關係。當人說某人是自己的「骨肉」時的意思是他是家人，就像今日我們說「血肉之親」一樣（參</w:t>
+      </w:r>
+      <w:hyperlink r:id="rId36">
         <w:r>
           <w:rPr>
             <w:lang w:val="zh_TW" w:bidi="zh_TW"/>
@@ -1737,16 +1005,16 @@
             <w:color w:val="0000EE"/>
             <w:u w:val="single"/>
           </w:rPr>
-          <w:t>19:9</w:t>
+          <w:t>創2:23</w:t>
         </w:r>
       </w:hyperlink>
       <w:r>
         <w:rPr>
           <w:lang w:val="zh_TW" w:bidi="zh_TW"/>
         </w:rPr>
-        <w:t>）。在一些英譯本中，有提到「謊言的靈」（</w:t>
-      </w:r>
-      <w:hyperlink r:id="rId69">
+        <w:t>，</w:t>
+      </w:r>
+      <w:hyperlink r:id="rId37">
         <w:r>
           <w:rPr>
             <w:lang w:val="zh_TW" w:bidi="zh_TW"/>
@@ -1755,7 +1023,7 @@
             <w:color w:val="0000EE"/>
             <w:u w:val="single"/>
           </w:rPr>
-          <w:t>王上22:22–23</w:t>
+          <w:t>29:14</w:t>
         </w:r>
       </w:hyperlink>
       <w:r>
@@ -1764,7 +1032,7 @@
         </w:rPr>
         <w:t>；</w:t>
       </w:r>
-      <w:hyperlink r:id="rId70">
+      <w:hyperlink r:id="rId38">
         <w:r>
           <w:rPr>
             <w:lang w:val="zh_TW" w:bidi="zh_TW"/>
@@ -1773,539 +1041,14 @@
             <w:color w:val="0000EE"/>
             <w:u w:val="single"/>
           </w:rPr>
-          <w:t>代下18:20–22</w:t>
+          <w:t>士9:2</w:t>
         </w:r>
       </w:hyperlink>
       <w:r>
         <w:rPr>
           <w:lang w:val="zh_TW" w:bidi="zh_TW"/>
         </w:rPr>
-        <w:t>）、「交鬼的」（</w:t>
-      </w:r>
-      <w:hyperlink r:id="rId71">
-        <w:r>
-          <w:rPr>
-            <w:lang w:val="zh_TW" w:bidi="zh_TW"/>
-          </w:rPr>
-          <w:rPr>
-            <w:color w:val="0000EE"/>
-            <w:u w:val="single"/>
-          </w:rPr>
-          <w:t>代上10:13</w:t>
-        </w:r>
-      </w:hyperlink>
-      <w:r>
-        <w:rPr>
-          <w:lang w:val="zh_TW" w:bidi="zh_TW"/>
-        </w:rPr>
-        <w:t>；</w:t>
-      </w:r>
-      <w:hyperlink r:id="rId72">
-        <w:r>
-          <w:rPr>
-            <w:lang w:val="zh_TW" w:bidi="zh_TW"/>
-          </w:rPr>
-          <w:rPr>
-            <w:color w:val="0000EE"/>
-            <w:u w:val="single"/>
-          </w:rPr>
-          <w:t>代下33:6</w:t>
-        </w:r>
-      </w:hyperlink>
-      <w:r>
-        <w:rPr>
-          <w:lang w:val="zh_TW" w:bidi="zh_TW"/>
-        </w:rPr>
-        <w:t>）、「乖謬的靈」（</w:t>
-      </w:r>
-      <w:hyperlink r:id="rId73">
-        <w:r>
-          <w:rPr>
-            <w:lang w:val="zh_TW" w:bidi="zh_TW"/>
-          </w:rPr>
-          <w:rPr>
-            <w:color w:val="0000EE"/>
-            <w:u w:val="single"/>
-          </w:rPr>
-          <w:t>賽19:14</w:t>
-        </w:r>
-      </w:hyperlink>
-      <w:r>
-        <w:rPr>
-          <w:lang w:val="zh_TW" w:bidi="zh_TW"/>
-        </w:rPr>
-        <w:t>）、「沉睡的靈」（</w:t>
-      </w:r>
-      <w:hyperlink r:id="rId74">
-        <w:r>
-          <w:rPr>
-            <w:lang w:val="zh_TW" w:bidi="zh_TW"/>
-          </w:rPr>
-          <w:rPr>
-            <w:color w:val="0000EE"/>
-            <w:u w:val="single"/>
-          </w:rPr>
-          <w:t>賽29:10</w:t>
-        </w:r>
-      </w:hyperlink>
-      <w:r>
-        <w:rPr>
-          <w:lang w:val="zh_TW" w:bidi="zh_TW"/>
-        </w:rPr>
-        <w:t>）、和「淫心」（</w:t>
-      </w:r>
-      <w:hyperlink r:id="rId75">
-        <w:r>
-          <w:rPr>
-            <w:lang w:val="zh_TW" w:bidi="zh_TW"/>
-          </w:rPr>
-          <w:rPr>
-            <w:color w:val="0000EE"/>
-            <w:u w:val="single"/>
-          </w:rPr>
-          <w:t>何4:12</w:t>
-        </w:r>
-      </w:hyperlink>
-      <w:r>
-        <w:rPr>
-          <w:lang w:val="zh_TW" w:bidi="zh_TW"/>
-        </w:rPr>
-        <w:t>；</w:t>
-      </w:r>
-      <w:hyperlink r:id="rId76">
-        <w:r>
-          <w:rPr>
-            <w:lang w:val="zh_TW" w:bidi="zh_TW"/>
-          </w:rPr>
-          <w:rPr>
-            <w:color w:val="0000EE"/>
-            <w:u w:val="single"/>
-          </w:rPr>
-          <w:t>何5:4</w:t>
-        </w:r>
-      </w:hyperlink>
-      <w:r>
-        <w:rPr>
-          <w:lang w:val="zh_TW" w:bidi="zh_TW"/>
-        </w:rPr>
         <w:t>）。</w:t>
-      </w:r>
-    </w:p>
-    <w:p>
-      <w:pPr/>
-      <w:r>
-        <w:rPr>
-          <w:lang w:val="zh_TW" w:bidi="zh_TW"/>
-        </w:rPr>
-      </w:r>
-      <w:r>
-        <w:rPr>
-          <w:lang w:val="zh_TW" w:bidi="zh_TW"/>
-        </w:rPr>
-        <w:t>舊約中，提到一個具體的強大的鬼是「波斯國的魔君」，牠阻擋天使加百列向但以理傳遞信息，因此天使米迦勒來幫助加百列（</w:t>
-      </w:r>
-      <w:hyperlink r:id="rId77">
-        <w:r>
-          <w:rPr>
-            <w:lang w:val="zh_TW" w:bidi="zh_TW"/>
-          </w:rPr>
-          <w:rPr>
-            <w:color w:val="0000EE"/>
-            <w:u w:val="single"/>
-          </w:rPr>
-          <w:t>但10:13</w:t>
-        </w:r>
-      </w:hyperlink>
-      <w:r>
-        <w:rPr>
-          <w:lang w:val="zh_TW" w:bidi="zh_TW"/>
-        </w:rPr>
-        <w:t>）。</w:t>
-      </w:r>
-    </w:p>
-    <w:p>
-      <w:pPr/>
-      <w:r>
-        <w:rPr>
-          <w:lang w:val="zh_TW" w:bidi="zh_TW"/>
-        </w:rPr>
-      </w:r>
-      <w:r>
-        <w:rPr>
-          <w:lang w:val="zh_TW" w:bidi="zh_TW"/>
-        </w:rPr>
-        <w:t>鬼的數量不詳，但似乎非常龐大，甚至無法計算。根據</w:t>
-      </w:r>
-      <w:hyperlink r:id="rId78">
-        <w:r>
-          <w:rPr>
-            <w:lang w:val="zh_TW" w:bidi="zh_TW"/>
-          </w:rPr>
-          <w:rPr>
-            <w:color w:val="0000EE"/>
-            <w:u w:val="single"/>
-          </w:rPr>
-          <w:t>啟示錄十二章4節</w:t>
-        </w:r>
-      </w:hyperlink>
-      <w:r>
-        <w:rPr>
-          <w:lang w:val="zh_TW" w:bidi="zh_TW"/>
-        </w:rPr>
-        <w:t>可以推斷出有三分之一的天使被撒但引誘叛離，這意味著天軍的數量是撒但勢力的兩倍。</w:t>
-      </w:r>
-      <w:hyperlink r:id="rId79">
-        <w:r>
-          <w:rPr>
-            <w:lang w:val="zh_TW" w:bidi="zh_TW"/>
-          </w:rPr>
-          <w:rPr>
-            <w:color w:val="0000EE"/>
-            <w:u w:val="single"/>
-          </w:rPr>
-          <w:t>以弗所書六章12節</w:t>
-        </w:r>
-      </w:hyperlink>
-      <w:r>
-        <w:rPr>
-          <w:lang w:val="zh_TW" w:bidi="zh_TW"/>
-        </w:rPr>
-        <w:t>暗示鬼的等級或階級：「執政的」、「掌權的」、「管轄這幽暗世界的」，「以及天空屬靈氣的惡魔爭戰」。</w:t>
-      </w:r>
-    </w:p>
-    <w:p>
-      <w:pPr/>
-      <w:r>
-        <w:rPr>
-          <w:lang w:val="zh_TW" w:bidi="zh_TW"/>
-        </w:rPr>
-      </w:r>
-      <w:r>
-        <w:rPr>
-          <w:lang w:val="zh_TW" w:bidi="zh_TW"/>
-        </w:rPr>
-        <w:t>鬼是被造之物——有個性、不死，且無法與神和好。與人類相比，鬼有極大的力量，但與神相比則力量渺小。神已賜給我們權柄，讓我們奉耶穌的名能使鬼魔順服，正如祂們必須順服主一樣。</w:t>
-      </w:r>
-    </w:p>
-    <w:p>
-      <w:pPr>
-        <w:pStyle w:val="Heading3"/>
-      </w:pPr>
-      <w:r>
-        <w:rPr>
-          <w:lang w:val="zh_TW" w:bidi="zh_TW"/>
-        </w:rPr>
-        <w:t>鬼的作為</w:t>
-      </w:r>
-    </w:p>
-    <w:p>
-      <w:pPr/>
-      <w:r>
-        <w:rPr>
-          <w:lang w:val="zh_TW" w:bidi="zh_TW"/>
-        </w:rPr>
-      </w:r>
-      <w:r>
-        <w:rPr>
-          <w:lang w:val="zh_TW" w:bidi="zh_TW"/>
-        </w:rPr>
-        <w:t>天使受造是為了敬拜、讚美神，服事祂，並作為神的使者。聖經說，他們是「服役的靈、奉差遣為那將要承受救恩的人效力」（</w:t>
-      </w:r>
-      <w:hyperlink r:id="rId80">
-        <w:r>
-          <w:rPr>
-            <w:lang w:val="zh_TW" w:bidi="zh_TW"/>
-          </w:rPr>
-          <w:rPr>
-            <w:color w:val="0000EE"/>
-            <w:u w:val="single"/>
-          </w:rPr>
-          <w:t>來1:14</w:t>
-        </w:r>
-      </w:hyperlink>
-      <w:r>
-        <w:rPr>
-          <w:lang w:val="zh_TW" w:bidi="zh_TW"/>
-        </w:rPr>
-        <w:t>）。墮落的天使有類似的職能，但有不同的主人，牠們效忠於魔鬼，牠們的忠誠出於對撒但的恐懼和錯誤的認知。牠們渴望與人類合作，但其目的是實行撒但的計謀，反對神。牠們引誘、欺騙和迷惑人，以致使牠們走向永遠的滅亡。鬼與神為敵的同時，也攻擊、壓制、阻礙並控告神的子民。</w:t>
-      </w:r>
-    </w:p>
-    <w:p>
-      <w:pPr/>
-      <w:r>
-        <w:rPr>
-          <w:lang w:val="zh_TW" w:bidi="zh_TW"/>
-        </w:rPr>
-      </w:r>
-      <w:r>
-        <w:rPr>
-          <w:lang w:val="zh_TW" w:bidi="zh_TW"/>
-        </w:rPr>
-        <w:t>由於撒但不是無所不在的，所以牠使用牠的鬼的勢力來執行牠的意志。例如，在撒種的比喻中（</w:t>
-      </w:r>
-      <w:hyperlink r:id="rId81">
-        <w:r>
-          <w:rPr>
-            <w:lang w:val="zh_TW" w:bidi="zh_TW"/>
-          </w:rPr>
-          <w:rPr>
-            <w:color w:val="0000EE"/>
-            <w:u w:val="single"/>
-          </w:rPr>
-          <w:t>太13:3–9</w:t>
-        </w:r>
-      </w:hyperlink>
-      <w:r>
-        <w:rPr>
-          <w:lang w:val="zh_TW" w:bidi="zh_TW"/>
-        </w:rPr>
-        <w:t>；</w:t>
-      </w:r>
-      <w:hyperlink r:id="rId82">
-        <w:r>
-          <w:rPr>
-            <w:lang w:val="zh_TW" w:bidi="zh_TW"/>
-          </w:rPr>
-          <w:rPr>
-            <w:color w:val="0000EE"/>
-            <w:u w:val="single"/>
-          </w:rPr>
-          <w:t>可4:1–20</w:t>
-        </w:r>
-      </w:hyperlink>
-      <w:r>
-        <w:rPr>
-          <w:lang w:val="zh_TW" w:bidi="zh_TW"/>
-        </w:rPr>
-        <w:t>；</w:t>
-      </w:r>
-      <w:hyperlink r:id="rId83">
-        <w:r>
-          <w:rPr>
-            <w:lang w:val="zh_TW" w:bidi="zh_TW"/>
-          </w:rPr>
-          <w:rPr>
-            <w:color w:val="0000EE"/>
-            <w:u w:val="single"/>
-          </w:rPr>
-          <w:t>路8:4–15</w:t>
-        </w:r>
-      </w:hyperlink>
-      <w:r>
-        <w:rPr>
-          <w:lang w:val="zh_TW" w:bidi="zh_TW"/>
-        </w:rPr>
-        <w:t>），撒但將神的道奪去，使之無法扎根（</w:t>
-      </w:r>
-      <w:hyperlink r:id="rId84">
-        <w:r>
-          <w:rPr>
-            <w:lang w:val="zh_TW" w:bidi="zh_TW"/>
-          </w:rPr>
-          <w:rPr>
-            <w:color w:val="0000EE"/>
-            <w:u w:val="single"/>
-          </w:rPr>
-          <w:t>可4:15</w:t>
-        </w:r>
-      </w:hyperlink>
-      <w:r>
-        <w:rPr>
-          <w:lang w:val="zh_TW" w:bidi="zh_TW"/>
-        </w:rPr>
-        <w:t>）。撒但藉著逼迫，使一些人在未真正委身之前就跌倒（見</w:t>
-      </w:r>
-      <w:hyperlink r:id="rId85">
-        <w:r>
-          <w:rPr>
-            <w:lang w:val="zh_TW" w:bidi="zh_TW"/>
-          </w:rPr>
-          <w:rPr>
-            <w:color w:val="0000EE"/>
-            <w:u w:val="single"/>
-          </w:rPr>
-          <w:t>17</w:t>
-        </w:r>
-      </w:hyperlink>
-      <w:r>
-        <w:rPr>
-          <w:lang w:val="zh_TW" w:bidi="zh_TW"/>
-        </w:rPr>
-        <w:t>節）。又因世上的思慮、財富的迷惑以及對物質的追求，撒但使神的道窒息，以致果子很少，甚至沒有果子（</w:t>
-      </w:r>
-      <w:hyperlink r:id="rId86">
-        <w:r>
-          <w:rPr>
-            <w:lang w:val="zh_TW" w:bidi="zh_TW"/>
-          </w:rPr>
-          <w:rPr>
-            <w:color w:val="0000EE"/>
-            <w:u w:val="single"/>
-          </w:rPr>
-          <w:t>19</w:t>
-        </w:r>
-      </w:hyperlink>
-      <w:r>
-        <w:rPr>
-          <w:lang w:val="zh_TW" w:bidi="zh_TW"/>
-        </w:rPr>
-        <w:t>節）。</w:t>
-      </w:r>
-    </w:p>
-    <w:p>
-      <w:pPr/>
-      <w:r>
-        <w:rPr>
-          <w:lang w:val="zh_TW" w:bidi="zh_TW"/>
-        </w:rPr>
-      </w:r>
-      <w:r>
-        <w:rPr>
-          <w:lang w:val="zh_TW" w:bidi="zh_TW"/>
-        </w:rPr>
-        <w:t>基本上，鬼的行事模式遵循撒但在對夏娃的三重引誘中的模式：（1）牠們否認神話語的真理性，並挑戰神的話語；（2）牠們否認死亡的現實（通常牠們會用輪迴等說法取而代之）；（3）他們利用人類的虛榮和驕傲，說人也可以像神或成為神（</w:t>
-      </w:r>
-      <w:hyperlink r:id="rId87">
-        <w:r>
-          <w:rPr>
-            <w:lang w:val="zh_TW" w:bidi="zh_TW"/>
-          </w:rPr>
-          <w:rPr>
-            <w:color w:val="0000EE"/>
-            <w:u w:val="single"/>
-          </w:rPr>
-          <w:t>創3:1–5</w:t>
-        </w:r>
-      </w:hyperlink>
-      <w:r>
-        <w:rPr>
-          <w:lang w:val="zh_TW" w:bidi="zh_TW"/>
-        </w:rPr>
-        <w:t>）。這些也是大多數異端和假宗教的基本方法和教義。</w:t>
-      </w:r>
-    </w:p>
-    <w:p>
-      <w:pPr>
-        <w:pStyle w:val="Heading3"/>
-      </w:pPr>
-      <w:r>
-        <w:rPr>
-          <w:lang w:val="zh_TW" w:bidi="zh_TW"/>
-        </w:rPr>
-        <w:t>鬼的最終命運</w:t>
-      </w:r>
-    </w:p>
-    <w:p>
-      <w:pPr/>
-      <w:r>
-        <w:rPr>
-          <w:lang w:val="zh_TW" w:bidi="zh_TW"/>
-        </w:rPr>
-      </w:r>
-      <w:r>
-        <w:rPr>
-          <w:lang w:val="zh_TW" w:bidi="zh_TW"/>
-        </w:rPr>
-        <w:t>關於犯罪的天使，經上記載，神「把他們丟在地獄，交在黑暗坑中，等候審判」（</w:t>
-      </w:r>
-      <w:hyperlink r:id="rId88">
-        <w:r>
-          <w:rPr>
-            <w:lang w:val="zh_TW" w:bidi="zh_TW"/>
-          </w:rPr>
-          <w:rPr>
-            <w:color w:val="0000EE"/>
-            <w:u w:val="single"/>
-          </w:rPr>
-          <w:t>彼後2:4</w:t>
-        </w:r>
-      </w:hyperlink>
-      <w:r>
-        <w:rPr>
-          <w:lang w:val="zh_TW" w:bidi="zh_TW"/>
-        </w:rPr>
-        <w:t>）。主耶穌談到那為魔鬼和牠的使者所預備的永火，人類中的被咒詛者也將進入其中（</w:t>
-      </w:r>
-      <w:hyperlink r:id="rId89">
-        <w:r>
-          <w:rPr>
-            <w:lang w:val="zh_TW" w:bidi="zh_TW"/>
-          </w:rPr>
-          <w:rPr>
-            <w:color w:val="0000EE"/>
-            <w:u w:val="single"/>
-          </w:rPr>
-          <w:t>太25:41</w:t>
-        </w:r>
-      </w:hyperlink>
-      <w:r>
-        <w:rPr>
-          <w:lang w:val="zh_TW" w:bidi="zh_TW"/>
-        </w:rPr>
-        <w:t>）。最終，撒但及其勢力將被扔進火湖（</w:t>
-      </w:r>
-      <w:hyperlink r:id="rId90">
-        <w:r>
-          <w:rPr>
-            <w:lang w:val="zh_TW" w:bidi="zh_TW"/>
-          </w:rPr>
-          <w:rPr>
-            <w:color w:val="0000EE"/>
-            <w:u w:val="single"/>
-          </w:rPr>
-          <w:t>啟20:10</w:t>
-        </w:r>
-      </w:hyperlink>
-      <w:r>
-        <w:rPr>
-          <w:lang w:val="zh_TW" w:bidi="zh_TW"/>
-        </w:rPr>
-        <w:t>），那裡也是所有名字未寫在生命冊上的人永遠受痛苦的地方（</w:t>
-      </w:r>
-      <w:hyperlink r:id="rId91">
-        <w:r>
-          <w:rPr>
-            <w:lang w:val="zh_TW" w:bidi="zh_TW"/>
-          </w:rPr>
-          <w:rPr>
-            <w:color w:val="0000EE"/>
-            <w:u w:val="single"/>
-          </w:rPr>
-          <w:t>12–15</w:t>
-        </w:r>
-      </w:hyperlink>
-      <w:r>
-        <w:rPr>
-          <w:lang w:val="zh_TW" w:bidi="zh_TW"/>
-        </w:rPr>
-        <w:t>節）。</w:t>
-      </w:r>
-    </w:p>
-    <w:p>
-      <w:pPr/>
-      <w:r>
-        <w:rPr>
-          <w:lang w:val="zh_TW" w:bidi="zh_TW"/>
-        </w:rPr>
-      </w:r>
-      <w:r>
-        <w:rPr>
-          <w:i/>
-          <w:lang w:val="zh_TW" w:bidi="zh_TW"/>
-        </w:rPr>
-        <w:t>另見</w:t>
-      </w:r>
-      <w:r>
-        <w:rPr>
-          <w:lang w:val="zh_TW" w:bidi="zh_TW"/>
-        </w:rPr>
-        <w:t>被鬼附</w:t>
-      </w:r>
-      <w:r>
-        <w:rPr>
-          <w:lang w:val="zh_TW" w:bidi="zh_TW"/>
-        </w:rPr>
-        <w:t>。</w:t>
       </w:r>
       <w:r>
         <w:rPr>

--- a/zht/docx/047.content.docx
+++ b/zht/docx/047.content.docx
@@ -149,7 +149,7 @@
         <w:rPr>
           <w:lang w:val="zh_TW" w:bidi="zh_TW"/>
         </w:rPr>
-        <w:t>gu</w:t>
+        <w:t>gong</w:t>
       </w:r>
       <w:r>
         <w:rPr>
@@ -212,7 +212,7 @@
         <w:rPr>
           <w:lang w:val="zh_TW" w:bidi="zh_TW"/>
         </w:rPr>
-        <w:t>古實（地名）</w:t>
+        <w:t>工作</w:t>
       </w:r>
       <w:r>
         <w:rPr>
@@ -231,7 +231,18 @@
         <w:rPr>
           <w:lang w:val="zh_TW" w:bidi="zh_TW"/>
         </w:rPr>
-        <w:t>古實這名稱出現在埃及文、亞喀得文（Akkadian）及希伯來文的文獻中，是用來指位於埃及以南、尼羅河上游沿岸的諸國。較狹義地說，古實是指尼羅河第二與第四瀑布（大急流）之間的地區，大致相當於現今蘇丹的北部，這一帶在古代也被稱為努比亞（Nubia）。</w:t>
+        <w:t>這個詞語指的是神的活動，或人們的常規職業或從事的事務。</w:t>
+      </w:r>
+    </w:p>
+    <w:p>
+      <w:pPr>
+        <w:pStyle w:val="Heading3"/>
+      </w:pPr>
+      <w:r>
+        <w:rPr>
+          <w:lang w:val="zh_TW" w:bidi="zh_TW"/>
+        </w:rPr>
+        <w:t>工作的價值</w:t>
       </w:r>
     </w:p>
     <w:p>
@@ -245,18 +256,145 @@
         <w:rPr>
           <w:lang w:val="zh_TW" w:bidi="zh_TW"/>
         </w:rPr>
-        <w:t>舊約聖經一般採用這個較狹義的用法。希臘人稱此地為衣索匹亞，這名稱後來成為今日衣索匹亞之名的由來（現代的衣索匹亞位於更南、更東的地區）。</w:t>
-      </w:r>
-    </w:p>
-    <w:p>
-      <w:pPr>
-        <w:pStyle w:val="Heading3"/>
-      </w:pPr>
-      <w:r>
-        <w:rPr>
-          <w:lang w:val="zh_TW" w:bidi="zh_TW"/>
-        </w:rPr>
-        <w:t>創世記中的古實</w:t>
+        <w:t>聖經對工作的正面看法根植於聖經關於神的教導。其它古代宗教著作認為創造是不符合至高者尊嚴之事，但聖經毫不掩飾地描述神在工作。神像一位手工勞動者，將宇宙創造成為「他</w:t>
+      </w:r>
+      <w:r>
+        <w:rPr>
+          <w:lang w:val="zh_TW" w:bidi="zh_TW"/>
+        </w:rPr>
+        <w:t>指頭所造的</w:t>
+      </w:r>
+      <w:r>
+        <w:rPr>
+          <w:lang w:val="zh_TW" w:bidi="zh_TW"/>
+        </w:rPr>
+        <w:t>」（</w:t>
+      </w:r>
+      <w:hyperlink r:id="rId13">
+        <w:r>
+          <w:rPr>
+            <w:lang w:val="zh_TW" w:bidi="zh_TW"/>
+          </w:rPr>
+          <w:rPr>
+            <w:color w:val="0000EE"/>
+            <w:u w:val="single"/>
+          </w:rPr>
+          <w:t>詩篇8:3</w:t>
+        </w:r>
+      </w:hyperlink>
+      <w:r>
+        <w:rPr>
+          <w:lang w:val="zh_TW" w:bidi="zh_TW"/>
+        </w:rPr>
+        <w:t>）。神像陶匠一樣用原材料做工（</w:t>
+      </w:r>
+      <w:hyperlink r:id="rId14">
+        <w:r>
+          <w:rPr>
+            <w:lang w:val="zh_TW" w:bidi="zh_TW"/>
+          </w:rPr>
+          <w:rPr>
+            <w:color w:val="0000EE"/>
+            <w:u w:val="single"/>
+          </w:rPr>
+          <w:t>以賽亞書45:9</w:t>
+        </w:r>
+      </w:hyperlink>
+      <w:r>
+        <w:rPr>
+          <w:lang w:val="zh_TW" w:bidi="zh_TW"/>
+        </w:rPr>
+        <w:t>）。未出生的孩子在母腹中的成長和廣闊壯麗的諸天，都顯示了祂的卓越工藝（</w:t>
+      </w:r>
+      <w:hyperlink r:id="rId15">
+        <w:r>
+          <w:rPr>
+            <w:lang w:val="zh_TW" w:bidi="zh_TW"/>
+          </w:rPr>
+          <w:rPr>
+            <w:color w:val="0000EE"/>
+            <w:u w:val="single"/>
+          </w:rPr>
+          <w:t>詩篇139:13–16</w:t>
+        </w:r>
+      </w:hyperlink>
+      <w:r>
+        <w:rPr>
+          <w:lang w:val="zh_TW" w:bidi="zh_TW"/>
+        </w:rPr>
+        <w:t>；</w:t>
+      </w:r>
+      <w:hyperlink r:id="rId16">
+        <w:r>
+          <w:rPr>
+            <w:lang w:val="zh_TW" w:bidi="zh_TW"/>
+          </w:rPr>
+          <w:rPr>
+            <w:color w:val="0000EE"/>
+            <w:u w:val="single"/>
+          </w:rPr>
+          <w:t>19:1</w:t>
+        </w:r>
+      </w:hyperlink>
+      <w:r>
+        <w:rPr>
+          <w:lang w:val="zh_TW" w:bidi="zh_TW"/>
+        </w:rPr>
+        <w:t>）。事實上，所有創造都見證了神的智慧和技藝（</w:t>
+      </w:r>
+      <w:hyperlink r:id="rId17">
+        <w:r>
+          <w:rPr>
+            <w:lang w:val="zh_TW" w:bidi="zh_TW"/>
+          </w:rPr>
+          <w:rPr>
+            <w:color w:val="0000EE"/>
+            <w:u w:val="single"/>
+          </w:rPr>
+          <w:t>104:24</w:t>
+        </w:r>
+      </w:hyperlink>
+      <w:r>
+        <w:rPr>
+          <w:lang w:val="zh_TW" w:bidi="zh_TW"/>
+        </w:rPr>
+        <w:t>）。全能的創造者甚至有祂的安息日（</w:t>
+      </w:r>
+      <w:hyperlink r:id="rId18">
+        <w:r>
+          <w:rPr>
+            <w:lang w:val="zh_TW" w:bidi="zh_TW"/>
+          </w:rPr>
+          <w:rPr>
+            <w:color w:val="0000EE"/>
+            <w:u w:val="single"/>
+          </w:rPr>
+          <w:t>創世記2:2–3</w:t>
+        </w:r>
+      </w:hyperlink>
+      <w:r>
+        <w:rPr>
+          <w:lang w:val="zh_TW" w:bidi="zh_TW"/>
+        </w:rPr>
+        <w:t>），並在第六日觀看祂所造的，以之為美（</w:t>
+      </w:r>
+      <w:hyperlink r:id="rId19">
+        <w:r>
+          <w:rPr>
+            <w:lang w:val="zh_TW" w:bidi="zh_TW"/>
+          </w:rPr>
+          <w:rPr>
+            <w:color w:val="0000EE"/>
+            <w:u w:val="single"/>
+          </w:rPr>
+          <w:t>1:31</w:t>
+        </w:r>
+      </w:hyperlink>
+      <w:r>
+        <w:rPr>
+          <w:lang w:val="zh_TW" w:bidi="zh_TW"/>
+        </w:rPr>
+        <w:t>）。</w:t>
       </w:r>
     </w:p>
     <w:p>
@@ -270,43 +408,61 @@
         <w:rPr>
           <w:lang w:val="zh_TW" w:bidi="zh_TW"/>
         </w:rPr>
-        <w:t>「古實」在創世記中的意思並不十分明確。在伊甸園的記述中，古實似乎位於美索不達米亞（</w:t>
-      </w:r>
-      <w:hyperlink r:id="rId13">
-        <w:r>
-          <w:rPr>
-            <w:lang w:val="zh_TW" w:bidi="zh_TW"/>
-          </w:rPr>
-          <w:rPr>
-            <w:color w:val="0000EE"/>
-            <w:u w:val="single"/>
-          </w:rPr>
-          <w:t>創2:13</w:t>
-        </w:r>
-      </w:hyperlink>
-      <w:r>
-        <w:rPr>
-          <w:lang w:val="zh_TW" w:bidi="zh_TW"/>
-        </w:rPr>
-        <w:t>），也就是底格里斯河與幼發拉底河流域（</w:t>
-      </w:r>
-      <w:hyperlink r:id="rId14">
-        <w:r>
-          <w:rPr>
-            <w:lang w:val="zh_TW" w:bidi="zh_TW"/>
-          </w:rPr>
-          <w:rPr>
-            <w:color w:val="0000EE"/>
-            <w:u w:val="single"/>
-          </w:rPr>
-          <w:t>14</w:t>
-        </w:r>
-      </w:hyperlink>
-      <w:r>
-        <w:rPr>
-          <w:lang w:val="zh_TW" w:bidi="zh_TW"/>
-        </w:rPr>
-        <w:t>節）。這裡所說的「古實」可能就是加瑟（Kassite，又稱哥西安〔Cossaean〕），加瑟是公元前十二世紀以前統治美索不達米亞約五百年的巴比倫統治者的名稱。</w:t>
+        <w:t>關於神工作的生動描述，在耶穌的道成肉身中達到了高潮。耶穌被賦予的「工作」（</w:t>
+      </w:r>
+      <w:hyperlink r:id="rId20">
+        <w:r>
+          <w:rPr>
+            <w:lang w:val="zh_TW" w:bidi="zh_TW"/>
+          </w:rPr>
+          <w:rPr>
+            <w:color w:val="0000EE"/>
+            <w:u w:val="single"/>
+          </w:rPr>
+          <w:t>約翰福音4:34</w:t>
+        </w:r>
+      </w:hyperlink>
+      <w:r>
+        <w:rPr>
+          <w:lang w:val="zh_TW" w:bidi="zh_TW"/>
+        </w:rPr>
+        <w:t>）當然是獨特的救贖任務。但祂在一般的意義上也是工作的人。耶穌同時代的人稱祂為「木匠」（</w:t>
+      </w:r>
+      <w:hyperlink r:id="rId21">
+        <w:r>
+          <w:rPr>
+            <w:lang w:val="zh_TW" w:bidi="zh_TW"/>
+          </w:rPr>
+          <w:rPr>
+            <w:color w:val="0000EE"/>
+            <w:u w:val="single"/>
+          </w:rPr>
+          <w:t>馬可福音6:3</w:t>
+        </w:r>
+      </w:hyperlink>
+      <w:r>
+        <w:rPr>
+          <w:lang w:val="zh_TW" w:bidi="zh_TW"/>
+        </w:rPr>
+        <w:t>）。在新約時代，木匠工作和木工是要付出體力的行業。因此，那位在聖殿中發怒，推翻桌子並驅趕人和動物的耶穌（</w:t>
+      </w:r>
+      <w:hyperlink r:id="rId22">
+        <w:r>
+          <w:rPr>
+            <w:lang w:val="zh_TW" w:bidi="zh_TW"/>
+          </w:rPr>
+          <w:rPr>
+            <w:color w:val="0000EE"/>
+            <w:u w:val="single"/>
+          </w:rPr>
+          <w:t>約翰福音2:14–16</w:t>
+        </w:r>
+      </w:hyperlink>
+      <w:r>
+        <w:rPr>
+          <w:lang w:val="zh_TW" w:bidi="zh_TW"/>
+        </w:rPr>
+        <w:t>），並不是一個蒼白的弱者，而是一位雙手因多年使用斧頭、鋸子和錘子而變得強硬的工人。艱苦的體力勞動並非不符合神兒子的尊榮。</w:t>
       </w:r>
     </w:p>
     <w:p>
@@ -320,108 +476,91 @@
         <w:rPr>
           <w:lang w:val="zh_TW" w:bidi="zh_TW"/>
         </w:rPr>
-        <w:t>因此，</w:t>
-      </w:r>
-      <w:hyperlink r:id="rId15">
-        <w:r>
-          <w:rPr>
-            <w:lang w:val="zh_TW" w:bidi="zh_TW"/>
-          </w:rPr>
-          <w:rPr>
-            <w:color w:val="0000EE"/>
-            <w:u w:val="single"/>
-          </w:rPr>
-          <w:t>創世記十章6至8節</w:t>
-        </w:r>
-      </w:hyperlink>
-      <w:r>
-        <w:rPr>
-          <w:lang w:val="zh_TW" w:bidi="zh_TW"/>
-        </w:rPr>
-        <w:t>中提到的古實可能是指兩個不同的地區：努比亞（</w:t>
-      </w:r>
-      <w:hyperlink r:id="rId16">
-        <w:r>
-          <w:rPr>
-            <w:lang w:val="zh_TW" w:bidi="zh_TW"/>
-          </w:rPr>
-          <w:rPr>
-            <w:color w:val="0000EE"/>
-            <w:u w:val="single"/>
-          </w:rPr>
-          <w:t>6–7</w:t>
-        </w:r>
-      </w:hyperlink>
-      <w:r>
-        <w:rPr>
-          <w:lang w:val="zh_TW" w:bidi="zh_TW"/>
-        </w:rPr>
-        <w:t>節）和美索不達米亞（</w:t>
-      </w:r>
-      <w:hyperlink r:id="rId17">
-        <w:r>
-          <w:rPr>
-            <w:lang w:val="zh_TW" w:bidi="zh_TW"/>
-          </w:rPr>
-          <w:rPr>
-            <w:color w:val="0000EE"/>
-            <w:u w:val="single"/>
-          </w:rPr>
-          <w:t>9–12</w:t>
-        </w:r>
-      </w:hyperlink>
-      <w:r>
-        <w:rPr>
-          <w:lang w:val="zh_TW" w:bidi="zh_TW"/>
-        </w:rPr>
-        <w:t>節）。另一種可能是，</w:t>
-      </w:r>
-      <w:hyperlink r:id="rId13">
-        <w:r>
-          <w:rPr>
-            <w:lang w:val="zh_TW" w:bidi="zh_TW"/>
-          </w:rPr>
-          <w:rPr>
-            <w:color w:val="0000EE"/>
-            <w:u w:val="single"/>
-          </w:rPr>
-          <w:t>創世記二章13節</w:t>
-        </w:r>
-      </w:hyperlink>
-      <w:r>
-        <w:rPr>
-          <w:lang w:val="zh_TW" w:bidi="zh_TW"/>
-        </w:rPr>
-        <w:t>和</w:t>
-      </w:r>
-      <w:hyperlink r:id="rId18">
-        <w:r>
-          <w:rPr>
-            <w:lang w:val="zh_TW" w:bidi="zh_TW"/>
-          </w:rPr>
-          <w:rPr>
-            <w:color w:val="0000EE"/>
-            <w:u w:val="single"/>
-          </w:rPr>
-          <w:t>十章8節</w:t>
-        </w:r>
-      </w:hyperlink>
-      <w:r>
-        <w:rPr>
-          <w:lang w:val="zh_TW" w:bidi="zh_TW"/>
-        </w:rPr>
-        <w:t>中的古實可能是基士（Kish），這是美索不達米亞的一座城，傳統上視之為洪水之後第一個蘇美王朝的所在地。</w:t>
-      </w:r>
-    </w:p>
-    <w:p>
-      <w:pPr>
-        <w:pStyle w:val="Heading3"/>
-      </w:pPr>
-      <w:r>
-        <w:rPr>
-          <w:lang w:val="zh_TW" w:bidi="zh_TW"/>
-        </w:rPr>
-        <w:t>聖經中的古實人</w:t>
+        <w:t>假如聖經關於神的教導提升了工作的尊嚴，那麼聖經對人類創造的描述則賦予所有的人類勞動一個標記：這是常態。神「</w:t>
+      </w:r>
+      <w:r>
+        <w:rPr>
+          <w:lang w:val="zh_TW" w:bidi="zh_TW"/>
+        </w:rPr>
+        <w:t>將那人安置在 伊甸園，使他修理，看守</w:t>
+      </w:r>
+      <w:r>
+        <w:rPr>
+          <w:lang w:val="zh_TW" w:bidi="zh_TW"/>
+        </w:rPr>
+        <w:t>」（</w:t>
+      </w:r>
+      <w:hyperlink r:id="rId23">
+        <w:r>
+          <w:rPr>
+            <w:lang w:val="zh_TW" w:bidi="zh_TW"/>
+          </w:rPr>
+          <w:rPr>
+            <w:color w:val="0000EE"/>
+            <w:u w:val="single"/>
+          </w:rPr>
+          <w:t>創世記2:15</w:t>
+        </w:r>
+      </w:hyperlink>
+      <w:r>
+        <w:rPr>
+          <w:lang w:val="zh_TW" w:bidi="zh_TW"/>
+        </w:rPr>
+        <w:t>）。而神的第一個命令，「要遍滿地面，治理這地」（</w:t>
+      </w:r>
+      <w:hyperlink r:id="rId24">
+        <w:r>
+          <w:rPr>
+            <w:lang w:val="zh_TW" w:bidi="zh_TW"/>
+          </w:rPr>
+          <w:rPr>
+            <w:color w:val="0000EE"/>
+            <w:u w:val="single"/>
+          </w:rPr>
+          <w:t>1:28</w:t>
+        </w:r>
+      </w:hyperlink>
+      <w:r>
+        <w:rPr>
+          <w:lang w:val="zh_TW" w:bidi="zh_TW"/>
+        </w:rPr>
+        <w:t>），意味著男人和女人都有大量的工作。在某種重要意義上，今天的人們在做日常工作時，不論他們是否承認神，都是在遵循他們創造者的命令。因此，工作並不是因墮入罪而直接進入世界的（雖然罪確實破壞了工作狀態，</w:t>
+      </w:r>
+      <w:hyperlink r:id="rId25">
+        <w:r>
+          <w:rPr>
+            <w:lang w:val="zh_TW" w:bidi="zh_TW"/>
+          </w:rPr>
+          <w:rPr>
+            <w:color w:val="0000EE"/>
+            <w:u w:val="single"/>
+          </w:rPr>
+          <w:t>3:17–19</w:t>
+        </w:r>
+      </w:hyperlink>
+      <w:r>
+        <w:rPr>
+          <w:lang w:val="zh_TW" w:bidi="zh_TW"/>
+        </w:rPr>
+        <w:t>）。從歷史的黎明起，工作就是神為人類的益處所設計的——對男人和女人來說，工作就像日落之於白晝一樣自然（</w:t>
+      </w:r>
+      <w:hyperlink r:id="rId26">
+        <w:r>
+          <w:rPr>
+            <w:lang w:val="zh_TW" w:bidi="zh_TW"/>
+          </w:rPr>
+          <w:rPr>
+            <w:color w:val="0000EE"/>
+            <w:u w:val="single"/>
+          </w:rPr>
+          <w:t>詩篇104:19–23</w:t>
+        </w:r>
+      </w:hyperlink>
+      <w:r>
+        <w:rPr>
+          <w:lang w:val="zh_TW" w:bidi="zh_TW"/>
+        </w:rPr>
+        <w:t>）。</w:t>
       </w:r>
     </w:p>
     <w:p>
@@ -435,25 +574,150 @@
         <w:rPr>
           <w:lang w:val="zh_TW" w:bidi="zh_TW"/>
         </w:rPr>
-        <w:t>關於「古實人」一詞的意義，聖經中較少出現混淆。除了</w:t>
-      </w:r>
-      <w:hyperlink r:id="rId19">
-        <w:r>
-          <w:rPr>
-            <w:lang w:val="zh_TW" w:bidi="zh_TW"/>
-          </w:rPr>
-          <w:rPr>
-            <w:color w:val="0000EE"/>
-            <w:u w:val="single"/>
-          </w:rPr>
-          <w:t>民數記十二章1節</w:t>
-        </w:r>
-      </w:hyperlink>
-      <w:r>
-        <w:rPr>
-          <w:lang w:val="zh_TW" w:bidi="zh_TW"/>
-        </w:rPr>
-        <w:t>可能是一個例外之外，古實人通常指努比亞（非洲的古實）的居民。</w:t>
+        <w:t>聖經強調工作的尊嚴和正常性，不足為奇的是，聖經強烈譴責懶惰。「</w:t>
+      </w:r>
+      <w:r>
+        <w:rPr>
+          <w:lang w:val="zh_TW" w:bidi="zh_TW"/>
+        </w:rPr>
+        <w:t>懶惰人哪， 你去察看螞蟻的動作就可得智慧</w:t>
+      </w:r>
+      <w:r>
+        <w:rPr>
+          <w:lang w:val="zh_TW" w:bidi="zh_TW"/>
+        </w:rPr>
+        <w:t>」（</w:t>
+      </w:r>
+      <w:hyperlink r:id="rId27">
+        <w:r>
+          <w:rPr>
+            <w:lang w:val="zh_TW" w:bidi="zh_TW"/>
+          </w:rPr>
+          <w:rPr>
+            <w:color w:val="0000EE"/>
+            <w:u w:val="single"/>
+          </w:rPr>
+          <w:t>箴言6:6</w:t>
+        </w:r>
+      </w:hyperlink>
+      <w:r>
+        <w:rPr>
+          <w:lang w:val="zh_TW" w:bidi="zh_TW"/>
+        </w:rPr>
+        <w:t>）。保羅同樣直言不諱：「</w:t>
+      </w:r>
+      <w:r>
+        <w:rPr>
+          <w:lang w:val="zh_TW" w:bidi="zh_TW"/>
+        </w:rPr>
+        <w:t>若有人不肯做工，就不可吃飯。</w:t>
+      </w:r>
+      <w:r>
+        <w:rPr>
+          <w:lang w:val="zh_TW" w:bidi="zh_TW"/>
+        </w:rPr>
+        <w:t>」（</w:t>
+      </w:r>
+      <w:hyperlink r:id="rId28">
+        <w:r>
+          <w:rPr>
+            <w:lang w:val="zh_TW" w:bidi="zh_TW"/>
+          </w:rPr>
+          <w:rPr>
+            <w:color w:val="0000EE"/>
+            <w:u w:val="single"/>
+          </w:rPr>
+          <w:t>帖撒羅尼迦後書3:10</w:t>
+        </w:r>
+      </w:hyperlink>
+      <w:r>
+        <w:rPr>
+          <w:lang w:val="zh_TW" w:bidi="zh_TW"/>
+        </w:rPr>
+        <w:t>）。保羅樹立了良好的榜樣（</w:t>
+      </w:r>
+      <w:hyperlink r:id="rId29">
+        <w:r>
+          <w:rPr>
+            <w:lang w:val="zh_TW" w:bidi="zh_TW"/>
+          </w:rPr>
+          <w:rPr>
+            <w:color w:val="0000EE"/>
+            <w:u w:val="single"/>
+          </w:rPr>
+          <w:t>使徒行傳20:33–35</w:t>
+        </w:r>
+      </w:hyperlink>
+      <w:r>
+        <w:rPr>
+          <w:lang w:val="zh_TW" w:bidi="zh_TW"/>
+        </w:rPr>
+        <w:t>；</w:t>
+      </w:r>
+      <w:hyperlink r:id="rId30">
+        <w:r>
+          <w:rPr>
+            <w:lang w:val="zh_TW" w:bidi="zh_TW"/>
+          </w:rPr>
+          <w:rPr>
+            <w:color w:val="0000EE"/>
+            <w:u w:val="single"/>
+          </w:rPr>
+          <w:t>帖撒羅尼迦前書2:9</w:t>
+        </w:r>
+      </w:hyperlink>
+      <w:r>
+        <w:rPr>
+          <w:lang w:val="zh_TW" w:bidi="zh_TW"/>
+        </w:rPr>
+        <w:t>）。他堅持認為，那些不願工作的人，即使是出於屬靈的原因，依賴他人支付賬單，並不會贏得非基督徒旁觀者的尊重（</w:t>
+      </w:r>
+      <w:hyperlink r:id="rId31">
+        <w:r>
+          <w:rPr>
+            <w:lang w:val="zh_TW" w:bidi="zh_TW"/>
+          </w:rPr>
+          <w:rPr>
+            <w:color w:val="0000EE"/>
+            <w:u w:val="single"/>
+          </w:rPr>
+          <w:t>帖撒羅尼迦前書4:11–12</w:t>
+        </w:r>
+      </w:hyperlink>
+      <w:r>
+        <w:rPr>
+          <w:lang w:val="zh_TW" w:bidi="zh_TW"/>
+        </w:rPr>
+        <w:t>）。另一方面，工作的人有物質資源可以服事別人（</w:t>
+      </w:r>
+      <w:hyperlink r:id="rId32">
+        <w:r>
+          <w:rPr>
+            <w:lang w:val="zh_TW" w:bidi="zh_TW"/>
+          </w:rPr>
+          <w:rPr>
+            <w:color w:val="0000EE"/>
+            <w:u w:val="single"/>
+          </w:rPr>
+          <w:t>以弗所書4:28</w:t>
+        </w:r>
+      </w:hyperlink>
+      <w:r>
+        <w:rPr>
+          <w:lang w:val="zh_TW" w:bidi="zh_TW"/>
+        </w:rPr>
+        <w:t>）。</w:t>
+      </w:r>
+    </w:p>
+    <w:p>
+      <w:pPr>
+        <w:pStyle w:val="Heading3"/>
+      </w:pPr>
+      <w:r>
+        <w:rPr>
+          <w:lang w:val="zh_TW" w:bidi="zh_TW"/>
+        </w:rPr>
+        <w:t>職業</w:t>
       </w:r>
     </w:p>
     <w:p>
@@ -467,25 +731,7 @@
         <w:rPr>
           <w:lang w:val="zh_TW" w:bidi="zh_TW"/>
         </w:rPr>
-        <w:t>大衛王的元帥約押派去向大衛報告押沙龍戰敗消息的第一位使者，就是一位古實人（</w:t>
-      </w:r>
-      <w:hyperlink r:id="rId20">
-        <w:r>
-          <w:rPr>
-            <w:lang w:val="zh_TW" w:bidi="zh_TW"/>
-          </w:rPr>
-          <w:rPr>
-            <w:color w:val="0000EE"/>
-            <w:u w:val="single"/>
-          </w:rPr>
-          <w:t>撒下18:21–32</w:t>
-        </w:r>
-      </w:hyperlink>
-      <w:r>
-        <w:rPr>
-          <w:lang w:val="zh_TW" w:bidi="zh_TW"/>
-        </w:rPr>
-        <w:t>）。從經文可見，這位使者是外邦人，因為他不知道捷徑，傳遞消息也沒有顧及大衛的感受。有些譯本將這個希伯來字詞譯作人名「古示」（Cushi），但多數學者認為這並不正確。大多數英文聖經在其它地方出現「古實（Cush）」或「古實人（Cushite）」時，都譯為「衣索匹亞（Ethiopia）」或「衣索匹亞人（Ethiopians）」。</w:t>
+        <w:t>在聖經時代，希臘人和羅馬人根據重要性或可取性對工作進行分類。比如，日常重複的體力勞動，被認為低於涉及腦力活動的工作。</w:t>
       </w:r>
     </w:p>
     <w:p>
@@ -499,83 +745,109 @@
         <w:rPr>
           <w:lang w:val="zh_TW" w:bidi="zh_TW"/>
         </w:rPr>
-        <w:t>摩西曾娶一位被稱為古實女子的妻子（</w:t>
-      </w:r>
-      <w:hyperlink r:id="rId19">
-        <w:r>
-          <w:rPr>
-            <w:lang w:val="zh_TW" w:bidi="zh_TW"/>
-          </w:rPr>
-          <w:rPr>
-            <w:color w:val="0000EE"/>
-            <w:u w:val="single"/>
-          </w:rPr>
-          <w:t>民12:1</w:t>
-        </w:r>
-      </w:hyperlink>
-      <w:r>
-        <w:rPr>
-          <w:lang w:val="zh_TW" w:bidi="zh_TW"/>
-        </w:rPr>
-        <w:t>）。這個稱呼有幾種可能的理解：</w:t>
-      </w:r>
-    </w:p>
-    <w:p>
-      <w:pPr>
-        <w:pStyle w:val="ListNumber"/>
-        <w:numPr>
-          <w:ilvl w:val="0"/>
-          <w:numId w:val="14"/>
-        </w:numPr>
-        <w:spacing w:line="240" w:lineRule="auto"/>
-        <w:ind w:left="720"/>
-      </w:pPr>
-      <w:r>
-        <w:rPr>
-          <w:lang w:val="zh_TW" w:bidi="zh_TW"/>
-        </w:rPr>
-      </w:r>
-      <w:r>
-        <w:rPr>
-          <w:lang w:val="zh_TW" w:bidi="zh_TW"/>
-        </w:rPr>
-        <w:t>她可能來自努比亞，若是如此，她應是摩西的第二任妻子，並非西坡拉。</w:t>
-      </w:r>
-    </w:p>
-    <w:p>
-      <w:pPr>
-        <w:pStyle w:val="ListNumber"/>
-        <w:spacing w:line="240" w:lineRule="auto"/>
-        <w:ind w:left="720"/>
-      </w:pPr>
-      <w:r>
-        <w:rPr>
-          <w:lang w:val="zh_TW" w:bidi="zh_TW"/>
-        </w:rPr>
-      </w:r>
-      <w:r>
-        <w:rPr>
-          <w:lang w:val="zh_TW" w:bidi="zh_TW"/>
-        </w:rPr>
-        <w:t>她可能來自古珊，因此可能是米甸女子，也就是西坡拉本人。</w:t>
-      </w:r>
-    </w:p>
-    <w:p>
-      <w:pPr>
-        <w:pStyle w:val="ListNumber"/>
-        <w:spacing w:line="240" w:lineRule="auto"/>
-        <w:ind w:left="720"/>
-      </w:pPr>
-      <w:r>
-        <w:rPr>
-          <w:lang w:val="zh_TW" w:bidi="zh_TW"/>
-        </w:rPr>
-      </w:r>
-      <w:r>
-        <w:rPr>
-          <w:lang w:val="zh_TW" w:bidi="zh_TW"/>
-        </w:rPr>
-        <w:t>這個稱呼可能只是指她膚色較深、出身外族，不一定特指西坡拉。</w:t>
+        <w:t>猶太教的教導與這種態度形成鮮明對比。拉比們教導道（</w:t>
+      </w:r>
+      <w:hyperlink r:id="rId33">
+        <w:r>
+          <w:rPr>
+            <w:lang w:val="zh_TW" w:bidi="zh_TW"/>
+          </w:rPr>
+          <w:rPr>
+            <w:color w:val="0000EE"/>
+            <w:u w:val="single"/>
+          </w:rPr>
+          <w:t>便西拉智訓7:15</w:t>
+        </w:r>
+      </w:hyperlink>
+      <w:r>
+        <w:rPr>
+          <w:lang w:val="zh_TW" w:bidi="zh_TW"/>
+        </w:rPr>
+        <w:t>）「不可厭惡辛勤的工作」。即使是學者也必須花一些時間從事體力工作。一些行業，如製革業，被認為是不受歡迎的（這一禁忌很快就被早期教會打破了——見</w:t>
+      </w:r>
+      <w:hyperlink r:id="rId34">
+        <w:r>
+          <w:rPr>
+            <w:lang w:val="zh_TW" w:bidi="zh_TW"/>
+          </w:rPr>
+          <w:rPr>
+            <w:color w:val="0000EE"/>
+            <w:u w:val="single"/>
+          </w:rPr>
+          <w:t>使徒行傳9:43</w:t>
+        </w:r>
+      </w:hyperlink>
+      <w:r>
+        <w:rPr>
+          <w:lang w:val="zh_TW" w:bidi="zh_TW"/>
+        </w:rPr>
+        <w:t>），但在聖經中沒有跡象表明某些工作在神的眼中比其它工作更有價值。主召喚工匠為服事祂（</w:t>
+      </w:r>
+      <w:hyperlink r:id="rId35">
+        <w:r>
+          <w:rPr>
+            <w:lang w:val="zh_TW" w:bidi="zh_TW"/>
+          </w:rPr>
+          <w:rPr>
+            <w:color w:val="0000EE"/>
+            <w:u w:val="single"/>
+          </w:rPr>
+          <w:t>出埃及記31:1–11</w:t>
+        </w:r>
+      </w:hyperlink>
+      <w:r>
+        <w:rPr>
+          <w:lang w:val="zh_TW" w:bidi="zh_TW"/>
+        </w:rPr>
+        <w:t>），就像呼召先知一樣（</w:t>
+      </w:r>
+      <w:hyperlink r:id="rId36">
+        <w:r>
+          <w:rPr>
+            <w:lang w:val="zh_TW" w:bidi="zh_TW"/>
+          </w:rPr>
+          <w:rPr>
+            <w:color w:val="0000EE"/>
+            <w:u w:val="single"/>
+          </w:rPr>
+          <w:t>以賽亞書6:8–9</w:t>
+        </w:r>
+      </w:hyperlink>
+      <w:r>
+        <w:rPr>
+          <w:lang w:val="zh_TW" w:bidi="zh_TW"/>
+        </w:rPr>
+        <w:t>）。因此，阿摩司從</w:t>
+      </w:r>
+      <w:r>
+        <w:rPr>
+          <w:lang w:val="zh_TW" w:bidi="zh_TW"/>
+        </w:rPr>
+        <w:t>修理桑樹</w:t>
+      </w:r>
+      <w:r>
+        <w:rPr>
+          <w:lang w:val="zh_TW" w:bidi="zh_TW"/>
+        </w:rPr>
+        <w:t>被召說預言（</w:t>
+      </w:r>
+      <w:hyperlink r:id="rId37">
+        <w:r>
+          <w:rPr>
+            <w:lang w:val="zh_TW" w:bidi="zh_TW"/>
+          </w:rPr>
+          <w:rPr>
+            <w:color w:val="0000EE"/>
+            <w:u w:val="single"/>
+          </w:rPr>
+          <w:t>阿摩司書7:14–15</w:t>
+        </w:r>
+      </w:hyperlink>
+      <w:r>
+        <w:rPr>
+          <w:lang w:val="zh_TW" w:bidi="zh_TW"/>
+        </w:rPr>
+        <w:t>），但沒有暗示他被提升到一個更高的角色。重要的不是職業的性質，而是準備好順服神的呼召，並忠實地見證祂，無論所做的工作是什麼。</w:t>
       </w:r>
     </w:p>
     <w:p>
@@ -587,56 +859,117 @@
       </w:r>
       <w:r>
         <w:rPr>
-          <w:i/>
-          <w:lang w:val="zh_TW" w:bidi="zh_TW"/>
-        </w:rPr>
-        <w:t>另見</w:t>
-      </w:r>
-      <w:r>
-        <w:rPr>
-          <w:lang w:val="zh_TW" w:bidi="zh_TW"/>
-        </w:rPr>
-        <w:t>古珊</w:t>
-      </w:r>
+          <w:lang w:val="zh_TW" w:bidi="zh_TW"/>
+        </w:rPr>
+        <w:t>聖經對於雇主與工人之間的關係有一些深刻的見解。舊約先知發出了最強烈的批評。神特別關心看到弱者得到公平的待遇（</w:t>
+      </w:r>
+      <w:hyperlink r:id="rId38">
+        <w:r>
+          <w:rPr>
+            <w:lang w:val="zh_TW" w:bidi="zh_TW"/>
+          </w:rPr>
+          <w:rPr>
+            <w:color w:val="0000EE"/>
+            <w:u w:val="single"/>
+          </w:rPr>
+          <w:t>以賽亞書1:17</w:t>
+        </w:r>
+      </w:hyperlink>
       <w:r>
         <w:rPr>
           <w:lang w:val="zh_TW" w:bidi="zh_TW"/>
         </w:rPr>
         <w:t>；</w:t>
       </w:r>
-      <w:r>
-        <w:rPr>
-          <w:lang w:val="zh_TW" w:bidi="zh_TW"/>
-        </w:rPr>
-        <w:t>古示 #1</w:t>
-      </w:r>
+      <w:hyperlink r:id="rId39">
+        <w:r>
+          <w:rPr>
+            <w:lang w:val="zh_TW" w:bidi="zh_TW"/>
+          </w:rPr>
+          <w:rPr>
+            <w:color w:val="0000EE"/>
+            <w:u w:val="single"/>
+          </w:rPr>
+          <w:t>彌迦書6:8</w:t>
+        </w:r>
+      </w:hyperlink>
+      <w:r>
+        <w:rPr>
+          <w:lang w:val="zh_TW" w:bidi="zh_TW"/>
+        </w:rPr>
+        <w:t>）。因此，當雇主剝削工人並欺騙他們的工價時（</w:t>
+      </w:r>
+      <w:hyperlink r:id="rId40">
+        <w:r>
+          <w:rPr>
+            <w:lang w:val="zh_TW" w:bidi="zh_TW"/>
+          </w:rPr>
+          <w:rPr>
+            <w:color w:val="0000EE"/>
+            <w:u w:val="single"/>
+          </w:rPr>
+          <w:t>耶利米書22:13</w:t>
+        </w:r>
+      </w:hyperlink>
       <w:r>
         <w:rPr>
           <w:lang w:val="zh_TW" w:bidi="zh_TW"/>
         </w:rPr>
         <w:t>；</w:t>
       </w:r>
-      <w:r>
-        <w:rPr>
-          <w:lang w:val="zh_TW" w:bidi="zh_TW"/>
-        </w:rPr>
-        <w:t>衣索匹亞</w:t>
-      </w:r>
-      <w:r>
-        <w:rPr>
-          <w:lang w:val="zh_TW" w:bidi="zh_TW"/>
-        </w:rPr>
-        <w:t>。</w:t>
-      </w:r>
-      <w:r>
-        <w:rPr>
-          <w:lang w:val="zh_TW" w:bidi="zh_TW"/>
-        </w:rPr>
-      </w:r>
-      <w:r>
-        <w:rPr>
-          <w:lang w:val="zh_TW" w:bidi="zh_TW"/>
-        </w:rPr>
+      <w:hyperlink r:id="rId41">
+        <w:r>
+          <w:rPr>
+            <w:lang w:val="zh_TW" w:bidi="zh_TW"/>
+          </w:rPr>
+          <w:rPr>
+            <w:color w:val="0000EE"/>
+            <w:u w:val="single"/>
+          </w:rPr>
+          <w:t>瑪拉基書3:5</w:t>
+        </w:r>
+      </w:hyperlink>
+      <w:r>
+        <w:rPr>
+          <w:lang w:val="zh_TW" w:bidi="zh_TW"/>
+        </w:rPr>
+        <w:t>；參</w:t>
+      </w:r>
+      <w:hyperlink r:id="rId42">
+        <w:r>
+          <w:rPr>
+            <w:lang w:val="zh_TW" w:bidi="zh_TW"/>
+          </w:rPr>
+          <w:rPr>
+            <w:color w:val="0000EE"/>
+            <w:u w:val="single"/>
+          </w:rPr>
+          <w:t>雅各書5:4</w:t>
+        </w:r>
+      </w:hyperlink>
+      <w:r>
+        <w:rPr>
+          <w:lang w:val="zh_TW" w:bidi="zh_TW"/>
+        </w:rPr>
+        <w:t>），自然地，神的先知就宣告祂的忿怒。一個想要討神喜悅人應該「停止壓迫那些為〔他〕工作的人，公平對待他們，並給他們應得的工價」（直譯</w:t>
+      </w:r>
+      <w:hyperlink r:id="rId43">
+        <w:r>
+          <w:rPr>
+            <w:lang w:val="zh_TW" w:bidi="zh_TW"/>
+          </w:rPr>
+          <w:rPr>
+            <w:color w:val="0000EE"/>
+            <w:u w:val="single"/>
+          </w:rPr>
+          <w:t>以賽亞書58:6</w:t>
+        </w:r>
+      </w:hyperlink>
+      <w:r>
+        <w:rPr>
+          <w:lang w:val="zh_TW" w:bidi="zh_TW"/>
+        </w:rPr>
+        <w:t>）。</w:t>
       </w:r>
     </w:p>
     <w:p>
@@ -646,21 +979,58 @@
           <w:lang w:val="zh_TW" w:bidi="zh_TW"/>
         </w:rPr>
       </w:r>
+      <w:r>
+        <w:rPr>
+          <w:lang w:val="zh_TW" w:bidi="zh_TW"/>
+        </w:rPr>
+        <w:t>在聖經時代，天平的重量偏向於雇主。但聖經並不忽視自私、貪婪的工人的存在。每個工人都應該得到公正的工資（</w:t>
+      </w:r>
+      <w:hyperlink r:id="rId44">
+        <w:r>
+          <w:rPr>
+            <w:lang w:val="zh_TW" w:bidi="zh_TW"/>
+          </w:rPr>
+          <w:rPr>
+            <w:color w:val="0000EE"/>
+            <w:u w:val="single"/>
+          </w:rPr>
+          <w:t>路加福音10:7</w:t>
+        </w:r>
+      </w:hyperlink>
+      <w:r>
+        <w:rPr>
+          <w:lang w:val="zh_TW" w:bidi="zh_TW"/>
+        </w:rPr>
+        <w:t>），但那些擁有特權的人不應該試圖通過威脅和暴力來增加他們的薪水（</w:t>
+      </w:r>
+      <w:hyperlink r:id="rId45">
+        <w:r>
+          <w:rPr>
+            <w:lang w:val="zh_TW" w:bidi="zh_TW"/>
+          </w:rPr>
+          <w:rPr>
+            <w:color w:val="0000EE"/>
+            <w:u w:val="single"/>
+          </w:rPr>
+          <w:t>3:14</w:t>
+        </w:r>
+      </w:hyperlink>
+      <w:r>
+        <w:rPr>
+          <w:lang w:val="zh_TW" w:bidi="zh_TW"/>
+        </w:rPr>
+        <w:t>）。</w:t>
+      </w:r>
     </w:p>
     <w:p>
       <w:pPr>
-        <w:pStyle w:val="Heading2"/>
-      </w:pPr>
-      <w:r>
-        <w:rPr>
-          <w:lang w:val="zh_TW" w:bidi="zh_TW"/>
-        </w:rPr>
-        <w:t>骨頭</w:t>
-      </w:r>
-      <w:r>
-        <w:rPr>
-          <w:lang w:val="zh_TW" w:bidi="zh_TW"/>
-        </w:rPr>
+        <w:pStyle w:val="Heading3"/>
+      </w:pPr>
+      <w:r>
+        <w:rPr>
+          <w:lang w:val="zh_TW" w:bidi="zh_TW"/>
+        </w:rPr>
+        <w:t>為基督工作</w:t>
       </w:r>
     </w:p>
     <w:p>
@@ -674,7 +1044,120 @@
         <w:rPr>
           <w:lang w:val="zh_TW" w:bidi="zh_TW"/>
         </w:rPr>
-        <w:t>骨頭是構成人與動物骨架的堅硬部分。人或動物死後，即使身體的軟組織腐壞，骨頭仍能長久保持原形。因此，人們往往把骨頭與死亡聯想在一起。</w:t>
+        <w:t>神是一位工作的神，當祂的百姓努力工作並認真負責時，神就喜悅。這種信念是聖經關於基督徒對世俗工作的態度教導的核心。很自然地，新約也將這種積極的強調擴展到所有基督徒的工作，無論是有償還是無償的。耶穌說，世界是神收割莊稼的地方，正等待基督的工人進入其中並廣傳福音（</w:t>
+      </w:r>
+      <w:hyperlink r:id="rId46">
+        <w:r>
+          <w:rPr>
+            <w:lang w:val="zh_TW" w:bidi="zh_TW"/>
+          </w:rPr>
+          <w:rPr>
+            <w:color w:val="0000EE"/>
+            <w:u w:val="single"/>
+          </w:rPr>
+          <w:t>馬太福音9:37–38</w:t>
+        </w:r>
+      </w:hyperlink>
+      <w:r>
+        <w:rPr>
+          <w:lang w:val="zh_TW" w:bidi="zh_TW"/>
+        </w:rPr>
+        <w:t>）。保羅使用了相同的農業比喻，並從建築行業中添加了另一個比喻來描述主傳福音和教導的工作（</w:t>
+      </w:r>
+      <w:hyperlink r:id="rId47">
+        <w:r>
+          <w:rPr>
+            <w:lang w:val="zh_TW" w:bidi="zh_TW"/>
+          </w:rPr>
+          <w:rPr>
+            <w:color w:val="0000EE"/>
+            <w:u w:val="single"/>
+          </w:rPr>
+          <w:t>哥林多前書3:6–15</w:t>
+        </w:r>
+      </w:hyperlink>
+      <w:r>
+        <w:rPr>
+          <w:lang w:val="zh_TW" w:bidi="zh_TW"/>
+        </w:rPr>
+        <w:t>）。他說，教會領袖尤其應該努力工作（</w:t>
+      </w:r>
+      <w:hyperlink r:id="rId48">
+        <w:r>
+          <w:rPr>
+            <w:lang w:val="zh_TW" w:bidi="zh_TW"/>
+          </w:rPr>
+          <w:rPr>
+            <w:color w:val="0000EE"/>
+            <w:u w:val="single"/>
+          </w:rPr>
+          <w:t>帖撒羅尼迦前書5:12</w:t>
+        </w:r>
+      </w:hyperlink>
+      <w:r>
+        <w:rPr>
+          <w:lang w:val="zh_TW" w:bidi="zh_TW"/>
+        </w:rPr>
+        <w:t>），以激勵</w:t>
+      </w:r>
+      <w:r>
+        <w:rPr>
+          <w:i/>
+          <w:lang w:val="zh_TW" w:bidi="zh_TW"/>
+        </w:rPr>
+        <w:t>所有</w:t>
+      </w:r>
+      <w:r>
+        <w:rPr>
+          <w:lang w:val="zh_TW" w:bidi="zh_TW"/>
+        </w:rPr>
+        <w:t>神的百姓參與神的工作中（</w:t>
+      </w:r>
+      <w:hyperlink r:id="rId49">
+        <w:r>
+          <w:rPr>
+            <w:lang w:val="zh_TW" w:bidi="zh_TW"/>
+          </w:rPr>
+          <w:rPr>
+            <w:color w:val="0000EE"/>
+            <w:u w:val="single"/>
+          </w:rPr>
+          <w:t>哥林多前書15:58</w:t>
+        </w:r>
+      </w:hyperlink>
+      <w:r>
+        <w:rPr>
+          <w:lang w:val="zh_TW" w:bidi="zh_TW"/>
+        </w:rPr>
+        <w:t>）。所有基督徒都應該視自己為「神的同工」（</w:t>
+      </w:r>
+      <w:hyperlink r:id="rId50">
+        <w:r>
+          <w:rPr>
+            <w:lang w:val="zh_TW" w:bidi="zh_TW"/>
+          </w:rPr>
+          <w:rPr>
+            <w:color w:val="0000EE"/>
+            <w:u w:val="single"/>
+          </w:rPr>
+          <w:t>3:9</w:t>
+        </w:r>
+      </w:hyperlink>
+      <w:r>
+        <w:rPr>
+          <w:lang w:val="zh_TW" w:bidi="zh_TW"/>
+        </w:rPr>
+        <w:t>）。</w:t>
+      </w:r>
+      <w:r>
+        <w:rPr>
+          <w:lang w:val="zh_TW" w:bidi="zh_TW"/>
+        </w:rPr>
+      </w:r>
+      <w:r>
+        <w:rPr>
+          <w:lang w:val="zh_TW" w:bidi="zh_TW"/>
+        </w:rPr>
       </w:r>
     </w:p>
     <w:p>
@@ -684,101 +1167,21 @@
           <w:lang w:val="zh_TW" w:bidi="zh_TW"/>
         </w:rPr>
       </w:r>
-      <w:r>
-        <w:rPr>
-          <w:lang w:val="zh_TW" w:bidi="zh_TW"/>
-        </w:rPr>
-        <w:t>古代以色列人認為，以尊重的方式安葬死者是極為重要的（</w:t>
-      </w:r>
-      <w:hyperlink r:id="rId21">
-        <w:r>
-          <w:rPr>
-            <w:lang w:val="zh_TW" w:bidi="zh_TW"/>
-          </w:rPr>
-          <w:rPr>
-            <w:color w:val="0000EE"/>
-            <w:u w:val="single"/>
-          </w:rPr>
-          <w:t>創50:25</w:t>
-        </w:r>
-      </w:hyperlink>
-      <w:r>
-        <w:rPr>
-          <w:lang w:val="zh_TW" w:bidi="zh_TW"/>
-        </w:rPr>
-        <w:t>；</w:t>
-      </w:r>
-      <w:hyperlink r:id="rId22">
-        <w:r>
-          <w:rPr>
-            <w:lang w:val="zh_TW" w:bidi="zh_TW"/>
-          </w:rPr>
-          <w:rPr>
-            <w:color w:val="0000EE"/>
-            <w:u w:val="single"/>
-          </w:rPr>
-          <w:t>撒上31:11–13</w:t>
-        </w:r>
-      </w:hyperlink>
-      <w:r>
-        <w:rPr>
-          <w:lang w:val="zh_TW" w:bidi="zh_TW"/>
-        </w:rPr>
-        <w:t>；</w:t>
-      </w:r>
-      <w:hyperlink r:id="rId23">
-        <w:r>
-          <w:rPr>
-            <w:lang w:val="zh_TW" w:bidi="zh_TW"/>
-          </w:rPr>
-          <w:rPr>
-            <w:color w:val="0000EE"/>
-            <w:u w:val="single"/>
-          </w:rPr>
-          <w:t>王下23:14–18</w:t>
-        </w:r>
-      </w:hyperlink>
-      <w:r>
-        <w:rPr>
-          <w:lang w:val="zh_TW" w:bidi="zh_TW"/>
-        </w:rPr>
-        <w:t>；</w:t>
-      </w:r>
-      <w:hyperlink r:id="rId24">
-        <w:r>
-          <w:rPr>
-            <w:lang w:val="zh_TW" w:bidi="zh_TW"/>
-          </w:rPr>
-          <w:rPr>
-            <w:color w:val="0000EE"/>
-            <w:u w:val="single"/>
-          </w:rPr>
-          <w:t>結39:14–16</w:t>
-        </w:r>
-      </w:hyperlink>
-      <w:r>
-        <w:rPr>
-          <w:lang w:val="zh_TW" w:bidi="zh_TW"/>
-        </w:rPr>
-        <w:t>；</w:t>
-      </w:r>
-      <w:hyperlink r:id="rId25">
-        <w:r>
-          <w:rPr>
-            <w:lang w:val="zh_TW" w:bidi="zh_TW"/>
-          </w:rPr>
-          <w:rPr>
-            <w:color w:val="0000EE"/>
-            <w:u w:val="single"/>
-          </w:rPr>
-          <w:t>摩2:1</w:t>
-        </w:r>
-      </w:hyperlink>
-      <w:r>
-        <w:rPr>
-          <w:lang w:val="zh_TW" w:bidi="zh_TW"/>
-        </w:rPr>
-        <w:t>）。</w:t>
+    </w:p>
+    <w:p>
+      <w:pPr>
+        <w:pStyle w:val="Heading2"/>
+      </w:pPr>
+      <w:r>
+        <w:rPr>
+          <w:lang w:val="zh_TW" w:bidi="zh_TW"/>
+        </w:rPr>
+        <w:t>弓箭手、射箭</w:t>
+      </w:r>
+      <w:r>
+        <w:rPr>
+          <w:lang w:val="zh_TW" w:bidi="zh_TW"/>
+        </w:rPr>
       </w:r>
     </w:p>
     <w:p>
@@ -792,43 +1195,7 @@
         <w:rPr>
           <w:lang w:val="zh_TW" w:bidi="zh_TW"/>
         </w:rPr>
-        <w:t>在以西結書中，神讓先知看見一個充滿枯骨的平原。這些骨頭代表失去盼望的以色列民，但神應許要賜下祂的靈，使祂的百姓重新得著生命，就像使這些死去的骨頭再生一般（</w:t>
-      </w:r>
-      <w:hyperlink r:id="rId26">
-        <w:r>
-          <w:rPr>
-            <w:lang w:val="zh_TW" w:bidi="zh_TW"/>
-          </w:rPr>
-          <w:rPr>
-            <w:color w:val="0000EE"/>
-            <w:u w:val="single"/>
-          </w:rPr>
-          <w:t>結37:1–14</w:t>
-        </w:r>
-      </w:hyperlink>
-      <w:r>
-        <w:rPr>
-          <w:lang w:val="zh_TW" w:bidi="zh_TW"/>
-        </w:rPr>
-        <w:t>）。其實，在活著的身體裡，骨頭是有生命的組織。以西結也寫到斷骨可以痊癒（</w:t>
-      </w:r>
-      <w:hyperlink r:id="rId27">
-        <w:r>
-          <w:rPr>
-            <w:lang w:val="zh_TW" w:bidi="zh_TW"/>
-          </w:rPr>
-          <w:rPr>
-            <w:color w:val="0000EE"/>
-            <w:u w:val="single"/>
-          </w:rPr>
-          <w:t>結30:21</w:t>
-        </w:r>
-      </w:hyperlink>
-      <w:r>
-        <w:rPr>
-          <w:lang w:val="zh_TW" w:bidi="zh_TW"/>
-        </w:rPr>
-        <w:t>）。</w:t>
+        <w:t>不論是在和平與戰爭中，弓箭手都cjo4</w:t>
       </w:r>
     </w:p>
     <w:p>
@@ -842,18 +1209,54 @@
         <w:rPr>
           <w:lang w:val="zh_TW" w:bidi="zh_TW"/>
         </w:rPr>
-        <w:t>以色列人守逾越節時，必須獻上一隻毫無殘疾的羊羔，其中一項要求是羊羔的骨頭一根也不可折斷（</w:t>
-      </w:r>
-      <w:hyperlink r:id="rId28">
-        <w:r>
-          <w:rPr>
-            <w:lang w:val="zh_TW" w:bidi="zh_TW"/>
-          </w:rPr>
-          <w:rPr>
-            <w:color w:val="0000EE"/>
-            <w:u w:val="single"/>
-          </w:rPr>
-          <w:t>出12:46</w:t>
+        <w:t>使用弓與箭。聖經中記載，遊牧民族、獵人、掠奪者以及戰士，都以射箭作為狩獵與作戰的手段（</w:t>
+      </w:r>
+      <w:hyperlink r:id="rId51">
+        <w:r>
+          <w:rPr>
+            <w:lang w:val="zh_TW" w:bidi="zh_TW"/>
+          </w:rPr>
+          <w:rPr>
+            <w:color w:val="0000EE"/>
+            <w:u w:val="single"/>
+          </w:rPr>
+          <w:t>創21:20</w:t>
+        </w:r>
+      </w:hyperlink>
+      <w:r>
+        <w:rPr>
+          <w:lang w:val="zh_TW" w:bidi="zh_TW"/>
+        </w:rPr>
+        <w:t>，</w:t>
+      </w:r>
+      <w:hyperlink r:id="rId52">
+        <w:r>
+          <w:rPr>
+            <w:lang w:val="zh_TW" w:bidi="zh_TW"/>
+          </w:rPr>
+          <w:rPr>
+            <w:color w:val="0000EE"/>
+            <w:u w:val="single"/>
+          </w:rPr>
+          <w:t>27:3</w:t>
+        </w:r>
+      </w:hyperlink>
+      <w:r>
+        <w:rPr>
+          <w:lang w:val="zh_TW" w:bidi="zh_TW"/>
+        </w:rPr>
+        <w:t>，</w:t>
+      </w:r>
+      <w:hyperlink r:id="rId53">
+        <w:r>
+          <w:rPr>
+            <w:lang w:val="zh_TW" w:bidi="zh_TW"/>
+          </w:rPr>
+          <w:rPr>
+            <w:color w:val="0000EE"/>
+            <w:u w:val="single"/>
+          </w:rPr>
+          <w:t>48:22</w:t>
         </w:r>
       </w:hyperlink>
       <w:r>
@@ -862,34 +1265,16 @@
         </w:rPr>
         <w:t>；</w:t>
       </w:r>
-      <w:hyperlink r:id="rId29">
-        <w:r>
-          <w:rPr>
-            <w:lang w:val="zh_TW" w:bidi="zh_TW"/>
-          </w:rPr>
-          <w:rPr>
-            <w:color w:val="0000EE"/>
-            <w:u w:val="single"/>
-          </w:rPr>
-          <w:t>民9:11–12</w:t>
-        </w:r>
-      </w:hyperlink>
-      <w:r>
-        <w:rPr>
-          <w:lang w:val="zh_TW" w:bidi="zh_TW"/>
-        </w:rPr>
-        <w:t>）。這項律例在新約聖經中具有特別的意義。羅馬兵丁通常會打斷被釘十字架之人的腿，使其更快死亡，但當耶穌被釘十字架時，他們並沒有打斷祂的腿。這正應驗了舊約聖經中關於耶穌的話——祂被稱為「神的羔羊」（</w:t>
-      </w:r>
-      <w:hyperlink r:id="rId30">
-        <w:r>
-          <w:rPr>
-            <w:lang w:val="zh_TW" w:bidi="zh_TW"/>
-          </w:rPr>
-          <w:rPr>
-            <w:color w:val="0000EE"/>
-            <w:u w:val="single"/>
-          </w:rPr>
-          <w:t>詩34:20</w:t>
+      <w:hyperlink r:id="rId54">
+        <w:r>
+          <w:rPr>
+            <w:lang w:val="zh_TW" w:bidi="zh_TW"/>
+          </w:rPr>
+          <w:rPr>
+            <w:color w:val="0000EE"/>
+            <w:u w:val="single"/>
+          </w:rPr>
+          <w:t>書24:12</w:t>
         </w:r>
       </w:hyperlink>
       <w:r>
@@ -898,28 +1283,52 @@
         </w:rPr>
         <w:t>；</w:t>
       </w:r>
-      <w:hyperlink r:id="rId31">
-        <w:r>
-          <w:rPr>
-            <w:lang w:val="zh_TW" w:bidi="zh_TW"/>
-          </w:rPr>
-          <w:rPr>
-            <w:color w:val="0000EE"/>
-            <w:u w:val="single"/>
-          </w:rPr>
-          <w:t>約1:36，</w:t>
-        </w:r>
-      </w:hyperlink>
-      <w:hyperlink r:id="rId32">
-        <w:r>
-          <w:rPr>
-            <w:lang w:val="zh_TW" w:bidi="zh_TW"/>
-          </w:rPr>
-          <w:rPr>
-            <w:color w:val="0000EE"/>
-            <w:u w:val="single"/>
-          </w:rPr>
-          <w:t>約19:30–37</w:t>
+      <w:hyperlink r:id="rId55">
+        <w:r>
+          <w:rPr>
+            <w:lang w:val="zh_TW" w:bidi="zh_TW"/>
+          </w:rPr>
+          <w:rPr>
+            <w:color w:val="0000EE"/>
+            <w:u w:val="single"/>
+          </w:rPr>
+          <w:t>賽7:24</w:t>
+        </w:r>
+      </w:hyperlink>
+      <w:r>
+        <w:rPr>
+          <w:lang w:val="zh_TW" w:bidi="zh_TW"/>
+        </w:rPr>
+        <w:t>；</w:t>
+      </w:r>
+      <w:hyperlink r:id="rId56">
+        <w:r>
+          <w:rPr>
+            <w:lang w:val="zh_TW" w:bidi="zh_TW"/>
+          </w:rPr>
+          <w:rPr>
+            <w:color w:val="0000EE"/>
+            <w:u w:val="single"/>
+          </w:rPr>
+          <w:t>結39:9</w:t>
+        </w:r>
+      </w:hyperlink>
+      <w:r>
+        <w:rPr>
+          <w:lang w:val="zh_TW" w:bidi="zh_TW"/>
+        </w:rPr>
+        <w:t>；</w:t>
+      </w:r>
+      <w:hyperlink r:id="rId57">
+        <w:r>
+          <w:rPr>
+            <w:lang w:val="zh_TW" w:bidi="zh_TW"/>
+          </w:rPr>
+          <w:rPr>
+            <w:color w:val="0000EE"/>
+            <w:u w:val="single"/>
+          </w:rPr>
+          <w:t>何1:7</w:t>
         </w:r>
       </w:hyperlink>
       <w:r>
@@ -940,18 +1349,118 @@
         <w:rPr>
           <w:lang w:val="zh_TW" w:bidi="zh_TW"/>
         </w:rPr>
-        <w:t>在聖經的某些地方，人們會以骨頭來表達強烈的情感（</w:t>
-      </w:r>
-      <w:hyperlink r:id="rId33">
-        <w:r>
-          <w:rPr>
-            <w:lang w:val="zh_TW" w:bidi="zh_TW"/>
-          </w:rPr>
-          <w:rPr>
-            <w:color w:val="0000EE"/>
-            <w:u w:val="single"/>
-          </w:rPr>
-          <w:t>伯2:5</w:t>
+        <w:t>在長達幾個世紀的使用過程中，人們不斷改良弓箭的製作與性能。最精良的弓被稱為「複合弓」。工匠會將動物肌腱條黏貼在弓的兩端，並將動物角貼於弓的內側。最優秀的複合弓可以射出箭矢約274至366公尺（約300至400碼）的距離。要拉弓與操作這種武器，射手必須具備強健的體力。</w:t>
+      </w:r>
+    </w:p>
+    <w:p>
+      <w:pPr/>
+      <w:r>
+        <w:rPr>
+          <w:lang w:val="zh_TW" w:bidi="zh_TW"/>
+        </w:rPr>
+      </w:r>
+      <w:r>
+        <w:rPr>
+          <w:lang w:val="zh_TW" w:bidi="zh_TW"/>
+        </w:rPr>
+        <w:t>雖然弓箭可用於狩獵，但它在戰爭中更顯重要。掃羅與約拿單既以刀劍也以弓箭作戰；大衛的軍隊中也有熟練的弓箭手（</w:t>
+      </w:r>
+      <w:hyperlink r:id="rId58">
+        <w:r>
+          <w:rPr>
+            <w:lang w:val="zh_TW" w:bidi="zh_TW"/>
+          </w:rPr>
+          <w:rPr>
+            <w:color w:val="0000EE"/>
+            <w:u w:val="single"/>
+          </w:rPr>
+          <w:t>撒上18:4</w:t>
+        </w:r>
+      </w:hyperlink>
+      <w:r>
+        <w:rPr>
+          <w:lang w:val="zh_TW" w:bidi="zh_TW"/>
+        </w:rPr>
+        <w:t>；</w:t>
+      </w:r>
+      <w:hyperlink r:id="rId59">
+        <w:r>
+          <w:rPr>
+            <w:lang w:val="zh_TW" w:bidi="zh_TW"/>
+          </w:rPr>
+          <w:rPr>
+            <w:color w:val="0000EE"/>
+            <w:u w:val="single"/>
+          </w:rPr>
+          <w:t>代上12:2</w:t>
+        </w:r>
+      </w:hyperlink>
+      <w:r>
+        <w:rPr>
+          <w:lang w:val="zh_TW" w:bidi="zh_TW"/>
+        </w:rPr>
+        <w:t>）。以色列的君王也為軍隊配備弓箭（</w:t>
+      </w:r>
+      <w:hyperlink r:id="rId60">
+        <w:r>
+          <w:rPr>
+            <w:lang w:val="zh_TW" w:bidi="zh_TW"/>
+          </w:rPr>
+          <w:rPr>
+            <w:color w:val="0000EE"/>
+            <w:u w:val="single"/>
+          </w:rPr>
+          <w:t>代下17:17</w:t>
+        </w:r>
+      </w:hyperlink>
+      <w:r>
+        <w:rPr>
+          <w:lang w:val="zh_TW" w:bidi="zh_TW"/>
+        </w:rPr>
+        <w:t>）。以色列的敵人，包括埃及人、敘利亞人、亞述人、巴比倫人、波斯人、希臘人與羅馬人等，也都在其軍隊中設有弓箭手。歷史上弓箭手的精美雕塑至今仍然存在。</w:t>
+      </w:r>
+    </w:p>
+    <w:p>
+      <w:pPr/>
+      <w:r>
+        <w:rPr>
+          <w:lang w:val="zh_TW" w:bidi="zh_TW"/>
+        </w:rPr>
+      </w:r>
+      <w:r>
+        <w:rPr>
+          <w:lang w:val="zh_TW" w:bidi="zh_TW"/>
+        </w:rPr>
+        <w:t>約伯以隱喻來描述自己身體的痛苦，就像被神的弓箭手圍繞（</w:t>
+      </w:r>
+      <w:hyperlink r:id="rId61">
+        <w:r>
+          <w:rPr>
+            <w:lang w:val="zh_TW" w:bidi="zh_TW"/>
+          </w:rPr>
+          <w:rPr>
+            <w:color w:val="0000EE"/>
+            <w:u w:val="single"/>
+          </w:rPr>
+          <w:t>伯16:13</w:t>
+        </w:r>
+      </w:hyperlink>
+      <w:r>
+        <w:rPr>
+          <w:lang w:val="zh_TW" w:bidi="zh_TW"/>
+        </w:rPr>
+        <w:t>）。一些詩篇以弓箭手的弓比喻暴力（</w:t>
+      </w:r>
+      <w:hyperlink r:id="rId62">
+        <w:r>
+          <w:rPr>
+            <w:lang w:val="zh_TW" w:bidi="zh_TW"/>
+          </w:rPr>
+          <w:rPr>
+            <w:color w:val="0000EE"/>
+            <w:u w:val="single"/>
+          </w:rPr>
+          <w:t>詩11:2</w:t>
         </w:r>
       </w:hyperlink>
       <w:r>
@@ -960,16 +1469,34 @@
         </w:rPr>
         <w:t>，</w:t>
       </w:r>
-      <w:hyperlink r:id="rId34">
-        <w:r>
-          <w:rPr>
-            <w:lang w:val="zh_TW" w:bidi="zh_TW"/>
-          </w:rPr>
-          <w:rPr>
-            <w:color w:val="0000EE"/>
-            <w:u w:val="single"/>
-          </w:rPr>
-          <w:t>19:20</w:t>
+      <w:hyperlink r:id="rId63">
+        <w:r>
+          <w:rPr>
+            <w:lang w:val="zh_TW" w:bidi="zh_TW"/>
+          </w:rPr>
+          <w:rPr>
+            <w:color w:val="0000EE"/>
+            <w:u w:val="single"/>
+          </w:rPr>
+          <w:t>57:4</w:t>
+        </w:r>
+      </w:hyperlink>
+      <w:r>
+        <w:rPr>
+          <w:lang w:val="zh_TW" w:bidi="zh_TW"/>
+        </w:rPr>
+        <w:t>）。另一些詩篇則以弓箭手的弓比喻神的審判（</w:t>
+      </w:r>
+      <w:hyperlink r:id="rId64">
+        <w:r>
+          <w:rPr>
+            <w:lang w:val="zh_TW" w:bidi="zh_TW"/>
+          </w:rPr>
+          <w:rPr>
+            <w:color w:val="0000EE"/>
+            <w:u w:val="single"/>
+          </w:rPr>
+          <w:t>詩7:13</w:t>
         </w:r>
       </w:hyperlink>
       <w:r>
@@ -978,34 +1505,16 @@
         </w:rPr>
         <w:t>，</w:t>
       </w:r>
-      <w:hyperlink r:id="rId35">
-        <w:r>
-          <w:rPr>
-            <w:lang w:val="zh_TW" w:bidi="zh_TW"/>
-          </w:rPr>
-          <w:rPr>
-            <w:color w:val="0000EE"/>
-            <w:u w:val="single"/>
-          </w:rPr>
-          <w:t>30:30</w:t>
-        </w:r>
-      </w:hyperlink>
-      <w:r>
-        <w:rPr>
-          <w:lang w:val="zh_TW" w:bidi="zh_TW"/>
-        </w:rPr>
-        <w:t>）。聖經也使用「骨肉」這個片語來表明人之間的親屬關係。當人說某人是自己的「骨肉」時的意思是他是家人，就像今日我們說「血肉之親」一樣（參</w:t>
-      </w:r>
-      <w:hyperlink r:id="rId36">
-        <w:r>
-          <w:rPr>
-            <w:lang w:val="zh_TW" w:bidi="zh_TW"/>
-          </w:rPr>
-          <w:rPr>
-            <w:color w:val="0000EE"/>
-            <w:u w:val="single"/>
-          </w:rPr>
-          <w:t>創2:23</w:t>
+      <w:hyperlink r:id="rId65">
+        <w:r>
+          <w:rPr>
+            <w:lang w:val="zh_TW" w:bidi="zh_TW"/>
+          </w:rPr>
+          <w:rPr>
+            <w:color w:val="0000EE"/>
+            <w:u w:val="single"/>
+          </w:rPr>
+          <w:t>38:2</w:t>
         </w:r>
       </w:hyperlink>
       <w:r>
@@ -1014,16 +1523,115 @@
         </w:rPr>
         <w:t>，</w:t>
       </w:r>
-      <w:hyperlink r:id="rId37">
-        <w:r>
-          <w:rPr>
-            <w:lang w:val="zh_TW" w:bidi="zh_TW"/>
-          </w:rPr>
-          <w:rPr>
-            <w:color w:val="0000EE"/>
-            <w:u w:val="single"/>
-          </w:rPr>
-          <w:t>29:14</w:t>
+      <w:hyperlink r:id="rId66">
+        <w:r>
+          <w:rPr>
+            <w:lang w:val="zh_TW" w:bidi="zh_TW"/>
+          </w:rPr>
+          <w:rPr>
+            <w:color w:val="0000EE"/>
+            <w:u w:val="single"/>
+          </w:rPr>
+          <w:t>64:7</w:t>
+        </w:r>
+      </w:hyperlink>
+      <w:r>
+        <w:rPr>
+          <w:lang w:val="zh_TW" w:bidi="zh_TW"/>
+        </w:rPr>
+        <w:t>）。</w:t>
+      </w:r>
+    </w:p>
+    <w:p>
+      <w:pPr/>
+      <w:r>
+        <w:rPr>
+          <w:lang w:val="zh_TW" w:bidi="zh_TW"/>
+        </w:rPr>
+      </w:r>
+      <w:r>
+        <w:rPr>
+          <w:i/>
+          <w:lang w:val="zh_TW" w:bidi="zh_TW"/>
+        </w:rPr>
+        <w:t>另見</w:t>
+      </w:r>
+      <w:r>
+        <w:rPr>
+          <w:lang w:val="zh_TW" w:bidi="zh_TW"/>
+        </w:rPr>
+        <w:t xml:space="preserve"> </w:t>
+      </w:r>
+      <w:r>
+        <w:rPr>
+          <w:lang w:val="zh_TW" w:bidi="zh_TW"/>
+        </w:rPr>
+        <w:t>盔甲和武器</w:t>
+      </w:r>
+      <w:r>
+        <w:rPr>
+          <w:lang w:val="zh_TW" w:bidi="zh_TW"/>
+        </w:rPr>
+        <w:t>。</w:t>
+      </w:r>
+      <w:r>
+        <w:rPr>
+          <w:lang w:val="zh_TW" w:bidi="zh_TW"/>
+        </w:rPr>
+      </w:r>
+      <w:r>
+        <w:rPr>
+          <w:lang w:val="zh_TW" w:bidi="zh_TW"/>
+        </w:rPr>
+      </w:r>
+    </w:p>
+    <w:p>
+      <w:pPr/>
+      <w:r>
+        <w:rPr>
+          <w:lang w:val="zh_TW" w:bidi="zh_TW"/>
+        </w:rPr>
+      </w:r>
+    </w:p>
+    <w:p>
+      <w:pPr>
+        <w:pStyle w:val="Heading2"/>
+      </w:pPr>
+      <w:r>
+        <w:rPr>
+          <w:lang w:val="zh_TW" w:bidi="zh_TW"/>
+        </w:rPr>
+        <w:t>公羊</w:t>
+      </w:r>
+      <w:r>
+        <w:rPr>
+          <w:lang w:val="zh_TW" w:bidi="zh_TW"/>
+        </w:rPr>
+      </w:r>
+    </w:p>
+    <w:p>
+      <w:pPr/>
+      <w:r>
+        <w:rPr>
+          <w:lang w:val="zh_TW" w:bidi="zh_TW"/>
+        </w:rPr>
+      </w:r>
+      <w:r>
+        <w:rPr>
+          <w:lang w:val="zh_TW" w:bidi="zh_TW"/>
+        </w:rPr>
+        <w:t>公羊是成年雄性羊，通常長有大而彎曲的角。公羊比母羊更強壯巨大。在聖經時代，人們飼養公羊用於繁殖、食用和採集羊毛。公羊也被獻祭於神（</w:t>
+      </w:r>
+      <w:hyperlink r:id="rId67">
+        <w:r>
+          <w:rPr>
+            <w:lang w:val="zh_TW" w:bidi="zh_TW"/>
+          </w:rPr>
+          <w:rPr>
+            <w:color w:val="0000EE"/>
+            <w:u w:val="single"/>
+          </w:rPr>
+          <w:t>創22:13</w:t>
         </w:r>
       </w:hyperlink>
       <w:r>
@@ -1032,16 +1640,16 @@
         </w:rPr>
         <w:t>；</w:t>
       </w:r>
-      <w:hyperlink r:id="rId38">
-        <w:r>
-          <w:rPr>
-            <w:lang w:val="zh_TW" w:bidi="zh_TW"/>
-          </w:rPr>
-          <w:rPr>
-            <w:color w:val="0000EE"/>
-            <w:u w:val="single"/>
-          </w:rPr>
-          <w:t>士9:2</w:t>
+      <w:hyperlink r:id="rId68">
+        <w:r>
+          <w:rPr>
+            <w:lang w:val="zh_TW" w:bidi="zh_TW"/>
+          </w:rPr>
+          <w:rPr>
+            <w:color w:val="0000EE"/>
+            <w:u w:val="single"/>
+          </w:rPr>
+          <w:t>出29:15</w:t>
         </w:r>
       </w:hyperlink>
       <w:r>
@@ -1049,6 +1657,5278 @@
           <w:lang w:val="zh_TW" w:bidi="zh_TW"/>
         </w:rPr>
         <w:t>）。</w:t>
+      </w:r>
+    </w:p>
+    <w:p>
+      <w:pPr/>
+      <w:r>
+        <w:rPr>
+          <w:lang w:val="zh_TW" w:bidi="zh_TW"/>
+        </w:rPr>
+      </w:r>
+      <w:r>
+        <w:rPr>
+          <w:lang w:val="zh_TW" w:bidi="zh_TW"/>
+        </w:rPr>
+        <w:t>公羊的角，稱為羊角或羊角號，有時會在崇拜和戰爭中用作號角（</w:t>
+      </w:r>
+      <w:hyperlink r:id="rId69">
+        <w:r>
+          <w:rPr>
+            <w:lang w:val="zh_TW" w:bidi="zh_TW"/>
+          </w:rPr>
+          <w:rPr>
+            <w:color w:val="0000EE"/>
+            <w:u w:val="single"/>
+          </w:rPr>
+          <w:t>書6:4–5</w:t>
+        </w:r>
+      </w:hyperlink>
+      <w:r>
+        <w:rPr>
+          <w:lang w:val="zh_TW" w:bidi="zh_TW"/>
+        </w:rPr>
+        <w:t>）。</w:t>
+      </w:r>
+    </w:p>
+    <w:p>
+      <w:pPr/>
+      <w:r>
+        <w:rPr>
+          <w:lang w:val="zh_TW" w:bidi="zh_TW"/>
+        </w:rPr>
+      </w:r>
+      <w:r>
+        <w:rPr>
+          <w:i/>
+          <w:lang w:val="zh_TW" w:bidi="zh_TW"/>
+        </w:rPr>
+        <w:t>見</w:t>
+      </w:r>
+      <w:r>
+        <w:rPr>
+          <w:lang w:val="zh_TW" w:bidi="zh_TW"/>
+        </w:rPr>
+        <w:t>綿羊</w:t>
+      </w:r>
+      <w:r>
+        <w:rPr>
+          <w:lang w:val="zh_TW" w:bidi="zh_TW"/>
+        </w:rPr>
+        <w:t>；</w:t>
+      </w:r>
+      <w:r>
+        <w:rPr>
+          <w:i/>
+          <w:lang w:val="zh_TW" w:bidi="zh_TW"/>
+        </w:rPr>
+        <w:t>另見</w:t>
+      </w:r>
+      <w:r>
+        <w:rPr>
+          <w:lang w:val="zh_TW" w:bidi="zh_TW"/>
+        </w:rPr>
+        <w:t>動物</w:t>
+      </w:r>
+      <w:r>
+        <w:rPr>
+          <w:lang w:val="zh_TW" w:bidi="zh_TW"/>
+        </w:rPr>
+        <w:t>。</w:t>
+      </w:r>
+      <w:r>
+        <w:rPr>
+          <w:lang w:val="zh_TW" w:bidi="zh_TW"/>
+        </w:rPr>
+      </w:r>
+      <w:r>
+        <w:rPr>
+          <w:lang w:val="zh_TW" w:bidi="zh_TW"/>
+        </w:rPr>
+      </w:r>
+    </w:p>
+    <w:p>
+      <w:pPr/>
+      <w:r>
+        <w:rPr>
+          <w:lang w:val="zh_TW" w:bidi="zh_TW"/>
+        </w:rPr>
+      </w:r>
+    </w:p>
+    <w:p>
+      <w:pPr>
+        <w:pStyle w:val="Heading2"/>
+      </w:pPr>
+      <w:r>
+        <w:rPr>
+          <w:lang w:val="zh_TW" w:bidi="zh_TW"/>
+        </w:rPr>
+        <w:t>供物和獻祭</w:t>
+      </w:r>
+      <w:r>
+        <w:rPr>
+          <w:lang w:val="zh_TW" w:bidi="zh_TW"/>
+        </w:rPr>
+      </w:r>
+    </w:p>
+    <w:p>
+      <w:pPr/>
+      <w:r>
+        <w:rPr>
+          <w:lang w:val="zh_TW" w:bidi="zh_TW"/>
+        </w:rPr>
+      </w:r>
+      <w:r>
+        <w:rPr>
+          <w:lang w:val="zh_TW" w:bidi="zh_TW"/>
+        </w:rPr>
+        <w:t>宗教生活中主要的禮儀表達，期間的儀式包括奠酒、澆灌與神聖的筵席。以色列的整體禮儀體系所呈現的意識形態，使其宗教在古代近東中獨樹一幟。舊約中有關禮儀的觀念，也成為新約神學的基礎，特別是關於罪以及藉著耶穌基督的贖罪之死而與神和好的概念。</w:t>
+      </w:r>
+    </w:p>
+    <w:p>
+      <w:pPr>
+        <w:pStyle w:val="Heading3"/>
+      </w:pPr>
+      <w:r>
+        <w:rPr>
+          <w:lang w:val="zh_TW" w:bidi="zh_TW"/>
+        </w:rPr>
+        <w:t>獻祭的功能與次序</w:t>
+      </w:r>
+    </w:p>
+    <w:p>
+      <w:pPr/>
+      <w:r>
+        <w:rPr>
+          <w:lang w:val="zh_TW" w:bidi="zh_TW"/>
+        </w:rPr>
+      </w:r>
+      <w:r>
+        <w:rPr>
+          <w:lang w:val="zh_TW" w:bidi="zh_TW"/>
+        </w:rPr>
+        <w:t>正確執行獻祭禮儀的主要來源，載於利未記開頭的段落（</w:t>
+      </w:r>
+      <w:hyperlink r:id="rId70">
+        <w:r>
+          <w:rPr>
+            <w:lang w:val="zh_TW" w:bidi="zh_TW"/>
+          </w:rPr>
+          <w:rPr>
+            <w:color w:val="0000EE"/>
+            <w:u w:val="single"/>
+          </w:rPr>
+          <w:t>利1–7</w:t>
+        </w:r>
+      </w:hyperlink>
+      <w:r>
+        <w:rPr>
+          <w:lang w:val="zh_TW" w:bidi="zh_TW"/>
+        </w:rPr>
+        <w:t>）。它由兩個獨立的部分組成。第一部分（</w:t>
+      </w:r>
+      <w:hyperlink r:id="rId71">
+        <w:r>
+          <w:rPr>
+            <w:lang w:val="zh_TW" w:bidi="zh_TW"/>
+          </w:rPr>
+          <w:rPr>
+            <w:color w:val="0000EE"/>
+            <w:u w:val="single"/>
+          </w:rPr>
+          <w:t>1:1–6:7</w:t>
+        </w:r>
+      </w:hyperlink>
+      <w:r>
+        <w:rPr>
+          <w:lang w:val="zh_TW" w:bidi="zh_TW"/>
+        </w:rPr>
+        <w:t>）具教導性質，處理兩類獻祭：一類是「馨香之氣」的祭物，即燔祭（</w:t>
+      </w:r>
+      <w:hyperlink r:id="rId72">
+        <w:r>
+          <w:rPr>
+            <w:lang w:val="zh_TW" w:bidi="zh_TW"/>
+          </w:rPr>
+          <w:rPr>
+            <w:color w:val="0000EE"/>
+            <w:u w:val="single"/>
+          </w:rPr>
+          <w:t>1:1–17</w:t>
+        </w:r>
+      </w:hyperlink>
+      <w:r>
+        <w:rPr>
+          <w:lang w:val="zh_TW" w:bidi="zh_TW"/>
+        </w:rPr>
+        <w:t>）、素祭（</w:t>
+      </w:r>
+      <w:hyperlink r:id="rId73">
+        <w:r>
+          <w:rPr>
+            <w:lang w:val="zh_TW" w:bidi="zh_TW"/>
+          </w:rPr>
+          <w:rPr>
+            <w:color w:val="0000EE"/>
+            <w:u w:val="single"/>
+          </w:rPr>
+          <w:t>2:1–16</w:t>
+        </w:r>
+      </w:hyperlink>
+      <w:r>
+        <w:rPr>
+          <w:lang w:val="zh_TW" w:bidi="zh_TW"/>
+        </w:rPr>
+        <w:t>）和平安祭（</w:t>
+      </w:r>
+      <w:hyperlink r:id="rId74">
+        <w:r>
+          <w:rPr>
+            <w:lang w:val="zh_TW" w:bidi="zh_TW"/>
+          </w:rPr>
+          <w:rPr>
+            <w:color w:val="0000EE"/>
+            <w:u w:val="single"/>
+          </w:rPr>
+          <w:t>3:1–17</w:t>
+        </w:r>
+      </w:hyperlink>
+      <w:r>
+        <w:rPr>
+          <w:lang w:val="zh_TW" w:bidi="zh_TW"/>
+        </w:rPr>
+        <w:t>）；另一類是贖罪性的祭物，即贖罪祭（</w:t>
+      </w:r>
+      <w:hyperlink r:id="rId75">
+        <w:r>
+          <w:rPr>
+            <w:lang w:val="zh_TW" w:bidi="zh_TW"/>
+          </w:rPr>
+          <w:rPr>
+            <w:color w:val="0000EE"/>
+            <w:u w:val="single"/>
+          </w:rPr>
+          <w:t>4:1–5:13</w:t>
+        </w:r>
+      </w:hyperlink>
+      <w:r>
+        <w:rPr>
+          <w:lang w:val="zh_TW" w:bidi="zh_TW"/>
+        </w:rPr>
+        <w:t>）和贖愆祭（</w:t>
+      </w:r>
+      <w:hyperlink r:id="rId76">
+        <w:r>
+          <w:rPr>
+            <w:lang w:val="zh_TW" w:bidi="zh_TW"/>
+          </w:rPr>
+          <w:rPr>
+            <w:color w:val="0000EE"/>
+            <w:u w:val="single"/>
+          </w:rPr>
+          <w:t>5:14–6:7</w:t>
+        </w:r>
+      </w:hyperlink>
+      <w:r>
+        <w:rPr>
+          <w:lang w:val="zh_TW" w:bidi="zh_TW"/>
+        </w:rPr>
+        <w:t>）。人們重視每個儀式、禮儀的細節，並會根據其邏輯或概念關聯來分門別類。</w:t>
+      </w:r>
+    </w:p>
+    <w:p>
+      <w:pPr/>
+      <w:r>
+        <w:rPr>
+          <w:lang w:val="zh_TW" w:bidi="zh_TW"/>
+        </w:rPr>
+      </w:r>
+      <w:r>
+        <w:rPr>
+          <w:lang w:val="zh_TW" w:bidi="zh_TW"/>
+        </w:rPr>
+        <w:t>素祭（或稱穀物祭）之所以在燔祭之後，是因為在實際操作中，它通常伴隨燔祭獻上（</w:t>
+      </w:r>
+      <w:hyperlink r:id="rId77">
+        <w:r>
+          <w:rPr>
+            <w:lang w:val="zh_TW" w:bidi="zh_TW"/>
+          </w:rPr>
+          <w:rPr>
+            <w:color w:val="0000EE"/>
+            <w:u w:val="single"/>
+          </w:rPr>
+          <w:t>民15:1–21</w:t>
+        </w:r>
+      </w:hyperlink>
+      <w:r>
+        <w:rPr>
+          <w:lang w:val="zh_TW" w:bidi="zh_TW"/>
+        </w:rPr>
+        <w:t>，</w:t>
+      </w:r>
+      <w:hyperlink r:id="rId78">
+        <w:r>
+          <w:rPr>
+            <w:lang w:val="zh_TW" w:bidi="zh_TW"/>
+          </w:rPr>
+          <w:rPr>
+            <w:color w:val="0000EE"/>
+            <w:u w:val="single"/>
+          </w:rPr>
+          <w:t>28–29</w:t>
+        </w:r>
+      </w:hyperlink>
+      <w:r>
+        <w:rPr>
+          <w:lang w:val="zh_TW" w:bidi="zh_TW"/>
+        </w:rPr>
+        <w:t>章）；它也與平安祭一同獻上（</w:t>
+      </w:r>
+      <w:hyperlink r:id="rId79">
+        <w:r>
+          <w:rPr>
+            <w:lang w:val="zh_TW" w:bidi="zh_TW"/>
+          </w:rPr>
+          <w:rPr>
+            <w:color w:val="0000EE"/>
+            <w:u w:val="single"/>
+          </w:rPr>
+          <w:t>利7:12–14</w:t>
+        </w:r>
+      </w:hyperlink>
+      <w:r>
+        <w:rPr>
+          <w:lang w:val="zh_TW" w:bidi="zh_TW"/>
+        </w:rPr>
+        <w:t>；</w:t>
+      </w:r>
+      <w:hyperlink r:id="rId80">
+        <w:r>
+          <w:rPr>
+            <w:lang w:val="zh_TW" w:bidi="zh_TW"/>
+          </w:rPr>
+          <w:rPr>
+            <w:color w:val="0000EE"/>
+            <w:u w:val="single"/>
+          </w:rPr>
+          <w:t>民15:3–4</w:t>
+        </w:r>
+      </w:hyperlink>
+      <w:r>
+        <w:rPr>
+          <w:lang w:val="zh_TW" w:bidi="zh_TW"/>
+        </w:rPr>
+        <w:t>）。經文特別強調，要將祭牲的內臟部分焚在壇上，使其成為「獻給耶和華的馨香之氣」（</w:t>
+      </w:r>
+      <w:hyperlink r:id="rId81">
+        <w:r>
+          <w:rPr>
+            <w:lang w:val="zh_TW" w:bidi="zh_TW"/>
+          </w:rPr>
+          <w:rPr>
+            <w:color w:val="0000EE"/>
+            <w:u w:val="single"/>
+          </w:rPr>
+          <w:t>利1:9、17</w:t>
+        </w:r>
+      </w:hyperlink>
+      <w:r>
+        <w:rPr>
+          <w:lang w:val="zh_TW" w:bidi="zh_TW"/>
+        </w:rPr>
+        <w:t>，</w:t>
+      </w:r>
+      <w:hyperlink r:id="rId82">
+        <w:r>
+          <w:rPr>
+            <w:lang w:val="zh_TW" w:bidi="zh_TW"/>
+          </w:rPr>
+          <w:rPr>
+            <w:color w:val="0000EE"/>
+            <w:u w:val="single"/>
+          </w:rPr>
+          <w:t>2:2、9、12</w:t>
+        </w:r>
+      </w:hyperlink>
+      <w:r>
+        <w:rPr>
+          <w:lang w:val="zh_TW" w:bidi="zh_TW"/>
+        </w:rPr>
+        <w:t>，</w:t>
+      </w:r>
+      <w:hyperlink r:id="rId83">
+        <w:r>
+          <w:rPr>
+            <w:lang w:val="zh_TW" w:bidi="zh_TW"/>
+          </w:rPr>
+          <w:rPr>
+            <w:color w:val="0000EE"/>
+            <w:u w:val="single"/>
+          </w:rPr>
+          <w:t>3:5、11、16</w:t>
+        </w:r>
+      </w:hyperlink>
+      <w:r>
+        <w:rPr>
+          <w:lang w:val="zh_TW" w:bidi="zh_TW"/>
+        </w:rPr>
+        <w:t>）。主聞到這馨香之氣（</w:t>
+      </w:r>
+      <w:hyperlink r:id="rId84">
+        <w:r>
+          <w:rPr>
+            <w:lang w:val="zh_TW" w:bidi="zh_TW"/>
+          </w:rPr>
+          <w:rPr>
+            <w:color w:val="0000EE"/>
+            <w:u w:val="single"/>
+          </w:rPr>
+          <w:t>創8:21</w:t>
+        </w:r>
+      </w:hyperlink>
+      <w:r>
+        <w:rPr>
+          <w:lang w:val="zh_TW" w:bidi="zh_TW"/>
+        </w:rPr>
+        <w:t>），是神喜悅的記號；若祂不悅納，則表明祂的不悅（</w:t>
+      </w:r>
+      <w:hyperlink r:id="rId85">
+        <w:r>
+          <w:rPr>
+            <w:lang w:val="zh_TW" w:bidi="zh_TW"/>
+          </w:rPr>
+          <w:rPr>
+            <w:color w:val="0000EE"/>
+            <w:u w:val="single"/>
+          </w:rPr>
+          <w:t>利26:31</w:t>
+        </w:r>
+      </w:hyperlink>
+      <w:r>
+        <w:rPr>
+          <w:lang w:val="zh_TW" w:bidi="zh_TW"/>
+        </w:rPr>
+        <w:t>）。主理的祭司顯然懂得辨識這些記號，並會告訴獻祭者，他的祭物是否蒙悅納（</w:t>
+      </w:r>
+      <w:hyperlink r:id="rId86">
+        <w:r>
+          <w:rPr>
+            <w:lang w:val="zh_TW" w:bidi="zh_TW"/>
+          </w:rPr>
+          <w:rPr>
+            <w:color w:val="0000EE"/>
+            <w:u w:val="single"/>
+          </w:rPr>
+          <w:t>撒上26:19</w:t>
+        </w:r>
+      </w:hyperlink>
+      <w:r>
+        <w:rPr>
+          <w:lang w:val="zh_TW" w:bidi="zh_TW"/>
+        </w:rPr>
+        <w:t>；參</w:t>
+      </w:r>
+      <w:hyperlink r:id="rId87">
+        <w:r>
+          <w:rPr>
+            <w:lang w:val="zh_TW" w:bidi="zh_TW"/>
+          </w:rPr>
+          <w:rPr>
+            <w:color w:val="0000EE"/>
+            <w:u w:val="single"/>
+          </w:rPr>
+          <w:t>摩5:21–23</w:t>
+        </w:r>
+      </w:hyperlink>
+      <w:r>
+        <w:rPr>
+          <w:lang w:val="zh_TW" w:bidi="zh_TW"/>
+        </w:rPr>
+        <w:t>）。</w:t>
+      </w:r>
+    </w:p>
+    <w:p>
+      <w:pPr/>
+      <w:r>
+        <w:rPr>
+          <w:lang w:val="zh_TW" w:bidi="zh_TW"/>
+        </w:rPr>
+      </w:r>
+      <w:r>
+        <w:rPr>
+          <w:lang w:val="zh_TW" w:bidi="zh_TW"/>
+        </w:rPr>
+        <w:t>贖罪祭與贖愆祭具有贖罪意義（</w:t>
+      </w:r>
+      <w:hyperlink r:id="rId88">
+        <w:r>
+          <w:rPr>
+            <w:lang w:val="zh_TW" w:bidi="zh_TW"/>
+          </w:rPr>
+          <w:rPr>
+            <w:color w:val="0000EE"/>
+            <w:u w:val="single"/>
+          </w:rPr>
+          <w:t>利4:1–6:7</w:t>
+        </w:r>
+      </w:hyperlink>
+      <w:r>
+        <w:rPr>
+          <w:lang w:val="zh_TW" w:bidi="zh_TW"/>
+        </w:rPr>
+        <w:t>、</w:t>
+      </w:r>
+      <w:hyperlink r:id="rId89">
+        <w:r>
+          <w:rPr>
+            <w:lang w:val="zh_TW" w:bidi="zh_TW"/>
+          </w:rPr>
+          <w:rPr>
+            <w:color w:val="0000EE"/>
+            <w:u w:val="single"/>
+          </w:rPr>
+          <w:t>20</w:t>
+        </w:r>
+      </w:hyperlink>
+      <w:r>
+        <w:rPr>
+          <w:lang w:val="zh_TW" w:bidi="zh_TW"/>
+        </w:rPr>
+        <w:t>）。經文列出哪些情況需要這類祭物，並強調禮儀中祭血的處理方式。</w:t>
+      </w:r>
+    </w:p>
+    <w:p>
+      <w:pPr/>
+      <w:r>
+        <w:rPr>
+          <w:lang w:val="zh_TW" w:bidi="zh_TW"/>
+        </w:rPr>
+      </w:r>
+      <w:r>
+        <w:rPr>
+          <w:lang w:val="zh_TW" w:bidi="zh_TW"/>
+        </w:rPr>
+        <w:t>這段經文的第二個主要部分（</w:t>
+      </w:r>
+      <w:hyperlink r:id="rId90">
+        <w:r>
+          <w:rPr>
+            <w:lang w:val="zh_TW" w:bidi="zh_TW"/>
+          </w:rPr>
+          <w:rPr>
+            <w:color w:val="0000EE"/>
+            <w:u w:val="single"/>
+          </w:rPr>
+          <w:t>利6:8–7:38</w:t>
+        </w:r>
+      </w:hyperlink>
+      <w:r>
+        <w:rPr>
+          <w:lang w:val="zh_TW" w:bidi="zh_TW"/>
+        </w:rPr>
+        <w:t>），關注各種供物和獻祭在行政管理上的細節。這部分由一連串關於各類祭物的「條例」構成，涉及祭物材料如何分配：有些分給祭司，有些歸給獻祭者，有些則在壇上焚燒，或帶到營外處理。凡被指定為「至聖」的祭物，只能由具資格的祭司食用（</w:t>
+      </w:r>
+      <w:hyperlink r:id="rId91">
+        <w:r>
+          <w:rPr>
+            <w:lang w:val="zh_TW" w:bidi="zh_TW"/>
+          </w:rPr>
+          <w:rPr>
+            <w:color w:val="0000EE"/>
+            <w:u w:val="single"/>
+          </w:rPr>
+          <w:t>利2:3、10</w:t>
+        </w:r>
+      </w:hyperlink>
+      <w:r>
+        <w:rPr>
+          <w:lang w:val="zh_TW" w:bidi="zh_TW"/>
+        </w:rPr>
+        <w:t>，</w:t>
+      </w:r>
+      <w:hyperlink r:id="rId92">
+        <w:r>
+          <w:rPr>
+            <w:lang w:val="zh_TW" w:bidi="zh_TW"/>
+          </w:rPr>
+          <w:rPr>
+            <w:color w:val="0000EE"/>
+            <w:u w:val="single"/>
+          </w:rPr>
+          <w:t>10:12–17</w:t>
+        </w:r>
+      </w:hyperlink>
+      <w:r>
+        <w:rPr>
+          <w:lang w:val="zh_TW" w:bidi="zh_TW"/>
+        </w:rPr>
+        <w:t>，</w:t>
+      </w:r>
+      <w:hyperlink r:id="rId93">
+        <w:r>
+          <w:rPr>
+            <w:lang w:val="zh_TW" w:bidi="zh_TW"/>
+          </w:rPr>
+          <w:rPr>
+            <w:color w:val="0000EE"/>
+            <w:u w:val="single"/>
+          </w:rPr>
+          <w:t>14:13</w:t>
+        </w:r>
+      </w:hyperlink>
+      <w:r>
+        <w:rPr>
+          <w:lang w:val="zh_TW" w:bidi="zh_TW"/>
+        </w:rPr>
+        <w:t>；</w:t>
+      </w:r>
+      <w:hyperlink r:id="rId94">
+        <w:r>
+          <w:rPr>
+            <w:lang w:val="zh_TW" w:bidi="zh_TW"/>
+          </w:rPr>
+          <w:rPr>
+            <w:color w:val="0000EE"/>
+            <w:u w:val="single"/>
+          </w:rPr>
+          <w:t>民18:9</w:t>
+        </w:r>
+      </w:hyperlink>
+      <w:r>
+        <w:rPr>
+          <w:lang w:val="zh_TW" w:bidi="zh_TW"/>
+        </w:rPr>
+        <w:t>）。</w:t>
+      </w:r>
+    </w:p>
+    <w:p>
+      <w:pPr/>
+      <w:r>
+        <w:rPr>
+          <w:lang w:val="zh_TW" w:bidi="zh_TW"/>
+        </w:rPr>
+      </w:r>
+      <w:r>
+        <w:rPr>
+          <w:lang w:val="zh_TW" w:bidi="zh_TW"/>
+        </w:rPr>
+        <w:t>燔祭首先被討論，是因為它完全在壇上被燒盡（因此無人食用）。之後才是分給主理祭司的祭物（</w:t>
+      </w:r>
+      <w:hyperlink r:id="rId95">
+        <w:r>
+          <w:rPr>
+            <w:lang w:val="zh_TW" w:bidi="zh_TW"/>
+          </w:rPr>
+          <w:rPr>
+            <w:color w:val="0000EE"/>
+            <w:u w:val="single"/>
+          </w:rPr>
+          <w:t>利6:17、26、29</w:t>
+        </w:r>
+      </w:hyperlink>
+      <w:r>
+        <w:rPr>
+          <w:lang w:val="zh_TW" w:bidi="zh_TW"/>
+        </w:rPr>
+        <w:t>，</w:t>
+      </w:r>
+      <w:hyperlink r:id="rId96">
+        <w:r>
+          <w:rPr>
+            <w:lang w:val="zh_TW" w:bidi="zh_TW"/>
+          </w:rPr>
+          <w:rPr>
+            <w:color w:val="0000EE"/>
+            <w:u w:val="single"/>
+          </w:rPr>
+          <w:t>7:1、6</w:t>
+        </w:r>
+      </w:hyperlink>
+      <w:r>
+        <w:rPr>
+          <w:lang w:val="zh_TW" w:bidi="zh_TW"/>
+        </w:rPr>
+        <w:t>），而最後討論的是平安祭，其中相當部分會分給獻祭者。</w:t>
+      </w:r>
+    </w:p>
+    <w:p>
+      <w:pPr/>
+      <w:r>
+        <w:rPr>
+          <w:lang w:val="zh_TW" w:bidi="zh_TW"/>
+        </w:rPr>
+      </w:r>
+      <w:r>
+        <w:rPr>
+          <w:lang w:val="zh_TW" w:bidi="zh_TW"/>
+        </w:rPr>
+        <w:t>這段經文安排各祭物的次序，也對應它們在聖曆儀式中出現的頻率（</w:t>
+      </w:r>
+      <w:hyperlink r:id="rId97">
+        <w:r>
+          <w:rPr>
+            <w:lang w:val="zh_TW" w:bidi="zh_TW"/>
+          </w:rPr>
+          <w:rPr>
+            <w:color w:val="0000EE"/>
+            <w:u w:val="single"/>
+          </w:rPr>
+          <w:t>民28:19</w:t>
+        </w:r>
+      </w:hyperlink>
+      <w:r>
+        <w:rPr>
+          <w:lang w:val="zh_TW" w:bidi="zh_TW"/>
+        </w:rPr>
+        <w:t>；</w:t>
+      </w:r>
+      <w:hyperlink r:id="rId98">
+        <w:r>
+          <w:rPr>
+            <w:lang w:val="zh_TW" w:bidi="zh_TW"/>
+          </w:rPr>
+          <w:rPr>
+            <w:color w:val="0000EE"/>
+            <w:u w:val="single"/>
+          </w:rPr>
+          <w:t>代下31:3</w:t>
+        </w:r>
+      </w:hyperlink>
+      <w:r>
+        <w:rPr>
+          <w:lang w:val="zh_TW" w:bidi="zh_TW"/>
+        </w:rPr>
+        <w:t>；</w:t>
+      </w:r>
+      <w:hyperlink r:id="rId99">
+        <w:r>
+          <w:rPr>
+            <w:lang w:val="zh_TW" w:bidi="zh_TW"/>
+          </w:rPr>
+          <w:rPr>
+            <w:color w:val="0000EE"/>
+            <w:u w:val="single"/>
+          </w:rPr>
+          <w:t>結45:17</w:t>
+        </w:r>
+      </w:hyperlink>
+      <w:r>
+        <w:rPr>
+          <w:lang w:val="zh_TW" w:bidi="zh_TW"/>
+        </w:rPr>
+        <w:t>）。對於在聖殿值班的祭司與利未人而言，此事尤為重要，因為他們負責每日獻祭的實際執行，特別是在重大節期；管理聖殿庫房是一項龐大的任務（</w:t>
+      </w:r>
+      <w:hyperlink r:id="rId100">
+        <w:r>
+          <w:rPr>
+            <w:lang w:val="zh_TW" w:bidi="zh_TW"/>
+          </w:rPr>
+          <w:rPr>
+            <w:color w:val="0000EE"/>
+            <w:u w:val="single"/>
+          </w:rPr>
+          <w:t>代上23:28–32</w:t>
+        </w:r>
+      </w:hyperlink>
+      <w:r>
+        <w:rPr>
+          <w:lang w:val="zh_TW" w:bidi="zh_TW"/>
+        </w:rPr>
+        <w:t>，</w:t>
+      </w:r>
+      <w:hyperlink r:id="rId101">
+        <w:r>
+          <w:rPr>
+            <w:lang w:val="zh_TW" w:bidi="zh_TW"/>
+          </w:rPr>
+          <w:rPr>
+            <w:color w:val="0000EE"/>
+            <w:u w:val="single"/>
+          </w:rPr>
+          <w:t>26:15、20–22</w:t>
+        </w:r>
+      </w:hyperlink>
+      <w:r>
+        <w:rPr>
+          <w:lang w:val="zh_TW" w:bidi="zh_TW"/>
+        </w:rPr>
+        <w:t>；</w:t>
+      </w:r>
+      <w:hyperlink r:id="rId102">
+        <w:r>
+          <w:rPr>
+            <w:lang w:val="zh_TW" w:bidi="zh_TW"/>
+          </w:rPr>
+          <w:rPr>
+            <w:color w:val="0000EE"/>
+            <w:u w:val="single"/>
+          </w:rPr>
+          <w:t>代下13:10–11</w:t>
+        </w:r>
+      </w:hyperlink>
+      <w:r>
+        <w:rPr>
+          <w:lang w:val="zh_TW" w:bidi="zh_TW"/>
+        </w:rPr>
+        <w:t>，</w:t>
+      </w:r>
+      <w:hyperlink r:id="rId103">
+        <w:r>
+          <w:rPr>
+            <w:lang w:val="zh_TW" w:bidi="zh_TW"/>
+          </w:rPr>
+          <w:rPr>
+            <w:color w:val="0000EE"/>
+            <w:u w:val="single"/>
+          </w:rPr>
+          <w:t>30:3–19</w:t>
+        </w:r>
+      </w:hyperlink>
+      <w:r>
+        <w:rPr>
+          <w:lang w:val="zh_TW" w:bidi="zh_TW"/>
+        </w:rPr>
+        <w:t>，</w:t>
+      </w:r>
+      <w:hyperlink r:id="rId104">
+        <w:r>
+          <w:rPr>
+            <w:lang w:val="zh_TW" w:bidi="zh_TW"/>
+          </w:rPr>
+          <w:rPr>
+            <w:color w:val="0000EE"/>
+            <w:u w:val="single"/>
+          </w:rPr>
+          <w:t>34:9–11</w:t>
+        </w:r>
+      </w:hyperlink>
+      <w:r>
+        <w:rPr>
+          <w:lang w:val="zh_TW" w:bidi="zh_TW"/>
+        </w:rPr>
+        <w:t>）。</w:t>
+      </w:r>
+    </w:p>
+    <w:p>
+      <w:pPr/>
+      <w:r>
+        <w:rPr>
+          <w:lang w:val="zh_TW" w:bidi="zh_TW"/>
+        </w:rPr>
+      </w:r>
+      <w:r>
+        <w:rPr>
+          <w:lang w:val="zh_TW" w:bidi="zh_TW"/>
+        </w:rPr>
+        <w:t>每個關於某項祭物的段落，皆以與該祭物相關的行政細節作結。接著有一段對前述事項的總結（</w:t>
+      </w:r>
+      <w:hyperlink r:id="rId105">
+        <w:r>
+          <w:rPr>
+            <w:lang w:val="zh_TW" w:bidi="zh_TW"/>
+          </w:rPr>
+          <w:rPr>
+            <w:color w:val="0000EE"/>
+            <w:u w:val="single"/>
+          </w:rPr>
+          <w:t>利7:7–10</w:t>
+        </w:r>
+      </w:hyperlink>
+      <w:r>
+        <w:rPr>
+          <w:lang w:val="zh_TW" w:bidi="zh_TW"/>
+        </w:rPr>
+        <w:t>），之後則以平安祭的討論結束本段（</w:t>
+      </w:r>
+      <w:hyperlink r:id="rId106">
+        <w:r>
+          <w:rPr>
+            <w:lang w:val="zh_TW" w:bidi="zh_TW"/>
+          </w:rPr>
+          <w:rPr>
+            <w:color w:val="0000EE"/>
+            <w:u w:val="single"/>
+          </w:rPr>
+          <w:t>11–36</w:t>
+        </w:r>
+      </w:hyperlink>
+      <w:r>
+        <w:rPr>
+          <w:lang w:val="zh_TW" w:bidi="zh_TW"/>
+        </w:rPr>
+        <w:t>節）。後者在聖曆中僅於七七節發揮作用（</w:t>
+      </w:r>
+      <w:hyperlink r:id="rId107">
+        <w:r>
+          <w:rPr>
+            <w:lang w:val="zh_TW" w:bidi="zh_TW"/>
+          </w:rPr>
+          <w:rPr>
+            <w:color w:val="0000EE"/>
+            <w:u w:val="single"/>
+          </w:rPr>
+          <w:t>23:19–20</w:t>
+        </w:r>
+      </w:hyperlink>
+      <w:r>
+        <w:rPr>
+          <w:lang w:val="zh_TW" w:bidi="zh_TW"/>
+        </w:rPr>
+        <w:t>）；在其它所有情況下，除拿細耳人許願與祭司就職這兩個例外之外，平安祭皆屬自願獻祭，因此不受任何固定的帳目制度所約束。</w:t>
+      </w:r>
+    </w:p>
+    <w:p>
+      <w:pPr/>
+      <w:r>
+        <w:rPr>
+          <w:lang w:val="zh_TW" w:bidi="zh_TW"/>
+        </w:rPr>
+      </w:r>
+      <w:r>
+        <w:rPr>
+          <w:lang w:val="zh_TW" w:bidi="zh_TW"/>
+        </w:rPr>
+        <w:t>在其它聖經背景中，獻祭也按照相同的「帳目式」或「行政式」次序列出：燔祭、素祭與奠祭；其後是贖罪祭（或贖愆祭），有時再加上平安祭。例證之一，是各支派領袖為獻壇所帶來的捐獻名錄（</w:t>
+      </w:r>
+      <w:hyperlink r:id="rId108">
+        <w:r>
+          <w:rPr>
+            <w:lang w:val="zh_TW" w:bidi="zh_TW"/>
+          </w:rPr>
+          <w:rPr>
+            <w:color w:val="0000EE"/>
+            <w:u w:val="single"/>
+          </w:rPr>
+          <w:t>民7章</w:t>
+        </w:r>
+      </w:hyperlink>
+      <w:r>
+        <w:rPr>
+          <w:lang w:val="zh_TW" w:bidi="zh_TW"/>
+        </w:rPr>
+        <w:t>）。其記載方式宛如聖殿庫房的日常帳簿；總結部分依據各獻祭者的記錄（</w:t>
+      </w:r>
+      <w:hyperlink r:id="rId109">
+        <w:r>
+          <w:rPr>
+            <w:lang w:val="zh_TW" w:bidi="zh_TW"/>
+          </w:rPr>
+          <w:rPr>
+            <w:color w:val="0000EE"/>
+            <w:u w:val="single"/>
+          </w:rPr>
+          <w:t>15–17節</w:t>
+        </w:r>
+      </w:hyperlink>
+      <w:r>
+        <w:rPr>
+          <w:lang w:val="zh_TW" w:bidi="zh_TW"/>
+        </w:rPr>
+        <w:t>），將動物分類為燔祭、素祭、贖罪祭和平安祭（</w:t>
+      </w:r>
+      <w:hyperlink r:id="rId110">
+        <w:r>
+          <w:rPr>
+            <w:lang w:val="zh_TW" w:bidi="zh_TW"/>
+          </w:rPr>
+          <w:rPr>
+            <w:color w:val="0000EE"/>
+            <w:u w:val="single"/>
+          </w:rPr>
+          <w:t>87–88節</w:t>
+        </w:r>
+      </w:hyperlink>
+      <w:r>
+        <w:rPr>
+          <w:lang w:val="zh_TW" w:bidi="zh_TW"/>
+        </w:rPr>
+        <w:t>），根據每位捐贈者的相應條目（</w:t>
+      </w:r>
+      <w:hyperlink r:id="rId109">
+        <w:r>
+          <w:rPr>
+            <w:lang w:val="zh_TW" w:bidi="zh_TW"/>
+          </w:rPr>
+          <w:rPr>
+            <w:color w:val="0000EE"/>
+            <w:u w:val="single"/>
+          </w:rPr>
+          <w:t>15–17節</w:t>
+        </w:r>
+      </w:hyperlink>
+      <w:r>
+        <w:rPr>
+          <w:lang w:val="zh_TW" w:bidi="zh_TW"/>
+        </w:rPr>
+        <w:t>）。利未文士如此紀錄有兩個目的：一是把功勞歸給獻祭者，二是記錄進入聖殿的財物與食物。許多作為祭物送入聖殿的食物，實際上是會分給主理祭司的（</w:t>
+      </w:r>
+      <w:hyperlink r:id="rId111">
+        <w:r>
+          <w:rPr>
+            <w:lang w:val="zh_TW" w:bidi="zh_TW"/>
+          </w:rPr>
+          <w:rPr>
+            <w:color w:val="0000EE"/>
+            <w:u w:val="single"/>
+          </w:rPr>
+          <w:t>民18:8–11</w:t>
+        </w:r>
+      </w:hyperlink>
+      <w:r>
+        <w:rPr>
+          <w:lang w:val="zh_TW" w:bidi="zh_TW"/>
+        </w:rPr>
+        <w:t>；</w:t>
+      </w:r>
+      <w:hyperlink r:id="rId112">
+        <w:r>
+          <w:rPr>
+            <w:lang w:val="zh_TW" w:bidi="zh_TW"/>
+          </w:rPr>
+          <w:rPr>
+            <w:color w:val="0000EE"/>
+            <w:u w:val="single"/>
+          </w:rPr>
+          <w:t>代下31:4–19</w:t>
+        </w:r>
+      </w:hyperlink>
+      <w:r>
+        <w:rPr>
+          <w:lang w:val="zh_TW" w:bidi="zh_TW"/>
+        </w:rPr>
+        <w:t>）。</w:t>
+      </w:r>
+    </w:p>
+    <w:p>
+      <w:pPr/>
+      <w:r>
+        <w:rPr>
+          <w:lang w:val="zh_TW" w:bidi="zh_TW"/>
+        </w:rPr>
+      </w:r>
+      <w:r>
+        <w:rPr>
+          <w:lang w:val="zh_TW" w:bidi="zh_TW"/>
+        </w:rPr>
+        <w:t>當規定獻上何種類與數量的祭物時（例如，</w:t>
+      </w:r>
+      <w:hyperlink r:id="rId113">
+        <w:r>
+          <w:rPr>
+            <w:lang w:val="zh_TW" w:bidi="zh_TW"/>
+          </w:rPr>
+          <w:rPr>
+            <w:color w:val="0000EE"/>
+            <w:u w:val="single"/>
+          </w:rPr>
+          <w:t>民15:24</w:t>
+        </w:r>
+      </w:hyperlink>
+      <w:r>
+        <w:rPr>
+          <w:lang w:val="zh_TW" w:bidi="zh_TW"/>
+        </w:rPr>
+        <w:t>），通常也遵循「帳目式」的順序。這同樣適用於節期中的獻祭，先列燔祭、素祭與奠祭，接著於下列時序加上一項贖罪祭：月朔（</w:t>
+      </w:r>
+      <w:hyperlink r:id="rId114">
+        <w:r>
+          <w:rPr>
+            <w:lang w:val="zh_TW" w:bidi="zh_TW"/>
+          </w:rPr>
+          <w:rPr>
+            <w:color w:val="0000EE"/>
+            <w:u w:val="single"/>
+          </w:rPr>
+          <w:t>民28:11–15</w:t>
+        </w:r>
+      </w:hyperlink>
+      <w:r>
+        <w:rPr>
+          <w:lang w:val="zh_TW" w:bidi="zh_TW"/>
+        </w:rPr>
+        <w:t>），逾越節每日（</w:t>
+      </w:r>
+      <w:hyperlink r:id="rId115">
+        <w:r>
+          <w:rPr>
+            <w:lang w:val="zh_TW" w:bidi="zh_TW"/>
+          </w:rPr>
+          <w:rPr>
+            <w:color w:val="0000EE"/>
+            <w:u w:val="single"/>
+          </w:rPr>
+          <w:t>19–22</w:t>
+        </w:r>
+      </w:hyperlink>
+      <w:r>
+        <w:rPr>
+          <w:lang w:val="zh_TW" w:bidi="zh_TW"/>
+        </w:rPr>
+        <w:t>節），七七節（</w:t>
+      </w:r>
+      <w:hyperlink r:id="rId116">
+        <w:r>
+          <w:rPr>
+            <w:lang w:val="zh_TW" w:bidi="zh_TW"/>
+          </w:rPr>
+          <w:rPr>
+            <w:color w:val="0000EE"/>
+            <w:u w:val="single"/>
+          </w:rPr>
+          <w:t>利23:18–19</w:t>
+        </w:r>
+      </w:hyperlink>
+      <w:r>
+        <w:rPr>
+          <w:lang w:val="zh_TW" w:bidi="zh_TW"/>
+        </w:rPr>
+        <w:t>；</w:t>
+      </w:r>
+      <w:hyperlink r:id="rId117">
+        <w:r>
+          <w:rPr>
+            <w:lang w:val="zh_TW" w:bidi="zh_TW"/>
+          </w:rPr>
+          <w:rPr>
+            <w:color w:val="0000EE"/>
+            <w:u w:val="single"/>
+          </w:rPr>
+          <w:t>民28:27–30</w:t>
+        </w:r>
+      </w:hyperlink>
+      <w:r>
+        <w:rPr>
+          <w:lang w:val="zh_TW" w:bidi="zh_TW"/>
+        </w:rPr>
+        <w:t>），吹角節（</w:t>
+      </w:r>
+      <w:hyperlink r:id="rId118">
+        <w:r>
+          <w:rPr>
+            <w:lang w:val="zh_TW" w:bidi="zh_TW"/>
+          </w:rPr>
+          <w:rPr>
+            <w:color w:val="0000EE"/>
+            <w:u w:val="single"/>
+          </w:rPr>
+          <w:t>29:2–5</w:t>
+        </w:r>
+      </w:hyperlink>
+      <w:r>
+        <w:rPr>
+          <w:lang w:val="zh_TW" w:bidi="zh_TW"/>
+        </w:rPr>
+        <w:t>），贖罪日（</w:t>
+      </w:r>
+      <w:hyperlink r:id="rId119">
+        <w:r>
+          <w:rPr>
+            <w:lang w:val="zh_TW" w:bidi="zh_TW"/>
+          </w:rPr>
+          <w:rPr>
+            <w:color w:val="0000EE"/>
+            <w:u w:val="single"/>
+          </w:rPr>
+          <w:t>8–11</w:t>
+        </w:r>
+      </w:hyperlink>
+      <w:r>
+        <w:rPr>
+          <w:lang w:val="zh_TW" w:bidi="zh_TW"/>
+        </w:rPr>
+        <w:t>節），以及住棚節每日（</w:t>
+      </w:r>
+      <w:hyperlink r:id="rId120">
+        <w:r>
+          <w:rPr>
+            <w:lang w:val="zh_TW" w:bidi="zh_TW"/>
+          </w:rPr>
+          <w:rPr>
+            <w:color w:val="0000EE"/>
+            <w:u w:val="single"/>
+          </w:rPr>
+          <w:t>12–16</w:t>
+        </w:r>
+      </w:hyperlink>
+      <w:r>
+        <w:rPr>
+          <w:lang w:val="zh_TW" w:bidi="zh_TW"/>
+        </w:rPr>
+        <w:t>節）。</w:t>
+      </w:r>
+    </w:p>
+    <w:p>
+      <w:pPr/>
+      <w:r>
+        <w:rPr>
+          <w:lang w:val="zh_TW" w:bidi="zh_TW"/>
+        </w:rPr>
+      </w:r>
+      <w:r>
+        <w:rPr>
+          <w:lang w:val="zh_TW" w:bidi="zh_TW"/>
+        </w:rPr>
+        <w:t>在特定情況所需的祭物中，有關應帶何種祭物的指示，也遵循相同順序（例如，婦女產後的潔淨條例，</w:t>
+      </w:r>
+      <w:hyperlink r:id="rId121">
+        <w:r>
+          <w:rPr>
+            <w:lang w:val="zh_TW" w:bidi="zh_TW"/>
+          </w:rPr>
+          <w:rPr>
+            <w:color w:val="0000EE"/>
+            <w:u w:val="single"/>
+          </w:rPr>
+          <w:t>利12:6–8</w:t>
+        </w:r>
+      </w:hyperlink>
+      <w:r>
+        <w:rPr>
+          <w:lang w:val="zh_TW" w:bidi="zh_TW"/>
+        </w:rPr>
+        <w:t>）。拿細耳人完成誓願時，必須帶來燔祭、贖罪祭和平安祭（以及一些特別的素祭，</w:t>
+      </w:r>
+      <w:hyperlink r:id="rId122">
+        <w:r>
+          <w:rPr>
+            <w:lang w:val="zh_TW" w:bidi="zh_TW"/>
+          </w:rPr>
+          <w:rPr>
+            <w:color w:val="0000EE"/>
+            <w:u w:val="single"/>
+          </w:rPr>
+          <w:t>民6:14–15</w:t>
+        </w:r>
+      </w:hyperlink>
+      <w:r>
+        <w:rPr>
+          <w:lang w:val="zh_TW" w:bidi="zh_TW"/>
+        </w:rPr>
+        <w:t>）。然而在實際儀式中，祭司執行的次序不同：先贖罪祭，再燔祭，最後平安祭（</w:t>
+      </w:r>
+      <w:hyperlink r:id="rId123">
+        <w:r>
+          <w:rPr>
+            <w:lang w:val="zh_TW" w:bidi="zh_TW"/>
+          </w:rPr>
+          <w:rPr>
+            <w:color w:val="0000EE"/>
+            <w:u w:val="single"/>
+          </w:rPr>
+          <w:t>16–17</w:t>
+        </w:r>
+      </w:hyperlink>
+      <w:r>
+        <w:rPr>
+          <w:lang w:val="zh_TW" w:bidi="zh_TW"/>
+        </w:rPr>
+        <w:t>節）。若誓願未完成，先獻贖罪祭，再獻燔祭以更新誓願（</w:t>
+      </w:r>
+      <w:hyperlink r:id="rId124">
+        <w:r>
+          <w:rPr>
+            <w:lang w:val="zh_TW" w:bidi="zh_TW"/>
+          </w:rPr>
+          <w:rPr>
+            <w:color w:val="0000EE"/>
+            <w:u w:val="single"/>
+          </w:rPr>
+          <w:t>11</w:t>
+        </w:r>
+      </w:hyperlink>
+      <w:r>
+        <w:rPr>
+          <w:lang w:val="zh_TW" w:bidi="zh_TW"/>
+        </w:rPr>
+        <w:t>節）。拿細耳人更新誓願時，需再獻一項贖愆祭，作為獨立的儀式（</w:t>
+      </w:r>
+      <w:hyperlink r:id="rId125">
+        <w:r>
+          <w:rPr>
+            <w:lang w:val="zh_TW" w:bidi="zh_TW"/>
+          </w:rPr>
+          <w:rPr>
+            <w:color w:val="0000EE"/>
+            <w:u w:val="single"/>
+          </w:rPr>
+          <w:t>12</w:t>
+        </w:r>
+      </w:hyperlink>
+      <w:r>
+        <w:rPr>
+          <w:lang w:val="zh_TW" w:bidi="zh_TW"/>
+        </w:rPr>
+        <w:t>節）。</w:t>
+      </w:r>
+    </w:p>
+    <w:p>
+      <w:pPr/>
+      <w:r>
+        <w:rPr>
+          <w:lang w:val="zh_TW" w:bidi="zh_TW"/>
+        </w:rPr>
+      </w:r>
+      <w:r>
+        <w:rPr>
+          <w:lang w:val="zh_TW" w:bidi="zh_TW"/>
+        </w:rPr>
+        <w:t>以色列王子在末後日子獻祭時，也呈現同樣兩種次序的對比。在節日時，他帶來燔祭、素祭與奠祭，但實際獻上的次序是贖罪祭、素祭、燔祭和平安祭（</w:t>
+      </w:r>
+      <w:hyperlink r:id="rId99">
+        <w:r>
+          <w:rPr>
+            <w:lang w:val="zh_TW" w:bidi="zh_TW"/>
+          </w:rPr>
+          <w:rPr>
+            <w:color w:val="0000EE"/>
+            <w:u w:val="single"/>
+          </w:rPr>
+          <w:t>結45:17</w:t>
+        </w:r>
+      </w:hyperlink>
+      <w:r>
+        <w:rPr>
+          <w:lang w:val="zh_TW" w:bidi="zh_TW"/>
+        </w:rPr>
+        <w:t>）。在重新奉獻祭壇的儀式中，亦遵循後者次序，其中贖罪祭先於燔祭（</w:t>
+      </w:r>
+      <w:hyperlink r:id="rId126">
+        <w:r>
+          <w:rPr>
+            <w:lang w:val="zh_TW" w:bidi="zh_TW"/>
+          </w:rPr>
+          <w:rPr>
+            <w:color w:val="0000EE"/>
+            <w:u w:val="single"/>
+          </w:rPr>
+          <w:t>43:18–27</w:t>
+        </w:r>
+      </w:hyperlink>
+      <w:r>
+        <w:rPr>
+          <w:lang w:val="zh_TW" w:bidi="zh_TW"/>
+        </w:rPr>
+        <w:t>）。</w:t>
+      </w:r>
+    </w:p>
+    <w:p>
+      <w:pPr/>
+      <w:r>
+        <w:rPr>
+          <w:lang w:val="zh_TW" w:bidi="zh_TW"/>
+        </w:rPr>
+      </w:r>
+      <w:r>
+        <w:rPr>
+          <w:lang w:val="zh_TW" w:bidi="zh_TW"/>
+        </w:rPr>
+        <w:t>相同的「程序性」祭祀順序出現在其它情況中：痲瘋病人的潔淨禮——先贖愆祭與贖罪祭（</w:t>
+      </w:r>
+      <w:hyperlink r:id="rId127">
+        <w:r>
+          <w:rPr>
+            <w:lang w:val="zh_TW" w:bidi="zh_TW"/>
+          </w:rPr>
+          <w:rPr>
+            <w:color w:val="0000EE"/>
+            <w:u w:val="single"/>
+          </w:rPr>
+          <w:t>利14:19</w:t>
+        </w:r>
+      </w:hyperlink>
+      <w:r>
+        <w:rPr>
+          <w:lang w:val="zh_TW" w:bidi="zh_TW"/>
+        </w:rPr>
+        <w:t>），接著是燔祭（</w:t>
+      </w:r>
+      <w:hyperlink r:id="rId128">
+        <w:r>
+          <w:rPr>
+            <w:lang w:val="zh_TW" w:bidi="zh_TW"/>
+          </w:rPr>
+          <w:rPr>
+            <w:color w:val="0000EE"/>
+            <w:u w:val="single"/>
+          </w:rPr>
+          <w:t>12–20</w:t>
+        </w:r>
+      </w:hyperlink>
+      <w:r>
+        <w:rPr>
+          <w:lang w:val="zh_TW" w:bidi="zh_TW"/>
+        </w:rPr>
+        <w:t>節）；患漏症的男子——贖罪祭和燔祭（</w:t>
+      </w:r>
+      <w:hyperlink r:id="rId129">
+        <w:r>
+          <w:rPr>
+            <w:lang w:val="zh_TW" w:bidi="zh_TW"/>
+          </w:rPr>
+          <w:rPr>
+            <w:color w:val="0000EE"/>
+            <w:u w:val="single"/>
+          </w:rPr>
+          <w:t>15:15</w:t>
+        </w:r>
+      </w:hyperlink>
+      <w:r>
+        <w:rPr>
+          <w:lang w:val="zh_TW" w:bidi="zh_TW"/>
+        </w:rPr>
+        <w:t>）；同樣，患漏症的婦女（</w:t>
+      </w:r>
+      <w:hyperlink r:id="rId130">
+        <w:r>
+          <w:rPr>
+            <w:lang w:val="zh_TW" w:bidi="zh_TW"/>
+          </w:rPr>
+          <w:rPr>
+            <w:color w:val="0000EE"/>
+            <w:u w:val="single"/>
+          </w:rPr>
+          <w:t>30</w:t>
+        </w:r>
+      </w:hyperlink>
+      <w:r>
+        <w:rPr>
+          <w:lang w:val="zh_TW" w:bidi="zh_TW"/>
+        </w:rPr>
+        <w:t>節）。贖罪日的獻祭亦遵循相同次序（</w:t>
+      </w:r>
+      <w:hyperlink r:id="rId131">
+        <w:r>
+          <w:rPr>
+            <w:lang w:val="zh_TW" w:bidi="zh_TW"/>
+          </w:rPr>
+          <w:rPr>
+            <w:color w:val="0000EE"/>
+            <w:u w:val="single"/>
+          </w:rPr>
+          <w:t>16:3–6、11、15、24</w:t>
+        </w:r>
+      </w:hyperlink>
+      <w:r>
+        <w:rPr>
+          <w:lang w:val="zh_TW" w:bidi="zh_TW"/>
+        </w:rPr>
+        <w:t>）。</w:t>
+      </w:r>
+    </w:p>
+    <w:p>
+      <w:pPr/>
+      <w:r>
+        <w:rPr>
+          <w:lang w:val="zh_TW" w:bidi="zh_TW"/>
+        </w:rPr>
+      </w:r>
+      <w:r>
+        <w:rPr>
+          <w:lang w:val="zh_TW" w:bidi="zh_TW"/>
+        </w:rPr>
+        <w:t>利未記有兩個例證呈現獻祭的適當次序。一是亞倫和他的兒子的任職禮，先贖罪祭後燔祭（</w:t>
+      </w:r>
+      <w:hyperlink r:id="rId132">
+        <w:r>
+          <w:rPr>
+            <w:lang w:val="zh_TW" w:bidi="zh_TW"/>
+          </w:rPr>
+          <w:rPr>
+            <w:color w:val="0000EE"/>
+            <w:u w:val="single"/>
+          </w:rPr>
+          <w:t>出29:10–18</w:t>
+        </w:r>
+      </w:hyperlink>
+      <w:r>
+        <w:rPr>
+          <w:lang w:val="zh_TW" w:bidi="zh_TW"/>
+        </w:rPr>
+        <w:t>；</w:t>
+      </w:r>
+      <w:hyperlink r:id="rId133">
+        <w:r>
+          <w:rPr>
+            <w:lang w:val="zh_TW" w:bidi="zh_TW"/>
+          </w:rPr>
+          <w:rPr>
+            <w:color w:val="0000EE"/>
+            <w:u w:val="single"/>
+          </w:rPr>
+          <w:t>利8:14–21</w:t>
+        </w:r>
+      </w:hyperlink>
+      <w:r>
+        <w:rPr>
+          <w:lang w:val="zh_TW" w:bidi="zh_TW"/>
+        </w:rPr>
+        <w:t>）。這個儀式的焦點是承接聖職的獻祭，或字面意思「設立」，這是平安祭的一種特殊形式（</w:t>
+      </w:r>
+      <w:hyperlink r:id="rId134">
+        <w:r>
+          <w:rPr>
+            <w:lang w:val="zh_TW" w:bidi="zh_TW"/>
+          </w:rPr>
+          <w:rPr>
+            <w:color w:val="0000EE"/>
+            <w:u w:val="single"/>
+          </w:rPr>
+          <w:t>出29:19–34</w:t>
+        </w:r>
+      </w:hyperlink>
+      <w:r>
+        <w:rPr>
+          <w:lang w:val="zh_TW" w:bidi="zh_TW"/>
+        </w:rPr>
+        <w:t>；</w:t>
+      </w:r>
+      <w:hyperlink r:id="rId135">
+        <w:r>
+          <w:rPr>
+            <w:lang w:val="zh_TW" w:bidi="zh_TW"/>
+          </w:rPr>
+          <w:rPr>
+            <w:color w:val="0000EE"/>
+            <w:u w:val="single"/>
+          </w:rPr>
+          <w:t>利8:22–29</w:t>
+        </w:r>
+      </w:hyperlink>
+      <w:r>
+        <w:rPr>
+          <w:lang w:val="zh_TW" w:bidi="zh_TW"/>
+        </w:rPr>
+        <w:t>）。第二是會幕獻祭制度正式啟動時的獻祭（</w:t>
+      </w:r>
+      <w:hyperlink r:id="rId136">
+        <w:r>
+          <w:rPr>
+            <w:lang w:val="zh_TW" w:bidi="zh_TW"/>
+          </w:rPr>
+          <w:rPr>
+            <w:color w:val="0000EE"/>
+            <w:u w:val="single"/>
+          </w:rPr>
+          <w:t>利9章</w:t>
+        </w:r>
+      </w:hyperlink>
+      <w:r>
+        <w:rPr>
+          <w:lang w:val="zh_TW" w:bidi="zh_TW"/>
+        </w:rPr>
+        <w:t>）。為亞倫獻上的祭是贖罪祭與燔祭；為百姓獻上的則是贖罪祭、燔祭、素祭和平安祭（</w:t>
+      </w:r>
+      <w:hyperlink r:id="rId137">
+        <w:r>
+          <w:rPr>
+            <w:lang w:val="zh_TW" w:bidi="zh_TW"/>
+          </w:rPr>
+          <w:rPr>
+            <w:color w:val="0000EE"/>
+            <w:u w:val="single"/>
+          </w:rPr>
+          <w:t>9:7–22</w:t>
+        </w:r>
+      </w:hyperlink>
+      <w:r>
+        <w:rPr>
+          <w:lang w:val="zh_TW" w:bidi="zh_TW"/>
+        </w:rPr>
+        <w:t>）。</w:t>
+      </w:r>
+    </w:p>
+    <w:p>
+      <w:pPr/>
+      <w:r>
+        <w:rPr>
+          <w:lang w:val="zh_TW" w:bidi="zh_TW"/>
+        </w:rPr>
+      </w:r>
+      <w:r>
+        <w:rPr>
+          <w:lang w:val="zh_TW" w:bidi="zh_TW"/>
+        </w:rPr>
+        <w:t>同樣的次序也出現在由希西家王主持、在耶路撒冷的聖殿所進行的潔淨與恢復禮中（</w:t>
+      </w:r>
+      <w:hyperlink r:id="rId138">
+        <w:r>
+          <w:rPr>
+            <w:lang w:val="zh_TW" w:bidi="zh_TW"/>
+          </w:rPr>
+          <w:rPr>
+            <w:color w:val="0000EE"/>
+            <w:u w:val="single"/>
+          </w:rPr>
+          <w:t>代下29:20–36</w:t>
+        </w:r>
+      </w:hyperlink>
+      <w:r>
+        <w:rPr>
+          <w:lang w:val="zh_TW" w:bidi="zh_TW"/>
+        </w:rPr>
+        <w:t>）。首先是一場盛大的贖罪祭，隨後是伴隨樂器與歌唱的燔祭。然後王宣告百姓已把自己獻給主；在這已更新的潔淨狀態中，他們現在可以分享奉獻之祭（燔祭）和感恩之祭（平安祭）。</w:t>
+      </w:r>
+    </w:p>
+    <w:p>
+      <w:pPr/>
+      <w:r>
+        <w:rPr>
+          <w:lang w:val="zh_TW" w:bidi="zh_TW"/>
+        </w:rPr>
+      </w:r>
+      <w:r>
+        <w:rPr>
+          <w:lang w:val="zh_TW" w:bidi="zh_TW"/>
+        </w:rPr>
+        <w:t>這種獻祭次序，具體呈現了舊約關於人如何可以親近神的理念。首先，必須為罪得著贖罪，然後才是全然獻上自己；前者由贖罪祭與／或贖愆祭加以象徵，後者則由燔祭與素祭加以象徵。當這些條件都滿足之後，獻祭者便可以藉更多的燔祭來表達持續的委身，也可以參與團契之祭（平安祭），在其中他自己分得到被宰牲畜大部分的肉（與他的朋友和社區中的窮人分享；</w:t>
+      </w:r>
+      <w:hyperlink r:id="rId139">
+        <w:r>
+          <w:rPr>
+            <w:lang w:val="zh_TW" w:bidi="zh_TW"/>
+          </w:rPr>
+          <w:rPr>
+            <w:color w:val="0000EE"/>
+            <w:u w:val="single"/>
+          </w:rPr>
+          <w:t>申12:17–19</w:t>
+        </w:r>
+      </w:hyperlink>
+      <w:r>
+        <w:rPr>
+          <w:lang w:val="zh_TW" w:bidi="zh_TW"/>
+        </w:rPr>
+        <w:t>）。</w:t>
+      </w:r>
+    </w:p>
+    <w:p>
+      <w:pPr>
+        <w:pStyle w:val="Heading3"/>
+      </w:pPr>
+      <w:r>
+        <w:rPr>
+          <w:lang w:val="zh_TW" w:bidi="zh_TW"/>
+        </w:rPr>
+        <w:t>獻祭的說明</w:t>
+      </w:r>
+    </w:p>
+    <w:p>
+      <w:pPr/>
+      <w:r>
+        <w:rPr>
+          <w:lang w:val="zh_TW" w:bidi="zh_TW"/>
+        </w:rPr>
+      </w:r>
+      <w:r>
+        <w:rPr>
+          <w:lang w:val="zh_TW" w:bidi="zh_TW"/>
+        </w:rPr>
+        <w:t>接下來對各類獻祭的說明，將按照「程序性」的次序來處理，也就是把它們視為人親近神的過程中象徵性的階段。</w:t>
+      </w:r>
+    </w:p>
+    <w:p>
+      <w:pPr>
+        <w:pStyle w:val="Heading4"/>
+      </w:pPr>
+      <w:r>
+        <w:rPr>
+          <w:lang w:val="zh_TW" w:bidi="zh_TW"/>
+        </w:rPr>
+        <w:t>贖償</w:t>
+      </w:r>
+    </w:p>
+    <w:p>
+      <w:pPr/>
+      <w:r>
+        <w:rPr>
+          <w:lang w:val="zh_TW" w:bidi="zh_TW"/>
+        </w:rPr>
+      </w:r>
+      <w:r>
+        <w:rPr>
+          <w:lang w:val="zh_TW" w:bidi="zh_TW"/>
+        </w:rPr>
+        <w:t>下列兩種祭物，是為罪與過犯得著贖罪而設的：</w:t>
+      </w:r>
+    </w:p>
+    <w:p>
+      <w:pPr/>
+      <w:r>
+        <w:rPr>
+          <w:lang w:val="zh_TW" w:bidi="zh_TW"/>
+        </w:rPr>
+      </w:r>
+      <w:r>
+        <w:rPr>
+          <w:lang w:val="zh_TW" w:bidi="zh_TW"/>
+        </w:rPr>
+        <w:t>1. 贖罪祭（</w:t>
+      </w:r>
+      <w:hyperlink r:id="rId75">
+        <w:r>
+          <w:rPr>
+            <w:lang w:val="zh_TW" w:bidi="zh_TW"/>
+          </w:rPr>
+          <w:rPr>
+            <w:color w:val="0000EE"/>
+            <w:u w:val="single"/>
+          </w:rPr>
+          <w:t>利4:1–5:13</w:t>
+        </w:r>
+      </w:hyperlink>
+      <w:r>
+        <w:rPr>
+          <w:lang w:val="zh_TW" w:bidi="zh_TW"/>
+        </w:rPr>
+        <w:t>，</w:t>
+      </w:r>
+      <w:hyperlink r:id="rId140">
+        <w:r>
+          <w:rPr>
+            <w:lang w:val="zh_TW" w:bidi="zh_TW"/>
+          </w:rPr>
+          <w:rPr>
+            <w:color w:val="0000EE"/>
+            <w:u w:val="single"/>
+          </w:rPr>
+          <w:t>6:24–30</w:t>
+        </w:r>
+      </w:hyperlink>
+      <w:r>
+        <w:rPr>
+          <w:lang w:val="zh_TW" w:bidi="zh_TW"/>
+        </w:rPr>
+        <w:t>）。獻祭者依照自己的身分等級，必須帶來不同的祭牲。大祭司必須帶來一隻公牛犢（</w:t>
+      </w:r>
+      <w:hyperlink r:id="rId141">
+        <w:r>
+          <w:rPr>
+            <w:lang w:val="zh_TW" w:bidi="zh_TW"/>
+          </w:rPr>
+          <w:rPr>
+            <w:color w:val="0000EE"/>
+            <w:u w:val="single"/>
+          </w:rPr>
+          <w:t>4:3</w:t>
+        </w:r>
+      </w:hyperlink>
+      <w:r>
+        <w:rPr>
+          <w:lang w:val="zh_TW" w:bidi="zh_TW"/>
+        </w:rPr>
+        <w:t>），全會眾也如此（</w:t>
+      </w:r>
+      <w:hyperlink r:id="rId142">
+        <w:r>
+          <w:rPr>
+            <w:lang w:val="zh_TW" w:bidi="zh_TW"/>
+          </w:rPr>
+          <w:rPr>
+            <w:color w:val="0000EE"/>
+            <w:u w:val="single"/>
+          </w:rPr>
+          <w:t>14</w:t>
+        </w:r>
+      </w:hyperlink>
+      <w:r>
+        <w:rPr>
+          <w:lang w:val="zh_TW" w:bidi="zh_TW"/>
+        </w:rPr>
+        <w:t>節），除非那是禮儀上的過失（</w:t>
+      </w:r>
+      <w:hyperlink r:id="rId113">
+        <w:r>
+          <w:rPr>
+            <w:lang w:val="zh_TW" w:bidi="zh_TW"/>
+          </w:rPr>
+          <w:rPr>
+            <w:color w:val="0000EE"/>
+            <w:u w:val="single"/>
+          </w:rPr>
+          <w:t>民15:24</w:t>
+        </w:r>
+      </w:hyperlink>
+      <w:r>
+        <w:rPr>
+          <w:lang w:val="zh_TW" w:bidi="zh_TW"/>
+        </w:rPr>
+        <w:t>）。官長會帶一隻公山羊（</w:t>
+      </w:r>
+      <w:hyperlink r:id="rId143">
+        <w:r>
+          <w:rPr>
+            <w:lang w:val="zh_TW" w:bidi="zh_TW"/>
+          </w:rPr>
+          <w:rPr>
+            <w:color w:val="0000EE"/>
+            <w:u w:val="single"/>
+          </w:rPr>
+          <w:t>利4:23</w:t>
+        </w:r>
+      </w:hyperlink>
+      <w:r>
+        <w:rPr>
+          <w:lang w:val="zh_TW" w:bidi="zh_TW"/>
+        </w:rPr>
+        <w:t>），但一般百姓則可帶一隻母山羊（</w:t>
+      </w:r>
+      <w:hyperlink r:id="rId144">
+        <w:r>
+          <w:rPr>
+            <w:lang w:val="zh_TW" w:bidi="zh_TW"/>
+          </w:rPr>
+          <w:rPr>
+            <w:color w:val="0000EE"/>
+            <w:u w:val="single"/>
+          </w:rPr>
+          <w:t>28</w:t>
+        </w:r>
+      </w:hyperlink>
+      <w:r>
+        <w:rPr>
+          <w:lang w:val="zh_TW" w:bidi="zh_TW"/>
+        </w:rPr>
+        <w:t>節；</w:t>
+      </w:r>
+      <w:hyperlink r:id="rId145">
+        <w:r>
+          <w:rPr>
+            <w:lang w:val="zh_TW" w:bidi="zh_TW"/>
+          </w:rPr>
+          <w:rPr>
+            <w:color w:val="0000EE"/>
+            <w:u w:val="single"/>
+          </w:rPr>
+          <w:t>民15:27</w:t>
+        </w:r>
+      </w:hyperlink>
+      <w:r>
+        <w:rPr>
+          <w:lang w:val="zh_TW" w:bidi="zh_TW"/>
+        </w:rPr>
+        <w:t>）或一隻羔羊（</w:t>
+      </w:r>
+      <w:hyperlink r:id="rId146">
+        <w:r>
+          <w:rPr>
+            <w:lang w:val="zh_TW" w:bidi="zh_TW"/>
+          </w:rPr>
+          <w:rPr>
+            <w:color w:val="0000EE"/>
+            <w:u w:val="single"/>
+          </w:rPr>
+          <w:t>利4:32</w:t>
+        </w:r>
+      </w:hyperlink>
+      <w:r>
+        <w:rPr>
+          <w:lang w:val="zh_TW" w:bidi="zh_TW"/>
+        </w:rPr>
+        <w:t>）。若獻祭者貧窮，他可以獻上兩隻斑鳩或兩隻雛鴿（其中一隻作為燔祭；</w:t>
+      </w:r>
+      <w:hyperlink r:id="rId147">
+        <w:r>
+          <w:rPr>
+            <w:lang w:val="zh_TW" w:bidi="zh_TW"/>
+          </w:rPr>
+          <w:rPr>
+            <w:color w:val="0000EE"/>
+            <w:u w:val="single"/>
+          </w:rPr>
+          <w:t>5:7</w:t>
+        </w:r>
+      </w:hyperlink>
+      <w:r>
+        <w:rPr>
+          <w:lang w:val="zh_TW" w:bidi="zh_TW"/>
+        </w:rPr>
+        <w:t>），若極其貧困，甚至可以用十分之一伊法細麵代替（</w:t>
+      </w:r>
+      <w:hyperlink r:id="rId148">
+        <w:r>
+          <w:rPr>
+            <w:lang w:val="zh_TW" w:bidi="zh_TW"/>
+          </w:rPr>
+          <w:rPr>
+            <w:color w:val="0000EE"/>
+            <w:u w:val="single"/>
+          </w:rPr>
+          <w:t>利5:11–13</w:t>
+        </w:r>
+      </w:hyperlink>
+      <w:r>
+        <w:rPr>
+          <w:lang w:val="zh_TW" w:bidi="zh_TW"/>
+        </w:rPr>
+        <w:t>；參</w:t>
+      </w:r>
+      <w:hyperlink r:id="rId149">
+        <w:r>
+          <w:rPr>
+            <w:lang w:val="zh_TW" w:bidi="zh_TW"/>
+          </w:rPr>
+          <w:rPr>
+            <w:color w:val="0000EE"/>
+            <w:u w:val="single"/>
+          </w:rPr>
+          <w:t>來9:22</w:t>
+        </w:r>
+      </w:hyperlink>
+      <w:r>
+        <w:rPr>
+          <w:lang w:val="zh_TW" w:bidi="zh_TW"/>
+        </w:rPr>
+        <w:t>）。</w:t>
+      </w:r>
+    </w:p>
+    <w:p>
+      <w:pPr/>
+      <w:r>
+        <w:rPr>
+          <w:lang w:val="zh_TW" w:bidi="zh_TW"/>
+        </w:rPr>
+      </w:r>
+      <w:r>
+        <w:rPr>
+          <w:lang w:val="zh_TW" w:bidi="zh_TW"/>
+        </w:rPr>
+        <w:t>獻祭者把祭牲帶到聖所院子的入口，並按手在牲畜頭上（</w:t>
+      </w:r>
+      <w:hyperlink r:id="rId150">
+        <w:r>
+          <w:rPr>
+            <w:lang w:val="zh_TW" w:bidi="zh_TW"/>
+          </w:rPr>
+          <w:rPr>
+            <w:color w:val="0000EE"/>
+            <w:u w:val="single"/>
+          </w:rPr>
+          <w:t>利4:4</w:t>
+        </w:r>
+      </w:hyperlink>
+      <w:r>
+        <w:rPr>
+          <w:lang w:val="zh_TW" w:bidi="zh_TW"/>
+        </w:rPr>
+        <w:t>）。在這個動作中，獻祭者並未承認自己的罪，因為這隻牲畜並不是被送走的（參為阿撒瀉勒預備的山羊，</w:t>
+      </w:r>
+      <w:hyperlink r:id="rId151">
+        <w:r>
+          <w:rPr>
+            <w:lang w:val="zh_TW" w:bidi="zh_TW"/>
+          </w:rPr>
+          <w:rPr>
+            <w:color w:val="0000EE"/>
+            <w:u w:val="single"/>
+          </w:rPr>
+          <w:t>16:21</w:t>
+        </w:r>
+      </w:hyperlink>
+      <w:r>
+        <w:rPr>
+          <w:lang w:val="zh_TW" w:bidi="zh_TW"/>
+        </w:rPr>
+        <w:t>）；相反地，他是在把自己與這祭物認同。獻祭者必須在祭壇北邊宰殺牲畜（</w:t>
+      </w:r>
+      <w:hyperlink r:id="rId152">
+        <w:r>
+          <w:rPr>
+            <w:lang w:val="zh_TW" w:bidi="zh_TW"/>
+          </w:rPr>
+          <w:rPr>
+            <w:color w:val="0000EE"/>
+            <w:u w:val="single"/>
+          </w:rPr>
+          <w:t>4:24、29</w:t>
+        </w:r>
+      </w:hyperlink>
+      <w:r>
+        <w:rPr>
+          <w:lang w:val="zh_TW" w:bidi="zh_TW"/>
+        </w:rPr>
+        <w:t>）。這些動物從來不是在祭壇本身上宰殺的。主理的祭司收集祭血；若這是為他自己或為全會眾所獻的公牛，他要在會幕幔子前彈些血，又把些血塗在香壇的四角上（</w:t>
+      </w:r>
+      <w:hyperlink r:id="rId153">
+        <w:r>
+          <w:rPr>
+            <w:lang w:val="zh_TW" w:bidi="zh_TW"/>
+          </w:rPr>
+          <w:rPr>
+            <w:color w:val="0000EE"/>
+            <w:u w:val="single"/>
+          </w:rPr>
+          <w:t>5–7</w:t>
+        </w:r>
+      </w:hyperlink>
+      <w:r>
+        <w:rPr>
+          <w:lang w:val="zh_TW" w:bidi="zh_TW"/>
+        </w:rPr>
+        <w:t>，</w:t>
+      </w:r>
+      <w:hyperlink r:id="rId154">
+        <w:r>
+          <w:rPr>
+            <w:lang w:val="zh_TW" w:bidi="zh_TW"/>
+          </w:rPr>
+          <w:rPr>
+            <w:color w:val="0000EE"/>
+            <w:u w:val="single"/>
+          </w:rPr>
+          <w:t>16–18</w:t>
+        </w:r>
+      </w:hyperlink>
+      <w:r>
+        <w:rPr>
+          <w:lang w:val="zh_TW" w:bidi="zh_TW"/>
+        </w:rPr>
+        <w:t>）。在贖罪日，他要把為自己與百姓預備的祭血帶入至聖所（</w:t>
+      </w:r>
+      <w:hyperlink r:id="rId155">
+        <w:r>
+          <w:rPr>
+            <w:lang w:val="zh_TW" w:bidi="zh_TW"/>
+          </w:rPr>
+          <w:rPr>
+            <w:color w:val="0000EE"/>
+            <w:u w:val="single"/>
+          </w:rPr>
+          <w:t>16:14–15</w:t>
+        </w:r>
+      </w:hyperlink>
+      <w:r>
+        <w:rPr>
+          <w:lang w:val="zh_TW" w:bidi="zh_TW"/>
+        </w:rPr>
+        <w:t>）。至於其它祭牲，他則把血塗在燔祭壇的四角上（</w:t>
+      </w:r>
+      <w:hyperlink r:id="rId156">
+        <w:r>
+          <w:rPr>
+            <w:lang w:val="zh_TW" w:bidi="zh_TW"/>
+          </w:rPr>
+          <w:rPr>
+            <w:color w:val="0000EE"/>
+            <w:u w:val="single"/>
+          </w:rPr>
+          <w:t>4:25、30、34</w:t>
+        </w:r>
+      </w:hyperlink>
+      <w:r>
+        <w:rPr>
+          <w:lang w:val="zh_TW" w:bidi="zh_TW"/>
+        </w:rPr>
+        <w:t>）；鳥類的血則彈在壇的側面（</w:t>
+      </w:r>
+      <w:hyperlink r:id="rId157">
+        <w:r>
+          <w:rPr>
+            <w:lang w:val="zh_TW" w:bidi="zh_TW"/>
+          </w:rPr>
+          <w:rPr>
+            <w:color w:val="0000EE"/>
+            <w:u w:val="single"/>
+          </w:rPr>
+          <w:t>5:9</w:t>
+        </w:r>
+      </w:hyperlink>
+      <w:r>
+        <w:rPr>
+          <w:lang w:val="zh_TW" w:bidi="zh_TW"/>
+        </w:rPr>
+        <w:t>）。最後，任何獻祭剩下的血都被倒或流在壇的基座（</w:t>
+      </w:r>
+      <w:hyperlink r:id="rId158">
+        <w:r>
+          <w:rPr>
+            <w:lang w:val="zh_TW" w:bidi="zh_TW"/>
+          </w:rPr>
+          <w:rPr>
+            <w:color w:val="0000EE"/>
+            <w:u w:val="single"/>
+          </w:rPr>
+          <w:t>4:7</w:t>
+        </w:r>
+      </w:hyperlink>
+      <w:r>
+        <w:rPr>
+          <w:lang w:val="zh_TW" w:bidi="zh_TW"/>
+        </w:rPr>
+        <w:t>）。</w:t>
+      </w:r>
+    </w:p>
+    <w:p>
+      <w:pPr/>
+      <w:r>
+        <w:rPr>
+          <w:lang w:val="zh_TW" w:bidi="zh_TW"/>
+        </w:rPr>
+      </w:r>
+      <w:r>
+        <w:rPr>
+          <w:lang w:val="zh_TW" w:bidi="zh_TW"/>
+        </w:rPr>
+        <w:t>最上好的內臟，也就是蓋在與附著腸臟的脂肪、兩個腎臟和其上的脂肪，以及肝臟的附屬物，都要在壇上獻給主（</w:t>
+      </w:r>
+      <w:hyperlink r:id="rId159">
+        <w:r>
+          <w:rPr>
+            <w:lang w:val="zh_TW" w:bidi="zh_TW"/>
+          </w:rPr>
+          <w:rPr>
+            <w:color w:val="0000EE"/>
+            <w:u w:val="single"/>
+          </w:rPr>
+          <w:t>利4:8–10</w:t>
+        </w:r>
+      </w:hyperlink>
+      <w:r>
+        <w:rPr>
+          <w:lang w:val="zh_TW" w:bidi="zh_TW"/>
+        </w:rPr>
+        <w:t>）。若是為祭司或為百姓所獻的公牛，其餘屍身與內臟都要在營外焚燒；為祭司任職所獻的公牛也是如此（</w:t>
+      </w:r>
+      <w:hyperlink r:id="rId160">
+        <w:r>
+          <w:rPr>
+            <w:lang w:val="zh_TW" w:bidi="zh_TW"/>
+          </w:rPr>
+          <w:rPr>
+            <w:color w:val="0000EE"/>
+            <w:u w:val="single"/>
+          </w:rPr>
+          <w:t>出29:10–14</w:t>
+        </w:r>
+      </w:hyperlink>
+      <w:r>
+        <w:rPr>
+          <w:lang w:val="zh_TW" w:bidi="zh_TW"/>
+        </w:rPr>
+        <w:t>；</w:t>
+      </w:r>
+      <w:hyperlink r:id="rId161">
+        <w:r>
+          <w:rPr>
+            <w:lang w:val="zh_TW" w:bidi="zh_TW"/>
+          </w:rPr>
+          <w:rPr>
+            <w:color w:val="0000EE"/>
+            <w:u w:val="single"/>
+          </w:rPr>
+          <w:t>利8:14–17</w:t>
+        </w:r>
+      </w:hyperlink>
+      <w:r>
+        <w:rPr>
+          <w:lang w:val="zh_TW" w:bidi="zh_TW"/>
+        </w:rPr>
+        <w:t>）。在其它情況中，主持儀式的祭司則得吃剩下可食用的肉，作為自己的分。他必須在聖所區域內吃，並且其預備方式受嚴格的禮儀潔淨條例所規範（</w:t>
+      </w:r>
+      <w:hyperlink r:id="rId162">
+        <w:r>
+          <w:rPr>
+            <w:lang w:val="zh_TW" w:bidi="zh_TW"/>
+          </w:rPr>
+          <w:rPr>
+            <w:color w:val="0000EE"/>
+            <w:u w:val="single"/>
+          </w:rPr>
+          <w:t>利6:25–30</w:t>
+        </w:r>
+      </w:hyperlink>
+      <w:r>
+        <w:rPr>
+          <w:lang w:val="zh_TW" w:bidi="zh_TW"/>
+        </w:rPr>
+        <w:t>，參</w:t>
+      </w:r>
+      <w:hyperlink r:id="rId163">
+        <w:r>
+          <w:rPr>
+            <w:lang w:val="zh_TW" w:bidi="zh_TW"/>
+          </w:rPr>
+          <w:rPr>
+            <w:color w:val="0000EE"/>
+            <w:u w:val="single"/>
+          </w:rPr>
+          <w:t>10:16–20</w:t>
+        </w:r>
+      </w:hyperlink>
+      <w:r>
+        <w:rPr>
+          <w:lang w:val="zh_TW" w:bidi="zh_TW"/>
+        </w:rPr>
+        <w:t>）。在各個聖日，都要獻上一隻公山羊為贖罪祭：每月朔（</w:t>
+      </w:r>
+      <w:hyperlink r:id="rId164">
+        <w:r>
+          <w:rPr>
+            <w:lang w:val="zh_TW" w:bidi="zh_TW"/>
+          </w:rPr>
+          <w:rPr>
+            <w:color w:val="0000EE"/>
+            <w:u w:val="single"/>
+          </w:rPr>
+          <w:t>民28:15</w:t>
+        </w:r>
+      </w:hyperlink>
+      <w:r>
+        <w:rPr>
+          <w:lang w:val="zh_TW" w:bidi="zh_TW"/>
+        </w:rPr>
+        <w:t>）、逾越節每日（</w:t>
+      </w:r>
+      <w:hyperlink r:id="rId165">
+        <w:r>
+          <w:rPr>
+            <w:lang w:val="zh_TW" w:bidi="zh_TW"/>
+          </w:rPr>
+          <w:rPr>
+            <w:color w:val="0000EE"/>
+            <w:u w:val="single"/>
+          </w:rPr>
+          <w:t>22–24</w:t>
+        </w:r>
+      </w:hyperlink>
+      <w:r>
+        <w:rPr>
+          <w:lang w:val="zh_TW" w:bidi="zh_TW"/>
+        </w:rPr>
+        <w:t>節）、七七節（</w:t>
+      </w:r>
+      <w:hyperlink r:id="rId166">
+        <w:r>
+          <w:rPr>
+            <w:lang w:val="zh_TW" w:bidi="zh_TW"/>
+          </w:rPr>
+          <w:rPr>
+            <w:color w:val="0000EE"/>
+            <w:u w:val="single"/>
+          </w:rPr>
+          <w:t>30</w:t>
+        </w:r>
+      </w:hyperlink>
+      <w:r>
+        <w:rPr>
+          <w:lang w:val="zh_TW" w:bidi="zh_TW"/>
+        </w:rPr>
+        <w:t>節）、吹角節（</w:t>
+      </w:r>
+      <w:hyperlink r:id="rId167">
+        <w:r>
+          <w:rPr>
+            <w:lang w:val="zh_TW" w:bidi="zh_TW"/>
+          </w:rPr>
+          <w:rPr>
+            <w:color w:val="0000EE"/>
+            <w:u w:val="single"/>
+          </w:rPr>
+          <w:t>民29:5</w:t>
+        </w:r>
+      </w:hyperlink>
+      <w:r>
+        <w:rPr>
+          <w:lang w:val="zh_TW" w:bidi="zh_TW"/>
+        </w:rPr>
+        <w:t>）、贖罪日（</w:t>
+      </w:r>
+      <w:hyperlink r:id="rId168">
+        <w:r>
+          <w:rPr>
+            <w:lang w:val="zh_TW" w:bidi="zh_TW"/>
+          </w:rPr>
+          <w:rPr>
+            <w:color w:val="0000EE"/>
+            <w:u w:val="single"/>
+          </w:rPr>
+          <w:t>11</w:t>
+        </w:r>
+      </w:hyperlink>
+      <w:r>
+        <w:rPr>
+          <w:lang w:val="zh_TW" w:bidi="zh_TW"/>
+        </w:rPr>
+        <w:t>節），以及住棚節的每日（</w:t>
+      </w:r>
+      <w:hyperlink r:id="rId169">
+        <w:r>
+          <w:rPr>
+            <w:lang w:val="zh_TW" w:bidi="zh_TW"/>
+          </w:rPr>
+          <w:rPr>
+            <w:color w:val="0000EE"/>
+            <w:u w:val="single"/>
+          </w:rPr>
+          <w:t>16、19</w:t>
+        </w:r>
+      </w:hyperlink>
+      <w:r>
+        <w:rPr>
+          <w:lang w:val="zh_TW" w:bidi="zh_TW"/>
+        </w:rPr>
+        <w:t>節）。大祭司也要為自己獻上公牛，並在贖罪日獻上兩隻山羊中的一隻。某些潔淨禮則需要較小的贖罪祭牲，即羔羊或鳥類：生產後（</w:t>
+      </w:r>
+      <w:hyperlink r:id="rId121">
+        <w:r>
+          <w:rPr>
+            <w:lang w:val="zh_TW" w:bidi="zh_TW"/>
+          </w:rPr>
+          <w:rPr>
+            <w:color w:val="0000EE"/>
+            <w:u w:val="single"/>
+          </w:rPr>
+          <w:t>利12:6–8</w:t>
+        </w:r>
+      </w:hyperlink>
+      <w:r>
+        <w:rPr>
+          <w:lang w:val="zh_TW" w:bidi="zh_TW"/>
+        </w:rPr>
+        <w:t>）、痲瘋病的潔淨（</w:t>
+      </w:r>
+      <w:hyperlink r:id="rId170">
+        <w:r>
+          <w:rPr>
+            <w:lang w:val="zh_TW" w:bidi="zh_TW"/>
+          </w:rPr>
+          <w:rPr>
+            <w:color w:val="0000EE"/>
+            <w:u w:val="single"/>
+          </w:rPr>
+          <w:t>14:12–14、19–22</w:t>
+        </w:r>
+      </w:hyperlink>
+      <w:r>
+        <w:rPr>
+          <w:lang w:val="zh_TW" w:bidi="zh_TW"/>
+        </w:rPr>
+        <w:t>）、以及膿瘍與出血（</w:t>
+      </w:r>
+      <w:hyperlink r:id="rId171">
+        <w:r>
+          <w:rPr>
+            <w:lang w:val="zh_TW" w:bidi="zh_TW"/>
+          </w:rPr>
+          <w:rPr>
+            <w:color w:val="0000EE"/>
+            <w:u w:val="single"/>
+          </w:rPr>
+          <w:t>15:14–15、29–30</w:t>
+        </w:r>
+      </w:hyperlink>
+      <w:r>
+        <w:rPr>
+          <w:lang w:val="zh_TW" w:bidi="zh_TW"/>
+        </w:rPr>
+        <w:t>），或是在誓願期間受玷污之後（</w:t>
+      </w:r>
+      <w:hyperlink r:id="rId172">
+        <w:r>
+          <w:rPr>
+            <w:lang w:val="zh_TW" w:bidi="zh_TW"/>
+          </w:rPr>
+          <w:rPr>
+            <w:color w:val="0000EE"/>
+            <w:u w:val="single"/>
+          </w:rPr>
+          <w:t>民6:10–11</w:t>
+        </w:r>
+      </w:hyperlink>
+      <w:r>
+        <w:rPr>
+          <w:lang w:val="zh_TW" w:bidi="zh_TW"/>
+        </w:rPr>
+        <w:t>）。</w:t>
+      </w:r>
+    </w:p>
+    <w:p>
+      <w:pPr/>
+      <w:r>
+        <w:rPr>
+          <w:lang w:val="zh_TW" w:bidi="zh_TW"/>
+        </w:rPr>
+      </w:r>
+      <w:r>
+        <w:rPr>
+          <w:lang w:val="zh_TW" w:bidi="zh_TW"/>
+        </w:rPr>
+        <w:t>2. 贖愆祭（</w:t>
+      </w:r>
+      <w:hyperlink r:id="rId76">
+        <w:r>
+          <w:rPr>
+            <w:lang w:val="zh_TW" w:bidi="zh_TW"/>
+          </w:rPr>
+          <w:rPr>
+            <w:color w:val="0000EE"/>
+            <w:u w:val="single"/>
+          </w:rPr>
+          <w:t>利5:14–6:7</w:t>
+        </w:r>
+      </w:hyperlink>
+      <w:r>
+        <w:rPr>
+          <w:lang w:val="zh_TW" w:bidi="zh_TW"/>
+        </w:rPr>
+        <w:t>，</w:t>
+      </w:r>
+      <w:hyperlink r:id="rId173">
+        <w:r>
+          <w:rPr>
+            <w:lang w:val="zh_TW" w:bidi="zh_TW"/>
+          </w:rPr>
+          <w:rPr>
+            <w:color w:val="0000EE"/>
+            <w:u w:val="single"/>
+          </w:rPr>
+          <w:t>7:1–7</w:t>
+        </w:r>
+      </w:hyperlink>
+      <w:r>
+        <w:rPr>
+          <w:lang w:val="zh_TW" w:bidi="zh_TW"/>
+        </w:rPr>
+        <w:t>）。贖愆祭或過犯祭，是一種特殊形式的贖罪祭（參</w:t>
+      </w:r>
+      <w:hyperlink r:id="rId147">
+        <w:r>
+          <w:rPr>
+            <w:lang w:val="zh_TW" w:bidi="zh_TW"/>
+          </w:rPr>
+          <w:rPr>
+            <w:color w:val="0000EE"/>
+            <w:u w:val="single"/>
+          </w:rPr>
+          <w:t>5:7</w:t>
+        </w:r>
+      </w:hyperlink>
+      <w:r>
+        <w:rPr>
+          <w:lang w:val="zh_TW" w:bidi="zh_TW"/>
+        </w:rPr>
+        <w:t>），當有人被剝奪了應得的權利時，必須獻上贖愆祭。必須償還被詐取的等價金額，並加上五分之一的罰款（</w:t>
+      </w:r>
+      <w:hyperlink r:id="rId174">
+        <w:r>
+          <w:rPr>
+            <w:lang w:val="zh_TW" w:bidi="zh_TW"/>
+          </w:rPr>
+          <w:rPr>
+            <w:color w:val="0000EE"/>
+            <w:u w:val="single"/>
+          </w:rPr>
+          <w:t>5:16</w:t>
+        </w:r>
+      </w:hyperlink>
+      <w:r>
+        <w:rPr>
+          <w:lang w:val="zh_TW" w:bidi="zh_TW"/>
+        </w:rPr>
+        <w:t>，</w:t>
+      </w:r>
+      <w:hyperlink r:id="rId175">
+        <w:r>
+          <w:rPr>
+            <w:lang w:val="zh_TW" w:bidi="zh_TW"/>
+          </w:rPr>
+          <w:rPr>
+            <w:color w:val="0000EE"/>
+            <w:u w:val="single"/>
+          </w:rPr>
+          <w:t>6:5</w:t>
+        </w:r>
+      </w:hyperlink>
+      <w:r>
+        <w:rPr>
+          <w:lang w:val="zh_TW" w:bidi="zh_TW"/>
+        </w:rPr>
+        <w:t>）。祭牲通常是一隻公綿羊（</w:t>
+      </w:r>
+      <w:hyperlink r:id="rId176">
+        <w:r>
+          <w:rPr>
+            <w:lang w:val="zh_TW" w:bidi="zh_TW"/>
+          </w:rPr>
+          <w:rPr>
+            <w:color w:val="0000EE"/>
+            <w:u w:val="single"/>
+          </w:rPr>
+          <w:t>5:15、18</w:t>
+        </w:r>
+      </w:hyperlink>
+      <w:r>
+        <w:rPr>
+          <w:lang w:val="zh_TW" w:bidi="zh_TW"/>
+        </w:rPr>
+        <w:t>，</w:t>
+      </w:r>
+      <w:hyperlink r:id="rId177">
+        <w:r>
+          <w:rPr>
+            <w:lang w:val="zh_TW" w:bidi="zh_TW"/>
+          </w:rPr>
+          <w:rPr>
+            <w:color w:val="0000EE"/>
+            <w:u w:val="single"/>
+          </w:rPr>
+          <w:t>6:6</w:t>
+        </w:r>
+      </w:hyperlink>
+      <w:r>
+        <w:rPr>
+          <w:lang w:val="zh_TW" w:bidi="zh_TW"/>
+        </w:rPr>
+        <w:t>）。潔淨的痲瘋病人和被玷污的拿細耳人必須帶來一隻公羊羔（</w:t>
+      </w:r>
+      <w:hyperlink r:id="rId178">
+        <w:r>
+          <w:rPr>
+            <w:lang w:val="zh_TW" w:bidi="zh_TW"/>
+          </w:rPr>
+          <w:rPr>
+            <w:color w:val="0000EE"/>
+            <w:u w:val="single"/>
+          </w:rPr>
+          <w:t>利14:12、21</w:t>
+        </w:r>
+      </w:hyperlink>
+      <w:r>
+        <w:rPr>
+          <w:lang w:val="zh_TW" w:bidi="zh_TW"/>
+        </w:rPr>
+        <w:t>；</w:t>
+      </w:r>
+      <w:hyperlink r:id="rId125">
+        <w:r>
+          <w:rPr>
+            <w:lang w:val="zh_TW" w:bidi="zh_TW"/>
+          </w:rPr>
+          <w:rPr>
+            <w:color w:val="0000EE"/>
+            <w:u w:val="single"/>
+          </w:rPr>
+          <w:t>民6:12</w:t>
+        </w:r>
+      </w:hyperlink>
+      <w:r>
+        <w:rPr>
+          <w:lang w:val="zh_TW" w:bidi="zh_TW"/>
+        </w:rPr>
+        <w:t>）。獻祭者顯然是按照贖罪祭的方式來處理那祭牲，但祭司必須把祭血灑在壇的四圍（</w:t>
+      </w:r>
+      <w:hyperlink r:id="rId179">
+        <w:r>
+          <w:rPr>
+            <w:lang w:val="zh_TW" w:bidi="zh_TW"/>
+          </w:rPr>
+          <w:rPr>
+            <w:color w:val="0000EE"/>
+            <w:u w:val="single"/>
+          </w:rPr>
+          <w:t>利7:2</w:t>
+        </w:r>
+      </w:hyperlink>
+      <w:r>
+        <w:rPr>
+          <w:lang w:val="zh_TW" w:bidi="zh_TW"/>
+        </w:rPr>
+        <w:t>）。內臟照常在壇上焚燒（</w:t>
+      </w:r>
+      <w:hyperlink r:id="rId180">
+        <w:r>
+          <w:rPr>
+            <w:lang w:val="zh_TW" w:bidi="zh_TW"/>
+          </w:rPr>
+          <w:rPr>
+            <w:color w:val="0000EE"/>
+            <w:u w:val="single"/>
+          </w:rPr>
+          <w:t>3–5</w:t>
+        </w:r>
+      </w:hyperlink>
+      <w:r>
+        <w:rPr>
+          <w:lang w:val="zh_TW" w:bidi="zh_TW"/>
+        </w:rPr>
+        <w:t>節）。此外，也要取一些血塗在得潔淨的痲瘋病人右耳垂、右手大拇指和右腳大拇趾上（</w:t>
+      </w:r>
+      <w:hyperlink r:id="rId181">
+        <w:r>
+          <w:rPr>
+            <w:lang w:val="zh_TW" w:bidi="zh_TW"/>
+          </w:rPr>
+          <w:rPr>
+            <w:color w:val="0000EE"/>
+            <w:u w:val="single"/>
+          </w:rPr>
+          <w:t>14:14</w:t>
+        </w:r>
+      </w:hyperlink>
+      <w:r>
+        <w:rPr>
+          <w:lang w:val="zh_TW" w:bidi="zh_TW"/>
+        </w:rPr>
+        <w:t>）。照樣，祭司得享用這祭牲大部分的肉作食物（</w:t>
+      </w:r>
+      <w:hyperlink r:id="rId182">
+        <w:r>
+          <w:rPr>
+            <w:lang w:val="zh_TW" w:bidi="zh_TW"/>
+          </w:rPr>
+          <w:rPr>
+            <w:color w:val="0000EE"/>
+            <w:u w:val="single"/>
+          </w:rPr>
+          <w:t>7:6–7</w:t>
+        </w:r>
+      </w:hyperlink>
+      <w:r>
+        <w:rPr>
+          <w:lang w:val="zh_TW" w:bidi="zh_TW"/>
+        </w:rPr>
+        <w:t>，</w:t>
+      </w:r>
+      <w:hyperlink r:id="rId93">
+        <w:r>
+          <w:rPr>
+            <w:lang w:val="zh_TW" w:bidi="zh_TW"/>
+          </w:rPr>
+          <w:rPr>
+            <w:color w:val="0000EE"/>
+            <w:u w:val="single"/>
+          </w:rPr>
+          <w:t>14:13</w:t>
+        </w:r>
+      </w:hyperlink>
+      <w:r>
+        <w:rPr>
+          <w:lang w:val="zh_TW" w:bidi="zh_TW"/>
+        </w:rPr>
+        <w:t>）。凡是使他人遭受損失的情況，都需要贖愆祭。像是未經授權吃了「聖物」等禮儀上的干犯（</w:t>
+      </w:r>
+      <w:hyperlink r:id="rId183">
+        <w:r>
+          <w:rPr>
+            <w:lang w:val="zh_TW" w:bidi="zh_TW"/>
+          </w:rPr>
+          <w:rPr>
+            <w:color w:val="0000EE"/>
+            <w:u w:val="single"/>
+          </w:rPr>
+          <w:t>5:14–19</w:t>
+        </w:r>
+      </w:hyperlink>
+      <w:r>
+        <w:rPr>
+          <w:lang w:val="zh_TW" w:bidi="zh_TW"/>
+        </w:rPr>
+        <w:t>，</w:t>
+      </w:r>
+      <w:hyperlink r:id="rId184">
+        <w:r>
+          <w:rPr>
+            <w:lang w:val="zh_TW" w:bidi="zh_TW"/>
+          </w:rPr>
+          <w:rPr>
+            <w:color w:val="0000EE"/>
+            <w:u w:val="single"/>
+          </w:rPr>
+          <w:t>22:14</w:t>
+        </w:r>
+      </w:hyperlink>
+      <w:r>
+        <w:rPr>
+          <w:lang w:val="zh_TW" w:bidi="zh_TW"/>
+        </w:rPr>
+        <w:t>），需要支付應該給主的金額，加上五分之一的罰款給祭司（</w:t>
+      </w:r>
+      <w:hyperlink r:id="rId174">
+        <w:r>
+          <w:rPr>
+            <w:lang w:val="zh_TW" w:bidi="zh_TW"/>
+          </w:rPr>
+          <w:rPr>
+            <w:color w:val="0000EE"/>
+            <w:u w:val="single"/>
+          </w:rPr>
+          <w:t>利5:16</w:t>
+        </w:r>
+      </w:hyperlink>
+      <w:r>
+        <w:rPr>
+          <w:lang w:val="zh_TW" w:bidi="zh_TW"/>
+        </w:rPr>
+        <w:t>；</w:t>
+      </w:r>
+      <w:hyperlink r:id="rId185">
+        <w:r>
+          <w:rPr>
+            <w:lang w:val="zh_TW" w:bidi="zh_TW"/>
+          </w:rPr>
+          <w:rPr>
+            <w:color w:val="0000EE"/>
+            <w:u w:val="single"/>
+          </w:rPr>
+          <w:t>王下12:16</w:t>
+        </w:r>
+      </w:hyperlink>
+      <w:r>
+        <w:rPr>
+          <w:lang w:val="zh_TW" w:bidi="zh_TW"/>
+        </w:rPr>
+        <w:t>）。痲瘋病人也屬於這一類，因為在他染病期間，他無法在神面前履行服事（</w:t>
+      </w:r>
+      <w:hyperlink r:id="rId186">
+        <w:r>
+          <w:rPr>
+            <w:lang w:val="zh_TW" w:bidi="zh_TW"/>
+          </w:rPr>
+          <w:rPr>
+            <w:color w:val="0000EE"/>
+            <w:u w:val="single"/>
+          </w:rPr>
+          <w:t>利14:12–18</w:t>
+        </w:r>
+      </w:hyperlink>
+      <w:r>
+        <w:rPr>
+          <w:lang w:val="zh_TW" w:bidi="zh_TW"/>
+        </w:rPr>
+        <w:t>）。同樣地，那在誓願期間受玷污的拿細耳人，既然在分別為聖歸給神時受了污穢，也必須獻上贖愆祭（</w:t>
+      </w:r>
+      <w:hyperlink r:id="rId125">
+        <w:r>
+          <w:rPr>
+            <w:lang w:val="zh_TW" w:bidi="zh_TW"/>
+          </w:rPr>
+          <w:rPr>
+            <w:color w:val="0000EE"/>
+            <w:u w:val="single"/>
+          </w:rPr>
+          <w:t>民6:12</w:t>
+        </w:r>
+      </w:hyperlink>
+      <w:r>
+        <w:rPr>
+          <w:lang w:val="zh_TW" w:bidi="zh_TW"/>
+        </w:rPr>
+        <w:t>）。至於侵犯他人財產權的罪，只能藉著贖愆祭與額外的五分之一來解決；這包括對押存或抵押物的欺詐，搶奪或壓迫他人，未回報所撿到的失物，或虛假起誓、拒不作證等罪行（</w:t>
+      </w:r>
+      <w:hyperlink r:id="rId187">
+        <w:r>
+          <w:rPr>
+            <w:lang w:val="zh_TW" w:bidi="zh_TW"/>
+          </w:rPr>
+          <w:rPr>
+            <w:color w:val="0000EE"/>
+            <w:u w:val="single"/>
+          </w:rPr>
+          <w:t>利6:1–5</w:t>
+        </w:r>
+      </w:hyperlink>
+      <w:r>
+        <w:rPr>
+          <w:lang w:val="zh_TW" w:bidi="zh_TW"/>
+        </w:rPr>
+        <w:t>）。與已訂婚的奴婢發生性行為也是對財產權的侵犯（</w:t>
+      </w:r>
+      <w:hyperlink r:id="rId188">
+        <w:r>
+          <w:rPr>
+            <w:lang w:val="zh_TW" w:bidi="zh_TW"/>
+          </w:rPr>
+          <w:rPr>
+            <w:color w:val="0000EE"/>
+            <w:u w:val="single"/>
+          </w:rPr>
+          <w:t>19:20–22</w:t>
+        </w:r>
+      </w:hyperlink>
+      <w:r>
+        <w:rPr>
+          <w:lang w:val="zh_TW" w:bidi="zh_TW"/>
+        </w:rPr>
+        <w:t>）。若受害者已逝且無近親在世，賠償就歸祭司所有（</w:t>
+      </w:r>
+      <w:hyperlink r:id="rId189">
+        <w:r>
+          <w:rPr>
+            <w:lang w:val="zh_TW" w:bidi="zh_TW"/>
+          </w:rPr>
+          <w:rPr>
+            <w:color w:val="0000EE"/>
+            <w:u w:val="single"/>
+          </w:rPr>
+          <w:t>民5:5–10</w:t>
+        </w:r>
+      </w:hyperlink>
+      <w:r>
+        <w:rPr>
+          <w:lang w:val="zh_TW" w:bidi="zh_TW"/>
+        </w:rPr>
+        <w:t>）。</w:t>
+      </w:r>
+    </w:p>
+    <w:p>
+      <w:pPr>
+        <w:pStyle w:val="Heading4"/>
+      </w:pPr>
+      <w:r>
+        <w:rPr>
+          <w:lang w:val="zh_TW" w:bidi="zh_TW"/>
+        </w:rPr>
+        <w:t>成聖獻祭</w:t>
+      </w:r>
+    </w:p>
+    <w:p>
+      <w:pPr/>
+      <w:r>
+        <w:rPr>
+          <w:lang w:val="zh_TW" w:bidi="zh_TW"/>
+        </w:rPr>
+      </w:r>
+      <w:r>
+        <w:rPr>
+          <w:lang w:val="zh_TW" w:bidi="zh_TW"/>
+        </w:rPr>
+        <w:t>人聽到「獻祭」一詞時，通常想到的就是這類禮儀。它們代表個人的委身行動，必須發生在贖罪祭與贖愆祭中表達悔改之後；同時，它們也是之後團契或群體祭物的先決條件。</w:t>
+      </w:r>
+    </w:p>
+    <w:p>
+      <w:pPr/>
+      <w:r>
+        <w:rPr>
+          <w:lang w:val="zh_TW" w:bidi="zh_TW"/>
+        </w:rPr>
+      </w:r>
+      <w:r>
+        <w:rPr>
+          <w:lang w:val="zh_TW" w:bidi="zh_TW"/>
+        </w:rPr>
+        <w:t>1. 燔祭（</w:t>
+      </w:r>
+      <w:hyperlink r:id="rId190">
+        <w:r>
+          <w:rPr>
+            <w:lang w:val="zh_TW" w:bidi="zh_TW"/>
+          </w:rPr>
+          <w:rPr>
+            <w:color w:val="0000EE"/>
+            <w:u w:val="single"/>
+          </w:rPr>
+          <w:t>利1:3–17</w:t>
+        </w:r>
+      </w:hyperlink>
+      <w:r>
+        <w:rPr>
+          <w:lang w:val="zh_TW" w:bidi="zh_TW"/>
+        </w:rPr>
+        <w:t>，</w:t>
+      </w:r>
+      <w:hyperlink r:id="rId191">
+        <w:r>
+          <w:rPr>
+            <w:lang w:val="zh_TW" w:bidi="zh_TW"/>
+          </w:rPr>
+          <w:rPr>
+            <w:color w:val="0000EE"/>
+            <w:u w:val="single"/>
+          </w:rPr>
+          <w:t>6:8–13</w:t>
+        </w:r>
+      </w:hyperlink>
+      <w:r>
+        <w:rPr>
+          <w:lang w:val="zh_TW" w:bidi="zh_TW"/>
+        </w:rPr>
+        <w:t>）。燔祭可以是公牛、綿羊，或是鳥類。獻祭者把牲畜帶來，按手在牲畜頭上，然後在祭壇北邊將其宰殺。至於鳥類，則只需交給祭司。祭司收集祭血，獻在神面前，然後灑在壇的四圍。若獻的是鳥，祭司要扭斷鳥頭，把血排在壇的一旁。雖然宰殺與灑血這些動作，呼應燔祭與前一段所述贖罪性的祭物，但本段主要強調的，是宰殺牲畜、洗淨其不潔之部位，然後小心把各部分擺放壇上。這一切都要在壇上焚燒，成為獻給耶和華的馨香之氣。由於燔祭早晚都要獻上，因此祭壇旁必須有充足的柴火。身穿合宜服裝的主理祭司，必須讓火不住地在壇上燃燒（</w:t>
+      </w:r>
+      <w:hyperlink r:id="rId191">
+        <w:r>
+          <w:rPr>
+            <w:lang w:val="zh_TW" w:bidi="zh_TW"/>
+          </w:rPr>
+          <w:rPr>
+            <w:color w:val="0000EE"/>
+            <w:u w:val="single"/>
+          </w:rPr>
+          <w:t>6:8–13</w:t>
+        </w:r>
+      </w:hyperlink>
+      <w:r>
+        <w:rPr>
+          <w:lang w:val="zh_TW" w:bidi="zh_TW"/>
+        </w:rPr>
+        <w:t>）。</w:t>
+      </w:r>
+    </w:p>
+    <w:p>
+      <w:pPr/>
+      <w:r>
+        <w:rPr>
+          <w:lang w:val="zh_TW" w:bidi="zh_TW"/>
+        </w:rPr>
+      </w:r>
+      <w:r>
+        <w:rPr>
+          <w:lang w:val="zh_TW" w:bidi="zh_TW"/>
+        </w:rPr>
+        <w:t>燔祭在禮儀曆中的各種獻祭裡扮演極為重要的角色。常獻的燔祭每日兩次，早上和晚上都要獻上一隻公羊羔（</w:t>
+      </w:r>
+      <w:hyperlink r:id="rId192">
+        <w:r>
+          <w:rPr>
+            <w:lang w:val="zh_TW" w:bidi="zh_TW"/>
+          </w:rPr>
+          <w:rPr>
+            <w:color w:val="0000EE"/>
+            <w:u w:val="single"/>
+          </w:rPr>
+          <w:t>出29:38–42</w:t>
+        </w:r>
+      </w:hyperlink>
+      <w:r>
+        <w:rPr>
+          <w:lang w:val="zh_TW" w:bidi="zh_TW"/>
+        </w:rPr>
+        <w:t>；</w:t>
+      </w:r>
+      <w:hyperlink r:id="rId193">
+        <w:r>
+          <w:rPr>
+            <w:lang w:val="zh_TW" w:bidi="zh_TW"/>
+          </w:rPr>
+          <w:rPr>
+            <w:color w:val="0000EE"/>
+            <w:u w:val="single"/>
+          </w:rPr>
+          <w:t>民28:1–8</w:t>
+        </w:r>
+      </w:hyperlink>
+      <w:r>
+        <w:rPr>
+          <w:lang w:val="zh_TW" w:bidi="zh_TW"/>
+        </w:rPr>
+        <w:t>）。每逢安息日，再額外獻上兩隻羊羔（</w:t>
+      </w:r>
+      <w:hyperlink r:id="rId194">
+        <w:r>
+          <w:rPr>
+            <w:lang w:val="zh_TW" w:bidi="zh_TW"/>
+          </w:rPr>
+          <w:rPr>
+            <w:color w:val="0000EE"/>
+            <w:u w:val="single"/>
+          </w:rPr>
+          <w:t>民28:9–10</w:t>
+        </w:r>
+      </w:hyperlink>
+      <w:r>
+        <w:rPr>
+          <w:lang w:val="zh_TW" w:bidi="zh_TW"/>
+        </w:rPr>
+        <w:t>）。</w:t>
+      </w:r>
+    </w:p>
+    <w:p>
+      <w:pPr/>
+      <w:r>
+        <w:rPr>
+          <w:lang w:val="zh_TW" w:bidi="zh_TW"/>
+        </w:rPr>
+      </w:r>
+      <w:r>
+        <w:rPr>
+          <w:lang w:val="zh_TW" w:bidi="zh_TW"/>
+        </w:rPr>
+        <w:t>除了這些每日的獻祭之外，在下列節期裡，燔祭通常要配上一隻公山羊作贖罪祭：每月朔之新月祭，要獻上兩隻公牛、一隻公羊與七隻公羊羔（</w:t>
+      </w:r>
+      <w:hyperlink r:id="rId195">
+        <w:r>
+          <w:rPr>
+            <w:lang w:val="zh_TW" w:bidi="zh_TW"/>
+          </w:rPr>
+          <w:rPr>
+            <w:color w:val="0000EE"/>
+            <w:u w:val="single"/>
+          </w:rPr>
+          <w:t>民28:11–14</w:t>
+        </w:r>
+      </w:hyperlink>
+      <w:r>
+        <w:rPr>
+          <w:lang w:val="zh_TW" w:bidi="zh_TW"/>
+        </w:rPr>
+        <w:t>）。逾越節的每一天也要獻上同樣的牲畜（</w:t>
+      </w:r>
+      <w:hyperlink r:id="rId196">
+        <w:r>
+          <w:rPr>
+            <w:lang w:val="zh_TW" w:bidi="zh_TW"/>
+          </w:rPr>
+          <w:rPr>
+            <w:color w:val="0000EE"/>
+            <w:u w:val="single"/>
+          </w:rPr>
+          <w:t>19–24</w:t>
+        </w:r>
+      </w:hyperlink>
+      <w:r>
+        <w:rPr>
+          <w:lang w:val="zh_TW" w:bidi="zh_TW"/>
+        </w:rPr>
+        <w:t>節），在七七節也是如此（</w:t>
+      </w:r>
+      <w:hyperlink r:id="rId197">
+        <w:r>
+          <w:rPr>
+            <w:lang w:val="zh_TW" w:bidi="zh_TW"/>
+          </w:rPr>
+          <w:rPr>
+            <w:color w:val="0000EE"/>
+            <w:u w:val="single"/>
+          </w:rPr>
+          <w:t>6–29</w:t>
+        </w:r>
+      </w:hyperlink>
+      <w:r>
+        <w:rPr>
+          <w:lang w:val="zh_TW" w:bidi="zh_TW"/>
+        </w:rPr>
+        <w:t>節）。在吹角節與贖罪日，則要獻上一隻公牛、一隻公羊與七隻公羊羔（</w:t>
+      </w:r>
+      <w:hyperlink r:id="rId198">
+        <w:r>
+          <w:rPr>
+            <w:lang w:val="zh_TW" w:bidi="zh_TW"/>
+          </w:rPr>
+          <w:rPr>
+            <w:color w:val="0000EE"/>
+            <w:u w:val="single"/>
+          </w:rPr>
+          <w:t>29:2–4</w:t>
+        </w:r>
+      </w:hyperlink>
+      <w:r>
+        <w:rPr>
+          <w:lang w:val="zh_TW" w:bidi="zh_TW"/>
+        </w:rPr>
+        <w:t>）。</w:t>
+      </w:r>
+    </w:p>
+    <w:p>
+      <w:pPr/>
+      <w:r>
+        <w:rPr>
+          <w:lang w:val="zh_TW" w:bidi="zh_TW"/>
+        </w:rPr>
+      </w:r>
+      <w:r>
+        <w:rPr>
+          <w:lang w:val="zh_TW" w:bidi="zh_TW"/>
+        </w:rPr>
+        <w:t>隆重的住棚節，特徵在於一系列非常繁複的燔祭，外加每日一隻作贖罪祭的公山羊。第一天要獻上十三隻公牛、兩隻公羊與十四隻公羊羔（</w:t>
+      </w:r>
+      <w:hyperlink r:id="rId120">
+        <w:r>
+          <w:rPr>
+            <w:lang w:val="zh_TW" w:bidi="zh_TW"/>
+          </w:rPr>
+          <w:rPr>
+            <w:color w:val="0000EE"/>
+            <w:u w:val="single"/>
+          </w:rPr>
+          <w:t>民29:12–16</w:t>
+        </w:r>
+      </w:hyperlink>
+      <w:r>
+        <w:rPr>
+          <w:lang w:val="zh_TW" w:bidi="zh_TW"/>
+        </w:rPr>
+        <w:t>）。此後的每一天，公牛的數目便減少一隻，直到第七天只剩七隻（公羊與羊羔的數目不變；</w:t>
+      </w:r>
+      <w:hyperlink r:id="rId199">
+        <w:r>
+          <w:rPr>
+            <w:lang w:val="zh_TW" w:bidi="zh_TW"/>
+          </w:rPr>
+          <w:rPr>
+            <w:color w:val="0000EE"/>
+            <w:u w:val="single"/>
+          </w:rPr>
+          <w:t>29:17–25</w:t>
+        </w:r>
+      </w:hyperlink>
+      <w:r>
+        <w:rPr>
+          <w:lang w:val="zh_TW" w:bidi="zh_TW"/>
+        </w:rPr>
+        <w:t>）。第八天則要獻上與吹角節與贖罪日相同的牲畜，即一隻公牛、一隻公羊與七隻公羊羔。</w:t>
+      </w:r>
+    </w:p>
+    <w:p>
+      <w:pPr/>
+      <w:r>
+        <w:rPr>
+          <w:lang w:val="zh_TW" w:bidi="zh_TW"/>
+        </w:rPr>
+      </w:r>
+      <w:r>
+        <w:rPr>
+          <w:lang w:val="zh_TW" w:bidi="zh_TW"/>
+        </w:rPr>
+        <w:t>某些潔淨禮也要求在贖罪祭之外，加上燔祭：生產後（</w:t>
+      </w:r>
+      <w:hyperlink r:id="rId121">
+        <w:r>
+          <w:rPr>
+            <w:lang w:val="zh_TW" w:bidi="zh_TW"/>
+          </w:rPr>
+          <w:rPr>
+            <w:color w:val="0000EE"/>
+            <w:u w:val="single"/>
+          </w:rPr>
+          <w:t>利12:6–8</w:t>
+        </w:r>
+      </w:hyperlink>
+      <w:r>
+        <w:rPr>
+          <w:lang w:val="zh_TW" w:bidi="zh_TW"/>
+        </w:rPr>
+        <w:t>）、膿瘡（</w:t>
+      </w:r>
+      <w:hyperlink r:id="rId200">
+        <w:r>
+          <w:rPr>
+            <w:lang w:val="zh_TW" w:bidi="zh_TW"/>
+          </w:rPr>
+          <w:rPr>
+            <w:color w:val="0000EE"/>
+            <w:u w:val="single"/>
+          </w:rPr>
+          <w:t>15:14–15</w:t>
+        </w:r>
+      </w:hyperlink>
+      <w:r>
+        <w:rPr>
+          <w:lang w:val="zh_TW" w:bidi="zh_TW"/>
+        </w:rPr>
+        <w:t>）及漏症（</w:t>
+      </w:r>
+      <w:hyperlink r:id="rId201">
+        <w:r>
+          <w:rPr>
+            <w:lang w:val="zh_TW" w:bidi="zh_TW"/>
+          </w:rPr>
+          <w:rPr>
+            <w:color w:val="0000EE"/>
+            <w:u w:val="single"/>
+          </w:rPr>
+          <w:t>29–30</w:t>
+        </w:r>
+      </w:hyperlink>
+      <w:r>
+        <w:rPr>
+          <w:lang w:val="zh_TW" w:bidi="zh_TW"/>
+        </w:rPr>
+        <w:t>節）；或在拿細耳人誓願期間受到玷污後（</w:t>
+      </w:r>
+      <w:hyperlink r:id="rId172">
+        <w:r>
+          <w:rPr>
+            <w:lang w:val="zh_TW" w:bidi="zh_TW"/>
+          </w:rPr>
+          <w:rPr>
+            <w:color w:val="0000EE"/>
+            <w:u w:val="single"/>
+          </w:rPr>
+          <w:t>民6:10–11</w:t>
+        </w:r>
+      </w:hyperlink>
+      <w:r>
+        <w:rPr>
+          <w:lang w:val="zh_TW" w:bidi="zh_TW"/>
+        </w:rPr>
+        <w:t>）。雖然經文並未明說這些場合必須配素祭，但就痲瘋病潔淨（</w:t>
+      </w:r>
+      <w:hyperlink r:id="rId202">
+        <w:r>
+          <w:rPr>
+            <w:lang w:val="zh_TW" w:bidi="zh_TW"/>
+          </w:rPr>
+          <w:rPr>
+            <w:color w:val="0000EE"/>
+            <w:u w:val="single"/>
+          </w:rPr>
+          <w:t>利14:10、19–22、31</w:t>
+        </w:r>
+      </w:hyperlink>
+      <w:r>
+        <w:rPr>
+          <w:lang w:val="zh_TW" w:bidi="zh_TW"/>
+        </w:rPr>
+        <w:t>）和拿細耳人誓願的完成（</w:t>
+      </w:r>
+      <w:hyperlink r:id="rId203">
+        <w:r>
+          <w:rPr>
+            <w:lang w:val="zh_TW" w:bidi="zh_TW"/>
+          </w:rPr>
+          <w:rPr>
+            <w:color w:val="0000EE"/>
+            <w:u w:val="single"/>
+          </w:rPr>
+          <w:t>民6:14–16</w:t>
+        </w:r>
+      </w:hyperlink>
+      <w:r>
+        <w:rPr>
+          <w:lang w:val="zh_TW" w:bidi="zh_TW"/>
+        </w:rPr>
+        <w:t>）中，素祭確實是必需的。</w:t>
+      </w:r>
+    </w:p>
+    <w:p>
+      <w:pPr/>
+      <w:r>
+        <w:rPr>
+          <w:lang w:val="zh_TW" w:bidi="zh_TW"/>
+        </w:rPr>
+      </w:r>
+      <w:r>
+        <w:rPr>
+          <w:lang w:val="zh_TW" w:bidi="zh_TW"/>
+        </w:rPr>
+        <w:t>2. 素祭（穀物祭；</w:t>
+      </w:r>
+      <w:hyperlink r:id="rId73">
+        <w:r>
+          <w:rPr>
+            <w:lang w:val="zh_TW" w:bidi="zh_TW"/>
+          </w:rPr>
+          <w:rPr>
+            <w:color w:val="0000EE"/>
+            <w:u w:val="single"/>
+          </w:rPr>
+          <w:t>利2章</w:t>
+        </w:r>
+      </w:hyperlink>
+      <w:r>
+        <w:rPr>
+          <w:lang w:val="zh_TW" w:bidi="zh_TW"/>
+        </w:rPr>
+        <w:t>，</w:t>
+      </w:r>
+      <w:hyperlink r:id="rId204">
+        <w:r>
+          <w:rPr>
+            <w:lang w:val="zh_TW" w:bidi="zh_TW"/>
+          </w:rPr>
+          <w:rPr>
+            <w:color w:val="0000EE"/>
+            <w:u w:val="single"/>
+          </w:rPr>
+          <w:t>6:14–23</w:t>
+        </w:r>
+      </w:hyperlink>
+      <w:r>
+        <w:rPr>
+          <w:lang w:val="zh_TW" w:bidi="zh_TW"/>
+        </w:rPr>
+        <w:t>）。用來指稱這種祭物的希伯來詞語，意為「禮物」或「供物」，包括動物在內（</w:t>
+      </w:r>
+      <w:hyperlink r:id="rId205">
+        <w:r>
+          <w:rPr>
+            <w:lang w:val="zh_TW" w:bidi="zh_TW"/>
+          </w:rPr>
+          <w:rPr>
+            <w:color w:val="0000EE"/>
+            <w:u w:val="single"/>
+          </w:rPr>
+          <w:t>創4:3–5</w:t>
+        </w:r>
+      </w:hyperlink>
+      <w:r>
+        <w:rPr>
+          <w:lang w:val="zh_TW" w:bidi="zh_TW"/>
+        </w:rPr>
+        <w:t>；</w:t>
+      </w:r>
+      <w:hyperlink r:id="rId206">
+        <w:r>
+          <w:rPr>
+            <w:lang w:val="zh_TW" w:bidi="zh_TW"/>
+          </w:rPr>
+          <w:rPr>
+            <w:color w:val="0000EE"/>
+            <w:u w:val="single"/>
+          </w:rPr>
+          <w:t>士6:18</w:t>
+        </w:r>
+      </w:hyperlink>
+      <w:r>
+        <w:rPr>
+          <w:lang w:val="zh_TW" w:bidi="zh_TW"/>
+        </w:rPr>
+        <w:t>；</w:t>
+      </w:r>
+      <w:hyperlink r:id="rId207">
+        <w:r>
+          <w:rPr>
+            <w:lang w:val="zh_TW" w:bidi="zh_TW"/>
+          </w:rPr>
+          <w:rPr>
+            <w:color w:val="0000EE"/>
+            <w:u w:val="single"/>
+          </w:rPr>
+          <w:t>撒上2:17</w:t>
+        </w:r>
+      </w:hyperlink>
+      <w:r>
+        <w:rPr>
+          <w:lang w:val="zh_TW" w:bidi="zh_TW"/>
+        </w:rPr>
+        <w:t>）。但在特定的獻祭脈絡中，它指的是由細麵、橄欖油與乳香組成的供物，可做成烤餅、薄餅或小塊供物。初熟之物的素祭，要用將新穀穗搗碎所得之麥粒（</w:t>
+      </w:r>
+      <w:hyperlink r:id="rId208">
+        <w:r>
+          <w:rPr>
+            <w:lang w:val="zh_TW" w:bidi="zh_TW"/>
+          </w:rPr>
+          <w:rPr>
+            <w:color w:val="0000EE"/>
+            <w:u w:val="single"/>
+          </w:rPr>
+          <w:t>利2:14</w:t>
+        </w:r>
+      </w:hyperlink>
+      <w:r>
+        <w:rPr>
+          <w:lang w:val="zh_TW" w:bidi="zh_TW"/>
+        </w:rPr>
+        <w:t>）。作成餅時，不可加入酵或蜜；然而，酵與蜜本身可以作為初熟之物奉獻給神。這類供物不放在壇上焚燒，而是歸祭司所有。獻祭者必須把預備好的餅或薄餅帶到聖所。祭司取出一滿把，放在壇上焚燒，作為「作紀念的部分」（</w:t>
+      </w:r>
+      <w:hyperlink r:id="rId209">
+        <w:r>
+          <w:rPr>
+            <w:lang w:val="zh_TW" w:bidi="zh_TW"/>
+          </w:rPr>
+          <w:rPr>
+            <w:color w:val="0000EE"/>
+            <w:u w:val="single"/>
+          </w:rPr>
+          <w:t>2</w:t>
+        </w:r>
+      </w:hyperlink>
+      <w:r>
+        <w:rPr>
+          <w:lang w:val="zh_TW" w:bidi="zh_TW"/>
+        </w:rPr>
+        <w:t>節），其餘的留作自己的食物（</w:t>
+      </w:r>
+      <w:hyperlink r:id="rId210">
+        <w:r>
+          <w:rPr>
+            <w:lang w:val="zh_TW" w:bidi="zh_TW"/>
+          </w:rPr>
+          <w:rPr>
+            <w:color w:val="0000EE"/>
+            <w:u w:val="single"/>
+          </w:rPr>
+          <w:t>6:16</w:t>
+        </w:r>
+      </w:hyperlink>
+      <w:r>
+        <w:rPr>
+          <w:lang w:val="zh_TW" w:bidi="zh_TW"/>
+        </w:rPr>
+        <w:t>；</w:t>
+      </w:r>
+      <w:hyperlink r:id="rId211">
+        <w:r>
+          <w:rPr>
+            <w:lang w:val="zh_TW" w:bidi="zh_TW"/>
+          </w:rPr>
+          <w:rPr>
+            <w:color w:val="0000EE"/>
+            <w:u w:val="single"/>
+          </w:rPr>
+          <w:t>7:9</w:t>
+        </w:r>
+      </w:hyperlink>
+      <w:r>
+        <w:rPr>
+          <w:lang w:val="zh_TW" w:bidi="zh_TW"/>
+        </w:rPr>
+        <w:t>）。但若素祭是祭司為自己獻的，他就要把全部都在壇上焚燒（</w:t>
+      </w:r>
+      <w:hyperlink r:id="rId212">
+        <w:r>
+          <w:rPr>
+            <w:lang w:val="zh_TW" w:bidi="zh_TW"/>
+          </w:rPr>
+          <w:rPr>
+            <w:color w:val="0000EE"/>
+            <w:u w:val="single"/>
+          </w:rPr>
+          <w:t>6:22–23</w:t>
+        </w:r>
+      </w:hyperlink>
+      <w:r>
+        <w:rPr>
+          <w:lang w:val="zh_TW" w:bidi="zh_TW"/>
+        </w:rPr>
+        <w:t>）。</w:t>
+      </w:r>
+    </w:p>
+    <w:p>
+      <w:pPr/>
+      <w:r>
+        <w:rPr>
+          <w:lang w:val="zh_TW" w:bidi="zh_TW"/>
+        </w:rPr>
+      </w:r>
+      <w:r>
+        <w:rPr>
+          <w:lang w:val="zh_TW" w:bidi="zh_TW"/>
+        </w:rPr>
+        <w:t>素祭通常與每一項燔祭同獻，尤其是那些與聖曆相關的獻祭（</w:t>
+      </w:r>
+      <w:hyperlink r:id="rId78">
+        <w:r>
+          <w:rPr>
+            <w:lang w:val="zh_TW" w:bidi="zh_TW"/>
+          </w:rPr>
+          <w:rPr>
+            <w:color w:val="0000EE"/>
+            <w:u w:val="single"/>
+          </w:rPr>
+          <w:t>民28–29章</w:t>
+        </w:r>
+      </w:hyperlink>
+      <w:r>
+        <w:rPr>
+          <w:lang w:val="zh_TW" w:bidi="zh_TW"/>
+        </w:rPr>
+        <w:t>）。麵粉和油的數量是根據所獻祭的牲口而定：公牛需要十分之三伊法的細麵和二分之一欣的油，公綿羊需要十分之二伊法和三分之一欣，羔羊則需要十分之一伊法加上四分之一欣（</w:t>
+      </w:r>
+      <w:hyperlink r:id="rId213">
+        <w:r>
+          <w:rPr>
+            <w:lang w:val="zh_TW" w:bidi="zh_TW"/>
+          </w:rPr>
+          <w:rPr>
+            <w:color w:val="0000EE"/>
+            <w:u w:val="single"/>
+          </w:rPr>
+          <w:t>15:2–10</w:t>
+        </w:r>
+      </w:hyperlink>
+      <w:r>
+        <w:rPr>
+          <w:lang w:val="zh_TW" w:bidi="zh_TW"/>
+        </w:rPr>
+        <w:t>）。其它適合獻素祭的喜慶場合包括潔淨痲瘋病人（</w:t>
+      </w:r>
+      <w:hyperlink r:id="rId214">
+        <w:r>
+          <w:rPr>
+            <w:lang w:val="zh_TW" w:bidi="zh_TW"/>
+          </w:rPr>
+          <w:rPr>
+            <w:color w:val="0000EE"/>
+            <w:u w:val="single"/>
+          </w:rPr>
+          <w:t>利14:10、20–21、31</w:t>
+        </w:r>
+      </w:hyperlink>
+      <w:r>
+        <w:rPr>
+          <w:lang w:val="zh_TW" w:bidi="zh_TW"/>
+        </w:rPr>
+        <w:t>；未指定的穀物數量與一隻鳥）以及拿細耳人圓滿完成誓願（</w:t>
+      </w:r>
+      <w:hyperlink r:id="rId215">
+        <w:r>
+          <w:rPr>
+            <w:lang w:val="zh_TW" w:bidi="zh_TW"/>
+          </w:rPr>
+          <w:rPr>
+            <w:color w:val="0000EE"/>
+            <w:u w:val="single"/>
+          </w:rPr>
+          <w:t>民6:13–15</w:t>
+        </w:r>
+      </w:hyperlink>
+      <w:r>
+        <w:rPr>
+          <w:lang w:val="zh_TW" w:bidi="zh_TW"/>
+        </w:rPr>
+        <w:t>）。</w:t>
+      </w:r>
+    </w:p>
+    <w:p>
+      <w:pPr/>
+      <w:r>
+        <w:rPr>
+          <w:lang w:val="zh_TW" w:bidi="zh_TW"/>
+        </w:rPr>
+      </w:r>
+      <w:r>
+        <w:rPr>
+          <w:lang w:val="zh_TW" w:bidi="zh_TW"/>
+        </w:rPr>
+        <w:t>平安祭之後，通常就是素祭（</w:t>
+      </w:r>
+      <w:hyperlink r:id="rId79">
+        <w:r>
+          <w:rPr>
+            <w:lang w:val="zh_TW" w:bidi="zh_TW"/>
+          </w:rPr>
+          <w:rPr>
+            <w:color w:val="0000EE"/>
+            <w:u w:val="single"/>
+          </w:rPr>
+          <w:t>利7:12–14</w:t>
+        </w:r>
+      </w:hyperlink>
+      <w:r>
+        <w:rPr>
+          <w:lang w:val="zh_TW" w:bidi="zh_TW"/>
+        </w:rPr>
+        <w:t>；</w:t>
+      </w:r>
+      <w:hyperlink r:id="rId216">
+        <w:r>
+          <w:rPr>
+            <w:lang w:val="zh_TW" w:bidi="zh_TW"/>
+          </w:rPr>
+          <w:rPr>
+            <w:color w:val="0000EE"/>
+            <w:u w:val="single"/>
+          </w:rPr>
+          <w:t>民15:4</w:t>
+        </w:r>
+      </w:hyperlink>
+      <w:r>
+        <w:rPr>
+          <w:lang w:val="zh_TW" w:bidi="zh_TW"/>
+        </w:rPr>
+        <w:t>）。祭司可以從成對的餅或薄餅中取其一；剩下的則還給獻祭者，與祭牲肉同食，在他自己所選擇的地點吃。</w:t>
+      </w:r>
+    </w:p>
+    <w:p>
+      <w:pPr/>
+      <w:r>
+        <w:rPr>
+          <w:lang w:val="zh_TW" w:bidi="zh_TW"/>
+        </w:rPr>
+      </w:r>
+      <w:r>
+        <w:rPr>
+          <w:lang w:val="zh_TW" w:bidi="zh_TW"/>
+        </w:rPr>
+        <w:t>其中的一個特例是</w:t>
+      </w:r>
+      <w:r>
+        <w:rPr>
+          <w:lang w:val="zh_TW" w:bidi="zh_TW"/>
+        </w:rPr>
+        <w:t>疑恨的素祭</w:t>
+      </w:r>
+      <w:r>
+        <w:rPr>
+          <w:lang w:val="zh_TW" w:bidi="zh_TW"/>
+        </w:rPr>
+        <w:t>，所使用的十分之一伊法大麥麵，不可加油或乳香（</w:t>
+      </w:r>
+      <w:hyperlink r:id="rId217">
+        <w:r>
+          <w:rPr>
+            <w:lang w:val="zh_TW" w:bidi="zh_TW"/>
+          </w:rPr>
+          <w:rPr>
+            <w:color w:val="0000EE"/>
+            <w:u w:val="single"/>
+          </w:rPr>
+          <w:t>民5:15、18、25–26</w:t>
+        </w:r>
+      </w:hyperlink>
+      <w:r>
+        <w:rPr>
+          <w:lang w:val="zh_TW" w:bidi="zh_TW"/>
+        </w:rPr>
+        <w:t>）。極其貧窮的人，可以獻上十分之一伊法細麥麵，不加油和乳香，作為贖罪祭（</w:t>
+      </w:r>
+      <w:hyperlink r:id="rId148">
+        <w:r>
+          <w:rPr>
+            <w:lang w:val="zh_TW" w:bidi="zh_TW"/>
+          </w:rPr>
+          <w:rPr>
+            <w:color w:val="0000EE"/>
+            <w:u w:val="single"/>
+          </w:rPr>
+          <w:t>利5:11–13</w:t>
+        </w:r>
+      </w:hyperlink>
+      <w:r>
+        <w:rPr>
+          <w:lang w:val="zh_TW" w:bidi="zh_TW"/>
+        </w:rPr>
+        <w:t>）。</w:t>
+      </w:r>
+    </w:p>
+    <w:p>
+      <w:pPr/>
+      <w:r>
+        <w:rPr>
+          <w:lang w:val="zh_TW" w:bidi="zh_TW"/>
+        </w:rPr>
+      </w:r>
+      <w:r>
+        <w:rPr>
+          <w:lang w:val="zh_TW" w:bidi="zh_TW"/>
+        </w:rPr>
+        <w:t>3. 奠祭（</w:t>
+      </w:r>
+      <w:hyperlink r:id="rId218">
+        <w:r>
+          <w:rPr>
+            <w:lang w:val="zh_TW" w:bidi="zh_TW"/>
+          </w:rPr>
+          <w:rPr>
+            <w:color w:val="0000EE"/>
+            <w:u w:val="single"/>
+          </w:rPr>
+          <w:t>民15:1–10</w:t>
+        </w:r>
+      </w:hyperlink>
+      <w:r>
+        <w:rPr>
+          <w:lang w:val="zh_TW" w:bidi="zh_TW"/>
+        </w:rPr>
+        <w:t>）。標準的奠祭，是羊羔配四分之一欣的酒，公羊配三分之一欣，公牛配半欣。這酒（</w:t>
+      </w:r>
+      <w:hyperlink r:id="rId219">
+        <w:r>
+          <w:rPr>
+            <w:lang w:val="zh_TW" w:bidi="zh_TW"/>
+          </w:rPr>
+          <w:rPr>
+            <w:color w:val="0000EE"/>
+            <w:u w:val="single"/>
+          </w:rPr>
+          <w:t>出29:40</w:t>
+        </w:r>
+      </w:hyperlink>
+      <w:r>
+        <w:rPr>
+          <w:lang w:val="zh_TW" w:bidi="zh_TW"/>
+        </w:rPr>
+        <w:t>），也被稱為「濃酒」（</w:t>
+      </w:r>
+      <w:hyperlink r:id="rId220">
+        <w:r>
+          <w:rPr>
+            <w:lang w:val="zh_TW" w:bidi="zh_TW"/>
+          </w:rPr>
+          <w:rPr>
+            <w:color w:val="0000EE"/>
+            <w:u w:val="single"/>
+          </w:rPr>
+          <w:t>民28:7</w:t>
+        </w:r>
+      </w:hyperlink>
+      <w:r>
+        <w:rPr>
+          <w:lang w:val="zh_TW" w:bidi="zh_TW"/>
+        </w:rPr>
+        <w:t>），很可能是刻意用來取代其它民族在禮儀中使用之血的象徵物質（</w:t>
+      </w:r>
+      <w:hyperlink r:id="rId221">
+        <w:r>
+          <w:rPr>
+            <w:lang w:val="zh_TW" w:bidi="zh_TW"/>
+          </w:rPr>
+          <w:rPr>
+            <w:color w:val="0000EE"/>
+            <w:u w:val="single"/>
+          </w:rPr>
+          <w:t>詩16:4</w:t>
+        </w:r>
+      </w:hyperlink>
+      <w:r>
+        <w:rPr>
+          <w:lang w:val="zh_TW" w:bidi="zh_TW"/>
+        </w:rPr>
+        <w:t>）。奠祭亦被歸類為「馨香之氣」的祭物（</w:t>
+      </w:r>
+      <w:hyperlink r:id="rId222">
+        <w:r>
+          <w:rPr>
+            <w:lang w:val="zh_TW" w:bidi="zh_TW"/>
+          </w:rPr>
+          <w:rPr>
+            <w:color w:val="0000EE"/>
+            <w:u w:val="single"/>
+          </w:rPr>
+          <w:t>民15:7</w:t>
+        </w:r>
+      </w:hyperlink>
+      <w:r>
+        <w:rPr>
+          <w:lang w:val="zh_TW" w:bidi="zh_TW"/>
+        </w:rPr>
+        <w:t>）。如同燔祭，奠祭是完全被倒出用盡的；沒有任何留給祭司（</w:t>
+      </w:r>
+      <w:hyperlink r:id="rId220">
+        <w:r>
+          <w:rPr>
+            <w:lang w:val="zh_TW" w:bidi="zh_TW"/>
+          </w:rPr>
+          <w:rPr>
+            <w:color w:val="0000EE"/>
+            <w:u w:val="single"/>
+          </w:rPr>
+          <w:t>28:7</w:t>
+        </w:r>
+      </w:hyperlink>
+      <w:r>
+        <w:rPr>
+          <w:lang w:val="zh_TW" w:bidi="zh_TW"/>
+        </w:rPr>
+        <w:t>）。</w:t>
+      </w:r>
+    </w:p>
+    <w:p>
+      <w:pPr/>
+      <w:r>
+        <w:rPr>
+          <w:lang w:val="zh_TW" w:bidi="zh_TW"/>
+        </w:rPr>
+      </w:r>
+      <w:r>
+        <w:rPr>
+          <w:lang w:val="zh_TW" w:bidi="zh_TW"/>
+        </w:rPr>
+        <w:t>奠祭伴隨於每日常獻的祭（</w:t>
+      </w:r>
+      <w:hyperlink r:id="rId223">
+        <w:r>
+          <w:rPr>
+            <w:lang w:val="zh_TW" w:bidi="zh_TW"/>
+          </w:rPr>
+          <w:rPr>
+            <w:color w:val="0000EE"/>
+            <w:u w:val="single"/>
+          </w:rPr>
+          <w:t>出29:40–41</w:t>
+        </w:r>
+      </w:hyperlink>
+      <w:r>
+        <w:rPr>
+          <w:lang w:val="zh_TW" w:bidi="zh_TW"/>
+        </w:rPr>
+        <w:t>；</w:t>
+      </w:r>
+      <w:hyperlink r:id="rId220">
+        <w:r>
+          <w:rPr>
+            <w:lang w:val="zh_TW" w:bidi="zh_TW"/>
+          </w:rPr>
+          <w:rPr>
+            <w:color w:val="0000EE"/>
+            <w:u w:val="single"/>
+          </w:rPr>
+          <w:t>民28:7</w:t>
+        </w:r>
+      </w:hyperlink>
+      <w:r>
+        <w:rPr>
+          <w:lang w:val="zh_TW" w:bidi="zh_TW"/>
+        </w:rPr>
+        <w:t>）與安息日的獻祭（</w:t>
+      </w:r>
+      <w:hyperlink r:id="rId224">
+        <w:r>
+          <w:rPr>
+            <w:lang w:val="zh_TW" w:bidi="zh_TW"/>
+          </w:rPr>
+          <w:rPr>
+            <w:color w:val="0000EE"/>
+            <w:u w:val="single"/>
+          </w:rPr>
+          <w:t>民28:9</w:t>
+        </w:r>
+      </w:hyperlink>
+      <w:r>
+        <w:rPr>
+          <w:lang w:val="zh_TW" w:bidi="zh_TW"/>
+        </w:rPr>
+        <w:t>），以及新月節。關於住棚節第二日及其後各日的奠祭，經文亦有提及（</w:t>
+      </w:r>
+      <w:hyperlink r:id="rId225">
+        <w:r>
+          <w:rPr>
+            <w:lang w:val="zh_TW" w:bidi="zh_TW"/>
+          </w:rPr>
+          <w:rPr>
+            <w:color w:val="0000EE"/>
+            <w:u w:val="single"/>
+          </w:rPr>
+          <w:t>民29:18、21</w:t>
+        </w:r>
+      </w:hyperlink>
+      <w:r>
+        <w:rPr>
+          <w:lang w:val="zh_TW" w:bidi="zh_TW"/>
+        </w:rPr>
+        <w:t>）；至於第一日未提，可能只是記錄上的疏漏。逾越節、初熟節與吹角節也可能是如此（</w:t>
+      </w:r>
+      <w:hyperlink r:id="rId226">
+        <w:r>
+          <w:rPr>
+            <w:lang w:val="zh_TW" w:bidi="zh_TW"/>
+          </w:rPr>
+          <w:rPr>
+            <w:color w:val="0000EE"/>
+            <w:u w:val="single"/>
+          </w:rPr>
+          <w:t>民28:16–29:11</w:t>
+        </w:r>
+      </w:hyperlink>
+      <w:r>
+        <w:rPr>
+          <w:lang w:val="zh_TW" w:bidi="zh_TW"/>
+        </w:rPr>
+        <w:t>；參</w:t>
+      </w:r>
+      <w:hyperlink r:id="rId227">
+        <w:r>
+          <w:rPr>
+            <w:lang w:val="zh_TW" w:bidi="zh_TW"/>
+          </w:rPr>
+          <w:rPr>
+            <w:color w:val="0000EE"/>
+            <w:u w:val="single"/>
+          </w:rPr>
+          <w:t>結45:11</w:t>
+        </w:r>
+      </w:hyperlink>
+      <w:r>
+        <w:rPr>
+          <w:lang w:val="zh_TW" w:bidi="zh_TW"/>
+        </w:rPr>
+        <w:t>）。拿細耳人完成誓願的禮儀，需要奉獻奠祭（</w:t>
+      </w:r>
+      <w:hyperlink r:id="rId228">
+        <w:r>
+          <w:rPr>
+            <w:lang w:val="zh_TW" w:bidi="zh_TW"/>
+          </w:rPr>
+          <w:rPr>
+            <w:color w:val="0000EE"/>
+            <w:u w:val="single"/>
+          </w:rPr>
+          <w:t>民6:17</w:t>
+        </w:r>
+      </w:hyperlink>
+      <w:r>
+        <w:rPr>
+          <w:lang w:val="zh_TW" w:bidi="zh_TW"/>
+        </w:rPr>
+        <w:t>），但潔淨痲瘋病人則不需要（</w:t>
+      </w:r>
+      <w:hyperlink r:id="rId229">
+        <w:r>
+          <w:rPr>
+            <w:lang w:val="zh_TW" w:bidi="zh_TW"/>
+          </w:rPr>
+          <w:rPr>
+            <w:color w:val="0000EE"/>
+            <w:u w:val="single"/>
+          </w:rPr>
+          <w:t>利14:10–20</w:t>
+        </w:r>
+      </w:hyperlink>
+      <w:r>
+        <w:rPr>
+          <w:lang w:val="zh_TW" w:bidi="zh_TW"/>
+        </w:rPr>
+        <w:t>）。</w:t>
+      </w:r>
+    </w:p>
+    <w:p>
+      <w:pPr>
+        <w:pStyle w:val="Heading4"/>
+      </w:pPr>
+      <w:r>
+        <w:rPr>
+          <w:lang w:val="zh_TW" w:bidi="zh_TW"/>
+        </w:rPr>
+        <w:t>團契獻祭</w:t>
+      </w:r>
+    </w:p>
+    <w:p>
+      <w:pPr/>
+      <w:r>
+        <w:rPr>
+          <w:lang w:val="zh_TW" w:bidi="zh_TW"/>
+        </w:rPr>
+      </w:r>
+      <w:r>
+        <w:rPr>
+          <w:lang w:val="zh_TW" w:bidi="zh_TW"/>
+        </w:rPr>
+        <w:t>這類祭物出於獻祭者的自願，通常不受律例強制，拿細耳人（</w:t>
+      </w:r>
+      <w:hyperlink r:id="rId228">
+        <w:r>
+          <w:rPr>
+            <w:lang w:val="zh_TW" w:bidi="zh_TW"/>
+          </w:rPr>
+          <w:rPr>
+            <w:color w:val="0000EE"/>
+            <w:u w:val="single"/>
+          </w:rPr>
+          <w:t>民6:17</w:t>
+        </w:r>
+      </w:hyperlink>
+      <w:r>
+        <w:rPr>
+          <w:lang w:val="zh_TW" w:bidi="zh_TW"/>
+        </w:rPr>
+        <w:t>）和七七節（</w:t>
+      </w:r>
+      <w:hyperlink r:id="rId107">
+        <w:r>
+          <w:rPr>
+            <w:lang w:val="zh_TW" w:bidi="zh_TW"/>
+          </w:rPr>
+          <w:rPr>
+            <w:color w:val="0000EE"/>
+            <w:u w:val="single"/>
+          </w:rPr>
+          <w:t>利23:19–20</w:t>
+        </w:r>
+      </w:hyperlink>
+      <w:r>
+        <w:rPr>
+          <w:lang w:val="zh_TW" w:bidi="zh_TW"/>
+        </w:rPr>
+        <w:t>）是例外。已經完成贖罪與個人成聖禮儀要求的獻祭者，可以再獻團契之祭。燔祭常隨著這類團契祭物獻上，以進一步表明委身。</w:t>
+      </w:r>
+    </w:p>
+    <w:p>
+      <w:pPr/>
+      <w:r>
+        <w:rPr>
+          <w:lang w:val="zh_TW" w:bidi="zh_TW"/>
+        </w:rPr>
+      </w:r>
+      <w:r>
+        <w:rPr>
+          <w:lang w:val="zh_TW" w:bidi="zh_TW"/>
+        </w:rPr>
+        <w:t>1. 平安祭（</w:t>
+      </w:r>
+      <w:hyperlink r:id="rId74">
+        <w:r>
+          <w:rPr>
+            <w:lang w:val="zh_TW" w:bidi="zh_TW"/>
+          </w:rPr>
+          <w:rPr>
+            <w:color w:val="0000EE"/>
+            <w:u w:val="single"/>
+          </w:rPr>
+          <w:t>利3章</w:t>
+        </w:r>
+      </w:hyperlink>
+      <w:r>
+        <w:rPr>
+          <w:lang w:val="zh_TW" w:bidi="zh_TW"/>
+        </w:rPr>
+        <w:t>，</w:t>
+      </w:r>
+      <w:hyperlink r:id="rId106">
+        <w:r>
+          <w:rPr>
+            <w:lang w:val="zh_TW" w:bidi="zh_TW"/>
+          </w:rPr>
+          <w:rPr>
+            <w:color w:val="0000EE"/>
+            <w:u w:val="single"/>
+          </w:rPr>
+          <w:t>7:11–36</w:t>
+        </w:r>
+      </w:hyperlink>
+      <w:r>
+        <w:rPr>
+          <w:lang w:val="zh_TW" w:bidi="zh_TW"/>
+        </w:rPr>
+        <w:t>；</w:t>
+      </w:r>
+      <w:hyperlink r:id="rId230">
+        <w:r>
+          <w:rPr>
+            <w:lang w:val="zh_TW" w:bidi="zh_TW"/>
+          </w:rPr>
+          <w:rPr>
+            <w:color w:val="0000EE"/>
+            <w:u w:val="single"/>
+          </w:rPr>
+          <w:t>摩5:22</w:t>
+        </w:r>
+      </w:hyperlink>
+      <w:r>
+        <w:rPr>
+          <w:lang w:val="zh_TW" w:bidi="zh_TW"/>
+        </w:rPr>
+        <w:t>）。是所有團契或群體性祭物的基本範疇；其餘各種祭物，只是平安祭之下的子類別。在聖潔程度或限制上，平安祭不像其它祭物那樣嚴格。可獻的牲畜包括牛羊群中的公、母牲口（</w:t>
+      </w:r>
+      <w:hyperlink r:id="rId231">
+        <w:r>
+          <w:rPr>
+            <w:lang w:val="zh_TW" w:bidi="zh_TW"/>
+          </w:rPr>
+          <w:rPr>
+            <w:color w:val="0000EE"/>
+            <w:u w:val="single"/>
+          </w:rPr>
+          <w:t>利3:1、6、12</w:t>
+        </w:r>
+      </w:hyperlink>
+      <w:r>
+        <w:rPr>
+          <w:lang w:val="zh_TW" w:bidi="zh_TW"/>
+        </w:rPr>
+        <w:t>）。除了自願祭中允許牲畜可以</w:t>
+      </w:r>
+      <w:r>
+        <w:rPr>
+          <w:lang w:val="zh_TW" w:bidi="zh_TW"/>
+        </w:rPr>
+        <w:t>有一肢長於另一肢</w:t>
+      </w:r>
+      <w:r>
+        <w:rPr>
+          <w:lang w:val="zh_TW" w:bidi="zh_TW"/>
+        </w:rPr>
+        <w:t>（</w:t>
+      </w:r>
+      <w:hyperlink r:id="rId232">
+        <w:r>
+          <w:rPr>
+            <w:lang w:val="zh_TW" w:bidi="zh_TW"/>
+          </w:rPr>
+          <w:rPr>
+            <w:color w:val="0000EE"/>
+            <w:u w:val="single"/>
+          </w:rPr>
+          <w:t>22:23</w:t>
+        </w:r>
+      </w:hyperlink>
+      <w:r>
+        <w:rPr>
+          <w:lang w:val="zh_TW" w:bidi="zh_TW"/>
+        </w:rPr>
+        <w:t>）的情況外，通常要求沒有殘疾。無酵餅也是必需的，至少在感恩祭（</w:t>
+      </w:r>
+      <w:hyperlink r:id="rId233">
+        <w:r>
+          <w:rPr>
+            <w:lang w:val="zh_TW" w:bidi="zh_TW"/>
+          </w:rPr>
+          <w:rPr>
+            <w:color w:val="0000EE"/>
+            <w:u w:val="single"/>
+          </w:rPr>
+          <w:t>7:12–13</w:t>
+        </w:r>
+      </w:hyperlink>
+      <w:r>
+        <w:rPr>
+          <w:lang w:val="zh_TW" w:bidi="zh_TW"/>
+        </w:rPr>
+        <w:t>）和拿細耳人祭（</w:t>
+      </w:r>
+      <w:hyperlink r:id="rId234">
+        <w:r>
+          <w:rPr>
+            <w:lang w:val="zh_TW" w:bidi="zh_TW"/>
+          </w:rPr>
+          <w:rPr>
+            <w:color w:val="0000EE"/>
+            <w:u w:val="single"/>
+          </w:rPr>
+          <w:t>民6:15–19</w:t>
+        </w:r>
+      </w:hyperlink>
+      <w:r>
+        <w:rPr>
+          <w:lang w:val="zh_TW" w:bidi="zh_TW"/>
+        </w:rPr>
+        <w:t>）當中。以下將討論這三種類型的平安祭及其特點。</w:t>
+      </w:r>
+    </w:p>
+    <w:p>
+      <w:pPr/>
+      <w:r>
+        <w:rPr>
+          <w:lang w:val="zh_TW" w:bidi="zh_TW"/>
+        </w:rPr>
+      </w:r>
+      <w:r>
+        <w:rPr>
+          <w:lang w:val="zh_TW" w:bidi="zh_TW"/>
+        </w:rPr>
+        <w:t>儀式的前半段——呈上祭牲與按手，與其它祭物相同。然而，祭牲要宰殺在會幕院子的門口，而不是在壇的北邊（</w:t>
+      </w:r>
+      <w:hyperlink r:id="rId235">
+        <w:r>
+          <w:rPr>
+            <w:lang w:val="zh_TW" w:bidi="zh_TW"/>
+          </w:rPr>
+          <w:rPr>
+            <w:color w:val="0000EE"/>
+            <w:u w:val="single"/>
+          </w:rPr>
+          <w:t>利3:1–2、7–8、12–13</w:t>
+        </w:r>
+      </w:hyperlink>
+      <w:r>
+        <w:rPr>
+          <w:lang w:val="zh_TW" w:bidi="zh_TW"/>
+        </w:rPr>
+        <w:t>，</w:t>
+      </w:r>
+      <w:hyperlink r:id="rId236">
+        <w:r>
+          <w:rPr>
+            <w:lang w:val="zh_TW" w:bidi="zh_TW"/>
+          </w:rPr>
+          <w:rPr>
+            <w:color w:val="0000EE"/>
+            <w:u w:val="single"/>
+          </w:rPr>
+          <w:t>7:29–30</w:t>
+        </w:r>
+      </w:hyperlink>
+      <w:r>
+        <w:rPr>
+          <w:lang w:val="zh_TW" w:bidi="zh_TW"/>
+        </w:rPr>
+        <w:t>）。祭司收集祭血，像獻燔祭時一樣，把血灑在壇的四圍（</w:t>
+      </w:r>
+      <w:hyperlink r:id="rId237">
+        <w:r>
+          <w:rPr>
+            <w:lang w:val="zh_TW" w:bidi="zh_TW"/>
+          </w:rPr>
+          <w:rPr>
+            <w:color w:val="0000EE"/>
+            <w:u w:val="single"/>
+          </w:rPr>
+          <w:t>3:2、8、13</w:t>
+        </w:r>
+      </w:hyperlink>
+      <w:r>
+        <w:rPr>
+          <w:lang w:val="zh_TW" w:bidi="zh_TW"/>
+        </w:rPr>
+        <w:t>）。最上好的內臟則獻上，成為「馨香之氣」（</w:t>
+      </w:r>
+      <w:hyperlink r:id="rId238">
+        <w:r>
+          <w:rPr>
+            <w:lang w:val="zh_TW" w:bidi="zh_TW"/>
+          </w:rPr>
+          <w:rPr>
+            <w:color w:val="0000EE"/>
+            <w:u w:val="single"/>
+          </w:rPr>
+          <w:t>3:3–5、6–11、14–16</w:t>
+        </w:r>
+      </w:hyperlink>
+      <w:r>
+        <w:rPr>
+          <w:lang w:val="zh_TW" w:bidi="zh_TW"/>
+        </w:rPr>
+        <w:t>）。</w:t>
+      </w:r>
+    </w:p>
+    <w:p>
+      <w:pPr/>
+      <w:r>
+        <w:rPr>
+          <w:lang w:val="zh_TW" w:bidi="zh_TW"/>
+        </w:rPr>
+      </w:r>
+      <w:r>
+        <w:rPr>
+          <w:lang w:val="zh_TW" w:bidi="zh_TW"/>
+        </w:rPr>
+        <w:t>祭司亦會分得一部分祭物。他可以在任何禮儀上潔淨之處食用，並與家人共享（</w:t>
+      </w:r>
+      <w:hyperlink r:id="rId239">
+        <w:r>
+          <w:rPr>
+            <w:lang w:val="zh_TW" w:bidi="zh_TW"/>
+          </w:rPr>
+          <w:rPr>
+            <w:color w:val="0000EE"/>
+            <w:u w:val="single"/>
+          </w:rPr>
+          <w:t>利7:14、30–36</w:t>
+        </w:r>
+      </w:hyperlink>
+      <w:r>
+        <w:rPr>
+          <w:lang w:val="zh_TW" w:bidi="zh_TW"/>
+        </w:rPr>
+        <w:t>；</w:t>
+      </w:r>
+      <w:hyperlink r:id="rId240">
+        <w:r>
+          <w:rPr>
+            <w:lang w:val="zh_TW" w:bidi="zh_TW"/>
+          </w:rPr>
+          <w:rPr>
+            <w:color w:val="0000EE"/>
+            <w:u w:val="single"/>
+          </w:rPr>
+          <w:t>民6:20</w:t>
+        </w:r>
+      </w:hyperlink>
+      <w:r>
+        <w:rPr>
+          <w:lang w:val="zh_TW" w:bidi="zh_TW"/>
+        </w:rPr>
+        <w:t>），這與他在其它祭物中所得的分不同，後者必須在聖殿院內食用（</w:t>
+      </w:r>
+      <w:hyperlink r:id="rId241">
+        <w:r>
+          <w:rPr>
+            <w:lang w:val="zh_TW" w:bidi="zh_TW"/>
+          </w:rPr>
+          <w:rPr>
+            <w:color w:val="0000EE"/>
+            <w:u w:val="single"/>
+          </w:rPr>
+          <w:t>民18:10–11</w:t>
+        </w:r>
+      </w:hyperlink>
+      <w:r>
+        <w:rPr>
+          <w:lang w:val="zh_TW" w:bidi="zh_TW"/>
+        </w:rPr>
+        <w:t>）。祭司從祭物中得一個餅，以及一塊作搖祭的胸和一條作舉祭的右腿。後者即所謂的「舉祭」，這個專門術語源自一個意為「高舉」的字根，有「被舉起之物」的意思。舉祭本身不是特別的禮儀動作。</w:t>
+      </w:r>
+    </w:p>
+    <w:p>
+      <w:pPr/>
+      <w:r>
+        <w:rPr>
+          <w:lang w:val="zh_TW" w:bidi="zh_TW"/>
+        </w:rPr>
+      </w:r>
+      <w:r>
+        <w:rPr>
+          <w:lang w:val="zh_TW" w:bidi="zh_TW"/>
+        </w:rPr>
+        <w:t>平安祭的禮儀以團契筵席為高峰。除在壇上焚燒或給祭司的部分之外，祭牲的其餘肉體都要還給獻祭者。他必須預備一場共同的筵席，與家人及在他所在社群中的利未人一同享用（</w:t>
+      </w:r>
+      <w:hyperlink r:id="rId242">
+        <w:r>
+          <w:rPr>
+            <w:lang w:val="zh_TW" w:bidi="zh_TW"/>
+          </w:rPr>
+          <w:rPr>
+            <w:color w:val="0000EE"/>
+            <w:u w:val="single"/>
+          </w:rPr>
+          <w:t>申12:12、18–19</w:t>
+        </w:r>
+      </w:hyperlink>
+      <w:r>
+        <w:rPr>
+          <w:lang w:val="zh_TW" w:bidi="zh_TW"/>
+        </w:rPr>
+        <w:t>）。這樣的筵席必須在官方的聖所舉行（</w:t>
+      </w:r>
+      <w:hyperlink r:id="rId243">
+        <w:r>
+          <w:rPr>
+            <w:lang w:val="zh_TW" w:bidi="zh_TW"/>
+          </w:rPr>
+          <w:rPr>
+            <w:color w:val="0000EE"/>
+            <w:u w:val="single"/>
+          </w:rPr>
+          <w:t>申12:6–7、11–12、15–19</w:t>
+        </w:r>
+      </w:hyperlink>
+      <w:r>
+        <w:rPr>
+          <w:lang w:val="zh_TW" w:bidi="zh_TW"/>
+        </w:rPr>
+        <w:t>；參</w:t>
+      </w:r>
+      <w:hyperlink r:id="rId244">
+        <w:r>
+          <w:rPr>
+            <w:lang w:val="zh_TW" w:bidi="zh_TW"/>
+          </w:rPr>
+          <w:rPr>
+            <w:color w:val="0000EE"/>
+            <w:u w:val="single"/>
+          </w:rPr>
+          <w:t>撒上1:3–4</w:t>
+        </w:r>
+      </w:hyperlink>
+      <w:r>
+        <w:rPr>
+          <w:lang w:val="zh_TW" w:bidi="zh_TW"/>
+        </w:rPr>
+        <w:t>），且參與者須遵守嚴格的禮儀潔淨規定（</w:t>
+      </w:r>
+      <w:hyperlink r:id="rId245">
+        <w:r>
+          <w:rPr>
+            <w:lang w:val="zh_TW" w:bidi="zh_TW"/>
+          </w:rPr>
+          <w:rPr>
+            <w:color w:val="0000EE"/>
+            <w:u w:val="single"/>
+          </w:rPr>
+          <w:t>利7:19–21</w:t>
+        </w:r>
+      </w:hyperlink>
+      <w:r>
+        <w:rPr>
+          <w:lang w:val="zh_TW" w:bidi="zh_TW"/>
+        </w:rPr>
+        <w:t>，</w:t>
+      </w:r>
+      <w:hyperlink r:id="rId246">
+        <w:r>
+          <w:rPr>
+            <w:lang w:val="zh_TW" w:bidi="zh_TW"/>
+          </w:rPr>
+          <w:rPr>
+            <w:color w:val="0000EE"/>
+            <w:u w:val="single"/>
+          </w:rPr>
+          <w:t>19:5–8</w:t>
+        </w:r>
+      </w:hyperlink>
+      <w:r>
+        <w:rPr>
+          <w:lang w:val="zh_TW" w:bidi="zh_TW"/>
+        </w:rPr>
+        <w:t>）。有別於另一類筵席，那類筵席同樣宰殺牲畜，但無論在任何地方的祭壇皆可進行（</w:t>
+      </w:r>
+      <w:hyperlink r:id="rId247">
+        <w:r>
+          <w:rPr>
+            <w:lang w:val="zh_TW" w:bidi="zh_TW"/>
+          </w:rPr>
+          <w:rPr>
+            <w:color w:val="0000EE"/>
+            <w:u w:val="single"/>
+          </w:rPr>
+          <w:t>申12:16、20–22</w:t>
+        </w:r>
+      </w:hyperlink>
+      <w:r>
+        <w:rPr>
+          <w:lang w:val="zh_TW" w:bidi="zh_TW"/>
+        </w:rPr>
+        <w:t>）。感謝獻平安祭的肉，必須在獻祭當天吃完（</w:t>
+      </w:r>
+      <w:hyperlink r:id="rId248">
+        <w:r>
+          <w:rPr>
+            <w:lang w:val="zh_TW" w:bidi="zh_TW"/>
+          </w:rPr>
+          <w:rPr>
+            <w:color w:val="0000EE"/>
+            <w:u w:val="single"/>
+          </w:rPr>
+          <w:t>利7:15</w:t>
+        </w:r>
+      </w:hyperlink>
+      <w:r>
+        <w:rPr>
+          <w:lang w:val="zh_TW" w:bidi="zh_TW"/>
+        </w:rPr>
+        <w:t>），至於還願祭或甘心祭的肉，則可延至第二日吃完（</w:t>
+      </w:r>
+      <w:hyperlink r:id="rId249">
+        <w:r>
+          <w:rPr>
+            <w:lang w:val="zh_TW" w:bidi="zh_TW"/>
+          </w:rPr>
+          <w:rPr>
+            <w:color w:val="0000EE"/>
+            <w:u w:val="single"/>
+          </w:rPr>
+          <w:t>16–18節</w:t>
+        </w:r>
+      </w:hyperlink>
+      <w:r>
+        <w:rPr>
+          <w:lang w:val="zh_TW" w:bidi="zh_TW"/>
+        </w:rPr>
+        <w:t>）。其餘剩下的，必須在期限屆滿前焚燒。</w:t>
+      </w:r>
+    </w:p>
+    <w:p>
+      <w:pPr/>
+      <w:r>
+        <w:rPr>
+          <w:lang w:val="zh_TW" w:bidi="zh_TW"/>
+        </w:rPr>
+      </w:r>
+      <w:r>
+        <w:rPr>
+          <w:lang w:val="zh_TW" w:bidi="zh_TW"/>
+        </w:rPr>
+        <w:t>只有三次是明確要求獻平安祭：在七七節（</w:t>
+      </w:r>
+      <w:hyperlink r:id="rId107">
+        <w:r>
+          <w:rPr>
+            <w:lang w:val="zh_TW" w:bidi="zh_TW"/>
+          </w:rPr>
+          <w:rPr>
+            <w:color w:val="0000EE"/>
+            <w:u w:val="single"/>
+          </w:rPr>
+          <w:t>利23:19–20</w:t>
+        </w:r>
+      </w:hyperlink>
+      <w:r>
+        <w:rPr>
+          <w:lang w:val="zh_TW" w:bidi="zh_TW"/>
+        </w:rPr>
+        <w:t>）、拿細耳人完成誓願之時（</w:t>
+      </w:r>
+      <w:hyperlink r:id="rId250">
+        <w:r>
+          <w:rPr>
+            <w:lang w:val="zh_TW" w:bidi="zh_TW"/>
+          </w:rPr>
+          <w:rPr>
+            <w:color w:val="0000EE"/>
+            <w:u w:val="single"/>
+          </w:rPr>
+          <w:t>民6:17–20</w:t>
+        </w:r>
+      </w:hyperlink>
+      <w:r>
+        <w:rPr>
+          <w:lang w:val="zh_TW" w:bidi="zh_TW"/>
+        </w:rPr>
+        <w:t>），以及祭司就職禮（</w:t>
+      </w:r>
+      <w:hyperlink r:id="rId251">
+        <w:r>
+          <w:rPr>
+            <w:lang w:val="zh_TW" w:bidi="zh_TW"/>
+          </w:rPr>
+          <w:rPr>
+            <w:color w:val="0000EE"/>
+            <w:u w:val="single"/>
+          </w:rPr>
+          <w:t>出29:19–22、28</w:t>
+        </w:r>
+      </w:hyperlink>
+      <w:r>
+        <w:rPr>
+          <w:lang w:val="zh_TW" w:bidi="zh_TW"/>
+        </w:rPr>
+        <w:t>）。其它公共禮儀場合包括聖殿的奉獻典禮（</w:t>
+      </w:r>
+      <w:hyperlink r:id="rId252">
+        <w:r>
+          <w:rPr>
+            <w:lang w:val="zh_TW" w:bidi="zh_TW"/>
+          </w:rPr>
+          <w:rPr>
+            <w:color w:val="0000EE"/>
+            <w:u w:val="single"/>
+          </w:rPr>
+          <w:t>王上8:63</w:t>
+        </w:r>
+      </w:hyperlink>
+      <w:r>
+        <w:rPr>
+          <w:lang w:val="zh_TW" w:bidi="zh_TW"/>
+        </w:rPr>
+        <w:t>；</w:t>
+      </w:r>
+      <w:hyperlink r:id="rId253">
+        <w:r>
+          <w:rPr>
+            <w:lang w:val="zh_TW" w:bidi="zh_TW"/>
+          </w:rPr>
+          <w:rPr>
+            <w:color w:val="0000EE"/>
+            <w:u w:val="single"/>
+          </w:rPr>
+          <w:t>代下7:5</w:t>
+        </w:r>
+      </w:hyperlink>
+      <w:r>
+        <w:rPr>
+          <w:lang w:val="zh_TW" w:bidi="zh_TW"/>
+        </w:rPr>
+        <w:t>）。在全國層面，平安祭會在某些重大事件後被獻上：如軍事行動勝利告終（</w:t>
+      </w:r>
+      <w:hyperlink r:id="rId254">
+        <w:r>
+          <w:rPr>
+            <w:lang w:val="zh_TW" w:bidi="zh_TW"/>
+          </w:rPr>
+          <w:rPr>
+            <w:color w:val="0000EE"/>
+            <w:u w:val="single"/>
+          </w:rPr>
+          <w:t>撒上11:15</w:t>
+        </w:r>
+      </w:hyperlink>
+      <w:r>
+        <w:rPr>
+          <w:lang w:val="zh_TW" w:bidi="zh_TW"/>
+        </w:rPr>
+        <w:t>）、饑荒或瘟疫止息（</w:t>
+      </w:r>
+      <w:hyperlink r:id="rId255">
+        <w:r>
+          <w:rPr>
+            <w:lang w:val="zh_TW" w:bidi="zh_TW"/>
+          </w:rPr>
+          <w:rPr>
+            <w:color w:val="0000EE"/>
+            <w:u w:val="single"/>
+          </w:rPr>
+          <w:t>撒下24:25</w:t>
+        </w:r>
+      </w:hyperlink>
+      <w:r>
+        <w:rPr>
+          <w:lang w:val="zh_TW" w:bidi="zh_TW"/>
+        </w:rPr>
+        <w:t>）、王位繼承人的確認（</w:t>
+      </w:r>
+      <w:hyperlink r:id="rId256">
+        <w:r>
+          <w:rPr>
+            <w:lang w:val="zh_TW" w:bidi="zh_TW"/>
+          </w:rPr>
+          <w:rPr>
+            <w:color w:val="0000EE"/>
+            <w:u w:val="single"/>
+          </w:rPr>
+          <w:t>王上1:9、19</w:t>
+        </w:r>
+      </w:hyperlink>
+      <w:r>
+        <w:rPr>
+          <w:lang w:val="zh_TW" w:bidi="zh_TW"/>
+        </w:rPr>
+        <w:t>），或宗教復興之時（</w:t>
+      </w:r>
+      <w:hyperlink r:id="rId257">
+        <w:r>
+          <w:rPr>
+            <w:lang w:val="zh_TW" w:bidi="zh_TW"/>
+          </w:rPr>
+          <w:rPr>
+            <w:color w:val="0000EE"/>
+            <w:u w:val="single"/>
+          </w:rPr>
+          <w:t>代下29:31–36</w:t>
+        </w:r>
+      </w:hyperlink>
+      <w:r>
+        <w:rPr>
+          <w:lang w:val="zh_TW" w:bidi="zh_TW"/>
+        </w:rPr>
+        <w:t>）。在地方層面，每年家族團聚時（</w:t>
+      </w:r>
+      <w:hyperlink r:id="rId258">
+        <w:r>
+          <w:rPr>
+            <w:lang w:val="zh_TW" w:bidi="zh_TW"/>
+          </w:rPr>
+          <w:rPr>
+            <w:color w:val="0000EE"/>
+            <w:u w:val="single"/>
+          </w:rPr>
+          <w:t>撒上20:6</w:t>
+        </w:r>
+      </w:hyperlink>
+      <w:r>
+        <w:rPr>
+          <w:lang w:val="zh_TW" w:bidi="zh_TW"/>
+        </w:rPr>
+        <w:t>）或其它節慶場合，例如初熟節的收割（</w:t>
+      </w:r>
+      <w:hyperlink r:id="rId259">
+        <w:r>
+          <w:rPr>
+            <w:lang w:val="zh_TW" w:bidi="zh_TW"/>
+          </w:rPr>
+          <w:rPr>
+            <w:color w:val="0000EE"/>
+            <w:u w:val="single"/>
+          </w:rPr>
+          <w:t>出22:29–31</w:t>
+        </w:r>
+      </w:hyperlink>
+      <w:r>
+        <w:rPr>
+          <w:lang w:val="zh_TW" w:bidi="zh_TW"/>
+        </w:rPr>
+        <w:t>；</w:t>
+      </w:r>
+      <w:hyperlink r:id="rId260">
+        <w:r>
+          <w:rPr>
+            <w:lang w:val="zh_TW" w:bidi="zh_TW"/>
+          </w:rPr>
+          <w:rPr>
+            <w:color w:val="0000EE"/>
+            <w:u w:val="single"/>
+          </w:rPr>
+          <w:t>撒上9:11–14、22–24</w:t>
+        </w:r>
+      </w:hyperlink>
+      <w:r>
+        <w:rPr>
+          <w:lang w:val="zh_TW" w:bidi="zh_TW"/>
+        </w:rPr>
+        <w:t>，</w:t>
+      </w:r>
+      <w:hyperlink r:id="rId261">
+        <w:r>
+          <w:rPr>
+            <w:lang w:val="zh_TW" w:bidi="zh_TW"/>
+          </w:rPr>
+          <w:rPr>
+            <w:color w:val="0000EE"/>
+            <w:u w:val="single"/>
+          </w:rPr>
+          <w:t>16:4–5</w:t>
+        </w:r>
+      </w:hyperlink>
+      <w:r>
+        <w:rPr>
+          <w:lang w:val="zh_TW" w:bidi="zh_TW"/>
+        </w:rPr>
+        <w:t>），也會獻平安祭。</w:t>
+      </w:r>
+    </w:p>
+    <w:p>
+      <w:pPr/>
+      <w:r>
+        <w:rPr>
+          <w:lang w:val="zh_TW" w:bidi="zh_TW"/>
+        </w:rPr>
+      </w:r>
+      <w:r>
+        <w:rPr>
+          <w:lang w:val="zh_TW" w:bidi="zh_TW"/>
+        </w:rPr>
+        <w:t>2. 搖祭。平安祭的第一個部分，要在主面前「搖一搖」，表示祭司是以神代表的身分來食用這一分（其實際動作顯然有點像揮動鋸子或杖，</w:t>
+      </w:r>
+      <w:hyperlink r:id="rId262">
+        <w:r>
+          <w:rPr>
+            <w:lang w:val="zh_TW" w:bidi="zh_TW"/>
+          </w:rPr>
+          <w:rPr>
+            <w:color w:val="0000EE"/>
+            <w:u w:val="single"/>
+          </w:rPr>
+          <w:t>賽10:15</w:t>
+        </w:r>
+      </w:hyperlink>
+      <w:r>
+        <w:rPr>
+          <w:lang w:val="zh_TW" w:bidi="zh_TW"/>
+        </w:rPr>
+        <w:t>）。同樣的專業術語「搖祭」也用於其它類型的祭品：捐贈用於製作宗教器物的貴金屬（</w:t>
+      </w:r>
+      <w:hyperlink r:id="rId263">
+        <w:r>
+          <w:rPr>
+            <w:lang w:val="zh_TW" w:bidi="zh_TW"/>
+          </w:rPr>
+          <w:rPr>
+            <w:color w:val="0000EE"/>
+            <w:u w:val="single"/>
+          </w:rPr>
+          <w:t>出35:22</w:t>
+        </w:r>
+      </w:hyperlink>
+      <w:r>
+        <w:rPr>
+          <w:lang w:val="zh_TW" w:bidi="zh_TW"/>
+        </w:rPr>
+        <w:t>，</w:t>
+      </w:r>
+      <w:hyperlink r:id="rId264">
+        <w:r>
+          <w:rPr>
+            <w:lang w:val="zh_TW" w:bidi="zh_TW"/>
+          </w:rPr>
+          <w:rPr>
+            <w:color w:val="0000EE"/>
+            <w:u w:val="single"/>
+          </w:rPr>
+          <w:t>38:29</w:t>
+        </w:r>
+      </w:hyperlink>
+      <w:r>
+        <w:rPr>
+          <w:lang w:val="zh_TW" w:bidi="zh_TW"/>
+        </w:rPr>
+        <w:t>）和潔淨痲瘋病人的贖愆祭（</w:t>
+      </w:r>
+      <w:hyperlink r:id="rId265">
+        <w:r>
+          <w:rPr>
+            <w:lang w:val="zh_TW" w:bidi="zh_TW"/>
+          </w:rPr>
+          <w:rPr>
+            <w:color w:val="0000EE"/>
+            <w:u w:val="single"/>
+          </w:rPr>
+          <w:t>利14:12</w:t>
+        </w:r>
+      </w:hyperlink>
+      <w:r>
+        <w:rPr>
+          <w:lang w:val="zh_TW" w:bidi="zh_TW"/>
+        </w:rPr>
+        <w:t>）。</w:t>
+      </w:r>
+    </w:p>
+    <w:p>
+      <w:pPr/>
+      <w:r>
+        <w:rPr>
+          <w:lang w:val="zh_TW" w:bidi="zh_TW"/>
+        </w:rPr>
+      </w:r>
+      <w:r>
+        <w:rPr>
+          <w:lang w:val="zh_TW" w:bidi="zh_TW"/>
+        </w:rPr>
+        <w:t>3. 甘心祭。這些禮物是在每年三次的聖會中所獻上的（</w:t>
+      </w:r>
+      <w:hyperlink r:id="rId266">
+        <w:r>
+          <w:rPr>
+            <w:lang w:val="zh_TW" w:bidi="zh_TW"/>
+          </w:rPr>
+          <w:rPr>
+            <w:color w:val="0000EE"/>
+            <w:u w:val="single"/>
+          </w:rPr>
+          <w:t>出23:16</w:t>
+        </w:r>
+      </w:hyperlink>
+      <w:r>
+        <w:rPr>
+          <w:lang w:val="zh_TW" w:bidi="zh_TW"/>
+        </w:rPr>
+        <w:t>，</w:t>
+      </w:r>
+      <w:hyperlink r:id="rId267">
+        <w:r>
+          <w:rPr>
+            <w:lang w:val="zh_TW" w:bidi="zh_TW"/>
+          </w:rPr>
+          <w:rPr>
+            <w:color w:val="0000EE"/>
+            <w:u w:val="single"/>
+          </w:rPr>
+          <w:t>34:20</w:t>
+        </w:r>
+      </w:hyperlink>
+      <w:r>
+        <w:rPr>
+          <w:lang w:val="zh_TW" w:bidi="zh_TW"/>
+        </w:rPr>
+        <w:t>；</w:t>
+      </w:r>
+      <w:hyperlink r:id="rId268">
+        <w:r>
+          <w:rPr>
+            <w:lang w:val="zh_TW" w:bidi="zh_TW"/>
+          </w:rPr>
+          <w:rPr>
+            <w:color w:val="0000EE"/>
+            <w:u w:val="single"/>
+          </w:rPr>
+          <w:t>申16:10、16–17</w:t>
+        </w:r>
+      </w:hyperlink>
+      <w:r>
+        <w:rPr>
+          <w:lang w:val="zh_TW" w:bidi="zh_TW"/>
+        </w:rPr>
+        <w:t>；</w:t>
+      </w:r>
+      <w:hyperlink r:id="rId269">
+        <w:r>
+          <w:rPr>
+            <w:lang w:val="zh_TW" w:bidi="zh_TW"/>
+          </w:rPr>
+          <w:rPr>
+            <w:color w:val="0000EE"/>
+            <w:u w:val="single"/>
+          </w:rPr>
+          <w:t>代下35:8</w:t>
+        </w:r>
+      </w:hyperlink>
+      <w:r>
+        <w:rPr>
+          <w:lang w:val="zh_TW" w:bidi="zh_TW"/>
+        </w:rPr>
+        <w:t>；</w:t>
+      </w:r>
+      <w:hyperlink r:id="rId270">
+        <w:r>
+          <w:rPr>
+            <w:lang w:val="zh_TW" w:bidi="zh_TW"/>
+          </w:rPr>
+          <w:rPr>
+            <w:color w:val="0000EE"/>
+            <w:u w:val="single"/>
+          </w:rPr>
+          <w:t>拉3:5</w:t>
+        </w:r>
+      </w:hyperlink>
+      <w:r>
+        <w:rPr>
+          <w:lang w:val="zh_TW" w:bidi="zh_TW"/>
+        </w:rPr>
+        <w:t>），是自願的（</w:t>
+      </w:r>
+      <w:hyperlink r:id="rId271">
+        <w:r>
+          <w:rPr>
+            <w:lang w:val="zh_TW" w:bidi="zh_TW"/>
+          </w:rPr>
+          <w:rPr>
+            <w:color w:val="0000EE"/>
+            <w:u w:val="single"/>
+          </w:rPr>
+          <w:t>利7:16</w:t>
+        </w:r>
+      </w:hyperlink>
+      <w:r>
+        <w:rPr>
+          <w:lang w:val="zh_TW" w:bidi="zh_TW"/>
+        </w:rPr>
+        <w:t>，</w:t>
+      </w:r>
+      <w:hyperlink r:id="rId272">
+        <w:r>
+          <w:rPr>
+            <w:lang w:val="zh_TW" w:bidi="zh_TW"/>
+          </w:rPr>
+          <w:rPr>
+            <w:color w:val="0000EE"/>
+            <w:u w:val="single"/>
+          </w:rPr>
+          <w:t>22:18、21–23</w:t>
+        </w:r>
+      </w:hyperlink>
+      <w:r>
+        <w:rPr>
+          <w:lang w:val="zh_TW" w:bidi="zh_TW"/>
+        </w:rPr>
+        <w:t>，</w:t>
+      </w:r>
+      <w:hyperlink r:id="rId273">
+        <w:r>
+          <w:rPr>
+            <w:lang w:val="zh_TW" w:bidi="zh_TW"/>
+          </w:rPr>
+          <w:rPr>
+            <w:color w:val="0000EE"/>
+            <w:u w:val="single"/>
+          </w:rPr>
+          <w:t>23:28</w:t>
+        </w:r>
+      </w:hyperlink>
+      <w:r>
+        <w:rPr>
+          <w:lang w:val="zh_TW" w:bidi="zh_TW"/>
+        </w:rPr>
+        <w:t>；</w:t>
+      </w:r>
+      <w:hyperlink r:id="rId274">
+        <w:r>
+          <w:rPr>
+            <w:lang w:val="zh_TW" w:bidi="zh_TW"/>
+          </w:rPr>
+          <w:rPr>
+            <w:color w:val="0000EE"/>
+            <w:u w:val="single"/>
+          </w:rPr>
+          <w:t>民15:3</w:t>
+        </w:r>
+      </w:hyperlink>
+      <w:r>
+        <w:rPr>
+          <w:lang w:val="zh_TW" w:bidi="zh_TW"/>
+        </w:rPr>
+        <w:t>，</w:t>
+      </w:r>
+      <w:hyperlink r:id="rId275">
+        <w:r>
+          <w:rPr>
+            <w:lang w:val="zh_TW" w:bidi="zh_TW"/>
+          </w:rPr>
+          <w:rPr>
+            <w:color w:val="0000EE"/>
+            <w:u w:val="single"/>
+          </w:rPr>
+          <w:t>29:39</w:t>
+        </w:r>
+      </w:hyperlink>
+      <w:r>
+        <w:rPr>
+          <w:lang w:val="zh_TW" w:bidi="zh_TW"/>
+        </w:rPr>
+        <w:t>；</w:t>
+      </w:r>
+      <w:hyperlink r:id="rId276">
+        <w:r>
+          <w:rPr>
+            <w:lang w:val="zh_TW" w:bidi="zh_TW"/>
+          </w:rPr>
+          <w:rPr>
+            <w:color w:val="0000EE"/>
+            <w:u w:val="single"/>
+          </w:rPr>
+          <w:t>申12:6、17</w:t>
+        </w:r>
+      </w:hyperlink>
+      <w:r>
+        <w:rPr>
+          <w:lang w:val="zh_TW" w:bidi="zh_TW"/>
+        </w:rPr>
+        <w:t>）。如同自願祭，甘心祭可以是燔祭，也可以是平安祭（</w:t>
+      </w:r>
+      <w:hyperlink r:id="rId277">
+        <w:r>
+          <w:rPr>
+            <w:lang w:val="zh_TW" w:bidi="zh_TW"/>
+          </w:rPr>
+          <w:rPr>
+            <w:color w:val="0000EE"/>
+            <w:u w:val="single"/>
+          </w:rPr>
+          <w:t>利22:17–24</w:t>
+        </w:r>
+      </w:hyperlink>
+      <w:r>
+        <w:rPr>
+          <w:lang w:val="zh_TW" w:bidi="zh_TW"/>
+        </w:rPr>
+        <w:t>；</w:t>
+      </w:r>
+      <w:hyperlink r:id="rId278">
+        <w:r>
+          <w:rPr>
+            <w:lang w:val="zh_TW" w:bidi="zh_TW"/>
+          </w:rPr>
+          <w:rPr>
+            <w:color w:val="0000EE"/>
+            <w:u w:val="single"/>
+          </w:rPr>
+          <w:t>結46:12</w:t>
+        </w:r>
+      </w:hyperlink>
+      <w:r>
+        <w:rPr>
+          <w:lang w:val="zh_TW" w:bidi="zh_TW"/>
+        </w:rPr>
+        <w:t>）。如果是後者，肉可以在第二天吃，但必須在第三天之前燒掉（</w:t>
+      </w:r>
+      <w:hyperlink r:id="rId279">
+        <w:r>
+          <w:rPr>
+            <w:lang w:val="zh_TW" w:bidi="zh_TW"/>
+          </w:rPr>
+          <w:rPr>
+            <w:color w:val="0000EE"/>
+            <w:u w:val="single"/>
+          </w:rPr>
+          <w:t>利7:16–17</w:t>
+        </w:r>
+      </w:hyperlink>
+      <w:r>
+        <w:rPr>
+          <w:lang w:val="zh_TW" w:bidi="zh_TW"/>
+        </w:rPr>
+        <w:t>）。與其它一些平安祭不同，被獻祭的牲畜可以有一肢長於另一肢（</w:t>
+      </w:r>
+      <w:hyperlink r:id="rId232">
+        <w:r>
+          <w:rPr>
+            <w:lang w:val="zh_TW" w:bidi="zh_TW"/>
+          </w:rPr>
+          <w:rPr>
+            <w:color w:val="0000EE"/>
+            <w:u w:val="single"/>
+          </w:rPr>
+          <w:t>22:23</w:t>
+        </w:r>
+      </w:hyperlink>
+      <w:r>
+        <w:rPr>
+          <w:lang w:val="zh_TW" w:bidi="zh_TW"/>
+        </w:rPr>
+        <w:t>）。</w:t>
+      </w:r>
+    </w:p>
+    <w:p>
+      <w:pPr/>
+      <w:r>
+        <w:rPr>
+          <w:lang w:val="zh_TW" w:bidi="zh_TW"/>
+        </w:rPr>
+      </w:r>
+      <w:r>
+        <w:rPr>
+          <w:lang w:val="zh_TW" w:bidi="zh_TW"/>
+        </w:rPr>
+        <w:t>4. 按立祭。這個希伯來詞語用來指寶石的鑲座（</w:t>
+      </w:r>
+      <w:hyperlink r:id="rId280">
+        <w:r>
+          <w:rPr>
+            <w:lang w:val="zh_TW" w:bidi="zh_TW"/>
+          </w:rPr>
+          <w:rPr>
+            <w:color w:val="0000EE"/>
+            <w:u w:val="single"/>
+          </w:rPr>
+          <w:t>出25:7，</w:t>
+        </w:r>
+      </w:hyperlink>
+      <w:hyperlink r:id="rId281">
+        <w:r>
+          <w:rPr>
+            <w:lang w:val="zh_TW" w:bidi="zh_TW"/>
+          </w:rPr>
+          <w:rPr>
+            <w:color w:val="0000EE"/>
+            <w:u w:val="single"/>
+          </w:rPr>
+          <w:t>35:9、27</w:t>
+        </w:r>
+      </w:hyperlink>
+      <w:r>
+        <w:rPr>
+          <w:lang w:val="zh_TW" w:bidi="zh_TW"/>
+        </w:rPr>
+        <w:t>；</w:t>
+      </w:r>
+      <w:hyperlink r:id="rId282">
+        <w:r>
+          <w:rPr>
+            <w:lang w:val="zh_TW" w:bidi="zh_TW"/>
+          </w:rPr>
+          <w:rPr>
+            <w:color w:val="0000EE"/>
+            <w:u w:val="single"/>
+          </w:rPr>
+          <w:t>代上29:2</w:t>
+        </w:r>
+      </w:hyperlink>
+      <w:r>
+        <w:rPr>
+          <w:lang w:val="zh_TW" w:bidi="zh_TW"/>
+        </w:rPr>
+        <w:t>），因此「按立」似乎是一個合適的翻譯。它與「按手」的行動有關，這是一種將某人分別為聖、委任其擔任神聖職分的禮儀動作（</w:t>
+      </w:r>
+      <w:hyperlink r:id="rId283">
+        <w:r>
+          <w:rPr>
+            <w:lang w:val="zh_TW" w:bidi="zh_TW"/>
+          </w:rPr>
+          <w:rPr>
+            <w:color w:val="0000EE"/>
+            <w:u w:val="single"/>
+          </w:rPr>
+          <w:t>出28:41</w:t>
+        </w:r>
+      </w:hyperlink>
+      <w:r>
+        <w:rPr>
+          <w:lang w:val="zh_TW" w:bidi="zh_TW"/>
+        </w:rPr>
+        <w:t>，參</w:t>
+      </w:r>
+      <w:hyperlink r:id="rId284">
+        <w:r>
+          <w:rPr>
+            <w:lang w:val="zh_TW" w:bidi="zh_TW"/>
+          </w:rPr>
+          <w:rPr>
+            <w:color w:val="0000EE"/>
+            <w:u w:val="single"/>
+          </w:rPr>
+          <w:t>32:29</w:t>
+        </w:r>
+      </w:hyperlink>
+      <w:r>
+        <w:rPr>
+          <w:lang w:val="zh_TW" w:bidi="zh_TW"/>
+        </w:rPr>
+        <w:t>），並要求禮儀上的潔淨與屬靈的委身（</w:t>
+      </w:r>
+      <w:hyperlink r:id="rId285">
+        <w:r>
+          <w:rPr>
+            <w:lang w:val="zh_TW" w:bidi="zh_TW"/>
+          </w:rPr>
+          <w:rPr>
+            <w:color w:val="0000EE"/>
+            <w:u w:val="single"/>
+          </w:rPr>
+          <w:t>代下29:31</w:t>
+        </w:r>
+      </w:hyperlink>
+      <w:r>
+        <w:rPr>
+          <w:lang w:val="zh_TW" w:bidi="zh_TW"/>
+        </w:rPr>
+        <w:t>）。首次祭司就職時所行使的按立禮細節，載於兩處經文（</w:t>
+      </w:r>
+      <w:hyperlink r:id="rId134">
+        <w:r>
+          <w:rPr>
+            <w:lang w:val="zh_TW" w:bidi="zh_TW"/>
+          </w:rPr>
+          <w:rPr>
+            <w:color w:val="0000EE"/>
+            <w:u w:val="single"/>
+          </w:rPr>
+          <w:t>出29:19–34</w:t>
+        </w:r>
+      </w:hyperlink>
+      <w:r>
+        <w:rPr>
+          <w:lang w:val="zh_TW" w:bidi="zh_TW"/>
+        </w:rPr>
+        <w:t>；</w:t>
+      </w:r>
+      <w:hyperlink r:id="rId286">
+        <w:r>
+          <w:rPr>
+            <w:lang w:val="zh_TW" w:bidi="zh_TW"/>
+          </w:rPr>
+          <w:rPr>
+            <w:color w:val="0000EE"/>
+            <w:u w:val="single"/>
+          </w:rPr>
+          <w:t>利8:22–32</w:t>
+        </w:r>
+      </w:hyperlink>
+      <w:r>
+        <w:rPr>
+          <w:lang w:val="zh_TW" w:bidi="zh_TW"/>
+        </w:rPr>
+        <w:t>）。</w:t>
+      </w:r>
+    </w:p>
+    <w:p>
+      <w:pPr/>
+      <w:r>
+        <w:rPr>
+          <w:lang w:val="zh_TW" w:bidi="zh_TW"/>
+        </w:rPr>
+      </w:r>
+      <w:r>
+        <w:rPr>
+          <w:i/>
+          <w:lang w:val="zh_TW" w:bidi="zh_TW"/>
+        </w:rPr>
+        <w:t>另見</w:t>
+      </w:r>
+      <w:r>
+        <w:rPr>
+          <w:lang w:val="zh_TW" w:bidi="zh_TW"/>
+        </w:rPr>
+        <w:t>贖罪</w:t>
+      </w:r>
+      <w:r>
+        <w:rPr>
+          <w:lang w:val="zh_TW" w:bidi="zh_TW"/>
+        </w:rPr>
+        <w:t>；</w:t>
+      </w:r>
+      <w:r>
+        <w:rPr>
+          <w:lang w:val="zh_TW" w:bidi="zh_TW"/>
+        </w:rPr>
+        <w:t>關於潔淨與不潔淨的條例</w:t>
+      </w:r>
+      <w:r>
+        <w:rPr>
+          <w:lang w:val="zh_TW" w:bidi="zh_TW"/>
+        </w:rPr>
+        <w:t>；</w:t>
+      </w:r>
+      <w:r>
+        <w:rPr>
+          <w:lang w:val="zh_TW" w:bidi="zh_TW"/>
+        </w:rPr>
+        <w:t>以色列的筵席和節期</w:t>
+      </w:r>
+      <w:r>
+        <w:rPr>
+          <w:lang w:val="zh_TW" w:bidi="zh_TW"/>
+        </w:rPr>
+        <w:t>；</w:t>
+      </w:r>
+      <w:r>
+        <w:rPr>
+          <w:lang w:val="zh_TW" w:bidi="zh_TW"/>
+        </w:rPr>
+        <w:t>會幕</w:t>
+      </w:r>
+      <w:r>
+        <w:rPr>
+          <w:lang w:val="zh_TW" w:bidi="zh_TW"/>
+        </w:rPr>
+        <w:t>；</w:t>
+      </w:r>
+      <w:r>
+        <w:rPr>
+          <w:lang w:val="zh_TW" w:bidi="zh_TW"/>
+        </w:rPr>
+        <w:t>聖殿</w:t>
+      </w:r>
+      <w:r>
+        <w:rPr>
+          <w:lang w:val="zh_TW" w:bidi="zh_TW"/>
+        </w:rPr>
+        <w:t>。</w:t>
       </w:r>
       <w:r>
         <w:rPr>
@@ -2951,12 +8831,6 @@
   <w:num w:numId="13" w16cid:durableId="592781308">
     <w:abstractNumId w:val="11"/>
   </w:num>
-  <w:num w:numId="14">
-    <w:abstractNumId w:val="3"/>
-    <w:lvlOverride w:ilvl="0">
-      <w:startOverride w:val="1"/>
-    </w:lvlOverride>
-  </w:num>
   <w:numIdMacAtCleanup w:val="10"/>
 </w:numbering>
 </file>

--- a/zht/docx/047.content.docx
+++ b/zht/docx/047.content.docx
@@ -19,7 +19,7 @@
         <w:rPr>
           <w:lang w:val="zh_TW" w:bidi="zh_TW"/>
         </w:rPr>
-        <w:t>Resource: Tyndale Open Bible Dictionary</w:t>
+        <w:t>Resource: Aquifer Open Bible Dictionary</w:t>
       </w:r>
       <w:r>
         <w:rPr>
@@ -112,7 +112,7 @@
         <w:rPr>
           <w:lang w:val="zh_TW" w:bidi="zh_TW"/>
         </w:rPr>
-        <w:t>Tyndale Open Bible Dictionary</w:t>
+        <w:t>Aquifer Open Bible Dictionary</w:t>
       </w:r>
     </w:p>
     <w:p>

--- a/zht/docx/047.content.docx
+++ b/zht/docx/047.content.docx
@@ -149,7 +149,7 @@
         <w:rPr>
           <w:lang w:val="zh_TW" w:bidi="zh_TW"/>
         </w:rPr>
-        <w:t>geng</w:t>
+        <w:t>gao</w:t>
       </w:r>
       <w:r>
         <w:rPr>
@@ -212,7 +212,7 @@
         <w:rPr>
           <w:lang w:val="zh_TW" w:bidi="zh_TW"/>
         </w:rPr>
-        <w:t>更</w:t>
+        <w:t>高拉尼提斯</w:t>
       </w:r>
       <w:r>
         <w:rPr>
@@ -231,7 +231,154 @@
         <w:rPr>
           <w:lang w:val="zh_TW" w:bidi="zh_TW"/>
         </w:rPr>
-        <w:t>在舊約和新約中用來劃分夜晚的一段時間。</w:t>
+        <w:t>一個位於加利利海以東的小省，位於黑門山與</w:t>
+      </w:r>
+      <w:r>
+        <w:rPr>
+          <w:lang w:val="zh_TW" w:bidi="zh_TW"/>
+        </w:rPr>
+        <w:t>亞爾穆克河（</w:t>
+      </w:r>
+      <w:r>
+        <w:rPr>
+          <w:lang w:val="zh_TW" w:bidi="zh_TW"/>
+        </w:rPr>
+        <w:t>Yarmuk River</w:t>
+      </w:r>
+      <w:r>
+        <w:rPr>
+          <w:lang w:val="zh_TW" w:bidi="zh_TW"/>
+        </w:rPr>
+        <w:t>）</w:t>
+      </w:r>
+      <w:r>
+        <w:rPr>
+          <w:lang w:val="zh_TW" w:bidi="zh_TW"/>
+        </w:rPr>
+        <w:t>之間，可能延伸至約旦河。該地得名於古城哥蘭（Golan）。考古學家在距加利利海以東約17英里（27公里）處發現了大量被認為是哥蘭的遺址。摩西曾將哥蘭命名為約旦河東方瑪拿西半支派的逃城（</w:t>
+      </w:r>
+      <w:hyperlink r:id="rId13">
+        <w:r>
+          <w:rPr>
+            <w:lang w:val="zh_TW" w:bidi="zh_TW"/>
+          </w:rPr>
+          <w:rPr>
+            <w:color w:val="0000EE"/>
+            <w:u w:val="single"/>
+          </w:rPr>
+          <w:t>申4:41、43</w:t>
+        </w:r>
+      </w:hyperlink>
+      <w:r>
+        <w:rPr>
+          <w:lang w:val="zh_TW" w:bidi="zh_TW"/>
+        </w:rPr>
+        <w:t>），約書亞將其分配給革順族利未人（</w:t>
+      </w:r>
+      <w:hyperlink r:id="rId14">
+        <w:r>
+          <w:rPr>
+            <w:lang w:val="zh_TW" w:bidi="zh_TW"/>
+          </w:rPr>
+          <w:rPr>
+            <w:color w:val="0000EE"/>
+            <w:u w:val="single"/>
+          </w:rPr>
+          <w:t>書20:8，</w:t>
+        </w:r>
+      </w:hyperlink>
+      <w:hyperlink r:id="rId15">
+        <w:r>
+          <w:rPr>
+            <w:lang w:val="zh_TW" w:bidi="zh_TW"/>
+          </w:rPr>
+          <w:rPr>
+            <w:color w:val="0000EE"/>
+            <w:u w:val="single"/>
+          </w:rPr>
+          <w:t>21:27</w:t>
+        </w:r>
+      </w:hyperlink>
+      <w:r>
+        <w:rPr>
+          <w:lang w:val="zh_TW" w:bidi="zh_TW"/>
+        </w:rPr>
+        <w:t>；</w:t>
+      </w:r>
+      <w:hyperlink r:id="rId16">
+        <w:r>
+          <w:rPr>
+            <w:lang w:val="zh_TW" w:bidi="zh_TW"/>
+          </w:rPr>
+          <w:rPr>
+            <w:color w:val="0000EE"/>
+            <w:u w:val="single"/>
+          </w:rPr>
+          <w:t>代上6:71</w:t>
+        </w:r>
+      </w:hyperlink>
+      <w:r>
+        <w:rPr>
+          <w:lang w:val="zh_TW" w:bidi="zh_TW"/>
+        </w:rPr>
+        <w:t>）。根據約瑟夫（Josephus）的記載，亞歷山大·詹納烏斯（Alexander Janneus）在此地遭受重創，後來摧毀了該城（</w:t>
+      </w:r>
+      <w:r>
+        <w:rPr>
+          <w:i/>
+          <w:lang w:val="zh_TW" w:bidi="zh_TW"/>
+        </w:rPr>
+        <w:t>猶太古史記</w:t>
+      </w:r>
+      <w:r>
+        <w:rPr>
+          <w:lang w:val="zh_TW" w:bidi="zh_TW"/>
+        </w:rPr>
+        <w:t xml:space="preserve"> 8.2.3）。約瑟夫還提到一位名叫猶大的人曾在此地發動稅務起義（18.1.1），而路加稱他為加利利人（</w:t>
+      </w:r>
+      <w:hyperlink r:id="rId17">
+        <w:r>
+          <w:rPr>
+            <w:lang w:val="zh_TW" w:bidi="zh_TW"/>
+          </w:rPr>
+          <w:rPr>
+            <w:color w:val="0000EE"/>
+            <w:u w:val="single"/>
+          </w:rPr>
+          <w:t>徒5:37</w:t>
+        </w:r>
+      </w:hyperlink>
+      <w:r>
+        <w:rPr>
+          <w:lang w:val="zh_TW" w:bidi="zh_TW"/>
+        </w:rPr>
+        <w:t>）。後來，約瑟夫也稱他為加利利人（</w:t>
+      </w:r>
+      <w:r>
+        <w:rPr>
+          <w:i/>
+          <w:lang w:val="zh_TW" w:bidi="zh_TW"/>
+        </w:rPr>
+        <w:t>猶太古史記</w:t>
+      </w:r>
+      <w:r>
+        <w:rPr>
+          <w:lang w:val="zh_TW" w:bidi="zh_TW"/>
+        </w:rPr>
+        <w:t xml:space="preserve"> 20.5.2；</w:t>
+      </w:r>
+      <w:r>
+        <w:rPr>
+          <w:i/>
+          <w:lang w:val="zh_TW" w:bidi="zh_TW"/>
+        </w:rPr>
+        <w:t>猶太戰史</w:t>
+      </w:r>
+      <w:r>
+        <w:rPr>
+          <w:lang w:val="zh_TW" w:bidi="zh_TW"/>
+        </w:rPr>
+        <w:t xml:space="preserve"> 2.8.1）。這位猶大很可能在不同時期居住在這些地方。</w:t>
       </w:r>
     </w:p>
     <w:p>
@@ -245,7 +392,1688 @@
         <w:rPr>
           <w:lang w:val="zh_TW" w:bidi="zh_TW"/>
         </w:rPr>
-        <w:t>在舊約聖經時期，夜被分為三個更次（守衛班次）：</w:t>
+        <w:t>公元前4年，希律王去世後，其子腓力繼承了</w:t>
+      </w:r>
+      <w:r>
+        <w:rPr>
+          <w:lang w:val="zh_TW" w:bidi="zh_TW"/>
+        </w:rPr>
+        <w:t>高拉尼提斯</w:t>
+      </w:r>
+      <w:r>
+        <w:rPr>
+          <w:lang w:val="zh_TW" w:bidi="zh_TW"/>
+        </w:rPr>
+        <w:t>，將他的首都設在伯賽大猶利亞城（Julias），該城由他重建並以凱撒奧古斯都的女兒命名。耶穌曾到過此地（</w:t>
+      </w:r>
+      <w:hyperlink r:id="rId18">
+        <w:r>
+          <w:rPr>
+            <w:lang w:val="zh_TW" w:bidi="zh_TW"/>
+          </w:rPr>
+          <w:rPr>
+            <w:color w:val="0000EE"/>
+            <w:u w:val="single"/>
+          </w:rPr>
+          <w:t>可6:45，</w:t>
+        </w:r>
+      </w:hyperlink>
+      <w:hyperlink r:id="rId19">
+        <w:r>
+          <w:rPr>
+            <w:lang w:val="zh_TW" w:bidi="zh_TW"/>
+          </w:rPr>
+          <w:rPr>
+            <w:color w:val="0000EE"/>
+            <w:u w:val="single"/>
+          </w:rPr>
+          <w:t>8:22</w:t>
+        </w:r>
+      </w:hyperlink>
+      <w:r>
+        <w:rPr>
+          <w:lang w:val="zh_TW" w:bidi="zh_TW"/>
+        </w:rPr>
+        <w:t>），該地直到公元66年猶太戰爭爆發前，一直處於羅馬的嚴密統治之下。隨後，猶太起義者曾藏匿於該城的高地，羅馬人在此地進行了多次戰役。</w:t>
+      </w:r>
+    </w:p>
+    <w:p>
+      <w:pPr/>
+      <w:r>
+        <w:rPr>
+          <w:lang w:val="zh_TW" w:bidi="zh_TW"/>
+        </w:rPr>
+      </w:r>
+      <w:r>
+        <w:rPr>
+          <w:i/>
+          <w:lang w:val="zh_TW" w:bidi="zh_TW"/>
+        </w:rPr>
+        <w:t>另見</w:t>
+      </w:r>
+      <w:r>
+        <w:rPr>
+          <w:lang w:val="zh_TW" w:bidi="zh_TW"/>
+        </w:rPr>
+        <w:t xml:space="preserve"> </w:t>
+      </w:r>
+      <w:r>
+        <w:rPr>
+          <w:lang w:val="zh_TW" w:bidi="zh_TW"/>
+        </w:rPr>
+        <w:t>哥蘭</w:t>
+      </w:r>
+      <w:r>
+        <w:rPr>
+          <w:lang w:val="zh_TW" w:bidi="zh_TW"/>
+        </w:rPr>
+        <w:t>；</w:t>
+      </w:r>
+      <w:r>
+        <w:rPr>
+          <w:lang w:val="zh_TW" w:bidi="zh_TW"/>
+        </w:rPr>
+        <w:t>希律，希律家族</w:t>
+      </w:r>
+      <w:r>
+        <w:rPr>
+          <w:lang w:val="zh_TW" w:bidi="zh_TW"/>
+        </w:rPr>
+        <w:t>。</w:t>
+      </w:r>
+      <w:r>
+        <w:rPr>
+          <w:lang w:val="zh_TW" w:bidi="zh_TW"/>
+        </w:rPr>
+      </w:r>
+      <w:r>
+        <w:rPr>
+          <w:lang w:val="zh_TW" w:bidi="zh_TW"/>
+        </w:rPr>
+      </w:r>
+    </w:p>
+    <w:p>
+      <w:pPr/>
+      <w:r>
+        <w:rPr>
+          <w:lang w:val="zh_TW" w:bidi="zh_TW"/>
+        </w:rPr>
+      </w:r>
+    </w:p>
+    <w:p>
+      <w:pPr>
+        <w:pStyle w:val="Heading2"/>
+      </w:pPr>
+      <w:r>
+        <w:rPr>
+          <w:lang w:val="zh_TW" w:bidi="zh_TW"/>
+        </w:rPr>
+        <w:t>膏抹</w:t>
+      </w:r>
+      <w:r>
+        <w:rPr>
+          <w:lang w:val="zh_TW" w:bidi="zh_TW"/>
+        </w:rPr>
+      </w:r>
+    </w:p>
+    <w:p>
+      <w:pPr/>
+      <w:r>
+        <w:rPr>
+          <w:lang w:val="zh_TW" w:bidi="zh_TW"/>
+        </w:rPr>
+      </w:r>
+      <w:r>
+        <w:rPr>
+          <w:lang w:val="zh_TW" w:bidi="zh_TW"/>
+        </w:rPr>
+        <w:t>將油或香膏塗抹於人或物上，作為儀式或典禮的一部分。</w:t>
+      </w:r>
+    </w:p>
+    <w:p>
+      <w:pPr/>
+      <w:r>
+        <w:rPr>
+          <w:lang w:val="zh_TW" w:bidi="zh_TW"/>
+        </w:rPr>
+      </w:r>
+      <w:r>
+        <w:rPr>
+          <w:lang w:val="zh_TW" w:bidi="zh_TW"/>
+        </w:rPr>
+        <w:t>膏抹這個希伯來文詞語首次出現在</w:t>
+      </w:r>
+      <w:hyperlink r:id="rId20">
+        <w:r>
+          <w:rPr>
+            <w:lang w:val="zh_TW" w:bidi="zh_TW"/>
+          </w:rPr>
+          <w:rPr>
+            <w:color w:val="0000EE"/>
+            <w:u w:val="single"/>
+          </w:rPr>
+          <w:t>創世記三十一章13節</w:t>
+        </w:r>
+      </w:hyperlink>
+      <w:r>
+        <w:rPr>
+          <w:lang w:val="zh_TW" w:bidi="zh_TW"/>
+        </w:rPr>
+        <w:t>，當時雅各將油澆在伯特利的石頭上（</w:t>
+      </w:r>
+      <w:hyperlink r:id="rId21">
+        <w:r>
+          <w:rPr>
+            <w:lang w:val="zh_TW" w:bidi="zh_TW"/>
+          </w:rPr>
+          <w:rPr>
+            <w:color w:val="0000EE"/>
+            <w:u w:val="single"/>
+          </w:rPr>
+          <w:t>創28:18</w:t>
+        </w:r>
+      </w:hyperlink>
+      <w:r>
+        <w:rPr>
+          <w:lang w:val="zh_TW" w:bidi="zh_TW"/>
+        </w:rPr>
+        <w:t>–</w:t>
+      </w:r>
+      <w:hyperlink r:id="rId21">
+        <w:r>
+          <w:rPr>
+            <w:lang w:val="zh_TW" w:bidi="zh_TW"/>
+          </w:rPr>
+          <w:rPr>
+            <w:color w:val="0000EE"/>
+            <w:u w:val="single"/>
+          </w:rPr>
+          <w:t>19</w:t>
+        </w:r>
+      </w:hyperlink>
+      <w:r>
+        <w:rPr>
+          <w:lang w:val="zh_TW" w:bidi="zh_TW"/>
+        </w:rPr>
+        <w:t>），後來又重複了這一儀式（</w:t>
+      </w:r>
+      <w:hyperlink r:id="rId22">
+        <w:r>
+          <w:rPr>
+            <w:lang w:val="zh_TW" w:bidi="zh_TW"/>
+          </w:rPr>
+          <w:rPr>
+            <w:color w:val="0000EE"/>
+            <w:u w:val="single"/>
+          </w:rPr>
+          <w:t>創35:9</w:t>
+        </w:r>
+      </w:hyperlink>
+      <w:r>
+        <w:rPr>
+          <w:lang w:val="zh_TW" w:bidi="zh_TW"/>
+        </w:rPr>
+        <w:t>–</w:t>
+      </w:r>
+      <w:hyperlink r:id="rId22">
+        <w:r>
+          <w:rPr>
+            <w:lang w:val="zh_TW" w:bidi="zh_TW"/>
+          </w:rPr>
+          <w:rPr>
+            <w:color w:val="0000EE"/>
+            <w:u w:val="single"/>
+          </w:rPr>
+          <w:t>15</w:t>
+        </w:r>
+      </w:hyperlink>
+      <w:r>
+        <w:rPr>
+          <w:lang w:val="zh_TW" w:bidi="zh_TW"/>
+        </w:rPr>
+        <w:t>）。這是一種宗教儀式，表示該地的被分別為聖，為神所用。</w:t>
+      </w:r>
+    </w:p>
+    <w:p>
+      <w:pPr/>
+      <w:r>
+        <w:rPr>
+          <w:lang w:val="zh_TW" w:bidi="zh_TW"/>
+        </w:rPr>
+      </w:r>
+      <w:r>
+        <w:rPr>
+          <w:lang w:val="zh_TW" w:bidi="zh_TW"/>
+        </w:rPr>
+        <w:t>膏抹作為宗教行為，象徵受膏者具備某些神的特質。自古以來，希伯來人以油膏抹新領袖的頭，以示他們開始在群體中的職分。這種做法同樣用於分別器物，專為神使用。</w:t>
+      </w:r>
+    </w:p>
+    <w:p>
+      <w:pPr/>
+      <w:r>
+        <w:rPr>
+          <w:lang w:val="zh_TW" w:bidi="zh_TW"/>
+        </w:rPr>
+      </w:r>
+      <w:r>
+        <w:rPr>
+          <w:lang w:val="zh_TW" w:bidi="zh_TW"/>
+        </w:rPr>
+        <w:t>聖經並未詳細記錄如何為正式的事物或人膏抹。例如，雅各只是將油澆在石頭上，並說了一些話。當撒母耳（一位先知和士師）膏抹以色列的第一位王掃羅時，他先將掃羅帶到一旁教導他（</w:t>
+      </w:r>
+      <w:hyperlink r:id="rId23">
+        <w:r>
+          <w:rPr>
+            <w:lang w:val="zh_TW" w:bidi="zh_TW"/>
+          </w:rPr>
+          <w:rPr>
+            <w:color w:val="0000EE"/>
+            <w:u w:val="single"/>
+          </w:rPr>
+          <w:t>撒上9:25</w:t>
+        </w:r>
+      </w:hyperlink>
+      <w:r>
+        <w:rPr>
+          <w:lang w:val="zh_TW" w:bidi="zh_TW"/>
+        </w:rPr>
+        <w:t>–</w:t>
+      </w:r>
+      <w:hyperlink r:id="rId23">
+        <w:r>
+          <w:rPr>
+            <w:lang w:val="zh_TW" w:bidi="zh_TW"/>
+          </w:rPr>
+          <w:rPr>
+            <w:color w:val="0000EE"/>
+            <w:u w:val="single"/>
+          </w:rPr>
+          <w:t>27</w:t>
+        </w:r>
+      </w:hyperlink>
+      <w:r>
+        <w:rPr>
+          <w:lang w:val="zh_TW" w:bidi="zh_TW"/>
+        </w:rPr>
+        <w:t>），然後撒母耳「拿瓶膏油倒在掃羅的頭上，與他親嘴，說：『這不是耶和華膏你作他產業的君嗎？』」（</w:t>
+      </w:r>
+      <w:hyperlink r:id="rId24">
+        <w:r>
+          <w:rPr>
+            <w:lang w:val="zh_TW" w:bidi="zh_TW"/>
+          </w:rPr>
+          <w:rPr>
+            <w:color w:val="0000EE"/>
+            <w:u w:val="single"/>
+          </w:rPr>
+          <w:t>撒上10:1</w:t>
+        </w:r>
+      </w:hyperlink>
+      <w:r>
+        <w:rPr>
+          <w:lang w:val="zh_TW" w:bidi="zh_TW"/>
+        </w:rPr>
+        <w:t>）。</w:t>
+      </w:r>
+    </w:p>
+    <w:p>
+      <w:pPr/>
+      <w:r>
+        <w:rPr>
+          <w:lang w:val="zh_TW" w:bidi="zh_TW"/>
+        </w:rPr>
+      </w:r>
+      <w:r>
+        <w:rPr>
+          <w:lang w:val="zh_TW" w:bidi="zh_TW"/>
+        </w:rPr>
+        <w:t>為了膏抹會幕（敬拜用的特別帳幕）及其祭司，以色列人製作了一種特別的油，由技藝精湛香料製造者，將上品的香料（沒藥、香肉桂、菖蒲、桂皮）與橄欖油混合而成（</w:t>
+      </w:r>
+      <w:hyperlink r:id="rId25">
+        <w:r>
+          <w:rPr>
+            <w:lang w:val="zh_TW" w:bidi="zh_TW"/>
+          </w:rPr>
+          <w:rPr>
+            <w:color w:val="0000EE"/>
+            <w:u w:val="single"/>
+          </w:rPr>
+          <w:t>出30:22</w:t>
+        </w:r>
+      </w:hyperlink>
+      <w:r>
+        <w:rPr>
+          <w:lang w:val="zh_TW" w:bidi="zh_TW"/>
+        </w:rPr>
+        <w:t>–</w:t>
+      </w:r>
+      <w:hyperlink r:id="rId25">
+        <w:r>
+          <w:rPr>
+            <w:lang w:val="zh_TW" w:bidi="zh_TW"/>
+          </w:rPr>
+          <w:rPr>
+            <w:color w:val="0000EE"/>
+            <w:u w:val="single"/>
+          </w:rPr>
+          <w:t>25</w:t>
+        </w:r>
+      </w:hyperlink>
+      <w:r>
+        <w:rPr>
+          <w:lang w:val="zh_TW" w:bidi="zh_TW"/>
+        </w:rPr>
+        <w:t>）。</w:t>
+      </w:r>
+    </w:p>
+    <w:p>
+      <w:pPr/>
+      <w:r>
+        <w:rPr>
+          <w:lang w:val="zh_TW" w:bidi="zh_TW"/>
+        </w:rPr>
+      </w:r>
+      <w:r>
+        <w:rPr>
+          <w:lang w:val="zh_TW" w:bidi="zh_TW"/>
+        </w:rPr>
+        <w:t>耶和華指示以色列人，要膏抹所有為神分別為聖的事物和人，包括會幕、約櫃、桌子及其器具、燈台及其器具、香壇、燔祭壇、洗濯盆，以及大祭司亞倫和他的兒子（</w:t>
+      </w:r>
+      <w:hyperlink r:id="rId26">
+        <w:r>
+          <w:rPr>
+            <w:lang w:val="zh_TW" w:bidi="zh_TW"/>
+          </w:rPr>
+          <w:rPr>
+            <w:color w:val="0000EE"/>
+            <w:u w:val="single"/>
+          </w:rPr>
+          <w:t>出30:26</w:t>
+        </w:r>
+      </w:hyperlink>
+      <w:r>
+        <w:rPr>
+          <w:lang w:val="zh_TW" w:bidi="zh_TW"/>
+        </w:rPr>
+        <w:t>–</w:t>
+      </w:r>
+      <w:hyperlink r:id="rId26">
+        <w:r>
+          <w:rPr>
+            <w:lang w:val="zh_TW" w:bidi="zh_TW"/>
+          </w:rPr>
+          <w:rPr>
+            <w:color w:val="0000EE"/>
+            <w:u w:val="single"/>
+          </w:rPr>
+          <w:t>32</w:t>
+        </w:r>
+      </w:hyperlink>
+      <w:r>
+        <w:rPr>
+          <w:lang w:val="zh_TW" w:bidi="zh_TW"/>
+        </w:rPr>
+        <w:t>）。這使至聖所配有聖潔的家具、聖潔的敬拜工具和聖潔的祭司，這些都被分別為聖，專屬於神。</w:t>
+      </w:r>
+    </w:p>
+    <w:p>
+      <w:pPr/>
+      <w:r>
+        <w:rPr>
+          <w:lang w:val="zh_TW" w:bidi="zh_TW"/>
+        </w:rPr>
+      </w:r>
+      <w:r>
+        <w:rPr>
+          <w:lang w:val="zh_TW" w:bidi="zh_TW"/>
+        </w:rPr>
+        <w:t>在以色列，三種主要的職分均要被膏抹：先知、祭司和君王。先知有時通過正式的膏抹開始其事奉，但並不總是如此（</w:t>
+      </w:r>
+      <w:hyperlink r:id="rId27">
+        <w:r>
+          <w:rPr>
+            <w:lang w:val="zh_TW" w:bidi="zh_TW"/>
+          </w:rPr>
+          <w:rPr>
+            <w:color w:val="0000EE"/>
+            <w:u w:val="single"/>
+          </w:rPr>
+          <w:t>王上19:16</w:t>
+        </w:r>
+      </w:hyperlink>
+      <w:r>
+        <w:rPr>
+          <w:lang w:val="zh_TW" w:bidi="zh_TW"/>
+        </w:rPr>
+        <w:t>）。人們可以稱他們為神的受膏者（</w:t>
+      </w:r>
+      <w:hyperlink r:id="rId28">
+        <w:r>
+          <w:rPr>
+            <w:lang w:val="zh_TW" w:bidi="zh_TW"/>
+          </w:rPr>
+          <w:rPr>
+            <w:color w:val="0000EE"/>
+            <w:u w:val="single"/>
+          </w:rPr>
+          <w:t>代上16:22</w:t>
+        </w:r>
+      </w:hyperlink>
+      <w:r>
+        <w:rPr>
+          <w:lang w:val="zh_TW" w:bidi="zh_TW"/>
+        </w:rPr>
+        <w:t>；</w:t>
+      </w:r>
+      <w:hyperlink r:id="rId29">
+        <w:r>
+          <w:rPr>
+            <w:lang w:val="zh_TW" w:bidi="zh_TW"/>
+          </w:rPr>
+          <w:rPr>
+            <w:color w:val="0000EE"/>
+            <w:u w:val="single"/>
+          </w:rPr>
+          <w:t>詩105:15</w:t>
+        </w:r>
+      </w:hyperlink>
+      <w:r>
+        <w:rPr>
+          <w:lang w:val="zh_TW" w:bidi="zh_TW"/>
+        </w:rPr>
+        <w:t>）。當利未祭司職分開始時，所有祭司都被膏抹，包括亞倫的兒子和亞倫本人（</w:t>
+      </w:r>
+      <w:hyperlink r:id="rId30">
+        <w:r>
+          <w:rPr>
+            <w:lang w:val="zh_TW" w:bidi="zh_TW"/>
+          </w:rPr>
+          <w:rPr>
+            <w:color w:val="0000EE"/>
+            <w:u w:val="single"/>
+          </w:rPr>
+          <w:t>出40:12</w:t>
+        </w:r>
+      </w:hyperlink>
+      <w:r>
+        <w:rPr>
+          <w:lang w:val="zh_TW" w:bidi="zh_TW"/>
+        </w:rPr>
+        <w:t>–</w:t>
+      </w:r>
+      <w:hyperlink r:id="rId30">
+        <w:r>
+          <w:rPr>
+            <w:lang w:val="zh_TW" w:bidi="zh_TW"/>
+          </w:rPr>
+          <w:rPr>
+            <w:color w:val="0000EE"/>
+            <w:u w:val="single"/>
+          </w:rPr>
+          <w:t>15</w:t>
+        </w:r>
+      </w:hyperlink>
+      <w:r>
+        <w:rPr>
+          <w:lang w:val="zh_TW" w:bidi="zh_TW"/>
+        </w:rPr>
+        <w:t>；</w:t>
+      </w:r>
+      <w:hyperlink r:id="rId31">
+        <w:r>
+          <w:rPr>
+            <w:lang w:val="zh_TW" w:bidi="zh_TW"/>
+          </w:rPr>
+          <w:rPr>
+            <w:color w:val="0000EE"/>
+            <w:u w:val="single"/>
+          </w:rPr>
+          <w:t>民3:3</w:t>
+        </w:r>
+      </w:hyperlink>
+      <w:r>
+        <w:rPr>
+          <w:lang w:val="zh_TW" w:bidi="zh_TW"/>
+        </w:rPr>
+        <w:t>）。此後，祭司開始事奉時不再受膏抹，膏抹通常只用於大祭司（</w:t>
+      </w:r>
+      <w:hyperlink r:id="rId32">
+        <w:r>
+          <w:rPr>
+            <w:lang w:val="zh_TW" w:bidi="zh_TW"/>
+          </w:rPr>
+          <w:rPr>
+            <w:color w:val="0000EE"/>
+            <w:u w:val="single"/>
+          </w:rPr>
+          <w:t>出29:29</w:t>
+        </w:r>
+      </w:hyperlink>
+      <w:r>
+        <w:rPr>
+          <w:lang w:val="zh_TW" w:bidi="zh_TW"/>
+        </w:rPr>
+        <w:t>；</w:t>
+      </w:r>
+      <w:hyperlink r:id="rId33">
+        <w:r>
+          <w:rPr>
+            <w:lang w:val="zh_TW" w:bidi="zh_TW"/>
+          </w:rPr>
+          <w:rPr>
+            <w:color w:val="0000EE"/>
+            <w:u w:val="single"/>
+          </w:rPr>
+          <w:t>利16:32</w:t>
+        </w:r>
+      </w:hyperlink>
+      <w:r>
+        <w:rPr>
+          <w:lang w:val="zh_TW" w:bidi="zh_TW"/>
+        </w:rPr>
+        <w:t>）。</w:t>
+      </w:r>
+    </w:p>
+    <w:p>
+      <w:pPr/>
+      <w:r>
+        <w:rPr>
+          <w:lang w:val="zh_TW" w:bidi="zh_TW"/>
+        </w:rPr>
+      </w:r>
+      <w:r>
+        <w:rPr>
+          <w:lang w:val="zh_TW" w:bidi="zh_TW"/>
+        </w:rPr>
+        <w:t>在以色列人有君王統治之前，他們已經知道膏抹是象征君王登基開始的儀式（</w:t>
+      </w:r>
+      <w:hyperlink r:id="rId34">
+        <w:r>
+          <w:rPr>
+            <w:lang w:val="zh_TW" w:bidi="zh_TW"/>
+          </w:rPr>
+          <w:rPr>
+            <w:color w:val="0000EE"/>
+            <w:u w:val="single"/>
+          </w:rPr>
+          <w:t>士9:8</w:t>
+        </w:r>
+      </w:hyperlink>
+      <w:r>
+        <w:rPr>
+          <w:lang w:val="zh_TW" w:bidi="zh_TW"/>
+        </w:rPr>
+        <w:t>、15）。膏抹成為神命定的猶大和以色列諸王登基的儀式（</w:t>
+      </w:r>
+      <w:hyperlink r:id="rId35">
+        <w:r>
+          <w:rPr>
+            <w:lang w:val="zh_TW" w:bidi="zh_TW"/>
+          </w:rPr>
+          <w:rPr>
+            <w:color w:val="0000EE"/>
+            <w:u w:val="single"/>
+          </w:rPr>
+          <w:t>王下9:1</w:t>
+        </w:r>
+      </w:hyperlink>
+      <w:r>
+        <w:rPr>
+          <w:lang w:val="zh_TW" w:bidi="zh_TW"/>
+        </w:rPr>
+        <w:t>–</w:t>
+      </w:r>
+      <w:hyperlink r:id="rId35">
+        <w:r>
+          <w:rPr>
+            <w:lang w:val="zh_TW" w:bidi="zh_TW"/>
+          </w:rPr>
+          <w:rPr>
+            <w:color w:val="0000EE"/>
+            <w:u w:val="single"/>
+          </w:rPr>
+          <w:t>6，</w:t>
+        </w:r>
+      </w:hyperlink>
+      <w:hyperlink r:id="rId36">
+        <w:r>
+          <w:rPr>
+            <w:lang w:val="zh_TW" w:bidi="zh_TW"/>
+          </w:rPr>
+          <w:rPr>
+            <w:color w:val="0000EE"/>
+            <w:u w:val="single"/>
+          </w:rPr>
+          <w:t>11:12</w:t>
+        </w:r>
+      </w:hyperlink>
+      <w:r>
+        <w:rPr>
+          <w:lang w:val="zh_TW" w:bidi="zh_TW"/>
+        </w:rPr>
+        <w:t>。掃羅是第一位被膏的王（</w:t>
+      </w:r>
+      <w:hyperlink r:id="rId24">
+        <w:r>
+          <w:rPr>
+            <w:lang w:val="zh_TW" w:bidi="zh_TW"/>
+          </w:rPr>
+          <w:rPr>
+            <w:color w:val="0000EE"/>
+            <w:u w:val="single"/>
+          </w:rPr>
+          <w:t>撒上10:1</w:t>
+        </w:r>
+      </w:hyperlink>
+      <w:r>
+        <w:rPr>
+          <w:lang w:val="zh_TW" w:bidi="zh_TW"/>
+        </w:rPr>
+        <w:t>；</w:t>
+      </w:r>
+      <w:hyperlink r:id="rId37">
+        <w:r>
+          <w:rPr>
+            <w:lang w:val="zh_TW" w:bidi="zh_TW"/>
+          </w:rPr>
+          <w:rPr>
+            <w:color w:val="0000EE"/>
+            <w:u w:val="single"/>
+          </w:rPr>
+          <w:t>王上1:39</w:t>
+        </w:r>
+      </w:hyperlink>
+      <w:r>
+        <w:rPr>
+          <w:lang w:val="zh_TW" w:bidi="zh_TW"/>
+        </w:rPr>
+        <w:t>）。大衛被膏抹了三次（</w:t>
+      </w:r>
+      <w:hyperlink r:id="rId38">
+        <w:r>
+          <w:rPr>
+            <w:lang w:val="zh_TW" w:bidi="zh_TW"/>
+          </w:rPr>
+          <w:rPr>
+            <w:color w:val="0000EE"/>
+            <w:u w:val="single"/>
+          </w:rPr>
+          <w:t>撒上16:1、13</w:t>
+        </w:r>
+      </w:hyperlink>
+      <w:r>
+        <w:rPr>
+          <w:lang w:val="zh_TW" w:bidi="zh_TW"/>
+        </w:rPr>
+        <w:t>；</w:t>
+      </w:r>
+      <w:hyperlink r:id="rId39">
+        <w:r>
+          <w:rPr>
+            <w:lang w:val="zh_TW" w:bidi="zh_TW"/>
+          </w:rPr>
+          <w:rPr>
+            <w:color w:val="0000EE"/>
+            <w:u w:val="single"/>
+          </w:rPr>
+          <w:t>撒下2:4，</w:t>
+        </w:r>
+      </w:hyperlink>
+      <w:hyperlink r:id="rId40">
+        <w:r>
+          <w:rPr>
+            <w:lang w:val="zh_TW" w:bidi="zh_TW"/>
+          </w:rPr>
+          <w:rPr>
+            <w:color w:val="0000EE"/>
+            <w:u w:val="single"/>
+          </w:rPr>
+          <w:t>5:1</w:t>
+        </w:r>
+      </w:hyperlink>
+      <w:r>
+        <w:rPr>
+          <w:lang w:val="zh_TW" w:bidi="zh_TW"/>
+        </w:rPr>
+        <w:t>–</w:t>
+      </w:r>
+      <w:hyperlink r:id="rId40">
+        <w:r>
+          <w:rPr>
+            <w:lang w:val="zh_TW" w:bidi="zh_TW"/>
+          </w:rPr>
+          <w:rPr>
+            <w:color w:val="0000EE"/>
+            <w:u w:val="single"/>
+          </w:rPr>
+          <w:t>4</w:t>
+        </w:r>
+      </w:hyperlink>
+      <w:r>
+        <w:rPr>
+          <w:lang w:val="zh_TW" w:bidi="zh_TW"/>
+        </w:rPr>
+        <w:t>）。「耶和華的受膏者」成為以色列王的常用稱呼（</w:t>
+      </w:r>
+      <w:hyperlink r:id="rId41">
+        <w:r>
+          <w:rPr>
+            <w:lang w:val="zh_TW" w:bidi="zh_TW"/>
+          </w:rPr>
+          <w:rPr>
+            <w:color w:val="0000EE"/>
+            <w:u w:val="single"/>
+          </w:rPr>
+          <w:t>撒上12:3</w:t>
+        </w:r>
+      </w:hyperlink>
+      <w:r>
+        <w:rPr>
+          <w:lang w:val="zh_TW" w:bidi="zh_TW"/>
+        </w:rPr>
+        <w:t>–</w:t>
+      </w:r>
+      <w:hyperlink r:id="rId41">
+        <w:r>
+          <w:rPr>
+            <w:lang w:val="zh_TW" w:bidi="zh_TW"/>
+          </w:rPr>
+          <w:rPr>
+            <w:color w:val="0000EE"/>
+            <w:u w:val="single"/>
+          </w:rPr>
+          <w:t>5</w:t>
+        </w:r>
+      </w:hyperlink>
+      <w:r>
+        <w:rPr>
+          <w:lang w:val="zh_TW" w:bidi="zh_TW"/>
+        </w:rPr>
+        <w:t>；</w:t>
+      </w:r>
+      <w:hyperlink r:id="rId42">
+        <w:r>
+          <w:rPr>
+            <w:lang w:val="zh_TW" w:bidi="zh_TW"/>
+          </w:rPr>
+          <w:rPr>
+            <w:color w:val="0000EE"/>
+            <w:u w:val="single"/>
+          </w:rPr>
+          <w:t>撒下1:14</w:t>
+        </w:r>
+      </w:hyperlink>
+      <w:r>
+        <w:rPr>
+          <w:lang w:val="zh_TW" w:bidi="zh_TW"/>
+        </w:rPr>
+        <w:t>–</w:t>
+      </w:r>
+      <w:hyperlink r:id="rId42">
+        <w:r>
+          <w:rPr>
+            <w:lang w:val="zh_TW" w:bidi="zh_TW"/>
+          </w:rPr>
+          <w:rPr>
+            <w:color w:val="0000EE"/>
+            <w:u w:val="single"/>
+          </w:rPr>
+          <w:t>16</w:t>
+        </w:r>
+      </w:hyperlink>
+      <w:r>
+        <w:rPr>
+          <w:lang w:val="zh_TW" w:bidi="zh_TW"/>
+        </w:rPr>
+        <w:t>；</w:t>
+      </w:r>
+      <w:hyperlink r:id="rId43">
+        <w:r>
+          <w:rPr>
+            <w:lang w:val="zh_TW" w:bidi="zh_TW"/>
+          </w:rPr>
+          <w:rPr>
+            <w:color w:val="0000EE"/>
+            <w:u w:val="single"/>
+          </w:rPr>
+          <w:t>詩89:38、51</w:t>
+        </w:r>
+      </w:hyperlink>
+      <w:r>
+        <w:rPr>
+          <w:lang w:val="zh_TW" w:bidi="zh_TW"/>
+        </w:rPr>
+        <w:t>；</w:t>
+      </w:r>
+      <w:hyperlink r:id="rId44">
+        <w:r>
+          <w:rPr>
+            <w:lang w:val="zh_TW" w:bidi="zh_TW"/>
+          </w:rPr>
+          <w:rPr>
+            <w:color w:val="0000EE"/>
+            <w:u w:val="single"/>
+          </w:rPr>
+          <w:t>哀4:20</w:t>
+        </w:r>
+      </w:hyperlink>
+      <w:r>
+        <w:rPr>
+          <w:lang w:val="zh_TW" w:bidi="zh_TW"/>
+        </w:rPr>
+        <w:t>）。</w:t>
+      </w:r>
+    </w:p>
+    <w:p>
+      <w:pPr/>
+      <w:r>
+        <w:rPr>
+          <w:lang w:val="zh_TW" w:bidi="zh_TW"/>
+        </w:rPr>
+      </w:r>
+      <w:r>
+        <w:rPr>
+          <w:lang w:val="zh_TW" w:bidi="zh_TW"/>
+        </w:rPr>
+        <w:t>膏抹並不僅限於宗教用途。埃及人和敘利亞人也用膏抹作為健康和美容的手段。聖經顯示以色列人也有類似的膏抹用法（</w:t>
+      </w:r>
+      <w:hyperlink r:id="rId45">
+        <w:r>
+          <w:rPr>
+            <w:lang w:val="zh_TW" w:bidi="zh_TW"/>
+          </w:rPr>
+          <w:rPr>
+            <w:color w:val="0000EE"/>
+            <w:u w:val="single"/>
+          </w:rPr>
+          <w:t>撒下12:20</w:t>
+        </w:r>
+      </w:hyperlink>
+      <w:r>
+        <w:rPr>
+          <w:lang w:val="zh_TW" w:bidi="zh_TW"/>
+        </w:rPr>
+        <w:t>；</w:t>
+      </w:r>
+      <w:hyperlink r:id="rId46">
+        <w:r>
+          <w:rPr>
+            <w:lang w:val="zh_TW" w:bidi="zh_TW"/>
+          </w:rPr>
+          <w:rPr>
+            <w:color w:val="0000EE"/>
+            <w:u w:val="single"/>
+          </w:rPr>
+          <w:t>得3:3</w:t>
+        </w:r>
+      </w:hyperlink>
+      <w:r>
+        <w:rPr>
+          <w:lang w:val="zh_TW" w:bidi="zh_TW"/>
+        </w:rPr>
+        <w:t>；</w:t>
+      </w:r>
+      <w:hyperlink r:id="rId47">
+        <w:r>
+          <w:rPr>
+            <w:lang w:val="zh_TW" w:bidi="zh_TW"/>
+          </w:rPr>
+          <w:rPr>
+            <w:color w:val="0000EE"/>
+            <w:u w:val="single"/>
+          </w:rPr>
+          <w:t>彌6:15</w:t>
+        </w:r>
+      </w:hyperlink>
+      <w:r>
+        <w:rPr>
+          <w:lang w:val="zh_TW" w:bidi="zh_TW"/>
+        </w:rPr>
+        <w:t>）。當人不膏抹或不在自己身上抹香膏時，就表示他們正哀傷或困苦（</w:t>
+      </w:r>
+      <w:hyperlink r:id="rId48">
+        <w:r>
+          <w:rPr>
+            <w:lang w:val="zh_TW" w:bidi="zh_TW"/>
+          </w:rPr>
+          <w:rPr>
+            <w:color w:val="0000EE"/>
+            <w:u w:val="single"/>
+          </w:rPr>
+          <w:t>撒下14:2</w:t>
+        </w:r>
+      </w:hyperlink>
+      <w:r>
+        <w:rPr>
+          <w:lang w:val="zh_TW" w:bidi="zh_TW"/>
+        </w:rPr>
+        <w:t>；</w:t>
+      </w:r>
+      <w:hyperlink r:id="rId49">
+        <w:r>
+          <w:rPr>
+            <w:lang w:val="zh_TW" w:bidi="zh_TW"/>
+          </w:rPr>
+          <w:rPr>
+            <w:color w:val="0000EE"/>
+            <w:u w:val="single"/>
+          </w:rPr>
+          <w:t>但10:3</w:t>
+        </w:r>
+      </w:hyperlink>
+      <w:r>
+        <w:rPr>
+          <w:lang w:val="zh_TW" w:bidi="zh_TW"/>
+        </w:rPr>
+        <w:t>；</w:t>
+      </w:r>
+      <w:hyperlink r:id="rId50">
+        <w:r>
+          <w:rPr>
+            <w:lang w:val="zh_TW" w:bidi="zh_TW"/>
+          </w:rPr>
+          <w:rPr>
+            <w:color w:val="0000EE"/>
+            <w:u w:val="single"/>
+          </w:rPr>
+          <w:t>太6:17</w:t>
+        </w:r>
+      </w:hyperlink>
+      <w:r>
+        <w:rPr>
+          <w:lang w:val="zh_TW" w:bidi="zh_TW"/>
+        </w:rPr>
+        <w:t>）。</w:t>
+      </w:r>
+    </w:p>
+    <w:p>
+      <w:pPr/>
+      <w:r>
+        <w:rPr>
+          <w:lang w:val="zh_TW" w:bidi="zh_TW"/>
+        </w:rPr>
+      </w:r>
+      <w:r>
+        <w:rPr>
+          <w:lang w:val="zh_TW" w:bidi="zh_TW"/>
+        </w:rPr>
+        <w:t>新約聖經建議，當病人要求用油膏抹他們時，可以這樣做。教會領袖在這過程中為病人禱告求醫治（</w:t>
+      </w:r>
+      <w:hyperlink r:id="rId51">
+        <w:r>
+          <w:rPr>
+            <w:lang w:val="zh_TW" w:bidi="zh_TW"/>
+          </w:rPr>
+          <w:rPr>
+            <w:color w:val="0000EE"/>
+            <w:u w:val="single"/>
+          </w:rPr>
+          <w:t>雅5:14</w:t>
+        </w:r>
+      </w:hyperlink>
+      <w:r>
+        <w:rPr>
+          <w:lang w:val="zh_TW" w:bidi="zh_TW"/>
+        </w:rPr>
+        <w:t>–</w:t>
+      </w:r>
+      <w:hyperlink r:id="rId51">
+        <w:r>
+          <w:rPr>
+            <w:lang w:val="zh_TW" w:bidi="zh_TW"/>
+          </w:rPr>
+          <w:rPr>
+            <w:color w:val="0000EE"/>
+            <w:u w:val="single"/>
+          </w:rPr>
+          <w:t>16</w:t>
+        </w:r>
+      </w:hyperlink>
+      <w:r>
+        <w:rPr>
+          <w:lang w:val="zh_TW" w:bidi="zh_TW"/>
+        </w:rPr>
+        <w:t>）。使徒（早期基督教領袖）在醫治時也用油膏抹病人（</w:t>
+      </w:r>
+      <w:hyperlink r:id="rId52">
+        <w:r>
+          <w:rPr>
+            <w:lang w:val="zh_TW" w:bidi="zh_TW"/>
+          </w:rPr>
+          <w:rPr>
+            <w:color w:val="0000EE"/>
+            <w:u w:val="single"/>
+          </w:rPr>
+          <w:t>可6:12</w:t>
+        </w:r>
+      </w:hyperlink>
+      <w:r>
+        <w:rPr>
+          <w:lang w:val="zh_TW" w:bidi="zh_TW"/>
+        </w:rPr>
+        <w:t>–</w:t>
+      </w:r>
+      <w:hyperlink r:id="rId52">
+        <w:r>
+          <w:rPr>
+            <w:lang w:val="zh_TW" w:bidi="zh_TW"/>
+          </w:rPr>
+          <w:rPr>
+            <w:color w:val="0000EE"/>
+            <w:u w:val="single"/>
+          </w:rPr>
+          <w:t>13</w:t>
+        </w:r>
+      </w:hyperlink>
+      <w:r>
+        <w:rPr>
+          <w:lang w:val="zh_TW" w:bidi="zh_TW"/>
+        </w:rPr>
+        <w:t>）。</w:t>
+      </w:r>
+      <w:r>
+        <w:rPr>
+          <w:lang w:val="zh_TW" w:bidi="zh_TW"/>
+        </w:rPr>
+      </w:r>
+      <w:r>
+        <w:rPr>
+          <w:lang w:val="zh_TW" w:bidi="zh_TW"/>
+        </w:rPr>
+      </w:r>
+    </w:p>
+    <w:p>
+      <w:pPr/>
+      <w:r>
+        <w:rPr>
+          <w:lang w:val="zh_TW" w:bidi="zh_TW"/>
+        </w:rPr>
+      </w:r>
+    </w:p>
+    <w:p>
+      <w:pPr>
+        <w:pStyle w:val="Heading2"/>
+      </w:pPr>
+      <w:r>
+        <w:rPr>
+          <w:lang w:val="zh_TW" w:bidi="zh_TW"/>
+        </w:rPr>
+        <w:t>膏油</w:t>
+      </w:r>
+      <w:r>
+        <w:rPr>
+          <w:lang w:val="zh_TW" w:bidi="zh_TW"/>
+        </w:rPr>
+      </w:r>
+    </w:p>
+    <w:p>
+      <w:pPr/>
+      <w:r>
+        <w:rPr>
+          <w:lang w:val="zh_TW" w:bidi="zh_TW"/>
+        </w:rPr>
+      </w:r>
+      <w:r>
+        <w:rPr>
+          <w:lang w:val="zh_TW" w:bidi="zh_TW"/>
+        </w:rPr>
+        <w:t>膏油是各種用於醫治的混合製劑。大多數膏油是以油脂為基底，再摻入香料或草藥製成。巴勒斯坦人最常使用橄欖油來製作膏油，而橄欖油本身也被視為膏油。舊約聖經並沒有嚴格區分</w:t>
+      </w:r>
+      <w:r>
+        <w:rPr>
+          <w:i/>
+          <w:lang w:val="zh_TW" w:bidi="zh_TW"/>
+        </w:rPr>
+        <w:t>油（oil）</w:t>
+      </w:r>
+      <w:r>
+        <w:rPr>
+          <w:lang w:val="zh_TW" w:bidi="zh_TW"/>
+        </w:rPr>
+        <w:t>和</w:t>
+      </w:r>
+      <w:r>
+        <w:rPr>
+          <w:i/>
+          <w:lang w:val="zh_TW" w:bidi="zh_TW"/>
+        </w:rPr>
+        <w:t>膏油（Ointment）</w:t>
+      </w:r>
+      <w:r>
+        <w:rPr>
+          <w:lang w:val="zh_TW" w:bidi="zh_TW"/>
+        </w:rPr>
+        <w:t>。</w:t>
+      </w:r>
+    </w:p>
+    <w:p>
+      <w:pPr/>
+      <w:r>
+        <w:rPr>
+          <w:lang w:val="zh_TW" w:bidi="zh_TW"/>
+        </w:rPr>
+      </w:r>
+      <w:r>
+        <w:rPr>
+          <w:lang w:val="zh_TW" w:bidi="zh_TW"/>
+        </w:rPr>
+        <w:t>在埃及和美索不達米亞，人們會用各種植物油和動物脂肪來製作膏油。此外，人們也會使用其它植物油，包括蓖麻油（castor oil）、芝麻油、亞麻籽油、蘿蔔籽油、苦蘋果油（colocynth oil），以及各種堅果油。</w:t>
+      </w:r>
+    </w:p>
+    <w:p>
+      <w:pPr/>
+      <w:r>
+        <w:rPr>
+          <w:lang w:val="zh_TW" w:bidi="zh_TW"/>
+        </w:rPr>
+      </w:r>
+      <w:r>
+        <w:rPr>
+          <w:lang w:val="zh_TW" w:bidi="zh_TW"/>
+        </w:rPr>
+        <w:t>在古代，膏油是生活中的重要用品。近東地區氣候炎熱乾燥，因此人們會使用膏油來保護和醫治皮膚。無論貧富，各階層的人都會使用膏油作為藥物，利用其舒緩功效，並藉此掩蓋身上的氣味。舊約聖經提到調製香膏的人或製香的人（</w:t>
+      </w:r>
+      <w:hyperlink r:id="rId53">
+        <w:r>
+          <w:rPr>
+            <w:lang w:val="zh_TW" w:bidi="zh_TW"/>
+          </w:rPr>
+          <w:rPr>
+            <w:color w:val="0000EE"/>
+            <w:u w:val="single"/>
+          </w:rPr>
+          <w:t>撒上8:13</w:t>
+        </w:r>
+      </w:hyperlink>
+      <w:r>
+        <w:rPr>
+          <w:lang w:val="zh_TW" w:bidi="zh_TW"/>
+        </w:rPr>
+        <w:t>；</w:t>
+      </w:r>
+      <w:hyperlink r:id="rId54">
+        <w:r>
+          <w:rPr>
+            <w:lang w:val="zh_TW" w:bidi="zh_TW"/>
+          </w:rPr>
+          <w:rPr>
+            <w:color w:val="0000EE"/>
+            <w:u w:val="single"/>
+          </w:rPr>
+          <w:t>代下16:14</w:t>
+        </w:r>
+      </w:hyperlink>
+      <w:r>
+        <w:rPr>
+          <w:lang w:val="zh_TW" w:bidi="zh_TW"/>
+        </w:rPr>
+        <w:t>）。有些從事這類工作的工匠還組成行會（guilds，</w:t>
+      </w:r>
+      <w:hyperlink r:id="rId55">
+        <w:r>
+          <w:rPr>
+            <w:lang w:val="zh_TW" w:bidi="zh_TW"/>
+          </w:rPr>
+          <w:rPr>
+            <w:color w:val="0000EE"/>
+            <w:u w:val="single"/>
+          </w:rPr>
+          <w:t>尼3:8</w:t>
+        </w:r>
+      </w:hyperlink>
+      <w:r>
+        <w:rPr>
+          <w:lang w:val="zh_TW" w:bidi="zh_TW"/>
+        </w:rPr>
+        <w:t>）。</w:t>
+      </w:r>
+    </w:p>
+    <w:p>
+      <w:pPr>
+        <w:pStyle w:val="Heading3"/>
+      </w:pPr>
+      <w:r>
+        <w:rPr>
+          <w:lang w:val="zh_TW" w:bidi="zh_TW"/>
+        </w:rPr>
+        <w:t>如何製作膏油？</w:t>
+      </w:r>
+    </w:p>
+    <w:p>
+      <w:pPr/>
+      <w:r>
+        <w:rPr>
+          <w:lang w:val="zh_TW" w:bidi="zh_TW"/>
+        </w:rPr>
+      </w:r>
+      <w:r>
+        <w:rPr>
+          <w:lang w:val="zh_TW" w:bidi="zh_TW"/>
+        </w:rPr>
+        <w:t>一般來說，人們會把芳香植物或香料放進油中加熱，以製作膏油（參</w:t>
+      </w:r>
+      <w:hyperlink r:id="rId56">
+        <w:r>
+          <w:rPr>
+            <w:lang w:val="zh_TW" w:bidi="zh_TW"/>
+          </w:rPr>
+          <w:rPr>
+            <w:color w:val="0000EE"/>
+            <w:u w:val="single"/>
+          </w:rPr>
+          <w:t>伯41:31</w:t>
+        </w:r>
+      </w:hyperlink>
+      <w:r>
+        <w:rPr>
+          <w:lang w:val="zh_TW" w:bidi="zh_TW"/>
+        </w:rPr>
+        <w:t>）。芳香膏油則是把特定材料與經過特別調製的油混合而成。在某些經文中，馨香或膏油這類詞語（</w:t>
+      </w:r>
+      <w:hyperlink r:id="rId57">
+        <w:r>
+          <w:rPr>
+            <w:lang w:val="zh_TW" w:bidi="zh_TW"/>
+          </w:rPr>
+          <w:rPr>
+            <w:color w:val="0000EE"/>
+            <w:u w:val="single"/>
+          </w:rPr>
+          <w:t>歌1:3</w:t>
+        </w:r>
+      </w:hyperlink>
+      <w:r>
+        <w:rPr>
+          <w:lang w:val="zh_TW" w:bidi="zh_TW"/>
+        </w:rPr>
+        <w:t>；</w:t>
+      </w:r>
+      <w:hyperlink r:id="rId58">
+        <w:r>
+          <w:rPr>
+            <w:lang w:val="zh_TW" w:bidi="zh_TW"/>
+          </w:rPr>
+          <w:rPr>
+            <w:color w:val="0000EE"/>
+            <w:u w:val="single"/>
+          </w:rPr>
+          <w:t>傳7:1</w:t>
+        </w:r>
+      </w:hyperlink>
+      <w:r>
+        <w:rPr>
+          <w:lang w:val="zh_TW" w:bidi="zh_TW"/>
+        </w:rPr>
+        <w:t>）其實是指帶有香味的油。</w:t>
+      </w:r>
+    </w:p>
+    <w:p>
+      <w:pPr/>
+      <w:r>
+        <w:rPr>
+          <w:lang w:val="zh_TW" w:bidi="zh_TW"/>
+        </w:rPr>
+      </w:r>
+      <w:r>
+        <w:rPr>
+          <w:lang w:val="zh_TW" w:bidi="zh_TW"/>
+        </w:rPr>
+        <w:t>人們使用各種容器儲存膏油，但最受歡迎的是雪花石膏玉瓶。馬利亞在伯大尼用來膏抹耶穌的貴重膏油，就是盛放在雪花石膏玉瓶裡 （</w:t>
+      </w:r>
+      <w:hyperlink r:id="rId59">
+        <w:r>
+          <w:rPr>
+            <w:lang w:val="zh_TW" w:bidi="zh_TW"/>
+          </w:rPr>
+          <w:rPr>
+            <w:color w:val="0000EE"/>
+            <w:u w:val="single"/>
+          </w:rPr>
+          <w:t>可14:3</w:t>
+        </w:r>
+      </w:hyperlink>
+      <w:r>
+        <w:rPr>
+          <w:lang w:val="zh_TW" w:bidi="zh_TW"/>
+        </w:rPr>
+        <w:t>）。</w:t>
+      </w:r>
+    </w:p>
+    <w:p>
+      <w:pPr>
+        <w:pStyle w:val="Heading3"/>
+      </w:pPr>
+      <w:r>
+        <w:rPr>
+          <w:lang w:val="zh_TW" w:bidi="zh_TW"/>
+        </w:rPr>
+        <w:t>如何使用膏油？</w:t>
+      </w:r>
+    </w:p>
+    <w:p>
+      <w:pPr/>
+      <w:r>
+        <w:rPr>
+          <w:lang w:val="zh_TW" w:bidi="zh_TW"/>
+        </w:rPr>
+      </w:r>
+      <w:r>
+        <w:rPr>
+          <w:lang w:val="zh_TW" w:bidi="zh_TW"/>
+        </w:rPr>
+        <w:t>膏油有許多用途。在猶太人當中，膏油具有重要的宗教意義。聖膏油是用來將亞倫和他的兒子分別為聖，也用來將會幕及其中的一切器具分別為聖。聖膏油是由沒藥、香肉桂、菖蒲、桂皮與橄欖油調製而成 （</w:t>
+      </w:r>
+      <w:hyperlink r:id="rId60">
+        <w:r>
+          <w:rPr>
+            <w:lang w:val="zh_TW" w:bidi="zh_TW"/>
+          </w:rPr>
+          <w:rPr>
+            <w:color w:val="0000EE"/>
+            <w:u w:val="single"/>
+          </w:rPr>
+          <w:t>出30:23–25</w:t>
+        </w:r>
+      </w:hyperlink>
+      <w:r>
+        <w:rPr>
+          <w:lang w:val="zh_TW" w:bidi="zh_TW"/>
+        </w:rPr>
+        <w:t>）。人們也用油來膏立君王和先知，但所使用的並不是同一種聖膏油。</w:t>
+      </w:r>
+    </w:p>
+    <w:p>
+      <w:pPr/>
+      <w:r>
+        <w:rPr>
+          <w:lang w:val="zh_TW" w:bidi="zh_TW"/>
+        </w:rPr>
+      </w:r>
+      <w:r>
+        <w:rPr>
+          <w:lang w:val="zh_TW" w:bidi="zh_TW"/>
+        </w:rPr>
+        <w:t>用為美容用品的芳香膏油，能掩蓋令人不悅的氣味。人們會把油塗抹在身體上（</w:t>
+      </w:r>
+      <w:hyperlink r:id="rId45">
+        <w:r>
+          <w:rPr>
+            <w:lang w:val="zh_TW" w:bidi="zh_TW"/>
+          </w:rPr>
+          <w:rPr>
+            <w:color w:val="0000EE"/>
+            <w:u w:val="single"/>
+          </w:rPr>
+          <w:t>撒下12:20</w:t>
+        </w:r>
+      </w:hyperlink>
+      <w:r>
+        <w:rPr>
+          <w:lang w:val="zh_TW" w:bidi="zh_TW"/>
+        </w:rPr>
+        <w:t>）、衣服上（</w:t>
+      </w:r>
+      <w:hyperlink r:id="rId61">
+        <w:r>
+          <w:rPr>
+            <w:lang w:val="zh_TW" w:bidi="zh_TW"/>
+          </w:rPr>
+          <w:rPr>
+            <w:color w:val="0000EE"/>
+            <w:u w:val="single"/>
+          </w:rPr>
+          <w:t>詩45:8</w:t>
+        </w:r>
+      </w:hyperlink>
+      <w:r>
+        <w:rPr>
+          <w:lang w:val="zh_TW" w:bidi="zh_TW"/>
+        </w:rPr>
+        <w:t>），或個人物品上（</w:t>
+      </w:r>
+      <w:hyperlink r:id="rId62">
+        <w:r>
+          <w:rPr>
+            <w:lang w:val="zh_TW" w:bidi="zh_TW"/>
+          </w:rPr>
+          <w:rPr>
+            <w:color w:val="0000EE"/>
+            <w:u w:val="single"/>
+          </w:rPr>
+          <w:t>箴7:17</w:t>
+        </w:r>
+      </w:hyperlink>
+      <w:r>
+        <w:rPr>
+          <w:lang w:val="zh_TW" w:bidi="zh_TW"/>
+        </w:rPr>
+        <w:t>）。婦女使用膏油潔淨皮膚，並增添容貌的吸引力（</w:t>
+      </w:r>
+      <w:hyperlink r:id="rId63">
+        <w:r>
+          <w:rPr>
+            <w:lang w:val="zh_TW" w:bidi="zh_TW"/>
+          </w:rPr>
+          <w:rPr>
+            <w:color w:val="0000EE"/>
+            <w:u w:val="single"/>
+          </w:rPr>
+          <w:t>斯2:12</w:t>
+        </w:r>
+      </w:hyperlink>
+      <w:r>
+        <w:rPr>
+          <w:lang w:val="zh_TW" w:bidi="zh_TW"/>
+        </w:rPr>
+        <w:t>）。某些芳香膏油的香氣能吸引異性的注意（</w:t>
+      </w:r>
+      <w:hyperlink r:id="rId64">
+        <w:r>
+          <w:rPr>
+            <w:lang w:val="zh_TW" w:bidi="zh_TW"/>
+          </w:rPr>
+          <w:rPr>
+            <w:color w:val="0000EE"/>
+            <w:u w:val="single"/>
+          </w:rPr>
+          <w:t>歌4:10</w:t>
+        </w:r>
+      </w:hyperlink>
+      <w:r>
+        <w:rPr>
+          <w:lang w:val="zh_TW" w:bidi="zh_TW"/>
+        </w:rPr>
+        <w:t>）。雅歌中就多次提到芳香膏油。</w:t>
+      </w:r>
+    </w:p>
+    <w:p>
+      <w:pPr/>
+      <w:r>
+        <w:rPr>
+          <w:lang w:val="zh_TW" w:bidi="zh_TW"/>
+        </w:rPr>
+      </w:r>
+      <w:r>
+        <w:rPr>
+          <w:lang w:val="zh_TW" w:bidi="zh_TW"/>
+        </w:rPr>
+        <w:t>在古代近東地區，人們常會使用膏油使客人感到清爽舒適，這也是款待客人的一種表示。埃及人會使用圓錐形的香膏，把它放在客人的頭上，讓香膏慢慢融化，沿著身體流下（參</w:t>
+      </w:r>
+      <w:hyperlink r:id="rId65">
+        <w:r>
+          <w:rPr>
+            <w:lang w:val="zh_TW" w:bidi="zh_TW"/>
+          </w:rPr>
+          <w:rPr>
+            <w:color w:val="0000EE"/>
+            <w:u w:val="single"/>
+          </w:rPr>
+          <w:t>詩133:2</w:t>
+        </w:r>
+      </w:hyperlink>
+      <w:r>
+        <w:rPr>
+          <w:lang w:val="zh_TW" w:bidi="zh_TW"/>
+        </w:rPr>
+        <w:t>）。主人也會把油抹在客人的頭上，藉此表示尊敬和禮遇。耶穌曾責備一個法利賽人，因為他沒有按照這種傳統禮節接待祂（</w:t>
+      </w:r>
+      <w:hyperlink r:id="rId66">
+        <w:r>
+          <w:rPr>
+            <w:lang w:val="zh_TW" w:bidi="zh_TW"/>
+          </w:rPr>
+          <w:rPr>
+            <w:color w:val="0000EE"/>
+            <w:u w:val="single"/>
+          </w:rPr>
+          <w:t>路7:37–40</w:t>
+        </w:r>
+      </w:hyperlink>
+      <w:r>
+        <w:rPr>
+          <w:lang w:val="zh_TW" w:bidi="zh_TW"/>
+        </w:rPr>
+        <w:t>）。馬利亞則用一玉瓶極貴的真哪噠香膏膏抹耶穌。真哪噠香膏是一種芬芳的膏油，由產於印度的芳香植物根部提煉而成（</w:t>
+      </w:r>
+      <w:hyperlink r:id="rId59">
+        <w:r>
+          <w:rPr>
+            <w:lang w:val="zh_TW" w:bidi="zh_TW"/>
+          </w:rPr>
+          <w:rPr>
+            <w:color w:val="0000EE"/>
+            <w:u w:val="single"/>
+          </w:rPr>
+          <w:t>可14:3</w:t>
+        </w:r>
+      </w:hyperlink>
+      <w:r>
+        <w:rPr>
+          <w:lang w:val="zh_TW" w:bidi="zh_TW"/>
+        </w:rPr>
+        <w:t>）。</w:t>
+      </w:r>
+    </w:p>
+    <w:p>
+      <w:pPr>
+        <w:pStyle w:val="Heading4"/>
+      </w:pPr>
+      <w:r>
+        <w:rPr>
+          <w:lang w:val="zh_TW" w:bidi="zh_TW"/>
+        </w:rPr>
+        <w:t>喪葬時使用的膏油</w:t>
+      </w:r>
+    </w:p>
+    <w:p>
+      <w:pPr/>
+      <w:r>
+        <w:rPr>
+          <w:lang w:val="zh_TW" w:bidi="zh_TW"/>
+        </w:rPr>
+      </w:r>
+      <w:r>
+        <w:rPr>
+          <w:lang w:val="zh_TW" w:bidi="zh_TW"/>
+        </w:rPr>
+        <w:t>人們在安葬死者時也會使用膏油。在新約聖經時代，死者的身體會先經過清洗，再用膏油膏抹（</w:t>
+      </w:r>
+      <w:hyperlink r:id="rId67">
+        <w:r>
+          <w:rPr>
+            <w:lang w:val="zh_TW" w:bidi="zh_TW"/>
+          </w:rPr>
+          <w:rPr>
+            <w:color w:val="0000EE"/>
+            <w:u w:val="single"/>
+          </w:rPr>
+          <w:t>可16:1</w:t>
+        </w:r>
+      </w:hyperlink>
+      <w:r>
+        <w:rPr>
+          <w:lang w:val="zh_TW" w:bidi="zh_TW"/>
+        </w:rPr>
+        <w:t>；</w:t>
+      </w:r>
+      <w:hyperlink r:id="rId68">
+        <w:r>
+          <w:rPr>
+            <w:lang w:val="zh_TW" w:bidi="zh_TW"/>
+          </w:rPr>
+          <w:rPr>
+            <w:color w:val="0000EE"/>
+            <w:u w:val="single"/>
+          </w:rPr>
+          <w:t>徒9:37</w:t>
+        </w:r>
+      </w:hyperlink>
+      <w:r>
+        <w:rPr>
+          <w:lang w:val="zh_TW" w:bidi="zh_TW"/>
+        </w:rPr>
+        <w:t>）。之後，人們會把香料和膏油與細麻布一同裹在屍體上（</w:t>
+      </w:r>
+      <w:hyperlink r:id="rId69">
+        <w:r>
+          <w:rPr>
+            <w:lang w:val="zh_TW" w:bidi="zh_TW"/>
+          </w:rPr>
+          <w:rPr>
+            <w:color w:val="0000EE"/>
+            <w:u w:val="single"/>
+          </w:rPr>
+          <w:t>路23:56</w:t>
+        </w:r>
+      </w:hyperlink>
+      <w:r>
+        <w:rPr>
+          <w:lang w:val="zh_TW" w:bidi="zh_TW"/>
+        </w:rPr>
+        <w:t>；</w:t>
+      </w:r>
+      <w:hyperlink r:id="rId70">
+        <w:r>
+          <w:rPr>
+            <w:lang w:val="zh_TW" w:bidi="zh_TW"/>
+          </w:rPr>
+          <w:rPr>
+            <w:color w:val="0000EE"/>
+            <w:u w:val="single"/>
+          </w:rPr>
+          <w:t>約19:40</w:t>
+        </w:r>
+      </w:hyperlink>
+      <w:r>
+        <w:rPr>
+          <w:lang w:val="zh_TW" w:bidi="zh_TW"/>
+        </w:rPr>
+        <w:t>）。猶太人和羅馬人都會在喪葬時使用哪噠香膏。沒藥和沉香的混合物用來預備耶穌的身體安葬。</w:t>
+      </w:r>
+    </w:p>
+    <w:p>
+      <w:pPr>
+        <w:pStyle w:val="Heading4"/>
+      </w:pPr>
+      <w:r>
+        <w:rPr>
+          <w:lang w:val="zh_TW" w:bidi="zh_TW"/>
+        </w:rPr>
+        <w:t>作為藥物使用的膏油</w:t>
+      </w:r>
+    </w:p>
+    <w:p>
+      <w:pPr/>
+      <w:r>
+        <w:rPr>
+          <w:lang w:val="zh_TW" w:bidi="zh_TW"/>
+        </w:rPr>
+      </w:r>
+      <w:r>
+        <w:rPr>
+          <w:lang w:val="zh_TW" w:bidi="zh_TW"/>
+        </w:rPr>
+        <w:t>膏油常用於醫療用途：</w:t>
       </w:r>
     </w:p>
     <w:p>
@@ -263,18 +2091,18 @@
         <w:rPr>
           <w:lang w:val="zh_TW" w:bidi="zh_TW"/>
         </w:rPr>
-        <w:t>初更或晚上從日落到大約22:00（</w:t>
-      </w:r>
-      <w:hyperlink r:id="rId13">
-        <w:r>
-          <w:rPr>
-            <w:lang w:val="zh_TW" w:bidi="zh_TW"/>
-          </w:rPr>
-          <w:rPr>
-            <w:color w:val="0000EE"/>
-            <w:u w:val="single"/>
-          </w:rPr>
-          <w:t>耶利米哀歌2:19</w:t>
+        <w:t>人們會把油抹在傷口上（</w:t>
+      </w:r>
+      <w:hyperlink r:id="rId71">
+        <w:r>
+          <w:rPr>
+            <w:lang w:val="zh_TW" w:bidi="zh_TW"/>
+          </w:rPr>
+          <w:rPr>
+            <w:color w:val="0000EE"/>
+            <w:u w:val="single"/>
+          </w:rPr>
+          <w:t>路10:34</w:t>
         </w:r>
       </w:hyperlink>
       <w:r>
@@ -299,18 +2127,18 @@
         <w:rPr>
           <w:lang w:val="zh_TW" w:bidi="zh_TW"/>
         </w:rPr>
-        <w:t>中更或半夜是從22:00到02:00（</w:t>
-      </w:r>
-      <w:hyperlink r:id="rId14">
-        <w:r>
-          <w:rPr>
-            <w:lang w:val="zh_TW" w:bidi="zh_TW"/>
-          </w:rPr>
-          <w:rPr>
-            <w:color w:val="0000EE"/>
-            <w:u w:val="single"/>
-          </w:rPr>
-          <w:t>士師記7:19</w:t>
+        <w:t>稱為乳香的醫治用膏油，含有芳香樹膠或樹脂。基列以醫治用的乳香聞名（</w:t>
+      </w:r>
+      <w:hyperlink r:id="rId72">
+        <w:r>
+          <w:rPr>
+            <w:lang w:val="zh_TW" w:bidi="zh_TW"/>
+          </w:rPr>
+          <w:rPr>
+            <w:color w:val="0000EE"/>
+            <w:u w:val="single"/>
+          </w:rPr>
+          <w:t>耶8:22</w:t>
         </w:r>
       </w:hyperlink>
       <w:r>
@@ -335,18 +2163,18 @@
         <w:rPr>
           <w:lang w:val="zh_TW" w:bidi="zh_TW"/>
         </w:rPr>
-        <w:t>晨更大約從02:00到日出（</w:t>
-      </w:r>
-      <w:hyperlink r:id="rId15">
-        <w:r>
-          <w:rPr>
-            <w:lang w:val="zh_TW" w:bidi="zh_TW"/>
-          </w:rPr>
-          <w:rPr>
-            <w:color w:val="0000EE"/>
-            <w:u w:val="single"/>
-          </w:rPr>
-          <w:t>出埃及記14:24</w:t>
+        <w:t>巴勒斯坦出口乳香作為貿易商品（</w:t>
+      </w:r>
+      <w:hyperlink r:id="rId73">
+        <w:r>
+          <w:rPr>
+            <w:lang w:val="zh_TW" w:bidi="zh_TW"/>
+          </w:rPr>
+          <w:rPr>
+            <w:color w:val="0000EE"/>
+            <w:u w:val="single"/>
+          </w:rPr>
+          <w:t>創37:25</w:t>
         </w:r>
       </w:hyperlink>
       <w:r>
@@ -355,16 +2183,250 @@
         </w:rPr>
         <w:t>；</w:t>
       </w:r>
-      <w:hyperlink r:id="rId16">
-        <w:r>
-          <w:rPr>
-            <w:lang w:val="zh_TW" w:bidi="zh_TW"/>
-          </w:rPr>
-          <w:rPr>
-            <w:color w:val="0000EE"/>
-            <w:u w:val="single"/>
-          </w:rPr>
-          <w:t>撒母耳記上11:11</w:t>
+      <w:hyperlink r:id="rId74">
+        <w:r>
+          <w:rPr>
+            <w:lang w:val="zh_TW" w:bidi="zh_TW"/>
+          </w:rPr>
+          <w:rPr>
+            <w:color w:val="0000EE"/>
+            <w:u w:val="single"/>
+          </w:rPr>
+          <w:t>結27:17</w:t>
+        </w:r>
+      </w:hyperlink>
+      <w:r>
+        <w:rPr>
+          <w:lang w:val="zh_TW" w:bidi="zh_TW"/>
+        </w:rPr>
+        <w:t>）。</w:t>
+      </w:r>
+    </w:p>
+    <w:p>
+      <w:pPr>
+        <w:pStyle w:val="ListBullet"/>
+        <w:spacing w:line="240" w:lineRule="auto"/>
+        <w:ind w:left="720"/>
+      </w:pPr>
+      <w:r>
+        <w:rPr>
+          <w:lang w:val="zh_TW" w:bidi="zh_TW"/>
+        </w:rPr>
+      </w:r>
+      <w:r>
+        <w:rPr>
+          <w:lang w:val="zh_TW" w:bidi="zh_TW"/>
+        </w:rPr>
+        <w:t>老底嘉城生產並出口一種著名的眼藥膏（</w:t>
+      </w:r>
+      <w:hyperlink r:id="rId75">
+        <w:r>
+          <w:rPr>
+            <w:lang w:val="zh_TW" w:bidi="zh_TW"/>
+          </w:rPr>
+          <w:rPr>
+            <w:color w:val="0000EE"/>
+            <w:u w:val="single"/>
+          </w:rPr>
+          <w:t>啟3:18</w:t>
+        </w:r>
+      </w:hyperlink>
+      <w:r>
+        <w:rPr>
+          <w:lang w:val="zh_TW" w:bidi="zh_TW"/>
+        </w:rPr>
+        <w:t>）。</w:t>
+      </w:r>
+    </w:p>
+    <w:p>
+      <w:pPr>
+        <w:pStyle w:val="ListBullet"/>
+        <w:spacing w:line="240" w:lineRule="auto"/>
+        <w:ind w:left="720"/>
+      </w:pPr>
+      <w:r>
+        <w:rPr>
+          <w:lang w:val="zh_TW" w:bidi="zh_TW"/>
+        </w:rPr>
+      </w:r>
+      <w:r>
+        <w:rPr>
+          <w:lang w:val="zh_TW" w:bidi="zh_TW"/>
+        </w:rPr>
+        <w:t>在羅馬時期，膏油是商人重要的貿易商品之一（</w:t>
+      </w:r>
+      <w:hyperlink r:id="rId76">
+        <w:r>
+          <w:rPr>
+            <w:lang w:val="zh_TW" w:bidi="zh_TW"/>
+          </w:rPr>
+          <w:rPr>
+            <w:color w:val="0000EE"/>
+            <w:u w:val="single"/>
+          </w:rPr>
+          <w:t>啟18:13</w:t>
+        </w:r>
+      </w:hyperlink>
+      <w:r>
+        <w:rPr>
+          <w:lang w:val="zh_TW" w:bidi="zh_TW"/>
+        </w:rPr>
+        <w:t>）。</w:t>
+      </w:r>
+    </w:p>
+    <w:p>
+      <w:pPr>
+        <w:pStyle w:val="ListBullet"/>
+        <w:spacing w:line="240" w:lineRule="auto"/>
+        <w:ind w:left="720"/>
+      </w:pPr>
+      <w:r>
+        <w:rPr>
+          <w:lang w:val="zh_TW" w:bidi="zh_TW"/>
+        </w:rPr>
+      </w:r>
+      <w:r>
+        <w:rPr>
+          <w:lang w:val="zh_TW" w:bidi="zh_TW"/>
+        </w:rPr>
+        <w:t>用油膏抹身體後來成為歡喜快樂的象徵（</w:t>
+      </w:r>
+      <w:hyperlink r:id="rId77">
+        <w:r>
+          <w:rPr>
+            <w:lang w:val="zh_TW" w:bidi="zh_TW"/>
+          </w:rPr>
+          <w:rPr>
+            <w:color w:val="0000EE"/>
+            <w:u w:val="single"/>
+          </w:rPr>
+          <w:t>詩45:7</w:t>
+        </w:r>
+      </w:hyperlink>
+      <w:r>
+        <w:rPr>
+          <w:lang w:val="zh_TW" w:bidi="zh_TW"/>
+        </w:rPr>
+        <w:t>；</w:t>
+      </w:r>
+      <w:hyperlink r:id="rId78">
+        <w:r>
+          <w:rPr>
+            <w:lang w:val="zh_TW" w:bidi="zh_TW"/>
+          </w:rPr>
+          <w:rPr>
+            <w:color w:val="0000EE"/>
+            <w:u w:val="single"/>
+          </w:rPr>
+          <w:t>賽61:3</w:t>
+        </w:r>
+      </w:hyperlink>
+      <w:r>
+        <w:rPr>
+          <w:lang w:val="zh_TW" w:bidi="zh_TW"/>
+        </w:rPr>
+        <w:t>）。</w:t>
+      </w:r>
+    </w:p>
+    <w:p>
+      <w:pPr>
+        <w:pStyle w:val="ListBullet"/>
+        <w:spacing w:line="240" w:lineRule="auto"/>
+        <w:ind w:left="720"/>
+      </w:pPr>
+      <w:r>
+        <w:rPr>
+          <w:lang w:val="zh_TW" w:bidi="zh_TW"/>
+        </w:rPr>
+      </w:r>
+      <w:r>
+        <w:rPr>
+          <w:lang w:val="zh_TW" w:bidi="zh_TW"/>
+        </w:rPr>
+        <w:t>人們在哀悼期間不會用油膏抹自己（</w:t>
+      </w:r>
+      <w:hyperlink r:id="rId48">
+        <w:r>
+          <w:rPr>
+            <w:lang w:val="zh_TW" w:bidi="zh_TW"/>
+          </w:rPr>
+          <w:rPr>
+            <w:color w:val="0000EE"/>
+            <w:u w:val="single"/>
+          </w:rPr>
+          <w:t>撒下14:2</w:t>
+        </w:r>
+      </w:hyperlink>
+      <w:r>
+        <w:rPr>
+          <w:lang w:val="zh_TW" w:bidi="zh_TW"/>
+        </w:rPr>
+        <w:t>）。</w:t>
+      </w:r>
+    </w:p>
+    <w:p>
+      <w:pPr>
+        <w:pStyle w:val="ListBullet"/>
+        <w:spacing w:line="240" w:lineRule="auto"/>
+        <w:ind w:left="720"/>
+      </w:pPr>
+      <w:r>
+        <w:rPr>
+          <w:lang w:val="zh_TW" w:bidi="zh_TW"/>
+        </w:rPr>
+      </w:r>
+      <w:r>
+        <w:rPr>
+          <w:lang w:val="zh_TW" w:bidi="zh_TW"/>
+        </w:rPr>
+        <w:t>不能用油膏抹自己被視為神審判的表現（</w:t>
+      </w:r>
+      <w:hyperlink r:id="rId47">
+        <w:r>
+          <w:rPr>
+            <w:lang w:val="zh_TW" w:bidi="zh_TW"/>
+          </w:rPr>
+          <w:rPr>
+            <w:color w:val="0000EE"/>
+            <w:u w:val="single"/>
+          </w:rPr>
+          <w:t>彌6:15</w:t>
+        </w:r>
+      </w:hyperlink>
+      <w:r>
+        <w:rPr>
+          <w:lang w:val="zh_TW" w:bidi="zh_TW"/>
+        </w:rPr>
+        <w:t>）。</w:t>
+      </w:r>
+    </w:p>
+    <w:p>
+      <w:pPr>
+        <w:pStyle w:val="ListBullet"/>
+        <w:spacing w:line="240" w:lineRule="auto"/>
+        <w:ind w:left="720"/>
+      </w:pPr>
+      <w:r>
+        <w:rPr>
+          <w:lang w:val="zh_TW" w:bidi="zh_TW"/>
+        </w:rPr>
+      </w:r>
+      <w:r>
+        <w:rPr>
+          <w:lang w:val="zh_TW" w:bidi="zh_TW"/>
+        </w:rPr>
+        <w:t>人們會用油抹盾牌，使其保持柔軟，並在抵擋攻擊時可能使兵器較容易滑開（</w:t>
+      </w:r>
+      <w:hyperlink r:id="rId79">
+        <w:r>
+          <w:rPr>
+            <w:lang w:val="zh_TW" w:bidi="zh_TW"/>
+          </w:rPr>
+          <w:rPr>
+            <w:color w:val="0000EE"/>
+            <w:u w:val="single"/>
+          </w:rPr>
+          <w:t>撒下1:21</w:t>
         </w:r>
       </w:hyperlink>
       <w:r>
@@ -383,78 +2445,76 @@
       </w:r>
       <w:r>
         <w:rPr>
-          <w:lang w:val="zh_TW" w:bidi="zh_TW"/>
-        </w:rPr>
-        <w:t>在羅馬時期，守夜的次數從三次增加到四次。這些有時被描述為第一、第二、第三和第四更。或者有時被描述為晚上、半夜、雞叫和早晨（</w:t>
-      </w:r>
-      <w:hyperlink r:id="rId17">
-        <w:r>
-          <w:rPr>
-            <w:lang w:val="zh_TW" w:bidi="zh_TW"/>
-          </w:rPr>
-          <w:rPr>
-            <w:color w:val="0000EE"/>
-            <w:u w:val="single"/>
-          </w:rPr>
-          <w:t>馬太福音14:25</w:t>
-        </w:r>
-      </w:hyperlink>
+          <w:i/>
+          <w:lang w:val="zh_TW" w:bidi="zh_TW"/>
+        </w:rPr>
+        <w:t>另見</w:t>
+      </w:r>
+      <w:r>
+        <w:rPr>
+          <w:lang w:val="zh_TW" w:bidi="zh_TW"/>
+        </w:rPr>
+        <w:t xml:space="preserve"> </w:t>
+      </w:r>
+      <w:r>
+        <w:rPr>
+          <w:lang w:val="zh_TW" w:bidi="zh_TW"/>
+        </w:rPr>
+        <w:t>藥物與醫療實踐</w:t>
+      </w:r>
       <w:r>
         <w:rPr>
           <w:lang w:val="zh_TW" w:bidi="zh_TW"/>
         </w:rPr>
         <w:t>；</w:t>
       </w:r>
-      <w:hyperlink r:id="rId18">
-        <w:r>
-          <w:rPr>
-            <w:lang w:val="zh_TW" w:bidi="zh_TW"/>
-          </w:rPr>
-          <w:rPr>
-            <w:color w:val="0000EE"/>
-            <w:u w:val="single"/>
-          </w:rPr>
-          <w:t>馬可福音6:48</w:t>
-        </w:r>
-      </w:hyperlink>
-      <w:r>
-        <w:rPr>
-          <w:lang w:val="zh_TW" w:bidi="zh_TW"/>
-        </w:rPr>
-        <w:t>）。每一更大約在21:00、00:00（午夜）、03:00和06:00結束。</w:t>
-      </w:r>
-    </w:p>
-    <w:p>
-      <w:pPr/>
-      <w:r>
-        <w:rPr>
-          <w:lang w:val="zh_TW" w:bidi="zh_TW"/>
-        </w:rPr>
-      </w:r>
-      <w:r>
-        <w:rPr>
-          <w:i/>
-          <w:lang w:val="zh_TW" w:bidi="zh_TW"/>
-        </w:rPr>
-        <w:t>見</w:t>
-      </w:r>
-      <w:r>
-        <w:rPr>
-          <w:lang w:val="zh_TW" w:bidi="zh_TW"/>
-        </w:rPr>
-        <w:t xml:space="preserve"> </w:t>
-      </w:r>
-      <w:r>
-        <w:rPr>
-          <w:lang w:val="zh_TW" w:bidi="zh_TW"/>
-        </w:rPr>
-        <w:t>夜</w:t>
-      </w:r>
-      <w:r>
-        <w:rPr>
-          <w:lang w:val="zh_TW" w:bidi="zh_TW"/>
-        </w:rPr>
-        <w:t>。</w:t>
+      <w:r>
+        <w:rPr>
+          <w:lang w:val="zh_TW" w:bidi="zh_TW"/>
+        </w:rPr>
+        <w:t>油</w:t>
+      </w:r>
+      <w:r>
+        <w:rPr>
+          <w:lang w:val="zh_TW" w:bidi="zh_TW"/>
+        </w:rPr>
+        <w:t>；</w:t>
+      </w:r>
+      <w:r>
+        <w:rPr>
+          <w:lang w:val="zh_TW" w:bidi="zh_TW"/>
+        </w:rPr>
+        <w:t>植物</w:t>
+      </w:r>
+      <w:r>
+        <w:rPr>
+          <w:lang w:val="zh_TW" w:bidi="zh_TW"/>
+        </w:rPr>
+        <w:t>（</w:t>
+      </w:r>
+      <w:r>
+        <w:rPr>
+          <w:lang w:val="zh_TW" w:bidi="zh_TW"/>
+        </w:rPr>
+        <w:t>橄欖</w:t>
+      </w:r>
+      <w:r>
+        <w:rPr>
+          <w:lang w:val="zh_TW" w:bidi="zh_TW"/>
+        </w:rPr>
+        <w:t>，</w:t>
+      </w:r>
+      <w:r>
+        <w:rPr>
+          <w:lang w:val="zh_TW" w:bidi="zh_TW"/>
+        </w:rPr>
+        <w:t>橄欖樹</w:t>
+      </w:r>
+      <w:r>
+        <w:rPr>
+          <w:lang w:val="zh_TW" w:bidi="zh_TW"/>
+        </w:rPr>
+        <w:t>）。</w:t>
       </w:r>
       <w:r>
         <w:rPr>

--- a/zht/docx/047.content.docx
+++ b/zht/docx/047.content.docx
@@ -149,7 +149,7 @@
         <w:rPr>
           <w:lang w:val="zh_TW" w:bidi="zh_TW"/>
         </w:rPr>
-        <w:t>gao</w:t>
+        <w:t>gan</w:t>
       </w:r>
       <w:r>
         <w:rPr>
@@ -212,7 +212,7 @@
         <w:rPr>
           <w:lang w:val="zh_TW" w:bidi="zh_TW"/>
         </w:rPr>
-        <w:t>高拉尼提斯</w:t>
+        <w:t>橄欖山</w:t>
       </w:r>
       <w:r>
         <w:rPr>
@@ -231,31 +231,121 @@
         <w:rPr>
           <w:lang w:val="zh_TW" w:bidi="zh_TW"/>
         </w:rPr>
-        <w:t>一個位於加利利海以東的小省，位於黑門山與</w:t>
-      </w:r>
-      <w:r>
-        <w:rPr>
-          <w:lang w:val="zh_TW" w:bidi="zh_TW"/>
-        </w:rPr>
-        <w:t>亞爾穆克河（</w:t>
-      </w:r>
-      <w:r>
-        <w:rPr>
-          <w:lang w:val="zh_TW" w:bidi="zh_TW"/>
-        </w:rPr>
-        <w:t>Yarmuk River</w:t>
-      </w:r>
-      <w:r>
-        <w:rPr>
-          <w:lang w:val="zh_TW" w:bidi="zh_TW"/>
-        </w:rPr>
-        <w:t>）</w:t>
-      </w:r>
-      <w:r>
-        <w:rPr>
-          <w:lang w:val="zh_TW" w:bidi="zh_TW"/>
-        </w:rPr>
-        <w:t>之間，可能延伸至約旦河。該地得名於古城哥蘭（Golan）。考古學家在距加利利海以東約17英里（27公里）處發現了大量被認為是哥蘭的遺址。摩西曾將哥蘭命名為約旦河東方瑪拿西半支派的逃城（</w:t>
+        <w:t>橄欖山是猶太地山脈中一條由北向南延伸的大山脊。它位於耶路撒冷的正東方，毗鄰汲淪溪谷。這座山有三個山峰，兩個山谷位於它們之間。北面的山峰是斯科普斯山。斯科普斯山的南面有一個小鞍部（</w:t>
+      </w:r>
+      <w:r>
+        <w:rPr>
+          <w:lang w:val="zh_TW" w:bidi="zh_TW"/>
+        </w:rPr>
+        <w:t>山</w:t>
+      </w:r>
+      <w:r>
+        <w:rPr>
+          <w:lang w:val="zh_TW" w:bidi="zh_TW"/>
+        </w:rPr>
+        <w:t>脊上</w:t>
+      </w:r>
+      <w:r>
+        <w:rPr>
+          <w:lang w:val="zh_TW" w:bidi="zh_TW"/>
+        </w:rPr>
+        <w:t>兩山間的低淺處</w:t>
+      </w:r>
+      <w:r>
+        <w:rPr>
+          <w:lang w:val="zh_TW" w:bidi="zh_TW"/>
+        </w:rPr>
+        <w:t>），古羅馬通往耶利哥的道路曾經經過此處。中央的山峰是為人所知的橄欖山，高818.1米（2,684英尺），與聖殿上的平台（</w:t>
+      </w:r>
+      <w:r>
+        <w:rPr>
+          <w:i/>
+          <w:lang w:val="zh_TW" w:bidi="zh_TW"/>
+        </w:rPr>
+        <w:t>Haram esh-Sherif</w:t>
+      </w:r>
+      <w:r>
+        <w:rPr>
+          <w:lang w:val="zh_TW" w:bidi="zh_TW"/>
+        </w:rPr>
+        <w:t>，阿拉伯人稱為高貴的至聖所</w:t>
+      </w:r>
+      <w:r>
+        <w:rPr>
+          <w:lang w:val="zh_TW" w:bidi="zh_TW"/>
+        </w:rPr>
+        <w:t>〔</w:t>
+      </w:r>
+      <w:r>
+        <w:rPr>
+          <w:lang w:val="zh_TW" w:bidi="zh_TW"/>
+        </w:rPr>
+        <w:t>The Noble Sanctuary</w:t>
+      </w:r>
+      <w:r>
+        <w:rPr>
+          <w:lang w:val="zh_TW" w:bidi="zh_TW"/>
+        </w:rPr>
+        <w:t>〕</w:t>
+      </w:r>
+      <w:r>
+        <w:rPr>
+          <w:lang w:val="zh_TW" w:bidi="zh_TW"/>
+        </w:rPr>
+        <w:t>）相對。</w:t>
+      </w:r>
+    </w:p>
+    <w:p>
+      <w:pPr>
+        <w:pStyle w:val="Heading3"/>
+      </w:pPr>
+      <w:r>
+        <w:rPr>
+          <w:lang w:val="zh_TW" w:bidi="zh_TW"/>
+        </w:rPr>
+        <w:t>著名地點與特色</w:t>
+      </w:r>
+    </w:p>
+    <w:p>
+      <w:pPr/>
+      <w:r>
+        <w:rPr>
+          <w:lang w:val="zh_TW" w:bidi="zh_TW"/>
+        </w:rPr>
+      </w:r>
+      <w:r>
+        <w:rPr>
+          <w:lang w:val="zh_TW" w:bidi="zh_TW"/>
+        </w:rPr>
+        <w:t>在主峰上，君士坦丁皇帝於公元325年左右，建造了一座大型教堂。這座教堂名為升天堂（the Church of the Ascension），他將其獻給他的母親海倫娜。在這座教會的南邊，有一個低窪地區，今天通往伯大尼的道路經過這處。</w:t>
+      </w:r>
+    </w:p>
+    <w:p>
+      <w:pPr/>
+      <w:r>
+        <w:rPr>
+          <w:lang w:val="zh_TW" w:bidi="zh_TW"/>
+        </w:rPr>
+      </w:r>
+      <w:r>
+        <w:rPr>
+          <w:lang w:val="zh_TW" w:bidi="zh_TW"/>
+        </w:rPr>
+        <w:t>南峰俯瞰著耶路撒冷最古老的部份，這裡曾被稱為大衛城。這座山峰有一個特別的名字：「犯罪山」（Mount of Offense）。它之所以有這個名字，是因為所羅門王在此為外邦妻子的神建造廟宇，違背了神的命令。在這南峰的底部有一個名為西爾萬（Silwan）的阿拉伯村莊。這裡是汲淪溪谷和欣嫩谷的匯合處。</w:t>
+      </w:r>
+    </w:p>
+    <w:p>
+      <w:pPr/>
+      <w:r>
+        <w:rPr>
+          <w:lang w:val="zh_TW" w:bidi="zh_TW"/>
+        </w:rPr>
+      </w:r>
+      <w:r>
+        <w:rPr>
+          <w:lang w:val="zh_TW" w:bidi="zh_TW"/>
+        </w:rPr>
+        <w:t>橄欖山因其長有大量橄欖樹而得名。在古代社會中，這些橄欖樹林非常著名且重要（</w:t>
       </w:r>
       <w:hyperlink r:id="rId13">
         <w:r>
@@ -266,14 +356,14 @@
             <w:color w:val="0000EE"/>
             <w:u w:val="single"/>
           </w:rPr>
-          <w:t>申4:41、43</w:t>
+          <w:t>亞14:4</w:t>
         </w:r>
       </w:hyperlink>
       <w:r>
         <w:rPr>
           <w:lang w:val="zh_TW" w:bidi="zh_TW"/>
         </w:rPr>
-        <w:t>），約書亞將其分配給革順族利未人（</w:t>
+        <w:t>；</w:t>
       </w:r>
       <w:hyperlink r:id="rId14">
         <w:r>
@@ -284,9 +374,54 @@
             <w:color w:val="0000EE"/>
             <w:u w:val="single"/>
           </w:rPr>
-          <w:t>書20:8，</w:t>
+          <w:t>可11:1</w:t>
         </w:r>
       </w:hyperlink>
+      <w:r>
+        <w:rPr>
+          <w:lang w:val="zh_TW" w:bidi="zh_TW"/>
+        </w:rPr>
+        <w:t>）。橄欖山的西側從地中海獲得雨水。這些雨水，加上由風化岩石形成的肥沃土壤，幫助許多果樹在此茁壯成長。</w:t>
+      </w:r>
+    </w:p>
+    <w:p>
+      <w:pPr/>
+      <w:r>
+        <w:rPr>
+          <w:lang w:val="zh_TW" w:bidi="zh_TW"/>
+        </w:rPr>
+      </w:r>
+      <w:r>
+        <w:rPr>
+          <w:lang w:val="zh_TW" w:bidi="zh_TW"/>
+        </w:rPr>
+        <w:t>橄欖山的東側標誌著猶太地曠野的開始。新約聖經中提到的兩個村莊，伯大尼和伯法其，就是位於其東邊的山坡上。</w:t>
+      </w:r>
+    </w:p>
+    <w:p>
+      <w:pPr>
+        <w:pStyle w:val="Heading3"/>
+      </w:pPr>
+      <w:r>
+        <w:rPr>
+          <w:lang w:val="zh_TW" w:bidi="zh_TW"/>
+        </w:rPr>
+        <w:t>舊約聖經中的橄欖山</w:t>
+      </w:r>
+    </w:p>
+    <w:p>
+      <w:pPr/>
+      <w:r>
+        <w:rPr>
+          <w:lang w:val="zh_TW" w:bidi="zh_TW"/>
+        </w:rPr>
+      </w:r>
+      <w:r>
+        <w:rPr>
+          <w:lang w:val="zh_TW" w:bidi="zh_TW"/>
+        </w:rPr>
+        <w:t>舊約聖經第一次出現橄欖山，是在關於大衛王的故事中。大衛因為他的兒子押沙龍試圖奪取他的王位，而不得不逃離耶路撒冷。大衛向東逃跑，攀登橄欖山，逃往約旦河谷（</w:t>
+      </w:r>
       <w:hyperlink r:id="rId15">
         <w:r>
           <w:rPr>
@@ -296,14 +431,28 @@
             <w:color w:val="0000EE"/>
             <w:u w:val="single"/>
           </w:rPr>
-          <w:t>21:27</w:t>
+          <w:t>撒下15:30</w:t>
         </w:r>
       </w:hyperlink>
       <w:r>
         <w:rPr>
           <w:lang w:val="zh_TW" w:bidi="zh_TW"/>
         </w:rPr>
-        <w:t>；</w:t>
+        <w:t>）。</w:t>
+      </w:r>
+    </w:p>
+    <w:p>
+      <w:pPr/>
+      <w:r>
+        <w:rPr>
+          <w:lang w:val="zh_TW" w:bidi="zh_TW"/>
+        </w:rPr>
+      </w:r>
+      <w:r>
+        <w:rPr>
+          <w:lang w:val="zh_TW" w:bidi="zh_TW"/>
+        </w:rPr>
+        <w:t>後來，大衛的兒子所羅門王在山上，為外邦神建造了邱壇。這些神包括西頓、摩押和亞捫人所崇拜的神（</w:t>
       </w:r>
       <w:hyperlink r:id="rId16">
         <w:r>
@@ -314,27 +463,14 @@
             <w:color w:val="0000EE"/>
             <w:u w:val="single"/>
           </w:rPr>
-          <w:t>代上6:71</w:t>
+          <w:t>王上11:7</w:t>
         </w:r>
       </w:hyperlink>
       <w:r>
         <w:rPr>
           <w:lang w:val="zh_TW" w:bidi="zh_TW"/>
         </w:rPr>
-        <w:t>）。根據約瑟夫（Josephus）的記載，亞歷山大·詹納烏斯（Alexander Janneus）在此地遭受重創，後來摧毀了該城（</w:t>
-      </w:r>
-      <w:r>
-        <w:rPr>
-          <w:i/>
-          <w:lang w:val="zh_TW" w:bidi="zh_TW"/>
-        </w:rPr>
-        <w:t>猶太古史記</w:t>
-      </w:r>
-      <w:r>
-        <w:rPr>
-          <w:lang w:val="zh_TW" w:bidi="zh_TW"/>
-        </w:rPr>
-        <w:t xml:space="preserve"> 8.2.3）。約瑟夫還提到一位名叫猶大的人曾在此地發動稅務起義（18.1.1），而路加稱他為加利利人（</w:t>
+        <w:t>）。多年後，另一位名叫約西亞的王摧毀了這些崇拜場所，因為它們違背了神的律法（</w:t>
       </w:r>
       <w:hyperlink r:id="rId17">
         <w:r>
@@ -345,40 +481,14 @@
             <w:color w:val="0000EE"/>
             <w:u w:val="single"/>
           </w:rPr>
-          <w:t>徒5:37</w:t>
+          <w:t>王下23:13</w:t>
         </w:r>
       </w:hyperlink>
       <w:r>
         <w:rPr>
           <w:lang w:val="zh_TW" w:bidi="zh_TW"/>
         </w:rPr>
-        <w:t>）。後來，約瑟夫也稱他為加利利人（</w:t>
-      </w:r>
-      <w:r>
-        <w:rPr>
-          <w:i/>
-          <w:lang w:val="zh_TW" w:bidi="zh_TW"/>
-        </w:rPr>
-        <w:t>猶太古史記</w:t>
-      </w:r>
-      <w:r>
-        <w:rPr>
-          <w:lang w:val="zh_TW" w:bidi="zh_TW"/>
-        </w:rPr>
-        <w:t xml:space="preserve"> 20.5.2；</w:t>
-      </w:r>
-      <w:r>
-        <w:rPr>
-          <w:i/>
-          <w:lang w:val="zh_TW" w:bidi="zh_TW"/>
-        </w:rPr>
-        <w:t>猶太戰史</w:t>
-      </w:r>
-      <w:r>
-        <w:rPr>
-          <w:lang w:val="zh_TW" w:bidi="zh_TW"/>
-        </w:rPr>
-        <w:t xml:space="preserve"> 2.8.1）。這位猶大很可能在不同時期居住在這些地方。</w:t>
+        <w:t>）。</w:t>
       </w:r>
     </w:p>
     <w:p>
@@ -392,19 +502,7 @@
         <w:rPr>
           <w:lang w:val="zh_TW" w:bidi="zh_TW"/>
         </w:rPr>
-        <w:t>公元前4年，希律王去世後，其子腓力繼承了</w:t>
-      </w:r>
-      <w:r>
-        <w:rPr>
-          <w:lang w:val="zh_TW" w:bidi="zh_TW"/>
-        </w:rPr>
-        <w:t>高拉尼提斯</w:t>
-      </w:r>
-      <w:r>
-        <w:rPr>
-          <w:lang w:val="zh_TW" w:bidi="zh_TW"/>
-        </w:rPr>
-        <w:t>，將他的首都設在伯賽大猶利亞城（Julias），該城由他重建並以凱撒奧古斯都的女兒命名。耶穌曾到過此地（</w:t>
+        <w:t>先知以西結寫道，他看到神的榮耀離開耶路撒冷的聖殿，移到橄欖山（</w:t>
       </w:r>
       <w:hyperlink r:id="rId18">
         <w:r>
@@ -415,9 +513,41 @@
             <w:color w:val="0000EE"/>
             <w:u w:val="single"/>
           </w:rPr>
-          <w:t>可6:45，</w:t>
+          <w:t>結11:23</w:t>
         </w:r>
       </w:hyperlink>
+      <w:r>
+        <w:rPr>
+          <w:lang w:val="zh_TW" w:bidi="zh_TW"/>
+        </w:rPr>
+        <w:t>）。另一位先知撒迦利亞，寫下對橄欖山的描述，是最為人所知的一段。在他關於末後的異象中，他寫道：</w:t>
+      </w:r>
+    </w:p>
+    <w:p>
+      <w:pPr/>
+      <w:r>
+        <w:rPr>
+          <w:lang w:val="zh_TW" w:bidi="zh_TW"/>
+        </w:rPr>
+      </w:r>
+      <w:r>
+        <w:rPr>
+          <w:lang w:val="zh_TW" w:bidi="zh_TW"/>
+        </w:rPr>
+        <w:t>「</w:t>
+      </w:r>
+      <w:r>
+        <w:rPr>
+          <w:lang w:val="zh_TW" w:bidi="zh_TW"/>
+        </w:rPr>
+        <w:t>那日，他的腳必站在耶路撒冷前面朝東的橄欖山上。這山必從中間分裂，自東至西成為極大的谷。山的一半向北挪移，一半向南挪移。</w:t>
+      </w:r>
+      <w:r>
+        <w:rPr>
+          <w:lang w:val="zh_TW" w:bidi="zh_TW"/>
+        </w:rPr>
+        <w:t>」（</w:t>
+      </w:r>
       <w:hyperlink r:id="rId19">
         <w:r>
           <w:rPr>
@@ -427,14 +557,43 @@
             <w:color w:val="0000EE"/>
             <w:u w:val="single"/>
           </w:rPr>
-          <w:t>8:22</w:t>
+          <w:t>亞14:1–5</w:t>
         </w:r>
       </w:hyperlink>
       <w:r>
         <w:rPr>
           <w:lang w:val="zh_TW" w:bidi="zh_TW"/>
         </w:rPr>
-        <w:t>），該地直到公元66年猶太戰爭爆發前，一直處於羅馬的嚴密統治之下。隨後，猶太起義者曾藏匿於該城的高地，羅馬人在此地進行了多次戰役。</w:t>
+        <w:t>，第</w:t>
+      </w:r>
+      <w:hyperlink r:id="rId13">
+        <w:r>
+          <w:rPr>
+            <w:lang w:val="zh_TW" w:bidi="zh_TW"/>
+          </w:rPr>
+          <w:rPr>
+            <w:color w:val="0000EE"/>
+            <w:u w:val="single"/>
+          </w:rPr>
+          <w:t>4</w:t>
+        </w:r>
+      </w:hyperlink>
+      <w:r>
+        <w:rPr>
+          <w:lang w:val="zh_TW" w:bidi="zh_TW"/>
+        </w:rPr>
+        <w:t>節）。</w:t>
+      </w:r>
+    </w:p>
+    <w:p>
+      <w:pPr>
+        <w:pStyle w:val="Heading3"/>
+      </w:pPr>
+      <w:r>
+        <w:rPr>
+          <w:lang w:val="zh_TW" w:bidi="zh_TW"/>
+        </w:rPr>
+        <w:t>新約聖經中的橄欖山</w:t>
       </w:r>
     </w:p>
     <w:p>
@@ -446,102 +605,27 @@
       </w:r>
       <w:r>
         <w:rPr>
-          <w:i/>
-          <w:lang w:val="zh_TW" w:bidi="zh_TW"/>
-        </w:rPr>
-        <w:t>另見</w:t>
-      </w:r>
-      <w:r>
-        <w:rPr>
-          <w:lang w:val="zh_TW" w:bidi="zh_TW"/>
-        </w:rPr>
-        <w:t xml:space="preserve"> </w:t>
-      </w:r>
-      <w:r>
-        <w:rPr>
-          <w:lang w:val="zh_TW" w:bidi="zh_TW"/>
-        </w:rPr>
-        <w:t>哥蘭</w:t>
-      </w:r>
-      <w:r>
-        <w:rPr>
-          <w:lang w:val="zh_TW" w:bidi="zh_TW"/>
-        </w:rPr>
-        <w:t>；</w:t>
-      </w:r>
-      <w:r>
-        <w:rPr>
-          <w:lang w:val="zh_TW" w:bidi="zh_TW"/>
-        </w:rPr>
-        <w:t>希律，希律家族</w:t>
-      </w:r>
-      <w:r>
-        <w:rPr>
-          <w:lang w:val="zh_TW" w:bidi="zh_TW"/>
-        </w:rPr>
-        <w:t>。</w:t>
-      </w:r>
-      <w:r>
-        <w:rPr>
-          <w:lang w:val="zh_TW" w:bidi="zh_TW"/>
-        </w:rPr>
-      </w:r>
-      <w:r>
-        <w:rPr>
-          <w:lang w:val="zh_TW" w:bidi="zh_TW"/>
-        </w:rPr>
+          <w:lang w:val="zh_TW" w:bidi="zh_TW"/>
+        </w:rPr>
+        <w:t>在新約聖經中，大多數關於耶穌在橄欖山的故事，發生在祂生命的最後一週，基督徒稱之為聖週。在山上的村莊伯大尼，還有兩個較早發生的故事：</w:t>
       </w:r>
     </w:p>
     <w:p>
-      <w:pPr/>
-      <w:r>
-        <w:rPr>
-          <w:lang w:val="zh_TW" w:bidi="zh_TW"/>
-        </w:rPr>
-      </w:r>
-    </w:p>
-    <w:p>
-      <w:pPr>
-        <w:pStyle w:val="Heading2"/>
-      </w:pPr>
-      <w:r>
-        <w:rPr>
-          <w:lang w:val="zh_TW" w:bidi="zh_TW"/>
-        </w:rPr>
-        <w:t>膏抹</w:t>
-      </w:r>
-      <w:r>
-        <w:rPr>
-          <w:lang w:val="zh_TW" w:bidi="zh_TW"/>
-        </w:rPr>
-      </w:r>
-    </w:p>
-    <w:p>
-      <w:pPr/>
-      <w:r>
-        <w:rPr>
-          <w:lang w:val="zh_TW" w:bidi="zh_TW"/>
-        </w:rPr>
-      </w:r>
-      <w:r>
-        <w:rPr>
-          <w:lang w:val="zh_TW" w:bidi="zh_TW"/>
-        </w:rPr>
-        <w:t>將油或香膏塗抹於人或物上，作為儀式或典禮的一部分。</w:t>
-      </w:r>
-    </w:p>
-    <w:p>
-      <w:pPr/>
-      <w:r>
-        <w:rPr>
-          <w:lang w:val="zh_TW" w:bidi="zh_TW"/>
-        </w:rPr>
-      </w:r>
-      <w:r>
-        <w:rPr>
-          <w:lang w:val="zh_TW" w:bidi="zh_TW"/>
-        </w:rPr>
-        <w:t>膏抹這個希伯來文詞語首次出現在</w:t>
+      <w:pPr>
+        <w:pStyle w:val="ListBullet"/>
+        <w:spacing w:line="240" w:lineRule="auto"/>
+        <w:ind w:left="720"/>
+      </w:pPr>
+      <w:r>
+        <w:rPr>
+          <w:lang w:val="zh_TW" w:bidi="zh_TW"/>
+        </w:rPr>
+      </w:r>
+      <w:r>
+        <w:rPr>
+          <w:lang w:val="zh_TW" w:bidi="zh_TW"/>
+        </w:rPr>
+        <w:t>耶穌拜訪了祂的朋友馬利亞和馬大（</w:t>
       </w:r>
       <w:hyperlink r:id="rId20">
         <w:r>
@@ -552,14 +636,32 @@
             <w:color w:val="0000EE"/>
             <w:u w:val="single"/>
           </w:rPr>
-          <w:t>創世記三十一章13節</w:t>
+          <w:t>路10:38–42</w:t>
         </w:r>
       </w:hyperlink>
       <w:r>
         <w:rPr>
           <w:lang w:val="zh_TW" w:bidi="zh_TW"/>
         </w:rPr>
-        <w:t>，當時雅各將油澆在伯特利的石頭上（</w:t>
+        <w:t>），</w:t>
+      </w:r>
+    </w:p>
+    <w:p>
+      <w:pPr>
+        <w:pStyle w:val="ListBullet"/>
+        <w:spacing w:line="240" w:lineRule="auto"/>
+        <w:ind w:left="720"/>
+      </w:pPr>
+      <w:r>
+        <w:rPr>
+          <w:lang w:val="zh_TW" w:bidi="zh_TW"/>
+        </w:rPr>
+      </w:r>
+      <w:r>
+        <w:rPr>
+          <w:lang w:val="zh_TW" w:bidi="zh_TW"/>
+        </w:rPr>
+        <w:t>耶穌使祂的朋友拉撒路復活（</w:t>
       </w:r>
       <w:hyperlink r:id="rId21">
         <w:r>
@@ -570,32 +672,28 @@
             <w:color w:val="0000EE"/>
             <w:u w:val="single"/>
           </w:rPr>
-          <w:t>創28:18</w:t>
+          <w:t>約11:17–44</w:t>
         </w:r>
       </w:hyperlink>
       <w:r>
         <w:rPr>
           <w:lang w:val="zh_TW" w:bidi="zh_TW"/>
         </w:rPr>
-        <w:t>–</w:t>
-      </w:r>
-      <w:hyperlink r:id="rId21">
-        <w:r>
-          <w:rPr>
-            <w:lang w:val="zh_TW" w:bidi="zh_TW"/>
-          </w:rPr>
-          <w:rPr>
-            <w:color w:val="0000EE"/>
-            <w:u w:val="single"/>
-          </w:rPr>
-          <w:t>19</w:t>
-        </w:r>
-      </w:hyperlink>
-      <w:r>
-        <w:rPr>
-          <w:lang w:val="zh_TW" w:bidi="zh_TW"/>
-        </w:rPr>
-        <w:t>），後來又重複了這一儀式（</w:t>
+        <w:t>）。</w:t>
+      </w:r>
+    </w:p>
+    <w:p>
+      <w:pPr/>
+      <w:r>
+        <w:rPr>
+          <w:lang w:val="zh_TW" w:bidi="zh_TW"/>
+        </w:rPr>
+      </w:r>
+      <w:r>
+        <w:rPr>
+          <w:lang w:val="zh_TW" w:bidi="zh_TW"/>
+        </w:rPr>
+        <w:t>耶穌最後一次來到耶路撒冷，是從耶利哥城出發，從東方越過橄欖山，然後下到汲淪溪谷（</w:t>
       </w:r>
       <w:hyperlink r:id="rId22">
         <w:r>
@@ -606,32 +704,14 @@
             <w:color w:val="0000EE"/>
             <w:u w:val="single"/>
           </w:rPr>
-          <w:t>創35:9</w:t>
+          <w:t>可11:1–10）</w:t>
         </w:r>
       </w:hyperlink>
       <w:r>
         <w:rPr>
           <w:lang w:val="zh_TW" w:bidi="zh_TW"/>
         </w:rPr>
-        <w:t>–</w:t>
-      </w:r>
-      <w:hyperlink r:id="rId22">
-        <w:r>
-          <w:rPr>
-            <w:lang w:val="zh_TW" w:bidi="zh_TW"/>
-          </w:rPr>
-          <w:rPr>
-            <w:color w:val="0000EE"/>
-            <w:u w:val="single"/>
-          </w:rPr>
-          <w:t>15</w:t>
-        </w:r>
-      </w:hyperlink>
-      <w:r>
-        <w:rPr>
-          <w:lang w:val="zh_TW" w:bidi="zh_TW"/>
-        </w:rPr>
-        <w:t>）。這是一種宗教儀式，表示該地的被分別為聖，為神所用。</w:t>
+        <w:t>。這一天，人們迎接祂如同迎接君王，在路上鋪上棕樹枝。</w:t>
       </w:r>
     </w:p>
     <w:p>
@@ -645,21 +725,7 @@
         <w:rPr>
           <w:lang w:val="zh_TW" w:bidi="zh_TW"/>
         </w:rPr>
-        <w:t>膏抹作為宗教行為，象徵受膏者具備某些神的特質。自古以來，希伯來人以油膏抹新領袖的頭，以示他們開始在群體中的職分。這種做法同樣用於分別器物，專為神使用。</w:t>
-      </w:r>
-    </w:p>
-    <w:p>
-      <w:pPr/>
-      <w:r>
-        <w:rPr>
-          <w:lang w:val="zh_TW" w:bidi="zh_TW"/>
-        </w:rPr>
-      </w:r>
-      <w:r>
-        <w:rPr>
-          <w:lang w:val="zh_TW" w:bidi="zh_TW"/>
-        </w:rPr>
-        <w:t>聖經並未詳細記錄如何為正式的事物或人膏抹。例如，雅各只是將油澆在石頭上，並說了一些話。當撒母耳（一位先知和士師）膏抹以色列的第一位王掃羅時，他先將掃羅帶到一旁教導他（</w:t>
+        <w:t>當耶穌下山看到耶路撒冷時，祂停下來哭泣，因為祂深知這座城市未來會發生什麼事（</w:t>
       </w:r>
       <w:hyperlink r:id="rId23">
         <w:r>
@@ -670,32 +736,28 @@
             <w:color w:val="0000EE"/>
             <w:u w:val="single"/>
           </w:rPr>
-          <w:t>撒上9:25</w:t>
+          <w:t>路19:41–44</w:t>
         </w:r>
       </w:hyperlink>
       <w:r>
         <w:rPr>
           <w:lang w:val="zh_TW" w:bidi="zh_TW"/>
         </w:rPr>
-        <w:t>–</w:t>
-      </w:r>
-      <w:hyperlink r:id="rId23">
-        <w:r>
-          <w:rPr>
-            <w:lang w:val="zh_TW" w:bidi="zh_TW"/>
-          </w:rPr>
-          <w:rPr>
-            <w:color w:val="0000EE"/>
-            <w:u w:val="single"/>
-          </w:rPr>
-          <w:t>27</w:t>
-        </w:r>
-      </w:hyperlink>
-      <w:r>
-        <w:rPr>
-          <w:lang w:val="zh_TW" w:bidi="zh_TW"/>
-        </w:rPr>
-        <w:t>），然後撒母耳「拿瓶膏油倒在掃羅的頭上，與他親嘴，說：『這不是耶和華膏你作他產業的君嗎？』」（</w:t>
+        <w:t>）。</w:t>
+      </w:r>
+    </w:p>
+    <w:p>
+      <w:pPr/>
+      <w:r>
+        <w:rPr>
+          <w:lang w:val="zh_TW" w:bidi="zh_TW"/>
+        </w:rPr>
+      </w:r>
+      <w:r>
+        <w:rPr>
+          <w:lang w:val="zh_TW" w:bidi="zh_TW"/>
+        </w:rPr>
+        <w:t>耶穌生命的最後一周，祂花了大部份時間待在橄欖山。祂白天在那裡教導人（</w:t>
       </w:r>
       <w:hyperlink r:id="rId24">
         <w:r>
@@ -706,28 +768,14 @@
             <w:color w:val="0000EE"/>
             <w:u w:val="single"/>
           </w:rPr>
-          <w:t>撒上10:1</w:t>
+          <w:t>可13</w:t>
         </w:r>
       </w:hyperlink>
       <w:r>
         <w:rPr>
           <w:lang w:val="zh_TW" w:bidi="zh_TW"/>
         </w:rPr>
-        <w:t>）。</w:t>
-      </w:r>
-    </w:p>
-    <w:p>
-      <w:pPr/>
-      <w:r>
-        <w:rPr>
-          <w:lang w:val="zh_TW" w:bidi="zh_TW"/>
-        </w:rPr>
-      </w:r>
-      <w:r>
-        <w:rPr>
-          <w:lang w:val="zh_TW" w:bidi="zh_TW"/>
-        </w:rPr>
-        <w:t>為了膏抹會幕（敬拜用的特別帳幕）及其祭司，以色列人製作了一種特別的油，由技藝精湛香料製造者，將上品的香料（沒藥、香肉桂、菖蒲、桂皮）與橄欖油混合而成（</w:t>
+        <w:t>）；晚上，住在山上或附近的村莊伯大尼（</w:t>
       </w:r>
       <w:hyperlink r:id="rId25">
         <w:r>
@@ -738,32 +786,26 @@
             <w:color w:val="0000EE"/>
             <w:u w:val="single"/>
           </w:rPr>
-          <w:t>出30:22</w:t>
+          <w:t>路21:37</w:t>
         </w:r>
       </w:hyperlink>
       <w:r>
         <w:rPr>
           <w:lang w:val="zh_TW" w:bidi="zh_TW"/>
         </w:rPr>
-        <w:t>–</w:t>
-      </w:r>
-      <w:hyperlink r:id="rId25">
-        <w:r>
-          <w:rPr>
-            <w:lang w:val="zh_TW" w:bidi="zh_TW"/>
-          </w:rPr>
-          <w:rPr>
-            <w:color w:val="0000EE"/>
-            <w:u w:val="single"/>
-          </w:rPr>
-          <w:t>25</w:t>
-        </w:r>
-      </w:hyperlink>
-      <w:r>
-        <w:rPr>
-          <w:lang w:val="zh_TW" w:bidi="zh_TW"/>
-        </w:rPr>
-        <w:t>）。</w:t>
+        <w:t>，這裡的</w:t>
+      </w:r>
+      <w:r>
+        <w:rPr>
+          <w:lang w:val="zh_TW" w:bidi="zh_TW"/>
+        </w:rPr>
+        <w:t>橄欖山</w:t>
+      </w:r>
+      <w:r>
+        <w:rPr>
+          <w:lang w:val="zh_TW" w:bidi="zh_TW"/>
+        </w:rPr>
+        <w:t>可能指的是伯大尼）。</w:t>
       </w:r>
     </w:p>
     <w:p>
@@ -777,7 +819,7 @@
         <w:rPr>
           <w:lang w:val="zh_TW" w:bidi="zh_TW"/>
         </w:rPr>
-        <w:t>耶和華指示以色列人，要膏抹所有為神分別為聖的事物和人，包括會幕、約櫃、桌子及其器具、燈台及其器具、香壇、燔祭壇、洗濯盆，以及大祭司亞倫和他的兒子（</w:t>
+        <w:t>在最後的晚餐之後，耶穌來到橄欖山禱告（</w:t>
       </w:r>
       <w:hyperlink r:id="rId26">
         <w:r>
@@ -788,16 +830,16 @@
             <w:color w:val="0000EE"/>
             <w:u w:val="single"/>
           </w:rPr>
-          <w:t>出30:26</w:t>
+          <w:t>可14:26</w:t>
         </w:r>
       </w:hyperlink>
       <w:r>
         <w:rPr>
           <w:lang w:val="zh_TW" w:bidi="zh_TW"/>
         </w:rPr>
-        <w:t>–</w:t>
-      </w:r>
-      <w:hyperlink r:id="rId26">
+        <w:t>）。祂在客西馬尼園的榨油器具旁邊被捕（第</w:t>
+      </w:r>
+      <w:hyperlink r:id="rId27">
         <w:r>
           <w:rPr>
             <w:lang w:val="zh_TW" w:bidi="zh_TW"/>
@@ -813,39 +855,7 @@
         <w:rPr>
           <w:lang w:val="zh_TW" w:bidi="zh_TW"/>
         </w:rPr>
-        <w:t>）。這使至聖所配有聖潔的家具、聖潔的敬拜工具和聖潔的祭司，這些都被分別為聖，專屬於神。</w:t>
-      </w:r>
-    </w:p>
-    <w:p>
-      <w:pPr/>
-      <w:r>
-        <w:rPr>
-          <w:lang w:val="zh_TW" w:bidi="zh_TW"/>
-        </w:rPr>
-      </w:r>
-      <w:r>
-        <w:rPr>
-          <w:lang w:val="zh_TW" w:bidi="zh_TW"/>
-        </w:rPr>
-        <w:t>在以色列，三種主要的職分均要被膏抹：先知、祭司和君王。先知有時通過正式的膏抹開始其事奉，但並不總是如此（</w:t>
-      </w:r>
-      <w:hyperlink r:id="rId27">
-        <w:r>
-          <w:rPr>
-            <w:lang w:val="zh_TW" w:bidi="zh_TW"/>
-          </w:rPr>
-          <w:rPr>
-            <w:color w:val="0000EE"/>
-            <w:u w:val="single"/>
-          </w:rPr>
-          <w:t>王上19:16</w:t>
-        </w:r>
-      </w:hyperlink>
-      <w:r>
-        <w:rPr>
-          <w:lang w:val="zh_TW" w:bidi="zh_TW"/>
-        </w:rPr>
-        <w:t>）。人們可以稱他們為神的受膏者（</w:t>
+        <w:t>節）。後來，耶穌從死裡復活，與祂的門徒在橄欖山作最後會面。正當他們觀看時，耶穌被提升到天上。基督徒稱這個事件為升天（</w:t>
       </w:r>
       <w:hyperlink r:id="rId28">
         <w:r>
@@ -856,1660 +866,9 @@
             <w:color w:val="0000EE"/>
             <w:u w:val="single"/>
           </w:rPr>
-          <w:t>代上16:22</w:t>
+          <w:t>徒1:12</w:t>
         </w:r>
       </w:hyperlink>
-      <w:r>
-        <w:rPr>
-          <w:lang w:val="zh_TW" w:bidi="zh_TW"/>
-        </w:rPr>
-        <w:t>；</w:t>
-      </w:r>
-      <w:hyperlink r:id="rId29">
-        <w:r>
-          <w:rPr>
-            <w:lang w:val="zh_TW" w:bidi="zh_TW"/>
-          </w:rPr>
-          <w:rPr>
-            <w:color w:val="0000EE"/>
-            <w:u w:val="single"/>
-          </w:rPr>
-          <w:t>詩105:15</w:t>
-        </w:r>
-      </w:hyperlink>
-      <w:r>
-        <w:rPr>
-          <w:lang w:val="zh_TW" w:bidi="zh_TW"/>
-        </w:rPr>
-        <w:t>）。當利未祭司職分開始時，所有祭司都被膏抹，包括亞倫的兒子和亞倫本人（</w:t>
-      </w:r>
-      <w:hyperlink r:id="rId30">
-        <w:r>
-          <w:rPr>
-            <w:lang w:val="zh_TW" w:bidi="zh_TW"/>
-          </w:rPr>
-          <w:rPr>
-            <w:color w:val="0000EE"/>
-            <w:u w:val="single"/>
-          </w:rPr>
-          <w:t>出40:12</w:t>
-        </w:r>
-      </w:hyperlink>
-      <w:r>
-        <w:rPr>
-          <w:lang w:val="zh_TW" w:bidi="zh_TW"/>
-        </w:rPr>
-        <w:t>–</w:t>
-      </w:r>
-      <w:hyperlink r:id="rId30">
-        <w:r>
-          <w:rPr>
-            <w:lang w:val="zh_TW" w:bidi="zh_TW"/>
-          </w:rPr>
-          <w:rPr>
-            <w:color w:val="0000EE"/>
-            <w:u w:val="single"/>
-          </w:rPr>
-          <w:t>15</w:t>
-        </w:r>
-      </w:hyperlink>
-      <w:r>
-        <w:rPr>
-          <w:lang w:val="zh_TW" w:bidi="zh_TW"/>
-        </w:rPr>
-        <w:t>；</w:t>
-      </w:r>
-      <w:hyperlink r:id="rId31">
-        <w:r>
-          <w:rPr>
-            <w:lang w:val="zh_TW" w:bidi="zh_TW"/>
-          </w:rPr>
-          <w:rPr>
-            <w:color w:val="0000EE"/>
-            <w:u w:val="single"/>
-          </w:rPr>
-          <w:t>民3:3</w:t>
-        </w:r>
-      </w:hyperlink>
-      <w:r>
-        <w:rPr>
-          <w:lang w:val="zh_TW" w:bidi="zh_TW"/>
-        </w:rPr>
-        <w:t>）。此後，祭司開始事奉時不再受膏抹，膏抹通常只用於大祭司（</w:t>
-      </w:r>
-      <w:hyperlink r:id="rId32">
-        <w:r>
-          <w:rPr>
-            <w:lang w:val="zh_TW" w:bidi="zh_TW"/>
-          </w:rPr>
-          <w:rPr>
-            <w:color w:val="0000EE"/>
-            <w:u w:val="single"/>
-          </w:rPr>
-          <w:t>出29:29</w:t>
-        </w:r>
-      </w:hyperlink>
-      <w:r>
-        <w:rPr>
-          <w:lang w:val="zh_TW" w:bidi="zh_TW"/>
-        </w:rPr>
-        <w:t>；</w:t>
-      </w:r>
-      <w:hyperlink r:id="rId33">
-        <w:r>
-          <w:rPr>
-            <w:lang w:val="zh_TW" w:bidi="zh_TW"/>
-          </w:rPr>
-          <w:rPr>
-            <w:color w:val="0000EE"/>
-            <w:u w:val="single"/>
-          </w:rPr>
-          <w:t>利16:32</w:t>
-        </w:r>
-      </w:hyperlink>
-      <w:r>
-        <w:rPr>
-          <w:lang w:val="zh_TW" w:bidi="zh_TW"/>
-        </w:rPr>
-        <w:t>）。</w:t>
-      </w:r>
-    </w:p>
-    <w:p>
-      <w:pPr/>
-      <w:r>
-        <w:rPr>
-          <w:lang w:val="zh_TW" w:bidi="zh_TW"/>
-        </w:rPr>
-      </w:r>
-      <w:r>
-        <w:rPr>
-          <w:lang w:val="zh_TW" w:bidi="zh_TW"/>
-        </w:rPr>
-        <w:t>在以色列人有君王統治之前，他們已經知道膏抹是象征君王登基開始的儀式（</w:t>
-      </w:r>
-      <w:hyperlink r:id="rId34">
-        <w:r>
-          <w:rPr>
-            <w:lang w:val="zh_TW" w:bidi="zh_TW"/>
-          </w:rPr>
-          <w:rPr>
-            <w:color w:val="0000EE"/>
-            <w:u w:val="single"/>
-          </w:rPr>
-          <w:t>士9:8</w:t>
-        </w:r>
-      </w:hyperlink>
-      <w:r>
-        <w:rPr>
-          <w:lang w:val="zh_TW" w:bidi="zh_TW"/>
-        </w:rPr>
-        <w:t>、15）。膏抹成為神命定的猶大和以色列諸王登基的儀式（</w:t>
-      </w:r>
-      <w:hyperlink r:id="rId35">
-        <w:r>
-          <w:rPr>
-            <w:lang w:val="zh_TW" w:bidi="zh_TW"/>
-          </w:rPr>
-          <w:rPr>
-            <w:color w:val="0000EE"/>
-            <w:u w:val="single"/>
-          </w:rPr>
-          <w:t>王下9:1</w:t>
-        </w:r>
-      </w:hyperlink>
-      <w:r>
-        <w:rPr>
-          <w:lang w:val="zh_TW" w:bidi="zh_TW"/>
-        </w:rPr>
-        <w:t>–</w:t>
-      </w:r>
-      <w:hyperlink r:id="rId35">
-        <w:r>
-          <w:rPr>
-            <w:lang w:val="zh_TW" w:bidi="zh_TW"/>
-          </w:rPr>
-          <w:rPr>
-            <w:color w:val="0000EE"/>
-            <w:u w:val="single"/>
-          </w:rPr>
-          <w:t>6，</w:t>
-        </w:r>
-      </w:hyperlink>
-      <w:hyperlink r:id="rId36">
-        <w:r>
-          <w:rPr>
-            <w:lang w:val="zh_TW" w:bidi="zh_TW"/>
-          </w:rPr>
-          <w:rPr>
-            <w:color w:val="0000EE"/>
-            <w:u w:val="single"/>
-          </w:rPr>
-          <w:t>11:12</w:t>
-        </w:r>
-      </w:hyperlink>
-      <w:r>
-        <w:rPr>
-          <w:lang w:val="zh_TW" w:bidi="zh_TW"/>
-        </w:rPr>
-        <w:t>。掃羅是第一位被膏的王（</w:t>
-      </w:r>
-      <w:hyperlink r:id="rId24">
-        <w:r>
-          <w:rPr>
-            <w:lang w:val="zh_TW" w:bidi="zh_TW"/>
-          </w:rPr>
-          <w:rPr>
-            <w:color w:val="0000EE"/>
-            <w:u w:val="single"/>
-          </w:rPr>
-          <w:t>撒上10:1</w:t>
-        </w:r>
-      </w:hyperlink>
-      <w:r>
-        <w:rPr>
-          <w:lang w:val="zh_TW" w:bidi="zh_TW"/>
-        </w:rPr>
-        <w:t>；</w:t>
-      </w:r>
-      <w:hyperlink r:id="rId37">
-        <w:r>
-          <w:rPr>
-            <w:lang w:val="zh_TW" w:bidi="zh_TW"/>
-          </w:rPr>
-          <w:rPr>
-            <w:color w:val="0000EE"/>
-            <w:u w:val="single"/>
-          </w:rPr>
-          <w:t>王上1:39</w:t>
-        </w:r>
-      </w:hyperlink>
-      <w:r>
-        <w:rPr>
-          <w:lang w:val="zh_TW" w:bidi="zh_TW"/>
-        </w:rPr>
-        <w:t>）。大衛被膏抹了三次（</w:t>
-      </w:r>
-      <w:hyperlink r:id="rId38">
-        <w:r>
-          <w:rPr>
-            <w:lang w:val="zh_TW" w:bidi="zh_TW"/>
-          </w:rPr>
-          <w:rPr>
-            <w:color w:val="0000EE"/>
-            <w:u w:val="single"/>
-          </w:rPr>
-          <w:t>撒上16:1、13</w:t>
-        </w:r>
-      </w:hyperlink>
-      <w:r>
-        <w:rPr>
-          <w:lang w:val="zh_TW" w:bidi="zh_TW"/>
-        </w:rPr>
-        <w:t>；</w:t>
-      </w:r>
-      <w:hyperlink r:id="rId39">
-        <w:r>
-          <w:rPr>
-            <w:lang w:val="zh_TW" w:bidi="zh_TW"/>
-          </w:rPr>
-          <w:rPr>
-            <w:color w:val="0000EE"/>
-            <w:u w:val="single"/>
-          </w:rPr>
-          <w:t>撒下2:4，</w:t>
-        </w:r>
-      </w:hyperlink>
-      <w:hyperlink r:id="rId40">
-        <w:r>
-          <w:rPr>
-            <w:lang w:val="zh_TW" w:bidi="zh_TW"/>
-          </w:rPr>
-          <w:rPr>
-            <w:color w:val="0000EE"/>
-            <w:u w:val="single"/>
-          </w:rPr>
-          <w:t>5:1</w:t>
-        </w:r>
-      </w:hyperlink>
-      <w:r>
-        <w:rPr>
-          <w:lang w:val="zh_TW" w:bidi="zh_TW"/>
-        </w:rPr>
-        <w:t>–</w:t>
-      </w:r>
-      <w:hyperlink r:id="rId40">
-        <w:r>
-          <w:rPr>
-            <w:lang w:val="zh_TW" w:bidi="zh_TW"/>
-          </w:rPr>
-          <w:rPr>
-            <w:color w:val="0000EE"/>
-            <w:u w:val="single"/>
-          </w:rPr>
-          <w:t>4</w:t>
-        </w:r>
-      </w:hyperlink>
-      <w:r>
-        <w:rPr>
-          <w:lang w:val="zh_TW" w:bidi="zh_TW"/>
-        </w:rPr>
-        <w:t>）。「耶和華的受膏者」成為以色列王的常用稱呼（</w:t>
-      </w:r>
-      <w:hyperlink r:id="rId41">
-        <w:r>
-          <w:rPr>
-            <w:lang w:val="zh_TW" w:bidi="zh_TW"/>
-          </w:rPr>
-          <w:rPr>
-            <w:color w:val="0000EE"/>
-            <w:u w:val="single"/>
-          </w:rPr>
-          <w:t>撒上12:3</w:t>
-        </w:r>
-      </w:hyperlink>
-      <w:r>
-        <w:rPr>
-          <w:lang w:val="zh_TW" w:bidi="zh_TW"/>
-        </w:rPr>
-        <w:t>–</w:t>
-      </w:r>
-      <w:hyperlink r:id="rId41">
-        <w:r>
-          <w:rPr>
-            <w:lang w:val="zh_TW" w:bidi="zh_TW"/>
-          </w:rPr>
-          <w:rPr>
-            <w:color w:val="0000EE"/>
-            <w:u w:val="single"/>
-          </w:rPr>
-          <w:t>5</w:t>
-        </w:r>
-      </w:hyperlink>
-      <w:r>
-        <w:rPr>
-          <w:lang w:val="zh_TW" w:bidi="zh_TW"/>
-        </w:rPr>
-        <w:t>；</w:t>
-      </w:r>
-      <w:hyperlink r:id="rId42">
-        <w:r>
-          <w:rPr>
-            <w:lang w:val="zh_TW" w:bidi="zh_TW"/>
-          </w:rPr>
-          <w:rPr>
-            <w:color w:val="0000EE"/>
-            <w:u w:val="single"/>
-          </w:rPr>
-          <w:t>撒下1:14</w:t>
-        </w:r>
-      </w:hyperlink>
-      <w:r>
-        <w:rPr>
-          <w:lang w:val="zh_TW" w:bidi="zh_TW"/>
-        </w:rPr>
-        <w:t>–</w:t>
-      </w:r>
-      <w:hyperlink r:id="rId42">
-        <w:r>
-          <w:rPr>
-            <w:lang w:val="zh_TW" w:bidi="zh_TW"/>
-          </w:rPr>
-          <w:rPr>
-            <w:color w:val="0000EE"/>
-            <w:u w:val="single"/>
-          </w:rPr>
-          <w:t>16</w:t>
-        </w:r>
-      </w:hyperlink>
-      <w:r>
-        <w:rPr>
-          <w:lang w:val="zh_TW" w:bidi="zh_TW"/>
-        </w:rPr>
-        <w:t>；</w:t>
-      </w:r>
-      <w:hyperlink r:id="rId43">
-        <w:r>
-          <w:rPr>
-            <w:lang w:val="zh_TW" w:bidi="zh_TW"/>
-          </w:rPr>
-          <w:rPr>
-            <w:color w:val="0000EE"/>
-            <w:u w:val="single"/>
-          </w:rPr>
-          <w:t>詩89:38、51</w:t>
-        </w:r>
-      </w:hyperlink>
-      <w:r>
-        <w:rPr>
-          <w:lang w:val="zh_TW" w:bidi="zh_TW"/>
-        </w:rPr>
-        <w:t>；</w:t>
-      </w:r>
-      <w:hyperlink r:id="rId44">
-        <w:r>
-          <w:rPr>
-            <w:lang w:val="zh_TW" w:bidi="zh_TW"/>
-          </w:rPr>
-          <w:rPr>
-            <w:color w:val="0000EE"/>
-            <w:u w:val="single"/>
-          </w:rPr>
-          <w:t>哀4:20</w:t>
-        </w:r>
-      </w:hyperlink>
-      <w:r>
-        <w:rPr>
-          <w:lang w:val="zh_TW" w:bidi="zh_TW"/>
-        </w:rPr>
-        <w:t>）。</w:t>
-      </w:r>
-    </w:p>
-    <w:p>
-      <w:pPr/>
-      <w:r>
-        <w:rPr>
-          <w:lang w:val="zh_TW" w:bidi="zh_TW"/>
-        </w:rPr>
-      </w:r>
-      <w:r>
-        <w:rPr>
-          <w:lang w:val="zh_TW" w:bidi="zh_TW"/>
-        </w:rPr>
-        <w:t>膏抹並不僅限於宗教用途。埃及人和敘利亞人也用膏抹作為健康和美容的手段。聖經顯示以色列人也有類似的膏抹用法（</w:t>
-      </w:r>
-      <w:hyperlink r:id="rId45">
-        <w:r>
-          <w:rPr>
-            <w:lang w:val="zh_TW" w:bidi="zh_TW"/>
-          </w:rPr>
-          <w:rPr>
-            <w:color w:val="0000EE"/>
-            <w:u w:val="single"/>
-          </w:rPr>
-          <w:t>撒下12:20</w:t>
-        </w:r>
-      </w:hyperlink>
-      <w:r>
-        <w:rPr>
-          <w:lang w:val="zh_TW" w:bidi="zh_TW"/>
-        </w:rPr>
-        <w:t>；</w:t>
-      </w:r>
-      <w:hyperlink r:id="rId46">
-        <w:r>
-          <w:rPr>
-            <w:lang w:val="zh_TW" w:bidi="zh_TW"/>
-          </w:rPr>
-          <w:rPr>
-            <w:color w:val="0000EE"/>
-            <w:u w:val="single"/>
-          </w:rPr>
-          <w:t>得3:3</w:t>
-        </w:r>
-      </w:hyperlink>
-      <w:r>
-        <w:rPr>
-          <w:lang w:val="zh_TW" w:bidi="zh_TW"/>
-        </w:rPr>
-        <w:t>；</w:t>
-      </w:r>
-      <w:hyperlink r:id="rId47">
-        <w:r>
-          <w:rPr>
-            <w:lang w:val="zh_TW" w:bidi="zh_TW"/>
-          </w:rPr>
-          <w:rPr>
-            <w:color w:val="0000EE"/>
-            <w:u w:val="single"/>
-          </w:rPr>
-          <w:t>彌6:15</w:t>
-        </w:r>
-      </w:hyperlink>
-      <w:r>
-        <w:rPr>
-          <w:lang w:val="zh_TW" w:bidi="zh_TW"/>
-        </w:rPr>
-        <w:t>）。當人不膏抹或不在自己身上抹香膏時，就表示他們正哀傷或困苦（</w:t>
-      </w:r>
-      <w:hyperlink r:id="rId48">
-        <w:r>
-          <w:rPr>
-            <w:lang w:val="zh_TW" w:bidi="zh_TW"/>
-          </w:rPr>
-          <w:rPr>
-            <w:color w:val="0000EE"/>
-            <w:u w:val="single"/>
-          </w:rPr>
-          <w:t>撒下14:2</w:t>
-        </w:r>
-      </w:hyperlink>
-      <w:r>
-        <w:rPr>
-          <w:lang w:val="zh_TW" w:bidi="zh_TW"/>
-        </w:rPr>
-        <w:t>；</w:t>
-      </w:r>
-      <w:hyperlink r:id="rId49">
-        <w:r>
-          <w:rPr>
-            <w:lang w:val="zh_TW" w:bidi="zh_TW"/>
-          </w:rPr>
-          <w:rPr>
-            <w:color w:val="0000EE"/>
-            <w:u w:val="single"/>
-          </w:rPr>
-          <w:t>但10:3</w:t>
-        </w:r>
-      </w:hyperlink>
-      <w:r>
-        <w:rPr>
-          <w:lang w:val="zh_TW" w:bidi="zh_TW"/>
-        </w:rPr>
-        <w:t>；</w:t>
-      </w:r>
-      <w:hyperlink r:id="rId50">
-        <w:r>
-          <w:rPr>
-            <w:lang w:val="zh_TW" w:bidi="zh_TW"/>
-          </w:rPr>
-          <w:rPr>
-            <w:color w:val="0000EE"/>
-            <w:u w:val="single"/>
-          </w:rPr>
-          <w:t>太6:17</w:t>
-        </w:r>
-      </w:hyperlink>
-      <w:r>
-        <w:rPr>
-          <w:lang w:val="zh_TW" w:bidi="zh_TW"/>
-        </w:rPr>
-        <w:t>）。</w:t>
-      </w:r>
-    </w:p>
-    <w:p>
-      <w:pPr/>
-      <w:r>
-        <w:rPr>
-          <w:lang w:val="zh_TW" w:bidi="zh_TW"/>
-        </w:rPr>
-      </w:r>
-      <w:r>
-        <w:rPr>
-          <w:lang w:val="zh_TW" w:bidi="zh_TW"/>
-        </w:rPr>
-        <w:t>新約聖經建議，當病人要求用油膏抹他們時，可以這樣做。教會領袖在這過程中為病人禱告求醫治（</w:t>
-      </w:r>
-      <w:hyperlink r:id="rId51">
-        <w:r>
-          <w:rPr>
-            <w:lang w:val="zh_TW" w:bidi="zh_TW"/>
-          </w:rPr>
-          <w:rPr>
-            <w:color w:val="0000EE"/>
-            <w:u w:val="single"/>
-          </w:rPr>
-          <w:t>雅5:14</w:t>
-        </w:r>
-      </w:hyperlink>
-      <w:r>
-        <w:rPr>
-          <w:lang w:val="zh_TW" w:bidi="zh_TW"/>
-        </w:rPr>
-        <w:t>–</w:t>
-      </w:r>
-      <w:hyperlink r:id="rId51">
-        <w:r>
-          <w:rPr>
-            <w:lang w:val="zh_TW" w:bidi="zh_TW"/>
-          </w:rPr>
-          <w:rPr>
-            <w:color w:val="0000EE"/>
-            <w:u w:val="single"/>
-          </w:rPr>
-          <w:t>16</w:t>
-        </w:r>
-      </w:hyperlink>
-      <w:r>
-        <w:rPr>
-          <w:lang w:val="zh_TW" w:bidi="zh_TW"/>
-        </w:rPr>
-        <w:t>）。使徒（早期基督教領袖）在醫治時也用油膏抹病人（</w:t>
-      </w:r>
-      <w:hyperlink r:id="rId52">
-        <w:r>
-          <w:rPr>
-            <w:lang w:val="zh_TW" w:bidi="zh_TW"/>
-          </w:rPr>
-          <w:rPr>
-            <w:color w:val="0000EE"/>
-            <w:u w:val="single"/>
-          </w:rPr>
-          <w:t>可6:12</w:t>
-        </w:r>
-      </w:hyperlink>
-      <w:r>
-        <w:rPr>
-          <w:lang w:val="zh_TW" w:bidi="zh_TW"/>
-        </w:rPr>
-        <w:t>–</w:t>
-      </w:r>
-      <w:hyperlink r:id="rId52">
-        <w:r>
-          <w:rPr>
-            <w:lang w:val="zh_TW" w:bidi="zh_TW"/>
-          </w:rPr>
-          <w:rPr>
-            <w:color w:val="0000EE"/>
-            <w:u w:val="single"/>
-          </w:rPr>
-          <w:t>13</w:t>
-        </w:r>
-      </w:hyperlink>
-      <w:r>
-        <w:rPr>
-          <w:lang w:val="zh_TW" w:bidi="zh_TW"/>
-        </w:rPr>
-        <w:t>）。</w:t>
-      </w:r>
-      <w:r>
-        <w:rPr>
-          <w:lang w:val="zh_TW" w:bidi="zh_TW"/>
-        </w:rPr>
-      </w:r>
-      <w:r>
-        <w:rPr>
-          <w:lang w:val="zh_TW" w:bidi="zh_TW"/>
-        </w:rPr>
-      </w:r>
-    </w:p>
-    <w:p>
-      <w:pPr/>
-      <w:r>
-        <w:rPr>
-          <w:lang w:val="zh_TW" w:bidi="zh_TW"/>
-        </w:rPr>
-      </w:r>
-    </w:p>
-    <w:p>
-      <w:pPr>
-        <w:pStyle w:val="Heading2"/>
-      </w:pPr>
-      <w:r>
-        <w:rPr>
-          <w:lang w:val="zh_TW" w:bidi="zh_TW"/>
-        </w:rPr>
-        <w:t>膏油</w:t>
-      </w:r>
-      <w:r>
-        <w:rPr>
-          <w:lang w:val="zh_TW" w:bidi="zh_TW"/>
-        </w:rPr>
-      </w:r>
-    </w:p>
-    <w:p>
-      <w:pPr/>
-      <w:r>
-        <w:rPr>
-          <w:lang w:val="zh_TW" w:bidi="zh_TW"/>
-        </w:rPr>
-      </w:r>
-      <w:r>
-        <w:rPr>
-          <w:lang w:val="zh_TW" w:bidi="zh_TW"/>
-        </w:rPr>
-        <w:t>膏油是各種用於醫治的混合製劑。大多數膏油是以油脂為基底，再摻入香料或草藥製成。巴勒斯坦人最常使用橄欖油來製作膏油，而橄欖油本身也被視為膏油。舊約聖經並沒有嚴格區分</w:t>
-      </w:r>
-      <w:r>
-        <w:rPr>
-          <w:i/>
-          <w:lang w:val="zh_TW" w:bidi="zh_TW"/>
-        </w:rPr>
-        <w:t>油（oil）</w:t>
-      </w:r>
-      <w:r>
-        <w:rPr>
-          <w:lang w:val="zh_TW" w:bidi="zh_TW"/>
-        </w:rPr>
-        <w:t>和</w:t>
-      </w:r>
-      <w:r>
-        <w:rPr>
-          <w:i/>
-          <w:lang w:val="zh_TW" w:bidi="zh_TW"/>
-        </w:rPr>
-        <w:t>膏油（Ointment）</w:t>
-      </w:r>
-      <w:r>
-        <w:rPr>
-          <w:lang w:val="zh_TW" w:bidi="zh_TW"/>
-        </w:rPr>
-        <w:t>。</w:t>
-      </w:r>
-    </w:p>
-    <w:p>
-      <w:pPr/>
-      <w:r>
-        <w:rPr>
-          <w:lang w:val="zh_TW" w:bidi="zh_TW"/>
-        </w:rPr>
-      </w:r>
-      <w:r>
-        <w:rPr>
-          <w:lang w:val="zh_TW" w:bidi="zh_TW"/>
-        </w:rPr>
-        <w:t>在埃及和美索不達米亞，人們會用各種植物油和動物脂肪來製作膏油。此外，人們也會使用其它植物油，包括蓖麻油（castor oil）、芝麻油、亞麻籽油、蘿蔔籽油、苦蘋果油（colocynth oil），以及各種堅果油。</w:t>
-      </w:r>
-    </w:p>
-    <w:p>
-      <w:pPr/>
-      <w:r>
-        <w:rPr>
-          <w:lang w:val="zh_TW" w:bidi="zh_TW"/>
-        </w:rPr>
-      </w:r>
-      <w:r>
-        <w:rPr>
-          <w:lang w:val="zh_TW" w:bidi="zh_TW"/>
-        </w:rPr>
-        <w:t>在古代，膏油是生活中的重要用品。近東地區氣候炎熱乾燥，因此人們會使用膏油來保護和醫治皮膚。無論貧富，各階層的人都會使用膏油作為藥物，利用其舒緩功效，並藉此掩蓋身上的氣味。舊約聖經提到調製香膏的人或製香的人（</w:t>
-      </w:r>
-      <w:hyperlink r:id="rId53">
-        <w:r>
-          <w:rPr>
-            <w:lang w:val="zh_TW" w:bidi="zh_TW"/>
-          </w:rPr>
-          <w:rPr>
-            <w:color w:val="0000EE"/>
-            <w:u w:val="single"/>
-          </w:rPr>
-          <w:t>撒上8:13</w:t>
-        </w:r>
-      </w:hyperlink>
-      <w:r>
-        <w:rPr>
-          <w:lang w:val="zh_TW" w:bidi="zh_TW"/>
-        </w:rPr>
-        <w:t>；</w:t>
-      </w:r>
-      <w:hyperlink r:id="rId54">
-        <w:r>
-          <w:rPr>
-            <w:lang w:val="zh_TW" w:bidi="zh_TW"/>
-          </w:rPr>
-          <w:rPr>
-            <w:color w:val="0000EE"/>
-            <w:u w:val="single"/>
-          </w:rPr>
-          <w:t>代下16:14</w:t>
-        </w:r>
-      </w:hyperlink>
-      <w:r>
-        <w:rPr>
-          <w:lang w:val="zh_TW" w:bidi="zh_TW"/>
-        </w:rPr>
-        <w:t>）。有些從事這類工作的工匠還組成行會（guilds，</w:t>
-      </w:r>
-      <w:hyperlink r:id="rId55">
-        <w:r>
-          <w:rPr>
-            <w:lang w:val="zh_TW" w:bidi="zh_TW"/>
-          </w:rPr>
-          <w:rPr>
-            <w:color w:val="0000EE"/>
-            <w:u w:val="single"/>
-          </w:rPr>
-          <w:t>尼3:8</w:t>
-        </w:r>
-      </w:hyperlink>
-      <w:r>
-        <w:rPr>
-          <w:lang w:val="zh_TW" w:bidi="zh_TW"/>
-        </w:rPr>
-        <w:t>）。</w:t>
-      </w:r>
-    </w:p>
-    <w:p>
-      <w:pPr>
-        <w:pStyle w:val="Heading3"/>
-      </w:pPr>
-      <w:r>
-        <w:rPr>
-          <w:lang w:val="zh_TW" w:bidi="zh_TW"/>
-        </w:rPr>
-        <w:t>如何製作膏油？</w:t>
-      </w:r>
-    </w:p>
-    <w:p>
-      <w:pPr/>
-      <w:r>
-        <w:rPr>
-          <w:lang w:val="zh_TW" w:bidi="zh_TW"/>
-        </w:rPr>
-      </w:r>
-      <w:r>
-        <w:rPr>
-          <w:lang w:val="zh_TW" w:bidi="zh_TW"/>
-        </w:rPr>
-        <w:t>一般來說，人們會把芳香植物或香料放進油中加熱，以製作膏油（參</w:t>
-      </w:r>
-      <w:hyperlink r:id="rId56">
-        <w:r>
-          <w:rPr>
-            <w:lang w:val="zh_TW" w:bidi="zh_TW"/>
-          </w:rPr>
-          <w:rPr>
-            <w:color w:val="0000EE"/>
-            <w:u w:val="single"/>
-          </w:rPr>
-          <w:t>伯41:31</w:t>
-        </w:r>
-      </w:hyperlink>
-      <w:r>
-        <w:rPr>
-          <w:lang w:val="zh_TW" w:bidi="zh_TW"/>
-        </w:rPr>
-        <w:t>）。芳香膏油則是把特定材料與經過特別調製的油混合而成。在某些經文中，馨香或膏油這類詞語（</w:t>
-      </w:r>
-      <w:hyperlink r:id="rId57">
-        <w:r>
-          <w:rPr>
-            <w:lang w:val="zh_TW" w:bidi="zh_TW"/>
-          </w:rPr>
-          <w:rPr>
-            <w:color w:val="0000EE"/>
-            <w:u w:val="single"/>
-          </w:rPr>
-          <w:t>歌1:3</w:t>
-        </w:r>
-      </w:hyperlink>
-      <w:r>
-        <w:rPr>
-          <w:lang w:val="zh_TW" w:bidi="zh_TW"/>
-        </w:rPr>
-        <w:t>；</w:t>
-      </w:r>
-      <w:hyperlink r:id="rId58">
-        <w:r>
-          <w:rPr>
-            <w:lang w:val="zh_TW" w:bidi="zh_TW"/>
-          </w:rPr>
-          <w:rPr>
-            <w:color w:val="0000EE"/>
-            <w:u w:val="single"/>
-          </w:rPr>
-          <w:t>傳7:1</w:t>
-        </w:r>
-      </w:hyperlink>
-      <w:r>
-        <w:rPr>
-          <w:lang w:val="zh_TW" w:bidi="zh_TW"/>
-        </w:rPr>
-        <w:t>）其實是指帶有香味的油。</w:t>
-      </w:r>
-    </w:p>
-    <w:p>
-      <w:pPr/>
-      <w:r>
-        <w:rPr>
-          <w:lang w:val="zh_TW" w:bidi="zh_TW"/>
-        </w:rPr>
-      </w:r>
-      <w:r>
-        <w:rPr>
-          <w:lang w:val="zh_TW" w:bidi="zh_TW"/>
-        </w:rPr>
-        <w:t>人們使用各種容器儲存膏油，但最受歡迎的是雪花石膏玉瓶。馬利亞在伯大尼用來膏抹耶穌的貴重膏油，就是盛放在雪花石膏玉瓶裡 （</w:t>
-      </w:r>
-      <w:hyperlink r:id="rId59">
-        <w:r>
-          <w:rPr>
-            <w:lang w:val="zh_TW" w:bidi="zh_TW"/>
-          </w:rPr>
-          <w:rPr>
-            <w:color w:val="0000EE"/>
-            <w:u w:val="single"/>
-          </w:rPr>
-          <w:t>可14:3</w:t>
-        </w:r>
-      </w:hyperlink>
-      <w:r>
-        <w:rPr>
-          <w:lang w:val="zh_TW" w:bidi="zh_TW"/>
-        </w:rPr>
-        <w:t>）。</w:t>
-      </w:r>
-    </w:p>
-    <w:p>
-      <w:pPr>
-        <w:pStyle w:val="Heading3"/>
-      </w:pPr>
-      <w:r>
-        <w:rPr>
-          <w:lang w:val="zh_TW" w:bidi="zh_TW"/>
-        </w:rPr>
-        <w:t>如何使用膏油？</w:t>
-      </w:r>
-    </w:p>
-    <w:p>
-      <w:pPr/>
-      <w:r>
-        <w:rPr>
-          <w:lang w:val="zh_TW" w:bidi="zh_TW"/>
-        </w:rPr>
-      </w:r>
-      <w:r>
-        <w:rPr>
-          <w:lang w:val="zh_TW" w:bidi="zh_TW"/>
-        </w:rPr>
-        <w:t>膏油有許多用途。在猶太人當中，膏油具有重要的宗教意義。聖膏油是用來將亞倫和他的兒子分別為聖，也用來將會幕及其中的一切器具分別為聖。聖膏油是由沒藥、香肉桂、菖蒲、桂皮與橄欖油調製而成 （</w:t>
-      </w:r>
-      <w:hyperlink r:id="rId60">
-        <w:r>
-          <w:rPr>
-            <w:lang w:val="zh_TW" w:bidi="zh_TW"/>
-          </w:rPr>
-          <w:rPr>
-            <w:color w:val="0000EE"/>
-            <w:u w:val="single"/>
-          </w:rPr>
-          <w:t>出30:23–25</w:t>
-        </w:r>
-      </w:hyperlink>
-      <w:r>
-        <w:rPr>
-          <w:lang w:val="zh_TW" w:bidi="zh_TW"/>
-        </w:rPr>
-        <w:t>）。人們也用油來膏立君王和先知，但所使用的並不是同一種聖膏油。</w:t>
-      </w:r>
-    </w:p>
-    <w:p>
-      <w:pPr/>
-      <w:r>
-        <w:rPr>
-          <w:lang w:val="zh_TW" w:bidi="zh_TW"/>
-        </w:rPr>
-      </w:r>
-      <w:r>
-        <w:rPr>
-          <w:lang w:val="zh_TW" w:bidi="zh_TW"/>
-        </w:rPr>
-        <w:t>用為美容用品的芳香膏油，能掩蓋令人不悅的氣味。人們會把油塗抹在身體上（</w:t>
-      </w:r>
-      <w:hyperlink r:id="rId45">
-        <w:r>
-          <w:rPr>
-            <w:lang w:val="zh_TW" w:bidi="zh_TW"/>
-          </w:rPr>
-          <w:rPr>
-            <w:color w:val="0000EE"/>
-            <w:u w:val="single"/>
-          </w:rPr>
-          <w:t>撒下12:20</w:t>
-        </w:r>
-      </w:hyperlink>
-      <w:r>
-        <w:rPr>
-          <w:lang w:val="zh_TW" w:bidi="zh_TW"/>
-        </w:rPr>
-        <w:t>）、衣服上（</w:t>
-      </w:r>
-      <w:hyperlink r:id="rId61">
-        <w:r>
-          <w:rPr>
-            <w:lang w:val="zh_TW" w:bidi="zh_TW"/>
-          </w:rPr>
-          <w:rPr>
-            <w:color w:val="0000EE"/>
-            <w:u w:val="single"/>
-          </w:rPr>
-          <w:t>詩45:8</w:t>
-        </w:r>
-      </w:hyperlink>
-      <w:r>
-        <w:rPr>
-          <w:lang w:val="zh_TW" w:bidi="zh_TW"/>
-        </w:rPr>
-        <w:t>），或個人物品上（</w:t>
-      </w:r>
-      <w:hyperlink r:id="rId62">
-        <w:r>
-          <w:rPr>
-            <w:lang w:val="zh_TW" w:bidi="zh_TW"/>
-          </w:rPr>
-          <w:rPr>
-            <w:color w:val="0000EE"/>
-            <w:u w:val="single"/>
-          </w:rPr>
-          <w:t>箴7:17</w:t>
-        </w:r>
-      </w:hyperlink>
-      <w:r>
-        <w:rPr>
-          <w:lang w:val="zh_TW" w:bidi="zh_TW"/>
-        </w:rPr>
-        <w:t>）。婦女使用膏油潔淨皮膚，並增添容貌的吸引力（</w:t>
-      </w:r>
-      <w:hyperlink r:id="rId63">
-        <w:r>
-          <w:rPr>
-            <w:lang w:val="zh_TW" w:bidi="zh_TW"/>
-          </w:rPr>
-          <w:rPr>
-            <w:color w:val="0000EE"/>
-            <w:u w:val="single"/>
-          </w:rPr>
-          <w:t>斯2:12</w:t>
-        </w:r>
-      </w:hyperlink>
-      <w:r>
-        <w:rPr>
-          <w:lang w:val="zh_TW" w:bidi="zh_TW"/>
-        </w:rPr>
-        <w:t>）。某些芳香膏油的香氣能吸引異性的注意（</w:t>
-      </w:r>
-      <w:hyperlink r:id="rId64">
-        <w:r>
-          <w:rPr>
-            <w:lang w:val="zh_TW" w:bidi="zh_TW"/>
-          </w:rPr>
-          <w:rPr>
-            <w:color w:val="0000EE"/>
-            <w:u w:val="single"/>
-          </w:rPr>
-          <w:t>歌4:10</w:t>
-        </w:r>
-      </w:hyperlink>
-      <w:r>
-        <w:rPr>
-          <w:lang w:val="zh_TW" w:bidi="zh_TW"/>
-        </w:rPr>
-        <w:t>）。雅歌中就多次提到芳香膏油。</w:t>
-      </w:r>
-    </w:p>
-    <w:p>
-      <w:pPr/>
-      <w:r>
-        <w:rPr>
-          <w:lang w:val="zh_TW" w:bidi="zh_TW"/>
-        </w:rPr>
-      </w:r>
-      <w:r>
-        <w:rPr>
-          <w:lang w:val="zh_TW" w:bidi="zh_TW"/>
-        </w:rPr>
-        <w:t>在古代近東地區，人們常會使用膏油使客人感到清爽舒適，這也是款待客人的一種表示。埃及人會使用圓錐形的香膏，把它放在客人的頭上，讓香膏慢慢融化，沿著身體流下（參</w:t>
-      </w:r>
-      <w:hyperlink r:id="rId65">
-        <w:r>
-          <w:rPr>
-            <w:lang w:val="zh_TW" w:bidi="zh_TW"/>
-          </w:rPr>
-          <w:rPr>
-            <w:color w:val="0000EE"/>
-            <w:u w:val="single"/>
-          </w:rPr>
-          <w:t>詩133:2</w:t>
-        </w:r>
-      </w:hyperlink>
-      <w:r>
-        <w:rPr>
-          <w:lang w:val="zh_TW" w:bidi="zh_TW"/>
-        </w:rPr>
-        <w:t>）。主人也會把油抹在客人的頭上，藉此表示尊敬和禮遇。耶穌曾責備一個法利賽人，因為他沒有按照這種傳統禮節接待祂（</w:t>
-      </w:r>
-      <w:hyperlink r:id="rId66">
-        <w:r>
-          <w:rPr>
-            <w:lang w:val="zh_TW" w:bidi="zh_TW"/>
-          </w:rPr>
-          <w:rPr>
-            <w:color w:val="0000EE"/>
-            <w:u w:val="single"/>
-          </w:rPr>
-          <w:t>路7:37–40</w:t>
-        </w:r>
-      </w:hyperlink>
-      <w:r>
-        <w:rPr>
-          <w:lang w:val="zh_TW" w:bidi="zh_TW"/>
-        </w:rPr>
-        <w:t>）。馬利亞則用一玉瓶極貴的真哪噠香膏膏抹耶穌。真哪噠香膏是一種芬芳的膏油，由產於印度的芳香植物根部提煉而成（</w:t>
-      </w:r>
-      <w:hyperlink r:id="rId59">
-        <w:r>
-          <w:rPr>
-            <w:lang w:val="zh_TW" w:bidi="zh_TW"/>
-          </w:rPr>
-          <w:rPr>
-            <w:color w:val="0000EE"/>
-            <w:u w:val="single"/>
-          </w:rPr>
-          <w:t>可14:3</w:t>
-        </w:r>
-      </w:hyperlink>
-      <w:r>
-        <w:rPr>
-          <w:lang w:val="zh_TW" w:bidi="zh_TW"/>
-        </w:rPr>
-        <w:t>）。</w:t>
-      </w:r>
-    </w:p>
-    <w:p>
-      <w:pPr>
-        <w:pStyle w:val="Heading4"/>
-      </w:pPr>
-      <w:r>
-        <w:rPr>
-          <w:lang w:val="zh_TW" w:bidi="zh_TW"/>
-        </w:rPr>
-        <w:t>喪葬時使用的膏油</w:t>
-      </w:r>
-    </w:p>
-    <w:p>
-      <w:pPr/>
-      <w:r>
-        <w:rPr>
-          <w:lang w:val="zh_TW" w:bidi="zh_TW"/>
-        </w:rPr>
-      </w:r>
-      <w:r>
-        <w:rPr>
-          <w:lang w:val="zh_TW" w:bidi="zh_TW"/>
-        </w:rPr>
-        <w:t>人們在安葬死者時也會使用膏油。在新約聖經時代，死者的身體會先經過清洗，再用膏油膏抹（</w:t>
-      </w:r>
-      <w:hyperlink r:id="rId67">
-        <w:r>
-          <w:rPr>
-            <w:lang w:val="zh_TW" w:bidi="zh_TW"/>
-          </w:rPr>
-          <w:rPr>
-            <w:color w:val="0000EE"/>
-            <w:u w:val="single"/>
-          </w:rPr>
-          <w:t>可16:1</w:t>
-        </w:r>
-      </w:hyperlink>
-      <w:r>
-        <w:rPr>
-          <w:lang w:val="zh_TW" w:bidi="zh_TW"/>
-        </w:rPr>
-        <w:t>；</w:t>
-      </w:r>
-      <w:hyperlink r:id="rId68">
-        <w:r>
-          <w:rPr>
-            <w:lang w:val="zh_TW" w:bidi="zh_TW"/>
-          </w:rPr>
-          <w:rPr>
-            <w:color w:val="0000EE"/>
-            <w:u w:val="single"/>
-          </w:rPr>
-          <w:t>徒9:37</w:t>
-        </w:r>
-      </w:hyperlink>
-      <w:r>
-        <w:rPr>
-          <w:lang w:val="zh_TW" w:bidi="zh_TW"/>
-        </w:rPr>
-        <w:t>）。之後，人們會把香料和膏油與細麻布一同裹在屍體上（</w:t>
-      </w:r>
-      <w:hyperlink r:id="rId69">
-        <w:r>
-          <w:rPr>
-            <w:lang w:val="zh_TW" w:bidi="zh_TW"/>
-          </w:rPr>
-          <w:rPr>
-            <w:color w:val="0000EE"/>
-            <w:u w:val="single"/>
-          </w:rPr>
-          <w:t>路23:56</w:t>
-        </w:r>
-      </w:hyperlink>
-      <w:r>
-        <w:rPr>
-          <w:lang w:val="zh_TW" w:bidi="zh_TW"/>
-        </w:rPr>
-        <w:t>；</w:t>
-      </w:r>
-      <w:hyperlink r:id="rId70">
-        <w:r>
-          <w:rPr>
-            <w:lang w:val="zh_TW" w:bidi="zh_TW"/>
-          </w:rPr>
-          <w:rPr>
-            <w:color w:val="0000EE"/>
-            <w:u w:val="single"/>
-          </w:rPr>
-          <w:t>約19:40</w:t>
-        </w:r>
-      </w:hyperlink>
-      <w:r>
-        <w:rPr>
-          <w:lang w:val="zh_TW" w:bidi="zh_TW"/>
-        </w:rPr>
-        <w:t>）。猶太人和羅馬人都會在喪葬時使用哪噠香膏。沒藥和沉香的混合物用來預備耶穌的身體安葬。</w:t>
-      </w:r>
-    </w:p>
-    <w:p>
-      <w:pPr>
-        <w:pStyle w:val="Heading4"/>
-      </w:pPr>
-      <w:r>
-        <w:rPr>
-          <w:lang w:val="zh_TW" w:bidi="zh_TW"/>
-        </w:rPr>
-        <w:t>作為藥物使用的膏油</w:t>
-      </w:r>
-    </w:p>
-    <w:p>
-      <w:pPr/>
-      <w:r>
-        <w:rPr>
-          <w:lang w:val="zh_TW" w:bidi="zh_TW"/>
-        </w:rPr>
-      </w:r>
-      <w:r>
-        <w:rPr>
-          <w:lang w:val="zh_TW" w:bidi="zh_TW"/>
-        </w:rPr>
-        <w:t>膏油常用於醫療用途：</w:t>
-      </w:r>
-    </w:p>
-    <w:p>
-      <w:pPr>
-        <w:pStyle w:val="ListBullet"/>
-        <w:spacing w:line="240" w:lineRule="auto"/>
-        <w:ind w:left="720"/>
-      </w:pPr>
-      <w:r>
-        <w:rPr>
-          <w:lang w:val="zh_TW" w:bidi="zh_TW"/>
-        </w:rPr>
-      </w:r>
-      <w:r>
-        <w:rPr>
-          <w:lang w:val="zh_TW" w:bidi="zh_TW"/>
-        </w:rPr>
-        <w:t>人們會把油抹在傷口上（</w:t>
-      </w:r>
-      <w:hyperlink r:id="rId71">
-        <w:r>
-          <w:rPr>
-            <w:lang w:val="zh_TW" w:bidi="zh_TW"/>
-          </w:rPr>
-          <w:rPr>
-            <w:color w:val="0000EE"/>
-            <w:u w:val="single"/>
-          </w:rPr>
-          <w:t>路10:34</w:t>
-        </w:r>
-      </w:hyperlink>
-      <w:r>
-        <w:rPr>
-          <w:lang w:val="zh_TW" w:bidi="zh_TW"/>
-        </w:rPr>
-        <w:t>）。</w:t>
-      </w:r>
-    </w:p>
-    <w:p>
-      <w:pPr>
-        <w:pStyle w:val="ListBullet"/>
-        <w:spacing w:line="240" w:lineRule="auto"/>
-        <w:ind w:left="720"/>
-      </w:pPr>
-      <w:r>
-        <w:rPr>
-          <w:lang w:val="zh_TW" w:bidi="zh_TW"/>
-        </w:rPr>
-      </w:r>
-      <w:r>
-        <w:rPr>
-          <w:lang w:val="zh_TW" w:bidi="zh_TW"/>
-        </w:rPr>
-        <w:t>稱為乳香的醫治用膏油，含有芳香樹膠或樹脂。基列以醫治用的乳香聞名（</w:t>
-      </w:r>
-      <w:hyperlink r:id="rId72">
-        <w:r>
-          <w:rPr>
-            <w:lang w:val="zh_TW" w:bidi="zh_TW"/>
-          </w:rPr>
-          <w:rPr>
-            <w:color w:val="0000EE"/>
-            <w:u w:val="single"/>
-          </w:rPr>
-          <w:t>耶8:22</w:t>
-        </w:r>
-      </w:hyperlink>
-      <w:r>
-        <w:rPr>
-          <w:lang w:val="zh_TW" w:bidi="zh_TW"/>
-        </w:rPr>
-        <w:t>）。</w:t>
-      </w:r>
-    </w:p>
-    <w:p>
-      <w:pPr>
-        <w:pStyle w:val="ListBullet"/>
-        <w:spacing w:line="240" w:lineRule="auto"/>
-        <w:ind w:left="720"/>
-      </w:pPr>
-      <w:r>
-        <w:rPr>
-          <w:lang w:val="zh_TW" w:bidi="zh_TW"/>
-        </w:rPr>
-      </w:r>
-      <w:r>
-        <w:rPr>
-          <w:lang w:val="zh_TW" w:bidi="zh_TW"/>
-        </w:rPr>
-        <w:t>巴勒斯坦出口乳香作為貿易商品（</w:t>
-      </w:r>
-      <w:hyperlink r:id="rId73">
-        <w:r>
-          <w:rPr>
-            <w:lang w:val="zh_TW" w:bidi="zh_TW"/>
-          </w:rPr>
-          <w:rPr>
-            <w:color w:val="0000EE"/>
-            <w:u w:val="single"/>
-          </w:rPr>
-          <w:t>創37:25</w:t>
-        </w:r>
-      </w:hyperlink>
-      <w:r>
-        <w:rPr>
-          <w:lang w:val="zh_TW" w:bidi="zh_TW"/>
-        </w:rPr>
-        <w:t>；</w:t>
-      </w:r>
-      <w:hyperlink r:id="rId74">
-        <w:r>
-          <w:rPr>
-            <w:lang w:val="zh_TW" w:bidi="zh_TW"/>
-          </w:rPr>
-          <w:rPr>
-            <w:color w:val="0000EE"/>
-            <w:u w:val="single"/>
-          </w:rPr>
-          <w:t>結27:17</w:t>
-        </w:r>
-      </w:hyperlink>
-      <w:r>
-        <w:rPr>
-          <w:lang w:val="zh_TW" w:bidi="zh_TW"/>
-        </w:rPr>
-        <w:t>）。</w:t>
-      </w:r>
-    </w:p>
-    <w:p>
-      <w:pPr>
-        <w:pStyle w:val="ListBullet"/>
-        <w:spacing w:line="240" w:lineRule="auto"/>
-        <w:ind w:left="720"/>
-      </w:pPr>
-      <w:r>
-        <w:rPr>
-          <w:lang w:val="zh_TW" w:bidi="zh_TW"/>
-        </w:rPr>
-      </w:r>
-      <w:r>
-        <w:rPr>
-          <w:lang w:val="zh_TW" w:bidi="zh_TW"/>
-        </w:rPr>
-        <w:t>老底嘉城生產並出口一種著名的眼藥膏（</w:t>
-      </w:r>
-      <w:hyperlink r:id="rId75">
-        <w:r>
-          <w:rPr>
-            <w:lang w:val="zh_TW" w:bidi="zh_TW"/>
-          </w:rPr>
-          <w:rPr>
-            <w:color w:val="0000EE"/>
-            <w:u w:val="single"/>
-          </w:rPr>
-          <w:t>啟3:18</w:t>
-        </w:r>
-      </w:hyperlink>
-      <w:r>
-        <w:rPr>
-          <w:lang w:val="zh_TW" w:bidi="zh_TW"/>
-        </w:rPr>
-        <w:t>）。</w:t>
-      </w:r>
-    </w:p>
-    <w:p>
-      <w:pPr>
-        <w:pStyle w:val="ListBullet"/>
-        <w:spacing w:line="240" w:lineRule="auto"/>
-        <w:ind w:left="720"/>
-      </w:pPr>
-      <w:r>
-        <w:rPr>
-          <w:lang w:val="zh_TW" w:bidi="zh_TW"/>
-        </w:rPr>
-      </w:r>
-      <w:r>
-        <w:rPr>
-          <w:lang w:val="zh_TW" w:bidi="zh_TW"/>
-        </w:rPr>
-        <w:t>在羅馬時期，膏油是商人重要的貿易商品之一（</w:t>
-      </w:r>
-      <w:hyperlink r:id="rId76">
-        <w:r>
-          <w:rPr>
-            <w:lang w:val="zh_TW" w:bidi="zh_TW"/>
-          </w:rPr>
-          <w:rPr>
-            <w:color w:val="0000EE"/>
-            <w:u w:val="single"/>
-          </w:rPr>
-          <w:t>啟18:13</w:t>
-        </w:r>
-      </w:hyperlink>
-      <w:r>
-        <w:rPr>
-          <w:lang w:val="zh_TW" w:bidi="zh_TW"/>
-        </w:rPr>
-        <w:t>）。</w:t>
-      </w:r>
-    </w:p>
-    <w:p>
-      <w:pPr>
-        <w:pStyle w:val="ListBullet"/>
-        <w:spacing w:line="240" w:lineRule="auto"/>
-        <w:ind w:left="720"/>
-      </w:pPr>
-      <w:r>
-        <w:rPr>
-          <w:lang w:val="zh_TW" w:bidi="zh_TW"/>
-        </w:rPr>
-      </w:r>
-      <w:r>
-        <w:rPr>
-          <w:lang w:val="zh_TW" w:bidi="zh_TW"/>
-        </w:rPr>
-        <w:t>用油膏抹身體後來成為歡喜快樂的象徵（</w:t>
-      </w:r>
-      <w:hyperlink r:id="rId77">
-        <w:r>
-          <w:rPr>
-            <w:lang w:val="zh_TW" w:bidi="zh_TW"/>
-          </w:rPr>
-          <w:rPr>
-            <w:color w:val="0000EE"/>
-            <w:u w:val="single"/>
-          </w:rPr>
-          <w:t>詩45:7</w:t>
-        </w:r>
-      </w:hyperlink>
-      <w:r>
-        <w:rPr>
-          <w:lang w:val="zh_TW" w:bidi="zh_TW"/>
-        </w:rPr>
-        <w:t>；</w:t>
-      </w:r>
-      <w:hyperlink r:id="rId78">
-        <w:r>
-          <w:rPr>
-            <w:lang w:val="zh_TW" w:bidi="zh_TW"/>
-          </w:rPr>
-          <w:rPr>
-            <w:color w:val="0000EE"/>
-            <w:u w:val="single"/>
-          </w:rPr>
-          <w:t>賽61:3</w:t>
-        </w:r>
-      </w:hyperlink>
-      <w:r>
-        <w:rPr>
-          <w:lang w:val="zh_TW" w:bidi="zh_TW"/>
-        </w:rPr>
-        <w:t>）。</w:t>
-      </w:r>
-    </w:p>
-    <w:p>
-      <w:pPr>
-        <w:pStyle w:val="ListBullet"/>
-        <w:spacing w:line="240" w:lineRule="auto"/>
-        <w:ind w:left="720"/>
-      </w:pPr>
-      <w:r>
-        <w:rPr>
-          <w:lang w:val="zh_TW" w:bidi="zh_TW"/>
-        </w:rPr>
-      </w:r>
-      <w:r>
-        <w:rPr>
-          <w:lang w:val="zh_TW" w:bidi="zh_TW"/>
-        </w:rPr>
-        <w:t>人們在哀悼期間不會用油膏抹自己（</w:t>
-      </w:r>
-      <w:hyperlink r:id="rId48">
-        <w:r>
-          <w:rPr>
-            <w:lang w:val="zh_TW" w:bidi="zh_TW"/>
-          </w:rPr>
-          <w:rPr>
-            <w:color w:val="0000EE"/>
-            <w:u w:val="single"/>
-          </w:rPr>
-          <w:t>撒下14:2</w:t>
-        </w:r>
-      </w:hyperlink>
-      <w:r>
-        <w:rPr>
-          <w:lang w:val="zh_TW" w:bidi="zh_TW"/>
-        </w:rPr>
-        <w:t>）。</w:t>
-      </w:r>
-    </w:p>
-    <w:p>
-      <w:pPr>
-        <w:pStyle w:val="ListBullet"/>
-        <w:spacing w:line="240" w:lineRule="auto"/>
-        <w:ind w:left="720"/>
-      </w:pPr>
-      <w:r>
-        <w:rPr>
-          <w:lang w:val="zh_TW" w:bidi="zh_TW"/>
-        </w:rPr>
-      </w:r>
-      <w:r>
-        <w:rPr>
-          <w:lang w:val="zh_TW" w:bidi="zh_TW"/>
-        </w:rPr>
-        <w:t>不能用油膏抹自己被視為神審判的表現（</w:t>
-      </w:r>
-      <w:hyperlink r:id="rId47">
-        <w:r>
-          <w:rPr>
-            <w:lang w:val="zh_TW" w:bidi="zh_TW"/>
-          </w:rPr>
-          <w:rPr>
-            <w:color w:val="0000EE"/>
-            <w:u w:val="single"/>
-          </w:rPr>
-          <w:t>彌6:15</w:t>
-        </w:r>
-      </w:hyperlink>
-      <w:r>
-        <w:rPr>
-          <w:lang w:val="zh_TW" w:bidi="zh_TW"/>
-        </w:rPr>
-        <w:t>）。</w:t>
-      </w:r>
-    </w:p>
-    <w:p>
-      <w:pPr>
-        <w:pStyle w:val="ListBullet"/>
-        <w:spacing w:line="240" w:lineRule="auto"/>
-        <w:ind w:left="720"/>
-      </w:pPr>
-      <w:r>
-        <w:rPr>
-          <w:lang w:val="zh_TW" w:bidi="zh_TW"/>
-        </w:rPr>
-      </w:r>
-      <w:r>
-        <w:rPr>
-          <w:lang w:val="zh_TW" w:bidi="zh_TW"/>
-        </w:rPr>
-        <w:t>人們會用油抹盾牌，使其保持柔軟，並在抵擋攻擊時可能使兵器較容易滑開（</w:t>
-      </w:r>
-      <w:hyperlink r:id="rId79">
-        <w:r>
-          <w:rPr>
-            <w:lang w:val="zh_TW" w:bidi="zh_TW"/>
-          </w:rPr>
-          <w:rPr>
-            <w:color w:val="0000EE"/>
-            <w:u w:val="single"/>
-          </w:rPr>
-          <w:t>撒下1:21</w:t>
-        </w:r>
-      </w:hyperlink>
-      <w:r>
-        <w:rPr>
-          <w:lang w:val="zh_TW" w:bidi="zh_TW"/>
-        </w:rPr>
-        <w:t>）。</w:t>
-      </w:r>
-    </w:p>
-    <w:p>
-      <w:pPr/>
-      <w:r>
-        <w:rPr>
-          <w:lang w:val="zh_TW" w:bidi="zh_TW"/>
-        </w:rPr>
-      </w:r>
-      <w:r>
-        <w:rPr>
-          <w:i/>
-          <w:lang w:val="zh_TW" w:bidi="zh_TW"/>
-        </w:rPr>
-        <w:t>另見</w:t>
-      </w:r>
-      <w:r>
-        <w:rPr>
-          <w:lang w:val="zh_TW" w:bidi="zh_TW"/>
-        </w:rPr>
-        <w:t xml:space="preserve"> </w:t>
-      </w:r>
-      <w:r>
-        <w:rPr>
-          <w:lang w:val="zh_TW" w:bidi="zh_TW"/>
-        </w:rPr>
-        <w:t>藥物與醫療實踐</w:t>
-      </w:r>
-      <w:r>
-        <w:rPr>
-          <w:lang w:val="zh_TW" w:bidi="zh_TW"/>
-        </w:rPr>
-        <w:t>；</w:t>
-      </w:r>
-      <w:r>
-        <w:rPr>
-          <w:lang w:val="zh_TW" w:bidi="zh_TW"/>
-        </w:rPr>
-        <w:t>油</w:t>
-      </w:r>
-      <w:r>
-        <w:rPr>
-          <w:lang w:val="zh_TW" w:bidi="zh_TW"/>
-        </w:rPr>
-        <w:t>；</w:t>
-      </w:r>
-      <w:r>
-        <w:rPr>
-          <w:lang w:val="zh_TW" w:bidi="zh_TW"/>
-        </w:rPr>
-        <w:t>植物</w:t>
-      </w:r>
-      <w:r>
-        <w:rPr>
-          <w:lang w:val="zh_TW" w:bidi="zh_TW"/>
-        </w:rPr>
-        <w:t>（</w:t>
-      </w:r>
-      <w:r>
-        <w:rPr>
-          <w:lang w:val="zh_TW" w:bidi="zh_TW"/>
-        </w:rPr>
-        <w:t>橄欖</w:t>
-      </w:r>
-      <w:r>
-        <w:rPr>
-          <w:lang w:val="zh_TW" w:bidi="zh_TW"/>
-        </w:rPr>
-        <w:t>，</w:t>
-      </w:r>
-      <w:r>
-        <w:rPr>
-          <w:lang w:val="zh_TW" w:bidi="zh_TW"/>
-        </w:rPr>
-        <w:t>橄欖樹</w:t>
-      </w:r>
       <w:r>
         <w:rPr>
           <w:lang w:val="zh_TW" w:bidi="zh_TW"/>

--- a/zht/docx/047.content.docx
+++ b/zht/docx/047.content.docx
@@ -149,7 +149,7 @@
         <w:rPr>
           <w:lang w:val="zh_TW" w:bidi="zh_TW"/>
         </w:rPr>
-        <w:t>gan</w:t>
+        <w:t>gai</w:t>
       </w:r>
       <w:r>
         <w:rPr>
@@ -212,7 +212,7 @@
         <w:rPr>
           <w:lang w:val="zh_TW" w:bidi="zh_TW"/>
         </w:rPr>
-        <w:t>橄欖山</w:t>
+        <w:t>該南</w:t>
       </w:r>
       <w:r>
         <w:rPr>
@@ -221,131 +221,25 @@
       </w:r>
     </w:p>
     <w:p>
-      <w:pPr/>
-      <w:r>
-        <w:rPr>
-          <w:lang w:val="zh_TW" w:bidi="zh_TW"/>
-        </w:rPr>
-      </w:r>
-      <w:r>
-        <w:rPr>
-          <w:lang w:val="zh_TW" w:bidi="zh_TW"/>
-        </w:rPr>
-        <w:t>橄欖山是猶太地山脈中一條由北向南延伸的大山脊。它位於耶路撒冷的正東方，毗鄰汲淪溪谷。這座山有三個山峰，兩個山谷位於它們之間。北面的山峰是斯科普斯山。斯科普斯山的南面有一個小鞍部（</w:t>
-      </w:r>
-      <w:r>
-        <w:rPr>
-          <w:lang w:val="zh_TW" w:bidi="zh_TW"/>
-        </w:rPr>
-        <w:t>山</w:t>
-      </w:r>
-      <w:r>
-        <w:rPr>
-          <w:lang w:val="zh_TW" w:bidi="zh_TW"/>
-        </w:rPr>
-        <w:t>脊上</w:t>
-      </w:r>
-      <w:r>
-        <w:rPr>
-          <w:lang w:val="zh_TW" w:bidi="zh_TW"/>
-        </w:rPr>
-        <w:t>兩山間的低淺處</w:t>
-      </w:r>
-      <w:r>
-        <w:rPr>
-          <w:lang w:val="zh_TW" w:bidi="zh_TW"/>
-        </w:rPr>
-        <w:t>），古羅馬通往耶利哥的道路曾經經過此處。中央的山峰是為人所知的橄欖山，高818.1米（2,684英尺），與聖殿上的平台（</w:t>
-      </w:r>
-      <w:r>
-        <w:rPr>
-          <w:i/>
-          <w:lang w:val="zh_TW" w:bidi="zh_TW"/>
-        </w:rPr>
-        <w:t>Haram esh-Sherif</w:t>
-      </w:r>
-      <w:r>
-        <w:rPr>
-          <w:lang w:val="zh_TW" w:bidi="zh_TW"/>
-        </w:rPr>
-        <w:t>，阿拉伯人稱為高貴的至聖所</w:t>
-      </w:r>
-      <w:r>
-        <w:rPr>
-          <w:lang w:val="zh_TW" w:bidi="zh_TW"/>
-        </w:rPr>
-        <w:t>〔</w:t>
-      </w:r>
-      <w:r>
-        <w:rPr>
-          <w:lang w:val="zh_TW" w:bidi="zh_TW"/>
-        </w:rPr>
-        <w:t>The Noble Sanctuary</w:t>
-      </w:r>
-      <w:r>
-        <w:rPr>
-          <w:lang w:val="zh_TW" w:bidi="zh_TW"/>
-        </w:rPr>
-        <w:t>〕</w:t>
-      </w:r>
-      <w:r>
-        <w:rPr>
-          <w:lang w:val="zh_TW" w:bidi="zh_TW"/>
-        </w:rPr>
-        <w:t>）相對。</w:t>
-      </w:r>
-    </w:p>
-    <w:p>
-      <w:pPr>
-        <w:pStyle w:val="Heading3"/>
-      </w:pPr>
-      <w:r>
-        <w:rPr>
-          <w:lang w:val="zh_TW" w:bidi="zh_TW"/>
-        </w:rPr>
-        <w:t>著名地點與特色</w:t>
-      </w:r>
-    </w:p>
-    <w:p>
-      <w:pPr/>
-      <w:r>
-        <w:rPr>
-          <w:lang w:val="zh_TW" w:bidi="zh_TW"/>
-        </w:rPr>
-      </w:r>
-      <w:r>
-        <w:rPr>
-          <w:lang w:val="zh_TW" w:bidi="zh_TW"/>
-        </w:rPr>
-        <w:t>在主峰上，君士坦丁皇帝於公元325年左右，建造了一座大型教堂。這座教堂名為升天堂（the Church of the Ascension），他將其獻給他的母親海倫娜。在這座教會的南邊，有一個低窪地區，今天通往伯大尼的道路經過這處。</w:t>
-      </w:r>
-    </w:p>
-    <w:p>
-      <w:pPr/>
-      <w:r>
-        <w:rPr>
-          <w:lang w:val="zh_TW" w:bidi="zh_TW"/>
-        </w:rPr>
-      </w:r>
-      <w:r>
-        <w:rPr>
-          <w:lang w:val="zh_TW" w:bidi="zh_TW"/>
-        </w:rPr>
-        <w:t>南峰俯瞰著耶路撒冷最古老的部份，這裡曾被稱為大衛城。這座山峰有一個特別的名字：「犯罪山」（Mount of Offense）。它之所以有這個名字，是因為所羅門王在此為外邦妻子的神建造廟宇，違背了神的命令。在這南峰的底部有一個名為西爾萬（Silwan）的阿拉伯村莊。這裡是汲淪溪谷和欣嫩谷的匯合處。</w:t>
-      </w:r>
-    </w:p>
-    <w:p>
-      <w:pPr/>
-      <w:r>
-        <w:rPr>
-          <w:lang w:val="zh_TW" w:bidi="zh_TW"/>
-        </w:rPr>
-      </w:r>
-      <w:r>
-        <w:rPr>
-          <w:lang w:val="zh_TW" w:bidi="zh_TW"/>
-        </w:rPr>
-        <w:t>橄欖山因其長有大量橄欖樹而得名。在古代社會中，這些橄欖樹林非常著名且重要（</w:t>
+      <w:pPr>
+        <w:pStyle w:val="ListNumber"/>
+        <w:numPr>
+          <w:ilvl w:val="0"/>
+          <w:numId w:val="14"/>
+        </w:numPr>
+        <w:spacing w:line="240" w:lineRule="auto"/>
+        <w:ind w:left="720"/>
+      </w:pPr>
+      <w:r>
+        <w:rPr>
+          <w:lang w:val="zh_TW" w:bidi="zh_TW"/>
+        </w:rPr>
+      </w:r>
+      <w:r>
+        <w:rPr>
+          <w:lang w:val="zh_TW" w:bidi="zh_TW"/>
+        </w:rPr>
+        <w:t>亞法撒的兒子（</w:t>
       </w:r>
       <w:hyperlink r:id="rId13">
         <w:r>
@@ -356,7 +250,7 @@
             <w:color w:val="0000EE"/>
             <w:u w:val="single"/>
           </w:rPr>
-          <w:t>亞14:4</w:t>
+          <w:t>路3:36</w:t>
         </w:r>
       </w:hyperlink>
       <w:r>
@@ -374,53 +268,14 @@
             <w:color w:val="0000EE"/>
             <w:u w:val="single"/>
           </w:rPr>
-          <w:t>可11:1</w:t>
+          <w:t>創10:24</w:t>
         </w:r>
       </w:hyperlink>
       <w:r>
         <w:rPr>
           <w:lang w:val="zh_TW" w:bidi="zh_TW"/>
         </w:rPr>
-        <w:t>）。橄欖山的西側從地中海獲得雨水。這些雨水，加上由風化岩石形成的肥沃土壤，幫助許多果樹在此茁壯成長。</w:t>
-      </w:r>
-    </w:p>
-    <w:p>
-      <w:pPr/>
-      <w:r>
-        <w:rPr>
-          <w:lang w:val="zh_TW" w:bidi="zh_TW"/>
-        </w:rPr>
-      </w:r>
-      <w:r>
-        <w:rPr>
-          <w:lang w:val="zh_TW" w:bidi="zh_TW"/>
-        </w:rPr>
-        <w:t>橄欖山的東側標誌著猶太地曠野的開始。新約聖經中提到的兩個村莊，伯大尼和伯法其，就是位於其東邊的山坡上。</w:t>
-      </w:r>
-    </w:p>
-    <w:p>
-      <w:pPr>
-        <w:pStyle w:val="Heading3"/>
-      </w:pPr>
-      <w:r>
-        <w:rPr>
-          <w:lang w:val="zh_TW" w:bidi="zh_TW"/>
-        </w:rPr>
-        <w:t>舊約聖經中的橄欖山</w:t>
-      </w:r>
-    </w:p>
-    <w:p>
-      <w:pPr/>
-      <w:r>
-        <w:rPr>
-          <w:lang w:val="zh_TW" w:bidi="zh_TW"/>
-        </w:rPr>
-      </w:r>
-      <w:r>
-        <w:rPr>
-          <w:lang w:val="zh_TW" w:bidi="zh_TW"/>
-        </w:rPr>
-        <w:t>舊約聖經第一次出現橄欖山，是在關於大衛王的故事中。大衛因為他的兒子押沙龍試圖奪取他的王位，而不得不逃離耶路撒冷。大衛向東逃跑，攀登橄欖山，逃往約旦河谷（</w:t>
+        <w:t>〔七十士譯本〕，</w:t>
       </w:r>
       <w:hyperlink r:id="rId15">
         <w:r>
@@ -431,7 +286,7 @@
             <w:color w:val="0000EE"/>
             <w:u w:val="single"/>
           </w:rPr>
-          <w:t>撒下15:30</w:t>
+          <w:t>11:12–13</w:t>
         </w:r>
       </w:hyperlink>
       <w:r>
@@ -442,17 +297,21 @@
       </w:r>
     </w:p>
     <w:p>
-      <w:pPr/>
-      <w:r>
-        <w:rPr>
-          <w:lang w:val="zh_TW" w:bidi="zh_TW"/>
-        </w:rPr>
-      </w:r>
-      <w:r>
-        <w:rPr>
-          <w:lang w:val="zh_TW" w:bidi="zh_TW"/>
-        </w:rPr>
-        <w:t>後來，大衛的兒子所羅門王在山上，為外邦神建造了邱壇。這些神包括西頓、摩押和亞捫人所崇拜的神（</w:t>
+      <w:pPr>
+        <w:pStyle w:val="ListNumber"/>
+        <w:spacing w:line="240" w:lineRule="auto"/>
+        <w:ind w:left="720"/>
+      </w:pPr>
+      <w:r>
+        <w:rPr>
+          <w:lang w:val="zh_TW" w:bidi="zh_TW"/>
+        </w:rPr>
+      </w:r>
+      <w:r>
+        <w:rPr>
+          <w:lang w:val="zh_TW" w:bidi="zh_TW"/>
+        </w:rPr>
+        <w:t>亞當的曾孫，也稱為該南（Kenan）（</w:t>
       </w:r>
       <w:hyperlink r:id="rId16">
         <w:r>
@@ -463,14 +322,14 @@
             <w:color w:val="0000EE"/>
             <w:u w:val="single"/>
           </w:rPr>
-          <w:t>王上11:7</w:t>
+          <w:t>創5:9–14</w:t>
         </w:r>
       </w:hyperlink>
       <w:r>
         <w:rPr>
           <w:lang w:val="zh_TW" w:bidi="zh_TW"/>
         </w:rPr>
-        <w:t>）。多年後，另一位名叫約西亞的王摧毀了這些崇拜場所，因為它們違背了神的律法（</w:t>
+        <w:t>；</w:t>
       </w:r>
       <w:hyperlink r:id="rId17">
         <w:r>
@@ -481,28 +340,14 @@
             <w:color w:val="0000EE"/>
             <w:u w:val="single"/>
           </w:rPr>
-          <w:t>王下23:13</w:t>
+          <w:t>代上1:2</w:t>
         </w:r>
       </w:hyperlink>
       <w:r>
         <w:rPr>
           <w:lang w:val="zh_TW" w:bidi="zh_TW"/>
         </w:rPr>
-        <w:t>）。</w:t>
-      </w:r>
-    </w:p>
-    <w:p>
-      <w:pPr/>
-      <w:r>
-        <w:rPr>
-          <w:lang w:val="zh_TW" w:bidi="zh_TW"/>
-        </w:rPr>
-      </w:r>
-      <w:r>
-        <w:rPr>
-          <w:lang w:val="zh_TW" w:bidi="zh_TW"/>
-        </w:rPr>
-        <w:t>先知以西結寫道，他看到神的榮耀離開耶路撒冷的聖殿，移到橄欖山（</w:t>
+        <w:t>；</w:t>
       </w:r>
       <w:hyperlink r:id="rId18">
         <w:r>
@@ -513,14 +358,44 @@
             <w:color w:val="0000EE"/>
             <w:u w:val="single"/>
           </w:rPr>
-          <w:t>結11:23</w:t>
+          <w:t>路3:37</w:t>
         </w:r>
       </w:hyperlink>
       <w:r>
         <w:rPr>
           <w:lang w:val="zh_TW" w:bidi="zh_TW"/>
         </w:rPr>
-        <w:t>）。另一位先知撒迦利亞，寫下對橄欖山的描述，是最為人所知的一段。在他關於末後的異象中，他寫道：</w:t>
+        <w:t>）。</w:t>
+        <w:br/>
+      </w:r>
+      <w:r>
+        <w:rPr>
+          <w:i/>
+          <w:lang w:val="zh_TW" w:bidi="zh_TW"/>
+        </w:rPr>
+        <w:t>見</w:t>
+      </w:r>
+      <w:r>
+        <w:rPr>
+          <w:lang w:val="zh_TW" w:bidi="zh_TW"/>
+        </w:rPr>
+        <w:t>該南</w:t>
+      </w:r>
+      <w:r>
+        <w:rPr>
+          <w:lang w:val="zh_TW" w:bidi="zh_TW"/>
+        </w:rPr>
+        <w:t>。</w:t>
+      </w:r>
+      <w:r>
+        <w:rPr>
+          <w:lang w:val="zh_TW" w:bidi="zh_TW"/>
+        </w:rPr>
+      </w:r>
+      <w:r>
+        <w:rPr>
+          <w:lang w:val="zh_TW" w:bidi="zh_TW"/>
+        </w:rPr>
       </w:r>
     </w:p>
     <w:p>
@@ -530,23 +405,194 @@
           <w:lang w:val="zh_TW" w:bidi="zh_TW"/>
         </w:rPr>
       </w:r>
-      <w:r>
-        <w:rPr>
-          <w:lang w:val="zh_TW" w:bidi="zh_TW"/>
-        </w:rPr>
-        <w:t>「</w:t>
-      </w:r>
-      <w:r>
-        <w:rPr>
-          <w:lang w:val="zh_TW" w:bidi="zh_TW"/>
-        </w:rPr>
-        <w:t>那日，他的腳必站在耶路撒冷前面朝東的橄欖山上。這山必從中間分裂，自東至西成為極大的谷。山的一半向北挪移，一半向南挪移。</w:t>
-      </w:r>
-      <w:r>
-        <w:rPr>
-          <w:lang w:val="zh_TW" w:bidi="zh_TW"/>
-        </w:rPr>
-        <w:t>」（</w:t>
+    </w:p>
+    <w:p>
+      <w:pPr>
+        <w:pStyle w:val="Heading2"/>
+      </w:pPr>
+      <w:r>
+        <w:rPr>
+          <w:lang w:val="zh_TW" w:bidi="zh_TW"/>
+        </w:rPr>
+        <w:t>該南</w:t>
+      </w:r>
+      <w:r>
+        <w:rPr>
+          <w:lang w:val="zh_TW" w:bidi="zh_TW"/>
+        </w:rPr>
+      </w:r>
+    </w:p>
+    <w:p>
+      <w:pPr/>
+      <w:r>
+        <w:rPr>
+          <w:lang w:val="zh_TW" w:bidi="zh_TW"/>
+        </w:rPr>
+      </w:r>
+      <w:r>
+        <w:rPr>
+          <w:lang w:val="zh_TW" w:bidi="zh_TW"/>
+        </w:rPr>
+        <w:t>亞當的後裔。他是以挪士的兒子，屬亞當的第四代子孫（</w:t>
+      </w:r>
+      <w:hyperlink r:id="rId16">
+        <w:r>
+          <w:rPr>
+            <w:lang w:val="zh_TW" w:bidi="zh_TW"/>
+          </w:rPr>
+          <w:rPr>
+            <w:color w:val="0000EE"/>
+            <w:u w:val="single"/>
+          </w:rPr>
+          <w:t>創5:9–14</w:t>
+        </w:r>
+      </w:hyperlink>
+      <w:r>
+        <w:rPr>
+          <w:lang w:val="zh_TW" w:bidi="zh_TW"/>
+        </w:rPr>
+        <w:t>；</w:t>
+      </w:r>
+      <w:hyperlink r:id="rId17">
+        <w:r>
+          <w:rPr>
+            <w:lang w:val="zh_TW" w:bidi="zh_TW"/>
+          </w:rPr>
+          <w:rPr>
+            <w:color w:val="0000EE"/>
+            <w:u w:val="single"/>
+          </w:rPr>
+          <w:t>代上1:2</w:t>
+        </w:r>
+      </w:hyperlink>
+      <w:r>
+        <w:rPr>
+          <w:lang w:val="zh_TW" w:bidi="zh_TW"/>
+        </w:rPr>
+        <w:t>）。在</w:t>
+      </w:r>
+      <w:hyperlink r:id="rId18">
+        <w:r>
+          <w:rPr>
+            <w:lang w:val="zh_TW" w:bidi="zh_TW"/>
+          </w:rPr>
+          <w:rPr>
+            <w:color w:val="0000EE"/>
+            <w:u w:val="single"/>
+          </w:rPr>
+          <w:t>路加福音三章37節</w:t>
+        </w:r>
+      </w:hyperlink>
+      <w:r>
+        <w:rPr>
+          <w:lang w:val="zh_TW" w:bidi="zh_TW"/>
+        </w:rPr>
+        <w:t>也稱他為該南（Cainan）。</w:t>
+      </w:r>
+    </w:p>
+    <w:p>
+      <w:pPr/>
+      <w:r>
+        <w:rPr>
+          <w:lang w:val="zh_TW" w:bidi="zh_TW"/>
+        </w:rPr>
+      </w:r>
+      <w:r>
+        <w:rPr>
+          <w:i/>
+          <w:lang w:val="zh_TW" w:bidi="zh_TW"/>
+        </w:rPr>
+        <w:t>見</w:t>
+      </w:r>
+      <w:r>
+        <w:rPr>
+          <w:lang w:val="zh_TW" w:bidi="zh_TW"/>
+        </w:rPr>
+        <w:t>耶穌基督的家譜</w:t>
+      </w:r>
+      <w:r>
+        <w:rPr>
+          <w:lang w:val="zh_TW" w:bidi="zh_TW"/>
+        </w:rPr>
+        <w:t>。</w:t>
+      </w:r>
+      <w:r>
+        <w:rPr>
+          <w:lang w:val="zh_TW" w:bidi="zh_TW"/>
+        </w:rPr>
+      </w:r>
+      <w:r>
+        <w:rPr>
+          <w:lang w:val="zh_TW" w:bidi="zh_TW"/>
+        </w:rPr>
+      </w:r>
+    </w:p>
+    <w:p>
+      <w:pPr/>
+      <w:r>
+        <w:rPr>
+          <w:lang w:val="zh_TW" w:bidi="zh_TW"/>
+        </w:rPr>
+      </w:r>
+    </w:p>
+    <w:p>
+      <w:pPr>
+        <w:pStyle w:val="Heading2"/>
+      </w:pPr>
+      <w:r>
+        <w:rPr>
+          <w:lang w:val="zh_TW" w:bidi="zh_TW"/>
+        </w:rPr>
+        <w:t>該隱（人物）</w:t>
+      </w:r>
+      <w:r>
+        <w:rPr>
+          <w:lang w:val="zh_TW" w:bidi="zh_TW"/>
+        </w:rPr>
+      </w:r>
+    </w:p>
+    <w:p>
+      <w:pPr/>
+      <w:r>
+        <w:rPr>
+          <w:lang w:val="zh_TW" w:bidi="zh_TW"/>
+        </w:rPr>
+      </w:r>
+      <w:r>
+        <w:rPr>
+          <w:lang w:val="zh_TW" w:bidi="zh_TW"/>
+        </w:rPr>
+        <w:t>亞當</w:t>
+      </w:r>
+      <w:r>
+        <w:rPr>
+          <w:lang w:val="zh_TW" w:bidi="zh_TW"/>
+        </w:rPr>
+        <w:t>和</w:t>
+      </w:r>
+      <w:r>
+        <w:rPr>
+          <w:lang w:val="zh_TW" w:bidi="zh_TW"/>
+        </w:rPr>
+        <w:t>夏娃</w:t>
+      </w:r>
+      <w:r>
+        <w:rPr>
+          <w:lang w:val="zh_TW" w:bidi="zh_TW"/>
+        </w:rPr>
+        <w:t>的長子。他耕種土地，而他的弟弟</w:t>
+      </w:r>
+      <w:r>
+        <w:rPr>
+          <w:lang w:val="zh_TW" w:bidi="zh_TW"/>
+        </w:rPr>
+        <w:t>亞伯</w:t>
+      </w:r>
+      <w:r>
+        <w:rPr>
+          <w:lang w:val="zh_TW" w:bidi="zh_TW"/>
+        </w:rPr>
+        <w:t>則為牧羊人。人們談到可怕的暴力行為時，往往會以該隱殺害他的弟弟亞伯作為例子（</w:t>
       </w:r>
       <w:hyperlink r:id="rId19">
         <w:r>
@@ -557,75 +603,26 @@
             <w:color w:val="0000EE"/>
             <w:u w:val="single"/>
           </w:rPr>
-          <w:t>亞14:1–5</w:t>
+          <w:t>猶11</w:t>
         </w:r>
       </w:hyperlink>
       <w:r>
         <w:rPr>
           <w:lang w:val="zh_TW" w:bidi="zh_TW"/>
         </w:rPr>
-        <w:t>，第</w:t>
-      </w:r>
-      <w:hyperlink r:id="rId13">
-        <w:r>
-          <w:rPr>
-            <w:lang w:val="zh_TW" w:bidi="zh_TW"/>
-          </w:rPr>
-          <w:rPr>
-            <w:color w:val="0000EE"/>
-            <w:u w:val="single"/>
-          </w:rPr>
-          <w:t>4</w:t>
-        </w:r>
-      </w:hyperlink>
-      <w:r>
-        <w:rPr>
-          <w:lang w:val="zh_TW" w:bidi="zh_TW"/>
-        </w:rPr>
-        <w:t>節）。</w:t>
-      </w:r>
-    </w:p>
-    <w:p>
-      <w:pPr>
-        <w:pStyle w:val="Heading3"/>
-      </w:pPr>
-      <w:r>
-        <w:rPr>
-          <w:lang w:val="zh_TW" w:bidi="zh_TW"/>
-        </w:rPr>
-        <w:t>新約聖經中的橄欖山</w:t>
-      </w:r>
-    </w:p>
-    <w:p>
-      <w:pPr/>
-      <w:r>
-        <w:rPr>
-          <w:lang w:val="zh_TW" w:bidi="zh_TW"/>
-        </w:rPr>
-      </w:r>
-      <w:r>
-        <w:rPr>
-          <w:lang w:val="zh_TW" w:bidi="zh_TW"/>
-        </w:rPr>
-        <w:t>在新約聖經中，大多數關於耶穌在橄欖山的故事，發生在祂生命的最後一週，基督徒稱之為聖週。在山上的村莊伯大尼，還有兩個較早發生的故事：</w:t>
-      </w:r>
-    </w:p>
-    <w:p>
-      <w:pPr>
-        <w:pStyle w:val="ListBullet"/>
-        <w:spacing w:line="240" w:lineRule="auto"/>
-        <w:ind w:left="720"/>
-      </w:pPr>
-      <w:r>
-        <w:rPr>
-          <w:lang w:val="zh_TW" w:bidi="zh_TW"/>
-        </w:rPr>
-      </w:r>
-      <w:r>
-        <w:rPr>
-          <w:lang w:val="zh_TW" w:bidi="zh_TW"/>
-        </w:rPr>
-        <w:t>耶穌拜訪了祂的朋友馬利亞和馬大（</w:t>
+        <w:t>）。這兩兄弟都曾向耶和華獻上</w:t>
+      </w:r>
+      <w:r>
+        <w:rPr>
+          <w:lang w:val="zh_TW" w:bidi="zh_TW"/>
+        </w:rPr>
+        <w:t>供物</w:t>
+      </w:r>
+      <w:r>
+        <w:rPr>
+          <w:lang w:val="zh_TW" w:bidi="zh_TW"/>
+        </w:rPr>
+        <w:t>（</w:t>
       </w:r>
       <w:hyperlink r:id="rId20">
         <w:r>
@@ -636,32 +633,14 @@
             <w:color w:val="0000EE"/>
             <w:u w:val="single"/>
           </w:rPr>
-          <w:t>路10:38–42</w:t>
+          <w:t>創4:3–4</w:t>
         </w:r>
       </w:hyperlink>
       <w:r>
         <w:rPr>
           <w:lang w:val="zh_TW" w:bidi="zh_TW"/>
         </w:rPr>
-        <w:t>），</w:t>
-      </w:r>
-    </w:p>
-    <w:p>
-      <w:pPr>
-        <w:pStyle w:val="ListBullet"/>
-        <w:spacing w:line="240" w:lineRule="auto"/>
-        <w:ind w:left="720"/>
-      </w:pPr>
-      <w:r>
-        <w:rPr>
-          <w:lang w:val="zh_TW" w:bidi="zh_TW"/>
-        </w:rPr>
-      </w:r>
-      <w:r>
-        <w:rPr>
-          <w:lang w:val="zh_TW" w:bidi="zh_TW"/>
-        </w:rPr>
-        <w:t>耶穌使祂的朋友拉撒路復活（</w:t>
+        <w:t>）。根據</w:t>
       </w:r>
       <w:hyperlink r:id="rId21">
         <w:r>
@@ -672,28 +651,14 @@
             <w:color w:val="0000EE"/>
             <w:u w:val="single"/>
           </w:rPr>
-          <w:t>約11:17–44</w:t>
+          <w:t>希伯來書十一章4節</w:t>
         </w:r>
       </w:hyperlink>
       <w:r>
         <w:rPr>
           <w:lang w:val="zh_TW" w:bidi="zh_TW"/>
         </w:rPr>
-        <w:t>）。</w:t>
-      </w:r>
-    </w:p>
-    <w:p>
-      <w:pPr/>
-      <w:r>
-        <w:rPr>
-          <w:lang w:val="zh_TW" w:bidi="zh_TW"/>
-        </w:rPr>
-      </w:r>
-      <w:r>
-        <w:rPr>
-          <w:lang w:val="zh_TW" w:bidi="zh_TW"/>
-        </w:rPr>
-        <w:t>耶穌最後一次來到耶路撒冷，是從耶利哥城出發，從東方越過橄欖山，然後下到汲淪溪谷（</w:t>
+        <w:t>，亞伯憑著信心獻上比該隱更合宜的供物，該隱因神不悅納他的供物而大大發怒。當神悅納亞伯的供物卻不悅納他自己的時候，該隱就殺了他的弟弟（</w:t>
       </w:r>
       <w:hyperlink r:id="rId22">
         <w:r>
@@ -704,14 +669,14 @@
             <w:color w:val="0000EE"/>
             <w:u w:val="single"/>
           </w:rPr>
-          <w:t>可11:1–10）</w:t>
+          <w:t>創4:5–8</w:t>
         </w:r>
       </w:hyperlink>
       <w:r>
         <w:rPr>
           <w:lang w:val="zh_TW" w:bidi="zh_TW"/>
         </w:rPr>
-        <w:t>。這一天，人們迎接祂如同迎接君王，在路上鋪上棕樹枝。</w:t>
+        <w:t>）。</w:t>
       </w:r>
     </w:p>
     <w:p>
@@ -725,7 +690,7 @@
         <w:rPr>
           <w:lang w:val="zh_TW" w:bidi="zh_TW"/>
         </w:rPr>
-        <w:t>當耶穌下山看到耶路撒冷時，祂停下來哭泣，因為祂深知這座城市未來會發生什麼事（</w:t>
+        <w:t>聖經在解釋該隱為何行兇時說，他是屬那惡者（</w:t>
       </w:r>
       <w:hyperlink r:id="rId23">
         <w:r>
@@ -736,28 +701,50 @@
             <w:color w:val="0000EE"/>
             <w:u w:val="single"/>
           </w:rPr>
-          <w:t>路19:41–44</w:t>
+          <w:t>約一3:12</w:t>
         </w:r>
       </w:hyperlink>
       <w:r>
         <w:rPr>
           <w:lang w:val="zh_TW" w:bidi="zh_TW"/>
         </w:rPr>
-        <w:t>）。</w:t>
-      </w:r>
-    </w:p>
-    <w:p>
-      <w:pPr/>
-      <w:r>
-        <w:rPr>
-          <w:lang w:val="zh_TW" w:bidi="zh_TW"/>
-        </w:rPr>
-      </w:r>
-      <w:r>
-        <w:rPr>
-          <w:lang w:val="zh_TW" w:bidi="zh_TW"/>
-        </w:rPr>
-        <w:t>耶穌生命的最後一周，祂花了大部份時間待在橄欖山。祂白天在那裡教導人（</w:t>
+        <w:t>）。耶和華使該隱面對他的罪，對他施行審判，並宣告</w:t>
+      </w:r>
+      <w:r>
+        <w:rPr>
+          <w:lang w:val="zh_TW" w:bidi="zh_TW"/>
+        </w:rPr>
+        <w:t>咒詛</w:t>
+      </w:r>
+      <w:r>
+        <w:rPr>
+          <w:lang w:val="zh_TW" w:bidi="zh_TW"/>
+        </w:rPr>
+        <w:t>。神使該隱定居在</w:t>
+      </w:r>
+      <w:r>
+        <w:rPr>
+          <w:lang w:val="zh_TW" w:bidi="zh_TW"/>
+        </w:rPr>
+        <w:t>伊甸</w:t>
+      </w:r>
+      <w:r>
+        <w:rPr>
+          <w:lang w:val="zh_TW" w:bidi="zh_TW"/>
+        </w:rPr>
+        <w:t>東邊的</w:t>
+      </w:r>
+      <w:r>
+        <w:rPr>
+          <w:lang w:val="zh_TW" w:bidi="zh_TW"/>
+        </w:rPr>
+        <w:t>挪得</w:t>
+      </w:r>
+      <w:r>
+        <w:rPr>
+          <w:lang w:val="zh_TW" w:bidi="zh_TW"/>
+        </w:rPr>
+        <w:t>之地（</w:t>
       </w:r>
       <w:hyperlink r:id="rId24">
         <w:r>
@@ -768,14 +755,40 @@
             <w:color w:val="0000EE"/>
             <w:u w:val="single"/>
           </w:rPr>
-          <w:t>可13</w:t>
+          <w:t>創4:9–16</w:t>
         </w:r>
       </w:hyperlink>
       <w:r>
         <w:rPr>
           <w:lang w:val="zh_TW" w:bidi="zh_TW"/>
         </w:rPr>
-        <w:t>）；晚上，住在山上或附近的村莊伯大尼（</w:t>
+        <w:t>）。該隱向神抱怨說這刑罰太重，超過他所能承受，又害怕有人遇見他會殺他。於是耶和華給該隱立一個記號保護他，並應許若有人殺該隱，那人要受七倍的報應。</w:t>
+      </w:r>
+    </w:p>
+    <w:p>
+      <w:pPr/>
+      <w:r>
+        <w:rPr>
+          <w:lang w:val="zh_TW" w:bidi="zh_TW"/>
+        </w:rPr>
+      </w:r>
+      <w:r>
+        <w:rPr>
+          <w:lang w:val="zh_TW" w:bidi="zh_TW"/>
+        </w:rPr>
+        <w:t>該隱在挪得之地建造了一座城，並以他的兒子</w:t>
+      </w:r>
+      <w:r>
+        <w:rPr>
+          <w:lang w:val="zh_TW" w:bidi="zh_TW"/>
+        </w:rPr>
+        <w:t>以諾</w:t>
+      </w:r>
+      <w:r>
+        <w:rPr>
+          <w:lang w:val="zh_TW" w:bidi="zh_TW"/>
+        </w:rPr>
+        <w:t>的名字給那城命名（</w:t>
       </w:r>
       <w:hyperlink r:id="rId25">
         <w:r>
@@ -786,40 +799,26 @@
             <w:color w:val="0000EE"/>
             <w:u w:val="single"/>
           </w:rPr>
-          <w:t>路21:37</w:t>
+          <w:t>創4:17</w:t>
         </w:r>
       </w:hyperlink>
       <w:r>
         <w:rPr>
           <w:lang w:val="zh_TW" w:bidi="zh_TW"/>
         </w:rPr>
-        <w:t>，這裡的</w:t>
-      </w:r>
-      <w:r>
-        <w:rPr>
-          <w:lang w:val="zh_TW" w:bidi="zh_TW"/>
-        </w:rPr>
-        <w:t>橄欖山</w:t>
-      </w:r>
-      <w:r>
-        <w:rPr>
-          <w:lang w:val="zh_TW" w:bidi="zh_TW"/>
-        </w:rPr>
-        <w:t>可能指的是伯大尼）。</w:t>
-      </w:r>
-    </w:p>
-    <w:p>
-      <w:pPr/>
-      <w:r>
-        <w:rPr>
-          <w:lang w:val="zh_TW" w:bidi="zh_TW"/>
-        </w:rPr>
-      </w:r>
-      <w:r>
-        <w:rPr>
-          <w:lang w:val="zh_TW" w:bidi="zh_TW"/>
-        </w:rPr>
-        <w:t>在最後的晚餐之後，耶穌來到橄欖山禱告（</w:t>
+        <w:t>）。該隱的後代從以諾開始不斷繁衍。在早期的世代中，他的後裔發展出不同的技能：有人住在帳棚中牧養牲畜，有人成為</w:t>
+      </w:r>
+      <w:r>
+        <w:rPr>
+          <w:lang w:val="zh_TW" w:bidi="zh_TW"/>
+        </w:rPr>
+        <w:t>作樂的人</w:t>
+      </w:r>
+      <w:r>
+        <w:rPr>
+          <w:lang w:val="zh_TW" w:bidi="zh_TW"/>
+        </w:rPr>
+        <w:t>，有人學習打造金屬器物（</w:t>
       </w:r>
       <w:hyperlink r:id="rId26">
         <w:r>
@@ -830,43 +829,7 @@
             <w:color w:val="0000EE"/>
             <w:u w:val="single"/>
           </w:rPr>
-          <w:t>可14:26</w:t>
-        </w:r>
-      </w:hyperlink>
-      <w:r>
-        <w:rPr>
-          <w:lang w:val="zh_TW" w:bidi="zh_TW"/>
-        </w:rPr>
-        <w:t>）。祂在客西馬尼園的榨油器具旁邊被捕（第</w:t>
-      </w:r>
-      <w:hyperlink r:id="rId27">
-        <w:r>
-          <w:rPr>
-            <w:lang w:val="zh_TW" w:bidi="zh_TW"/>
-          </w:rPr>
-          <w:rPr>
-            <w:color w:val="0000EE"/>
-            <w:u w:val="single"/>
-          </w:rPr>
-          <w:t>32</w:t>
-        </w:r>
-      </w:hyperlink>
-      <w:r>
-        <w:rPr>
-          <w:lang w:val="zh_TW" w:bidi="zh_TW"/>
-        </w:rPr>
-        <w:t>節）。後來，耶穌從死裡復活，與祂的門徒在橄欖山作最後會面。正當他們觀看時，耶穌被提升到天上。基督徒稱這個事件為升天（</w:t>
-      </w:r>
-      <w:hyperlink r:id="rId28">
-        <w:r>
-          <w:rPr>
-            <w:lang w:val="zh_TW" w:bidi="zh_TW"/>
-          </w:rPr>
-          <w:rPr>
-            <w:color w:val="0000EE"/>
-            <w:u w:val="single"/>
-          </w:rPr>
-          <w:t>徒1:12</w:t>
+          <w:t>18–22節</w:t>
         </w:r>
       </w:hyperlink>
       <w:r>
@@ -2775,6 +2738,12 @@
   </w:num>
   <w:num w:numId="13" w16cid:durableId="592781308">
     <w:abstractNumId w:val="11"/>
+  </w:num>
+  <w:num w:numId="14">
+    <w:abstractNumId w:val="3"/>
+    <w:lvlOverride w:ilvl="0">
+      <w:startOverride w:val="1"/>
+    </w:lvlOverride>
   </w:num>
   <w:numIdMacAtCleanup w:val="10"/>
 </w:numbering>

--- a/zht/docx/047.content.docx
+++ b/zht/docx/047.content.docx
@@ -241,54 +241,36 @@
         </w:rPr>
         <w:t>亞法撒的兒子（</w:t>
       </w:r>
-      <w:hyperlink r:id="rId13">
-        <w:r>
-          <w:rPr>
-            <w:lang w:val="zh_TW" w:bidi="zh_TW"/>
-          </w:rPr>
-          <w:rPr>
-            <w:color w:val="0000EE"/>
-            <w:u w:val="single"/>
-          </w:rPr>
-          <w:t>路3:36</w:t>
-        </w:r>
-      </w:hyperlink>
+      <w:r>
+        <w:rPr>
+          <w:lang w:val="zh_TW" w:bidi="zh_TW"/>
+        </w:rPr>
+        <w:t>路3:36</w:t>
+      </w:r>
       <w:r>
         <w:rPr>
           <w:lang w:val="zh_TW" w:bidi="zh_TW"/>
         </w:rPr>
         <w:t>；</w:t>
       </w:r>
-      <w:hyperlink r:id="rId14">
-        <w:r>
-          <w:rPr>
-            <w:lang w:val="zh_TW" w:bidi="zh_TW"/>
-          </w:rPr>
-          <w:rPr>
-            <w:color w:val="0000EE"/>
-            <w:u w:val="single"/>
-          </w:rPr>
-          <w:t>創10:24</w:t>
-        </w:r>
-      </w:hyperlink>
+      <w:r>
+        <w:rPr>
+          <w:lang w:val="zh_TW" w:bidi="zh_TW"/>
+        </w:rPr>
+        <w:t>創10:24</w:t>
+      </w:r>
       <w:r>
         <w:rPr>
           <w:lang w:val="zh_TW" w:bidi="zh_TW"/>
         </w:rPr>
         <w:t>〔七十士譯本〕，</w:t>
       </w:r>
-      <w:hyperlink r:id="rId15">
-        <w:r>
-          <w:rPr>
-            <w:lang w:val="zh_TW" w:bidi="zh_TW"/>
-          </w:rPr>
-          <w:rPr>
-            <w:color w:val="0000EE"/>
-            <w:u w:val="single"/>
-          </w:rPr>
-          <w:t>11:12–13</w:t>
-        </w:r>
-      </w:hyperlink>
+      <w:r>
+        <w:rPr>
+          <w:lang w:val="zh_TW" w:bidi="zh_TW"/>
+        </w:rPr>
+        <w:t>11:12–13</w:t>
+      </w:r>
       <w:r>
         <w:rPr>
           <w:lang w:val="zh_TW" w:bidi="zh_TW"/>
@@ -313,54 +295,36 @@
         </w:rPr>
         <w:t>亞當的曾孫，也稱為該南（Kenan）（</w:t>
       </w:r>
-      <w:hyperlink r:id="rId16">
-        <w:r>
-          <w:rPr>
-            <w:lang w:val="zh_TW" w:bidi="zh_TW"/>
-          </w:rPr>
-          <w:rPr>
-            <w:color w:val="0000EE"/>
-            <w:u w:val="single"/>
-          </w:rPr>
-          <w:t>創5:9–14</w:t>
-        </w:r>
-      </w:hyperlink>
+      <w:r>
+        <w:rPr>
+          <w:lang w:val="zh_TW" w:bidi="zh_TW"/>
+        </w:rPr>
+        <w:t>創5:9–14</w:t>
+      </w:r>
       <w:r>
         <w:rPr>
           <w:lang w:val="zh_TW" w:bidi="zh_TW"/>
         </w:rPr>
         <w:t>；</w:t>
       </w:r>
-      <w:hyperlink r:id="rId17">
-        <w:r>
-          <w:rPr>
-            <w:lang w:val="zh_TW" w:bidi="zh_TW"/>
-          </w:rPr>
-          <w:rPr>
-            <w:color w:val="0000EE"/>
-            <w:u w:val="single"/>
-          </w:rPr>
-          <w:t>代上1:2</w:t>
-        </w:r>
-      </w:hyperlink>
+      <w:r>
+        <w:rPr>
+          <w:lang w:val="zh_TW" w:bidi="zh_TW"/>
+        </w:rPr>
+        <w:t>代上1:2</w:t>
+      </w:r>
       <w:r>
         <w:rPr>
           <w:lang w:val="zh_TW" w:bidi="zh_TW"/>
         </w:rPr>
         <w:t>；</w:t>
       </w:r>
-      <w:hyperlink r:id="rId18">
-        <w:r>
-          <w:rPr>
-            <w:lang w:val="zh_TW" w:bidi="zh_TW"/>
-          </w:rPr>
-          <w:rPr>
-            <w:color w:val="0000EE"/>
-            <w:u w:val="single"/>
-          </w:rPr>
-          <w:t>路3:37</w:t>
-        </w:r>
-      </w:hyperlink>
+      <w:r>
+        <w:rPr>
+          <w:lang w:val="zh_TW" w:bidi="zh_TW"/>
+        </w:rPr>
+        <w:t>路3:37</w:t>
+      </w:r>
       <w:r>
         <w:rPr>
           <w:lang w:val="zh_TW" w:bidi="zh_TW"/>
@@ -435,54 +399,36 @@
         </w:rPr>
         <w:t>亞當的後裔。他是以挪士的兒子，屬亞當的第四代子孫（</w:t>
       </w:r>
-      <w:hyperlink r:id="rId16">
-        <w:r>
-          <w:rPr>
-            <w:lang w:val="zh_TW" w:bidi="zh_TW"/>
-          </w:rPr>
-          <w:rPr>
-            <w:color w:val="0000EE"/>
-            <w:u w:val="single"/>
-          </w:rPr>
-          <w:t>創5:9–14</w:t>
-        </w:r>
-      </w:hyperlink>
+      <w:r>
+        <w:rPr>
+          <w:lang w:val="zh_TW" w:bidi="zh_TW"/>
+        </w:rPr>
+        <w:t>創5:9–14</w:t>
+      </w:r>
       <w:r>
         <w:rPr>
           <w:lang w:val="zh_TW" w:bidi="zh_TW"/>
         </w:rPr>
         <w:t>；</w:t>
       </w:r>
-      <w:hyperlink r:id="rId17">
-        <w:r>
-          <w:rPr>
-            <w:lang w:val="zh_TW" w:bidi="zh_TW"/>
-          </w:rPr>
-          <w:rPr>
-            <w:color w:val="0000EE"/>
-            <w:u w:val="single"/>
-          </w:rPr>
-          <w:t>代上1:2</w:t>
-        </w:r>
-      </w:hyperlink>
+      <w:r>
+        <w:rPr>
+          <w:lang w:val="zh_TW" w:bidi="zh_TW"/>
+        </w:rPr>
+        <w:t>代上1:2</w:t>
+      </w:r>
       <w:r>
         <w:rPr>
           <w:lang w:val="zh_TW" w:bidi="zh_TW"/>
         </w:rPr>
         <w:t>）。在</w:t>
       </w:r>
-      <w:hyperlink r:id="rId18">
-        <w:r>
-          <w:rPr>
-            <w:lang w:val="zh_TW" w:bidi="zh_TW"/>
-          </w:rPr>
-          <w:rPr>
-            <w:color w:val="0000EE"/>
-            <w:u w:val="single"/>
-          </w:rPr>
-          <w:t>路加福音三章37節</w:t>
-        </w:r>
-      </w:hyperlink>
+      <w:r>
+        <w:rPr>
+          <w:lang w:val="zh_TW" w:bidi="zh_TW"/>
+        </w:rPr>
+        <w:t>路加福音三章37節</w:t>
+      </w:r>
       <w:r>
         <w:rPr>
           <w:lang w:val="zh_TW" w:bidi="zh_TW"/>
@@ -594,18 +540,12 @@
         </w:rPr>
         <w:t>則為牧羊人。人們談到可怕的暴力行為時，往往會以該隱殺害他的弟弟亞伯作為例子（</w:t>
       </w:r>
-      <w:hyperlink r:id="rId19">
-        <w:r>
-          <w:rPr>
-            <w:lang w:val="zh_TW" w:bidi="zh_TW"/>
-          </w:rPr>
-          <w:rPr>
-            <w:color w:val="0000EE"/>
-            <w:u w:val="single"/>
-          </w:rPr>
-          <w:t>猶11</w:t>
-        </w:r>
-      </w:hyperlink>
+      <w:r>
+        <w:rPr>
+          <w:lang w:val="zh_TW" w:bidi="zh_TW"/>
+        </w:rPr>
+        <w:t>猶11</w:t>
+      </w:r>
       <w:r>
         <w:rPr>
           <w:lang w:val="zh_TW" w:bidi="zh_TW"/>
@@ -624,54 +564,36 @@
         </w:rPr>
         <w:t>（</w:t>
       </w:r>
-      <w:hyperlink r:id="rId20">
-        <w:r>
-          <w:rPr>
-            <w:lang w:val="zh_TW" w:bidi="zh_TW"/>
-          </w:rPr>
-          <w:rPr>
-            <w:color w:val="0000EE"/>
-            <w:u w:val="single"/>
-          </w:rPr>
-          <w:t>創4:3–4</w:t>
-        </w:r>
-      </w:hyperlink>
+      <w:r>
+        <w:rPr>
+          <w:lang w:val="zh_TW" w:bidi="zh_TW"/>
+        </w:rPr>
+        <w:t>創4:3–4</w:t>
+      </w:r>
       <w:r>
         <w:rPr>
           <w:lang w:val="zh_TW" w:bidi="zh_TW"/>
         </w:rPr>
         <w:t>）。根據</w:t>
       </w:r>
-      <w:hyperlink r:id="rId21">
-        <w:r>
-          <w:rPr>
-            <w:lang w:val="zh_TW" w:bidi="zh_TW"/>
-          </w:rPr>
-          <w:rPr>
-            <w:color w:val="0000EE"/>
-            <w:u w:val="single"/>
-          </w:rPr>
-          <w:t>希伯來書十一章4節</w:t>
-        </w:r>
-      </w:hyperlink>
+      <w:r>
+        <w:rPr>
+          <w:lang w:val="zh_TW" w:bidi="zh_TW"/>
+        </w:rPr>
+        <w:t>希伯來書十一章4節</w:t>
+      </w:r>
       <w:r>
         <w:rPr>
           <w:lang w:val="zh_TW" w:bidi="zh_TW"/>
         </w:rPr>
         <w:t>，亞伯憑著信心獻上比該隱更合宜的供物，該隱因神不悅納他的供物而大大發怒。當神悅納亞伯的供物卻不悅納他自己的時候，該隱就殺了他的弟弟（</w:t>
       </w:r>
-      <w:hyperlink r:id="rId22">
-        <w:r>
-          <w:rPr>
-            <w:lang w:val="zh_TW" w:bidi="zh_TW"/>
-          </w:rPr>
-          <w:rPr>
-            <w:color w:val="0000EE"/>
-            <w:u w:val="single"/>
-          </w:rPr>
-          <w:t>創4:5–8</w:t>
-        </w:r>
-      </w:hyperlink>
+      <w:r>
+        <w:rPr>
+          <w:lang w:val="zh_TW" w:bidi="zh_TW"/>
+        </w:rPr>
+        <w:t>創4:5–8</w:t>
+      </w:r>
       <w:r>
         <w:rPr>
           <w:lang w:val="zh_TW" w:bidi="zh_TW"/>
@@ -692,18 +614,12 @@
         </w:rPr>
         <w:t>聖經在解釋該隱為何行兇時說，他是屬那惡者（</w:t>
       </w:r>
-      <w:hyperlink r:id="rId23">
-        <w:r>
-          <w:rPr>
-            <w:lang w:val="zh_TW" w:bidi="zh_TW"/>
-          </w:rPr>
-          <w:rPr>
-            <w:color w:val="0000EE"/>
-            <w:u w:val="single"/>
-          </w:rPr>
-          <w:t>約一3:12</w:t>
-        </w:r>
-      </w:hyperlink>
+      <w:r>
+        <w:rPr>
+          <w:lang w:val="zh_TW" w:bidi="zh_TW"/>
+        </w:rPr>
+        <w:t>約一3:12</w:t>
+      </w:r>
       <w:r>
         <w:rPr>
           <w:lang w:val="zh_TW" w:bidi="zh_TW"/>
@@ -746,18 +662,12 @@
         </w:rPr>
         <w:t>之地（</w:t>
       </w:r>
-      <w:hyperlink r:id="rId24">
-        <w:r>
-          <w:rPr>
-            <w:lang w:val="zh_TW" w:bidi="zh_TW"/>
-          </w:rPr>
-          <w:rPr>
-            <w:color w:val="0000EE"/>
-            <w:u w:val="single"/>
-          </w:rPr>
-          <w:t>創4:9–16</w:t>
-        </w:r>
-      </w:hyperlink>
+      <w:r>
+        <w:rPr>
+          <w:lang w:val="zh_TW" w:bidi="zh_TW"/>
+        </w:rPr>
+        <w:t>創4:9–16</w:t>
+      </w:r>
       <w:r>
         <w:rPr>
           <w:lang w:val="zh_TW" w:bidi="zh_TW"/>
@@ -790,18 +700,12 @@
         </w:rPr>
         <w:t>的名字給那城命名（</w:t>
       </w:r>
-      <w:hyperlink r:id="rId25">
-        <w:r>
-          <w:rPr>
-            <w:lang w:val="zh_TW" w:bidi="zh_TW"/>
-          </w:rPr>
-          <w:rPr>
-            <w:color w:val="0000EE"/>
-            <w:u w:val="single"/>
-          </w:rPr>
-          <w:t>創4:17</w:t>
-        </w:r>
-      </w:hyperlink>
+      <w:r>
+        <w:rPr>
+          <w:lang w:val="zh_TW" w:bidi="zh_TW"/>
+        </w:rPr>
+        <w:t>創4:17</w:t>
+      </w:r>
       <w:r>
         <w:rPr>
           <w:lang w:val="zh_TW" w:bidi="zh_TW"/>
@@ -820,18 +724,12 @@
         </w:rPr>
         <w:t>，有人學習打造金屬器物（</w:t>
       </w:r>
-      <w:hyperlink r:id="rId26">
-        <w:r>
-          <w:rPr>
-            <w:lang w:val="zh_TW" w:bidi="zh_TW"/>
-          </w:rPr>
-          <w:rPr>
-            <w:color w:val="0000EE"/>
-            <w:u w:val="single"/>
-          </w:rPr>
-          <w:t>18–22節</w:t>
-        </w:r>
-      </w:hyperlink>
+      <w:r>
+        <w:rPr>
+          <w:lang w:val="zh_TW" w:bidi="zh_TW"/>
+        </w:rPr>
+        <w:t>18–22節</w:t>
+      </w:r>
       <w:r>
         <w:rPr>
           <w:lang w:val="zh_TW" w:bidi="zh_TW"/>
